--- a/test_data/input/Kartly Payments Service_System Admin Operating Manual (Runbook)_v1.0.docx
+++ b/test_data/input/Kartly Payments Service_System Admin Operating Manual (Runbook)_v1.0.docx
@@ -1,8 +1,8 @@
 
 <file path=word/document.xml><?xml version="1.0" encoding="utf-8"?>
-<w:document xmlns:wpc="http://schemas.microsoft.com/office/word/2010/wordprocessingCanvas" xmlns:mo="http://schemas.microsoft.com/office/mac/office/2008/main" xmlns:mc="http://schemas.openxmlformats.org/markup-compatibility/2006" xmlns:mv="urn:schemas-microsoft-com:mac:vml" xmlns:o="urn:schemas-microsoft-com:office:office" xmlns:r="http://schemas.openxmlformats.org/officeDocument/2006/relationships" xmlns:m="http://schemas.openxmlformats.org/officeDocument/2006/math" xmlns:v="urn:schemas-microsoft-com:vml" xmlns:wp14="http://schemas.microsoft.com/office/word/2010/wordprocessingDrawing" xmlns:wp="http://schemas.openxmlformats.org/drawingml/2006/wordprocessingDrawing" xmlns:w10="urn:schemas-microsoft-com:office:word" xmlns:w="http://schemas.openxmlformats.org/wordprocessingml/2006/main" xmlns:w14="http://schemas.microsoft.com/office/word/2010/wordml" xmlns:wpg="http://schemas.microsoft.com/office/word/2010/wordprocessingGroup" xmlns:wpi="http://schemas.microsoft.com/office/word/2010/wordprocessingInk" xmlns:wne="http://schemas.microsoft.com/office/word/2006/wordml" xmlns:wps="http://schemas.microsoft.com/office/word/2010/wordprocessingShape" mc:Ignorable="w14 wp14">
+<w:document xmlns:wpc="http://schemas.microsoft.com/office/word/2010/wordprocessingCanvas" xmlns:mo="http://schemas.microsoft.com/office/mac/office/2008/main" xmlns:mc="http://schemas.openxmlformats.org/markup-compatibility/2006" xmlns:mv="urn:schemas-microsoft-com:mac:vml" xmlns:o="urn:schemas-microsoft-com:office:office" xmlns:r="http://schemas.openxmlformats.org/officeDocument/2006/relationships" xmlns:m="http://schemas.openxmlformats.org/officeDocument/2006/math" xmlns:v="urn:schemas-microsoft-com:vml" xmlns:wp14="http://schemas.microsoft.com/office/word/2010/wordprocessingDrawing" xmlns:wp="http://schemas.openxmlformats.org/drawingml/2006/wordprocessingDrawing" xmlns:w10="urn:schemas-microsoft-com:office:word" xmlns:w="http://schemas.openxmlformats.org/wordprocessingml/2006/main" xmlns:w14="http://schemas.microsoft.com/office/word/2010/wordml" xmlns:wpg="http://schemas.microsoft.com/office/word/2010/wordprocessingGroup" xmlns:wpi="http://schemas.microsoft.com/office/word/2010/wordprocessingInk" xmlns:wne="http://schemas.microsoft.com/office/word/2006/wordml" xmlns:wps="http://schemas.microsoft.com/office/word/2010/wordprocessingShape" xmlns:a="http://schemas.openxmlformats.org/drawingml/2006/main" xmlns:pic="http://schemas.openxmlformats.org/drawingml/2006/picture" mc:Ignorable="w14 wp14">
   <w:body>
-    <w:p>
+    <w:p xmlns:wp14="http://schemas.microsoft.com/office/word/2010/wordml" wp14:textId="77777777">
       <w:pPr>
         <w:pStyle w:val="Title"/>
         <w:jc w:val="center"/>
@@ -11,7 +11,7 @@
         <w:t>Kartly Secure Payments Service</w:t>
       </w:r>
     </w:p>
-    <w:p>
+    <w:p xmlns:wp14="http://schemas.microsoft.com/office/word/2010/wordml" wp14:textId="77777777">
       <w:pPr>
         <w:pStyle w:val="Heading1"/>
         <w:jc w:val="center"/>
@@ -20,8 +20,8 @@
         <w:t>System Administrator Operating Manual (Runbook)</w:t>
       </w:r>
     </w:p>
-    <w:p/>
-    <w:p>
+    <w:p xmlns:wp14="http://schemas.microsoft.com/office/word/2010/wordml" wp14:textId="77777777"/>
+    <w:p xmlns:wp14="http://schemas.microsoft.com/office/word/2010/wordml" wp14:textId="77777777">
       <w:pPr>
         <w:jc w:val="center"/>
       </w:pPr>
@@ -29,7 +29,7 @@
         <w:t>Version 1.0</w:t>
       </w:r>
     </w:p>
-    <w:p>
+    <w:p xmlns:wp14="http://schemas.microsoft.com/office/word/2010/wordml" wp14:textId="77777777">
       <w:pPr>
         <w:jc w:val="center"/>
       </w:pPr>
@@ -37,12 +37,12 @@
         <w:t>Date of Release: 29 Sep 2026</w:t>
       </w:r>
     </w:p>
-    <w:p/>
+    <w:p xmlns:wp14="http://schemas.microsoft.com/office/word/2010/wordml" wp14:textId="77777777"/>
     <w:tbl>
       <w:tblPr>
         <w:tblStyle w:val="LightGrid-Accent1"/>
-        <w:tblW w:type="auto" w:w="0"/>
-        <w:tblLook w:firstColumn="1" w:firstRow="1" w:lastColumn="0" w:lastRow="0" w:noHBand="0" w:noVBand="1" w:val="04A0"/>
+        <w:tblW w:w="0" w:type="auto"/>
+        <w:tblLook w:val="04A0" w:firstRow="1" w:lastRow="0" w:firstColumn="1" w:lastColumn="0" w:noHBand="0" w:noVBand="1"/>
       </w:tblPr>
       <w:tblGrid>
         <w:gridCol w:w="2160"/>
@@ -50,12 +50,12 @@
         <w:gridCol w:w="2160"/>
         <w:gridCol w:w="2160"/>
       </w:tblGrid>
-      <w:tr>
+      <w:tr xmlns:wp14="http://schemas.microsoft.com/office/word/2010/wordml" wp14:textId="77777777">
         <w:tc>
           <w:tcPr>
-            <w:tcW w:type="dxa" w:w="2160"/>
+            <w:tcW w:w="2160" w:type="dxa"/>
           </w:tcPr>
-          <w:p>
+          <w:p wp14:textId="77777777">
             <w:r>
               <w:rPr>
                 <w:b/>
@@ -66,9 +66,9 @@
         </w:tc>
         <w:tc>
           <w:tcPr>
-            <w:tcW w:type="dxa" w:w="2160"/>
+            <w:tcW w:w="2160" w:type="dxa"/>
           </w:tcPr>
-          <w:p>
+          <w:p wp14:textId="77777777">
             <w:r>
               <w:rPr>
                 <w:b/>
@@ -79,9 +79,9 @@
         </w:tc>
         <w:tc>
           <w:tcPr>
-            <w:tcW w:type="dxa" w:w="2160"/>
+            <w:tcW w:w="2160" w:type="dxa"/>
           </w:tcPr>
-          <w:p>
+          <w:p wp14:textId="77777777">
             <w:r>
               <w:rPr>
                 <w:b/>
@@ -92,9 +92,9 @@
         </w:tc>
         <w:tc>
           <w:tcPr>
-            <w:tcW w:type="dxa" w:w="2160"/>
+            <w:tcW w:w="2160" w:type="dxa"/>
           </w:tcPr>
-          <w:p>
+          <w:p wp14:textId="77777777">
             <w:r>
               <w:rPr>
                 <w:b/>
@@ -104,12 +104,12 @@
           </w:p>
         </w:tc>
       </w:tr>
-      <w:tr>
+      <w:tr xmlns:wp14="http://schemas.microsoft.com/office/word/2010/wordml" wp14:textId="77777777">
         <w:tc>
           <w:tcPr>
-            <w:tcW w:type="dxa" w:w="2160"/>
+            <w:tcW w:w="2160" w:type="dxa"/>
           </w:tcPr>
-          <w:p>
+          <w:p wp14:textId="77777777">
             <w:r>
               <w:t>Prepared By</w:t>
             </w:r>
@@ -117,9 +117,9 @@
         </w:tc>
         <w:tc>
           <w:tcPr>
-            <w:tcW w:type="dxa" w:w="2160"/>
+            <w:tcW w:w="2160" w:type="dxa"/>
           </w:tcPr>
-          <w:p>
+          <w:p wp14:textId="77777777">
             <w:r>
               <w:t>Sriram, Payments Lead</w:t>
             </w:r>
@@ -127,9 +127,9 @@
         </w:tc>
         <w:tc>
           <w:tcPr>
-            <w:tcW w:type="dxa" w:w="2160"/>
+            <w:tcW w:w="2160" w:type="dxa"/>
           </w:tcPr>
-          <w:p>
+          <w:p wp14:textId="77777777">
             <w:r>
               <w:t>Kartly Engineering</w:t>
             </w:r>
@@ -137,21 +137,21 @@
         </w:tc>
         <w:tc>
           <w:tcPr>
-            <w:tcW w:type="dxa" w:w="2160"/>
+            <w:tcW w:w="2160" w:type="dxa"/>
           </w:tcPr>
-          <w:p>
+          <w:p wp14:textId="77777777">
             <w:r>
               <w:t>29 Sep 2026</w:t>
             </w:r>
           </w:p>
         </w:tc>
       </w:tr>
-      <w:tr>
+      <w:tr xmlns:wp14="http://schemas.microsoft.com/office/word/2010/wordml" wp14:textId="77777777">
         <w:tc>
           <w:tcPr>
-            <w:tcW w:type="dxa" w:w="2160"/>
+            <w:tcW w:w="2160" w:type="dxa"/>
           </w:tcPr>
-          <w:p>
+          <w:p wp14:textId="77777777">
             <w:r>
               <w:t>Reviewed By</w:t>
             </w:r>
@@ -159,9 +159,9 @@
         </w:tc>
         <w:tc>
           <w:tcPr>
-            <w:tcW w:type="dxa" w:w="2160"/>
+            <w:tcW w:w="2160" w:type="dxa"/>
           </w:tcPr>
-          <w:p>
+          <w:p wp14:textId="77777777">
             <w:r>
               <w:t>Ryan Ong, Head of Product</w:t>
             </w:r>
@@ -169,9 +169,9 @@
         </w:tc>
         <w:tc>
           <w:tcPr>
-            <w:tcW w:type="dxa" w:w="2160"/>
+            <w:tcW w:w="2160" w:type="dxa"/>
           </w:tcPr>
-          <w:p>
+          <w:p wp14:textId="77777777">
             <w:r>
               <w:t>Kartly Product</w:t>
             </w:r>
@@ -179,21 +179,21 @@
         </w:tc>
         <w:tc>
           <w:tcPr>
-            <w:tcW w:type="dxa" w:w="2160"/>
+            <w:tcW w:w="2160" w:type="dxa"/>
           </w:tcPr>
-          <w:p>
+          <w:p wp14:textId="77777777">
             <w:r>
               <w:t>29 Sep 2026</w:t>
             </w:r>
           </w:p>
         </w:tc>
       </w:tr>
-      <w:tr>
+      <w:tr xmlns:wp14="http://schemas.microsoft.com/office/word/2010/wordml" wp14:textId="77777777">
         <w:tc>
           <w:tcPr>
-            <w:tcW w:type="dxa" w:w="2160"/>
+            <w:tcW w:w="2160" w:type="dxa"/>
           </w:tcPr>
-          <w:p>
+          <w:p wp14:textId="77777777">
             <w:r>
               <w:t>Approved By</w:t>
             </w:r>
@@ -201,9 +201,9 @@
         </w:tc>
         <w:tc>
           <w:tcPr>
-            <w:tcW w:type="dxa" w:w="2160"/>
+            <w:tcW w:w="2160" w:type="dxa"/>
           </w:tcPr>
-          <w:p>
+          <w:p wp14:textId="77777777">
             <w:r>
               <w:t>Venkat, Engineering Manager</w:t>
             </w:r>
@@ -211,9 +211,9 @@
         </w:tc>
         <w:tc>
           <w:tcPr>
-            <w:tcW w:type="dxa" w:w="2160"/>
+            <w:tcW w:w="2160" w:type="dxa"/>
           </w:tcPr>
-          <w:p>
+          <w:p wp14:textId="77777777">
             <w:r>
               <w:t>Kartly Engineering</w:t>
             </w:r>
@@ -221,9 +221,9 @@
         </w:tc>
         <w:tc>
           <w:tcPr>
-            <w:tcW w:type="dxa" w:w="2160"/>
+            <w:tcW w:w="2160" w:type="dxa"/>
           </w:tcPr>
-          <w:p>
+          <w:p wp14:textId="77777777">
             <w:r>
               <w:t>29 Sep 2026</w:t>
             </w:r>
@@ -231,131 +231,14 @@
         </w:tc>
       </w:tr>
     </w:tbl>
-    <w:p/>
-    <w:p>
-      <w:pPr>
-        <w:pStyle w:val="Heading2"/>
-      </w:pPr>
-      <w:r>
-        <w:t>Revision History</w:t>
-      </w:r>
-    </w:p>
-    <w:tbl>
-      <w:tblPr>
-        <w:tblStyle w:val="LightGrid-Accent1"/>
-        <w:tblW w:type="auto" w:w="0"/>
-        <w:tblLook w:firstColumn="1" w:firstRow="1" w:lastColumn="0" w:lastRow="0" w:noHBand="0" w:noVBand="1" w:val="04A0"/>
-      </w:tblPr>
-      <w:tblGrid>
-        <w:gridCol w:w="2160"/>
-        <w:gridCol w:w="2160"/>
-        <w:gridCol w:w="2160"/>
-        <w:gridCol w:w="2160"/>
-      </w:tblGrid>
-      <w:tr>
-        <w:tc>
-          <w:tcPr>
-            <w:tcW w:type="dxa" w:w="2160"/>
-          </w:tcPr>
-          <w:p>
-            <w:r>
-              <w:rPr>
-                <w:b/>
-              </w:rPr>
-              <w:t>Date</w:t>
-            </w:r>
-          </w:p>
-        </w:tc>
-        <w:tc>
-          <w:tcPr>
-            <w:tcW w:type="dxa" w:w="2160"/>
-          </w:tcPr>
-          <w:p>
-            <w:r>
-              <w:rPr>
-                <w:b/>
-              </w:rPr>
-              <w:t>Document Version</w:t>
-            </w:r>
-          </w:p>
-        </w:tc>
-        <w:tc>
-          <w:tcPr>
-            <w:tcW w:type="dxa" w:w="2160"/>
-          </w:tcPr>
-          <w:p>
-            <w:r>
-              <w:rPr>
-                <w:b/>
-              </w:rPr>
-              <w:t>Description</w:t>
-            </w:r>
-          </w:p>
-        </w:tc>
-        <w:tc>
-          <w:tcPr>
-            <w:tcW w:type="dxa" w:w="2160"/>
-          </w:tcPr>
-          <w:p>
-            <w:r>
-              <w:rPr>
-                <w:b/>
-              </w:rPr>
-              <w:t>Author</w:t>
-            </w:r>
-          </w:p>
-        </w:tc>
-      </w:tr>
-      <w:tr>
-        <w:tc>
-          <w:tcPr>
-            <w:tcW w:type="dxa" w:w="2160"/>
-          </w:tcPr>
-          <w:p>
-            <w:r>
-              <w:t>29 Sep 2026</w:t>
-            </w:r>
-          </w:p>
-        </w:tc>
-        <w:tc>
-          <w:tcPr>
-            <w:tcW w:type="dxa" w:w="2160"/>
-          </w:tcPr>
-          <w:p>
-            <w:r>
-              <w:t>1.0</w:t>
-            </w:r>
-          </w:p>
-        </w:tc>
-        <w:tc>
-          <w:tcPr>
-            <w:tcW w:type="dxa" w:w="2160"/>
-          </w:tcPr>
-          <w:p>
-            <w:r>
-              <w:t>Initial release</w:t>
-            </w:r>
-          </w:p>
-        </w:tc>
-        <w:tc>
-          <w:tcPr>
-            <w:tcW w:type="dxa" w:w="2160"/>
-          </w:tcPr>
-          <w:p>
-            <w:r>
-              <w:t>Sriram, Payments Lead</w:t>
-            </w:r>
-          </w:p>
-        </w:tc>
-      </w:tr>
-    </w:tbl>
-    <w:p/>
-    <w:p>
+    <w:p xmlns:wp14="http://schemas.microsoft.com/office/word/2010/wordml" wp14:textId="77777777"/>
+    <w:p xmlns:wp14="http://schemas.microsoft.com/office/word/2010/wordml" wp14:textId="77777777"/>
+    <w:p xmlns:wp14="http://schemas.microsoft.com/office/word/2010/wordml" wp14:textId="77777777">
       <w:r>
         <w:br w:type="page"/>
       </w:r>
     </w:p>
-    <w:p>
+    <w:p xmlns:wp14="http://schemas.microsoft.com/office/word/2010/wordml" wp14:textId="77777777">
       <w:pPr>
         <w:pStyle w:val="Heading1"/>
       </w:pPr>
@@ -363,22 +246,28 @@
         <w:t>Table of Contents</w:t>
       </w:r>
     </w:p>
-    <w:p>
+    <w:p xmlns:wp14="http://schemas.microsoft.com/office/word/2010/wordml" wp14:textId="77777777">
       <w:r>
         <w:fldChar w:fldCharType="begin"/>
+      </w:r>
+      <w:r>
         <w:instrText xml:space="preserve">TOC \o "1-3" \h \z \u</w:instrText>
+      </w:r>
+      <w:r>
         <w:fldChar w:fldCharType="separate">
           <w:t>Right-click and select “Update Field” to generate the Table of Contents.</w:t>
         </w:fldChar>
+      </w:r>
+      <w:r>
         <w:fldChar w:fldCharType="end"/>
       </w:r>
     </w:p>
-    <w:p>
+    <w:p xmlns:wp14="http://schemas.microsoft.com/office/word/2010/wordml" wp14:textId="77777777">
       <w:r>
         <w:br w:type="page"/>
       </w:r>
     </w:p>
-    <w:p>
+    <w:p xmlns:wp14="http://schemas.microsoft.com/office/word/2010/wordml" wp14:textId="77777777">
       <w:pPr>
         <w:pStyle w:val="Heading1"/>
       </w:pPr>
@@ -386,7 +275,7 @@
         <w:t>1. Introduction</w:t>
       </w:r>
     </w:p>
-    <w:p>
+    <w:p xmlns:wp14="http://schemas.microsoft.com/office/word/2010/wordml" wp14:textId="77777777">
       <w:pPr>
         <w:pStyle w:val="Heading2"/>
       </w:pPr>
@@ -394,7 +283,7 @@
         <w:t>1.1 Purpose of the Runbook</w:t>
       </w:r>
     </w:p>
-    <w:p>
+    <w:p xmlns:wp14="http://schemas.microsoft.com/office/word/2010/wordml" wp14:textId="77777777">
       <w:r>
         <w:rPr>
           <w:b w:val="0"/>
@@ -403,7 +292,7 @@
         <w:t>This document provides an overview and serves as an onboarding guide for system administrators and on-call engineers working with the Kartly Secure Payments service. It serves as a reference to understand, maintain, and troubleshoot the checkout charge flow implemented in src/lib/payment.ts and demonstrated live via the Checkout Retry Simulator widget on the Kartly marketplace website.</w:t>
       </w:r>
     </w:p>
-    <w:p>
+    <w:p xmlns:wp14="http://schemas.microsoft.com/office/word/2010/wordml" wp14:textId="77777777">
       <w:pPr>
         <w:pStyle w:val="Heading2"/>
       </w:pPr>
@@ -411,7 +300,7 @@
         <w:t>1.2 Audience</w:t>
       </w:r>
     </w:p>
-    <w:p>
+    <w:p xmlns:wp14="http://schemas.microsoft.com/office/word/2010/wordml" wp14:textId="77777777">
       <w:r>
         <w:rPr>
           <w:b w:val="0"/>
@@ -420,7 +309,7 @@
         <w:t>The audience for this document includes:</w:t>
       </w:r>
     </w:p>
-    <w:p>
+    <w:p xmlns:wp14="http://schemas.microsoft.com/office/word/2010/wordml" wp14:textId="77777777">
       <w:pPr>
         <w:pStyle w:val="ListBullet"/>
       </w:pPr>
@@ -428,7 +317,7 @@
         <w:t>Payments team members responsible for the checkout charge flow.</w:t>
       </w:r>
     </w:p>
-    <w:p>
+    <w:p xmlns:wp14="http://schemas.microsoft.com/office/word/2010/wordml" wp14:textId="77777777">
       <w:pPr>
         <w:pStyle w:val="ListBullet"/>
       </w:pPr>
@@ -436,7 +325,7 @@
         <w:t>On-call engineers responding to checkout incidents.</w:t>
       </w:r>
     </w:p>
-    <w:p>
+    <w:p xmlns:wp14="http://schemas.microsoft.com/office/word/2010/wordml" wp14:textId="77777777">
       <w:pPr>
         <w:pStyle w:val="ListBullet"/>
       </w:pPr>
@@ -444,7 +333,7 @@
         <w:t>Kartly system administrators maintaining the mock-website repository.</w:t>
       </w:r>
     </w:p>
-    <w:p>
+    <w:p xmlns:wp14="http://schemas.microsoft.com/office/word/2010/wordml" wp14:textId="77777777">
       <w:pPr>
         <w:pStyle w:val="Heading2"/>
       </w:pPr>
@@ -452,7 +341,7 @@
         <w:t>1.3 Scope</w:t>
       </w:r>
     </w:p>
-    <w:p>
+    <w:p xmlns:wp14="http://schemas.microsoft.com/office/word/2010/wordml" wp14:textId="77777777">
       <w:r>
         <w:rPr>
           <w:b w:val="0"/>
@@ -461,7 +350,7 @@
         <w:t>This runbook covers deployment and configuration of the payments module, its retry and timeout behavior, supported payment methods, and troubleshooting of declined or timed-out charges. It is intended to minimise downtime and shopper impact during checkout incidents.</w:t>
       </w:r>
     </w:p>
-    <w:p>
+    <w:p xmlns:wp14="http://schemas.microsoft.com/office/word/2010/wordml" wp14:textId="77777777">
       <w:pPr>
         <w:pStyle w:val="Heading2"/>
       </w:pPr>
@@ -469,7 +358,7 @@
         <w:t>1.4 Out of Scope</w:t>
       </w:r>
     </w:p>
-    <w:p>
+    <w:p xmlns:wp14="http://schemas.microsoft.com/office/word/2010/wordml" wp14:textId="77777777">
       <w:r>
         <w:rPr>
           <w:b w:val="0"/>
@@ -478,7 +367,7 @@
         <w:t>This runbook does not cover the internals of a real production payment processor, PCI-DSS compliance auditing, or fraud-detection logic. Those are owned by the payment processor vendor and security team respectively, and are out of scope.</w:t>
       </w:r>
     </w:p>
-    <w:p>
+    <w:p xmlns:wp14="http://schemas.microsoft.com/office/word/2010/wordml" wp14:textId="77777777">
       <w:pPr>
         <w:pStyle w:val="Heading1"/>
       </w:pPr>
@@ -489,8 +378,8 @@
     <w:tbl>
       <w:tblPr>
         <w:tblStyle w:val="LightGrid-Accent1"/>
-        <w:tblW w:type="auto" w:w="0"/>
-        <w:tblLook w:firstColumn="1" w:firstRow="1" w:lastColumn="0" w:lastRow="0" w:noHBand="0" w:noVBand="1" w:val="04A0"/>
+        <w:tblW w:w="0" w:type="auto"/>
+        <w:tblLook w:val="04A0" w:firstRow="1" w:lastRow="0" w:firstColumn="1" w:lastColumn="0" w:noHBand="0" w:noVBand="1"/>
       </w:tblPr>
       <w:tblGrid>
         <w:gridCol w:w="2160"/>
@@ -498,12 +387,12 @@
         <w:gridCol w:w="2160"/>
         <w:gridCol w:w="2160"/>
       </w:tblGrid>
-      <w:tr>
+      <w:tr xmlns:wp14="http://schemas.microsoft.com/office/word/2010/wordml" wp14:textId="77777777">
         <w:tc>
           <w:tcPr>
-            <w:tcW w:type="dxa" w:w="2160"/>
+            <w:tcW w:w="2160" w:type="dxa"/>
           </w:tcPr>
-          <w:p>
+          <w:p wp14:textId="77777777">
             <w:r>
               <w:rPr>
                 <w:b/>
@@ -514,9 +403,9 @@
         </w:tc>
         <w:tc>
           <w:tcPr>
-            <w:tcW w:type="dxa" w:w="2160"/>
+            <w:tcW w:w="2160" w:type="dxa"/>
           </w:tcPr>
-          <w:p>
+          <w:p wp14:textId="77777777">
             <w:r>
               <w:rPr>
                 <w:b/>
@@ -527,9 +416,9 @@
         </w:tc>
         <w:tc>
           <w:tcPr>
-            <w:tcW w:type="dxa" w:w="2160"/>
+            <w:tcW w:w="2160" w:type="dxa"/>
           </w:tcPr>
-          <w:p>
+          <w:p wp14:textId="77777777">
             <w:r>
               <w:rPr>
                 <w:b/>
@@ -540,9 +429,9 @@
         </w:tc>
         <w:tc>
           <w:tcPr>
-            <w:tcW w:type="dxa" w:w="2160"/>
+            <w:tcW w:w="2160" w:type="dxa"/>
           </w:tcPr>
-          <w:p>
+          <w:p wp14:textId="77777777">
             <w:r>
               <w:rPr>
                 <w:b/>
@@ -552,12 +441,12 @@
           </w:p>
         </w:tc>
       </w:tr>
-      <w:tr>
+      <w:tr xmlns:wp14="http://schemas.microsoft.com/office/word/2010/wordml" wp14:textId="77777777">
         <w:tc>
           <w:tcPr>
-            <w:tcW w:type="dxa" w:w="2160"/>
+            <w:tcW w:w="2160" w:type="dxa"/>
           </w:tcPr>
-          <w:p>
+          <w:p wp14:textId="77777777">
             <w:r>
               <w:t>1</w:t>
             </w:r>
@@ -565,9 +454,9 @@
         </w:tc>
         <w:tc>
           <w:tcPr>
-            <w:tcW w:type="dxa" w:w="2160"/>
+            <w:tcW w:w="2160" w:type="dxa"/>
           </w:tcPr>
-          <w:p>
+          <w:p wp14:textId="77777777">
             <w:r>
               <w:t>Kartly Website Source Repository</w:t>
             </w:r>
@@ -575,9 +464,9 @@
         </w:tc>
         <w:tc>
           <w:tcPr>
-            <w:tcW w:type="dxa" w:w="2160"/>
+            <w:tcW w:w="2160" w:type="dxa"/>
           </w:tcPr>
-          <w:p>
+          <w:p wp14:textId="77777777">
             <w:r>
               <w:t>main branch</w:t>
             </w:r>
@@ -585,21 +474,21 @@
         </w:tc>
         <w:tc>
           <w:tcPr>
-            <w:tcW w:type="dxa" w:w="2160"/>
+            <w:tcW w:w="2160" w:type="dxa"/>
           </w:tcPr>
-          <w:p>
+          <w:p wp14:textId="77777777">
             <w:r>
               <w:t>mock-website GitHub repository (ryanongg/mock-website, private)</w:t>
             </w:r>
           </w:p>
         </w:tc>
       </w:tr>
-      <w:tr>
+      <w:tr xmlns:wp14="http://schemas.microsoft.com/office/word/2010/wordml" wp14:textId="77777777">
         <w:tc>
           <w:tcPr>
-            <w:tcW w:type="dxa" w:w="2160"/>
+            <w:tcW w:w="2160" w:type="dxa"/>
           </w:tcPr>
-          <w:p>
+          <w:p wp14:textId="77777777">
             <w:r>
               <w:t>2</w:t>
             </w:r>
@@ -607,9 +496,9 @@
         </w:tc>
         <w:tc>
           <w:tcPr>
-            <w:tcW w:type="dxa" w:w="2160"/>
+            <w:tcW w:w="2160" w:type="dxa"/>
           </w:tcPr>
-          <w:p>
+          <w:p wp14:textId="77777777">
             <w:r>
               <w:t>Companion Runbooks</w:t>
             </w:r>
@@ -617,9 +506,9 @@
         </w:tc>
         <w:tc>
           <w:tcPr>
-            <w:tcW w:type="dxa" w:w="2160"/>
+            <w:tcW w:w="2160" w:type="dxa"/>
           </w:tcPr>
-          <w:p>
+          <w:p wp14:textId="77777777">
             <w:r>
               <w:t>1.0</w:t>
             </w:r>
@@ -627,9 +516,9 @@
         </w:tc>
         <w:tc>
           <w:tcPr>
-            <w:tcW w:type="dxa" w:w="2160"/>
+            <w:tcW w:w="2160" w:type="dxa"/>
           </w:tcPr>
-          <w:p>
+          <w:p wp14:textId="77777777">
             <w:r>
               <w:t>Kartly Search &amp; Discovery Service Runbook, Kartly Order Tracking Service Runbook</w:t>
             </w:r>
@@ -637,31 +526,33 @@
         </w:tc>
       </w:tr>
     </w:tbl>
-    <w:p/>
-    <w:p>
+    <w:p xmlns:wp14="http://schemas.microsoft.com/office/word/2010/wordml" wp14:textId="77777777"/>
+    <w:p xmlns:wp14="http://schemas.microsoft.com/office/word/2010/wordml" wp14:textId="4677FA02">
       <w:pPr>
         <w:pStyle w:val="Heading1"/>
+        <w:ind w:left="0" w:firstLine="0"/>
       </w:pPr>
       <w:r>
+        <w:rPr/>
         <w:t>3. Definitions, Acronyms and Abbreviations</w:t>
       </w:r>
     </w:p>
     <w:tbl>
       <w:tblPr>
         <w:tblStyle w:val="LightGrid-Accent1"/>
-        <w:tblW w:type="auto" w:w="0"/>
-        <w:tblLook w:firstColumn="1" w:firstRow="1" w:lastColumn="0" w:lastRow="0" w:noHBand="0" w:noVBand="1" w:val="04A0"/>
+        <w:tblW w:w="0" w:type="auto"/>
+        <w:tblLook w:val="04A0" w:firstRow="1" w:lastRow="0" w:firstColumn="1" w:lastColumn="0" w:noHBand="0" w:noVBand="1"/>
       </w:tblPr>
       <w:tblGrid>
         <w:gridCol w:w="4320"/>
         <w:gridCol w:w="4320"/>
       </w:tblGrid>
-      <w:tr>
+      <w:tr xmlns:wp14="http://schemas.microsoft.com/office/word/2010/wordml" wp14:textId="77777777">
         <w:tc>
           <w:tcPr>
-            <w:tcW w:type="dxa" w:w="4320"/>
+            <w:tcW w:w="4320" w:type="dxa"/>
           </w:tcPr>
-          <w:p>
+          <w:p wp14:textId="77777777">
             <w:r>
               <w:rPr>
                 <w:b/>
@@ -672,9 +563,9 @@
         </w:tc>
         <w:tc>
           <w:tcPr>
-            <w:tcW w:type="dxa" w:w="4320"/>
+            <w:tcW w:w="4320" w:type="dxa"/>
           </w:tcPr>
-          <w:p>
+          <w:p wp14:textId="77777777">
             <w:r>
               <w:rPr>
                 <w:b/>
@@ -684,12 +575,12 @@
           </w:p>
         </w:tc>
       </w:tr>
-      <w:tr>
+      <w:tr xmlns:wp14="http://schemas.microsoft.com/office/word/2010/wordml" wp14:textId="77777777">
         <w:tc>
           <w:tcPr>
-            <w:tcW w:type="dxa" w:w="4320"/>
+            <w:tcW w:w="4320" w:type="dxa"/>
           </w:tcPr>
-          <w:p>
+          <w:p wp14:textId="77777777">
             <w:r>
               <w:t>BNPL</w:t>
             </w:r>
@@ -697,21 +588,21 @@
         </w:tc>
         <w:tc>
           <w:tcPr>
-            <w:tcW w:type="dxa" w:w="4320"/>
+            <w:tcW w:w="4320" w:type="dxa"/>
           </w:tcPr>
-          <w:p>
+          <w:p wp14:textId="77777777">
             <w:r>
               <w:t>Buy Now, Pay Later — a supported payment method</w:t>
             </w:r>
           </w:p>
         </w:tc>
       </w:tr>
-      <w:tr>
+      <w:tr xmlns:wp14="http://schemas.microsoft.com/office/word/2010/wordml" wp14:textId="77777777">
         <w:tc>
           <w:tcPr>
-            <w:tcW w:type="dxa" w:w="4320"/>
+            <w:tcW w:w="4320" w:type="dxa"/>
           </w:tcPr>
-          <w:p>
+          <w:p wp14:textId="77777777">
             <w:r>
               <w:t>PCI</w:t>
             </w:r>
@@ -719,21 +610,21 @@
         </w:tc>
         <w:tc>
           <w:tcPr>
-            <w:tcW w:type="dxa" w:w="4320"/>
+            <w:tcW w:w="4320" w:type="dxa"/>
           </w:tcPr>
-          <w:p>
+          <w:p wp14:textId="77777777">
             <w:r>
               <w:t>Payment Card Industry (Data Security Standard)</w:t>
             </w:r>
           </w:p>
         </w:tc>
       </w:tr>
-      <w:tr>
+      <w:tr xmlns:wp14="http://schemas.microsoft.com/office/word/2010/wordml" wp14:textId="77777777">
         <w:tc>
           <w:tcPr>
-            <w:tcW w:type="dxa" w:w="4320"/>
+            <w:tcW w:w="4320" w:type="dxa"/>
           </w:tcPr>
-          <w:p>
+          <w:p wp14:textId="77777777">
             <w:r>
               <w:t>TXN</w:t>
             </w:r>
@@ -741,9 +632,9 @@
         </w:tc>
         <w:tc>
           <w:tcPr>
-            <w:tcW w:type="dxa" w:w="4320"/>
+            <w:tcW w:w="4320" w:type="dxa"/>
           </w:tcPr>
-          <w:p>
+          <w:p wp14:textId="77777777">
             <w:r>
               <w:t>Transaction</w:t>
             </w:r>
@@ -751,8 +642,8 @@
         </w:tc>
       </w:tr>
     </w:tbl>
-    <w:p/>
-    <w:p>
+    <w:p xmlns:wp14="http://schemas.microsoft.com/office/word/2010/wordml" wp14:textId="77777777"/>
+    <w:p xmlns:wp14="http://schemas.microsoft.com/office/word/2010/wordml" wp14:textId="77777777">
       <w:pPr>
         <w:pStyle w:val="Heading1"/>
       </w:pPr>
@@ -760,7 +651,7 @@
         <w:t>4. Getting Started</w:t>
       </w:r>
     </w:p>
-    <w:p>
+    <w:p xmlns:wp14="http://schemas.microsoft.com/office/word/2010/wordml" wp14:textId="77777777">
       <w:pPr>
         <w:pStyle w:val="Heading2"/>
       </w:pPr>
@@ -768,10 +659,10 @@
         <w:t>4.1 Kartly Secure Payments Service Architecture Diagram</w:t>
       </w:r>
     </w:p>
-    <w:p>
+    <w:p xmlns:wp14="http://schemas.microsoft.com/office/word/2010/wordml" wp14:textId="77777777">
       <w:r>
         <w:drawing>
-          <wp:inline xmlns:a="http://schemas.openxmlformats.org/drawingml/2006/main" xmlns:pic="http://schemas.openxmlformats.org/drawingml/2006/picture">
+          <wp:inline xmlns:a="http://schemas.openxmlformats.org/drawingml/2006/main" xmlns:pic="http://schemas.openxmlformats.org/drawingml/2006/picture" xmlns:wp14="http://schemas.microsoft.com/office/word/2010/wordprocessingDrawing" wp14:anchorId="4DC00911" wp14:editId="7777777">
             <wp:extent cx="5669280" cy="832552"/>
             <wp:docPr id="1" name="Picture 1"/>
             <wp:cNvGraphicFramePr>
@@ -804,7 +695,7 @@
         </w:drawing>
       </w:r>
     </w:p>
-    <w:p>
+    <w:p xmlns:wp14="http://schemas.microsoft.com/office/word/2010/wordml" wp14:textId="77777777">
       <w:r>
         <w:rPr>
           <w:b w:val="0"/>
@@ -813,7 +704,7 @@
         <w:t>Figure 1: Kartly Secure Payments Service data flow (demo build)</w:t>
       </w:r>
     </w:p>
-    <w:p>
+    <w:p xmlns:wp14="http://schemas.microsoft.com/office/word/2010/wordml" wp14:textId="77777777">
       <w:pPr>
         <w:pStyle w:val="Heading2"/>
       </w:pPr>
@@ -821,7 +712,7 @@
         <w:t>4.2 System Requirements</w:t>
       </w:r>
     </w:p>
-    <w:p>
+    <w:p xmlns:wp14="http://schemas.microsoft.com/office/word/2010/wordml" wp14:textId="77777777">
       <w:r>
         <w:rPr>
           <w:b w:val="0"/>
@@ -830,7 +721,7 @@
         <w:t>Software Requirements:</w:t>
       </w:r>
     </w:p>
-    <w:p>
+    <w:p xmlns:wp14="http://schemas.microsoft.com/office/word/2010/wordml" wp14:textId="77777777">
       <w:pPr>
         <w:pStyle w:val="ListBullet"/>
       </w:pPr>
@@ -838,7 +729,7 @@
         <w:t>Node.js 18 or later, npm 9 or later (for local development and build)</w:t>
       </w:r>
     </w:p>
-    <w:p>
+    <w:p xmlns:wp14="http://schemas.microsoft.com/office/word/2010/wordml" wp14:textId="77777777">
       <w:pPr>
         <w:pStyle w:val="ListBullet"/>
       </w:pPr>
@@ -846,7 +737,7 @@
         <w:t>A modern web browser: Chrome, Firefox, Safari, or Edge (latest version)</w:t>
       </w:r>
     </w:p>
-    <w:p>
+    <w:p xmlns:wp14="http://schemas.microsoft.com/office/word/2010/wordml" wp14:textId="77777777">
       <w:r>
         <w:rPr>
           <w:b w:val="0"/>
@@ -855,7 +746,7 @@
         <w:t>This is a client-side demo build — there is no server/database requirement for the feature covered by this runbook.</w:t>
       </w:r>
     </w:p>
-    <w:p>
+    <w:p xmlns:wp14="http://schemas.microsoft.com/office/word/2010/wordml" wp14:textId="77777777">
       <w:pPr>
         <w:pStyle w:val="Heading2"/>
       </w:pPr>
@@ -863,7 +754,7 @@
         <w:t>4.3 Prerequisites and Dependencies</w:t>
       </w:r>
     </w:p>
-    <w:p>
+    <w:p xmlns:wp14="http://schemas.microsoft.com/office/word/2010/wordml" wp14:textId="77777777">
       <w:pPr>
         <w:pStyle w:val="Heading3"/>
       </w:pPr>
@@ -874,8 +765,8 @@
     <w:tbl>
       <w:tblPr>
         <w:tblStyle w:val="LightGrid-Accent1"/>
-        <w:tblW w:type="auto" w:w="0"/>
-        <w:tblLook w:firstColumn="1" w:firstRow="1" w:lastColumn="0" w:lastRow="0" w:noHBand="0" w:noVBand="1" w:val="04A0"/>
+        <w:tblW w:w="0" w:type="auto"/>
+        <w:tblLook w:val="04A0" w:firstRow="1" w:lastRow="0" w:firstColumn="1" w:lastColumn="0" w:noHBand="0" w:noVBand="1"/>
       </w:tblPr>
       <w:tblGrid>
         <w:gridCol w:w="2160"/>
@@ -883,12 +774,12 @@
         <w:gridCol w:w="2160"/>
         <w:gridCol w:w="2160"/>
       </w:tblGrid>
-      <w:tr>
+      <w:tr xmlns:wp14="http://schemas.microsoft.com/office/word/2010/wordml" wp14:textId="77777777">
         <w:tc>
           <w:tcPr>
-            <w:tcW w:type="dxa" w:w="2160"/>
+            <w:tcW w:w="2160" w:type="dxa"/>
           </w:tcPr>
-          <w:p>
+          <w:p wp14:textId="77777777">
             <w:r>
               <w:rPr>
                 <w:b/>
@@ -899,9 +790,9 @@
         </w:tc>
         <w:tc>
           <w:tcPr>
-            <w:tcW w:type="dxa" w:w="2160"/>
+            <w:tcW w:w="2160" w:type="dxa"/>
           </w:tcPr>
-          <w:p>
+          <w:p wp14:textId="77777777">
             <w:r>
               <w:rPr>
                 <w:b/>
@@ -912,9 +803,9 @@
         </w:tc>
         <w:tc>
           <w:tcPr>
-            <w:tcW w:type="dxa" w:w="2160"/>
+            <w:tcW w:w="2160" w:type="dxa"/>
           </w:tcPr>
-          <w:p>
+          <w:p wp14:textId="77777777">
             <w:r>
               <w:rPr>
                 <w:b/>
@@ -925,9 +816,9 @@
         </w:tc>
         <w:tc>
           <w:tcPr>
-            <w:tcW w:type="dxa" w:w="2160"/>
+            <w:tcW w:w="2160" w:type="dxa"/>
           </w:tcPr>
-          <w:p>
+          <w:p wp14:textId="77777777">
             <w:r>
               <w:rPr>
                 <w:b/>
@@ -937,12 +828,12 @@
           </w:p>
         </w:tc>
       </w:tr>
-      <w:tr>
+      <w:tr xmlns:wp14="http://schemas.microsoft.com/office/word/2010/wordml" wp14:textId="77777777">
         <w:tc>
           <w:tcPr>
-            <w:tcW w:type="dxa" w:w="2160"/>
+            <w:tcW w:w="2160" w:type="dxa"/>
           </w:tcPr>
-          <w:p>
+          <w:p wp14:textId="77777777">
             <w:r>
               <w:t>Payments Lead</w:t>
             </w:r>
@@ -950,9 +841,9 @@
         </w:tc>
         <w:tc>
           <w:tcPr>
-            <w:tcW w:type="dxa" w:w="2160"/>
+            <w:tcW w:w="2160" w:type="dxa"/>
           </w:tcPr>
-          <w:p>
+          <w:p wp14:textId="77777777">
             <w:r>
               <w:t>Read/write to src/lib/payment.ts</w:t>
             </w:r>
@@ -960,9 +851,9 @@
         </w:tc>
         <w:tc>
           <w:tcPr>
-            <w:tcW w:type="dxa" w:w="2160"/>
+            <w:tcW w:w="2160" w:type="dxa"/>
           </w:tcPr>
-          <w:p>
+          <w:p wp14:textId="77777777">
             <w:r>
               <w:t>Yes</w:t>
             </w:r>
@@ -970,21 +861,21 @@
         </w:tc>
         <w:tc>
           <w:tcPr>
-            <w:tcW w:type="dxa" w:w="2160"/>
+            <w:tcW w:w="2160" w:type="dxa"/>
           </w:tcPr>
-          <w:p>
+          <w:p wp14:textId="77777777">
             <w:r>
               <w:t>Tune MAX_RETRIES or add a payment method</w:t>
             </w:r>
           </w:p>
         </w:tc>
       </w:tr>
-      <w:tr>
+      <w:tr xmlns:wp14="http://schemas.microsoft.com/office/word/2010/wordml" wp14:textId="77777777">
         <w:tc>
           <w:tcPr>
-            <w:tcW w:type="dxa" w:w="2160"/>
+            <w:tcW w:w="2160" w:type="dxa"/>
           </w:tcPr>
-          <w:p>
+          <w:p wp14:textId="77777777">
             <w:r>
               <w:t>On-call Engineer</w:t>
             </w:r>
@@ -992,9 +883,9 @@
         </w:tc>
         <w:tc>
           <w:tcPr>
-            <w:tcW w:type="dxa" w:w="2160"/>
+            <w:tcW w:w="2160" w:type="dxa"/>
           </w:tcPr>
-          <w:p>
+          <w:p wp14:textId="77777777">
             <w:r>
               <w:t>Read access, revert via git</w:t>
             </w:r>
@@ -1002,9 +893,9 @@
         </w:tc>
         <w:tc>
           <w:tcPr>
-            <w:tcW w:type="dxa" w:w="2160"/>
+            <w:tcW w:w="2160" w:type="dxa"/>
           </w:tcPr>
-          <w:p>
+          <w:p wp14:textId="77777777">
             <w:r>
               <w:t>Yes</w:t>
             </w:r>
@@ -1012,21 +903,21 @@
         </w:tc>
         <w:tc>
           <w:tcPr>
-            <w:tcW w:type="dxa" w:w="2160"/>
+            <w:tcW w:w="2160" w:type="dxa"/>
           </w:tcPr>
-          <w:p>
+          <w:p wp14:textId="77777777">
             <w:r>
               <w:t>Diagnose and roll back a bad config change</w:t>
             </w:r>
           </w:p>
         </w:tc>
       </w:tr>
-      <w:tr>
+      <w:tr xmlns:wp14="http://schemas.microsoft.com/office/word/2010/wordml" wp14:textId="77777777">
         <w:tc>
           <w:tcPr>
-            <w:tcW w:type="dxa" w:w="2160"/>
+            <w:tcW w:w="2160" w:type="dxa"/>
           </w:tcPr>
-          <w:p>
+          <w:p wp14:textId="77777777">
             <w:r>
               <w:t>System Administrator</w:t>
             </w:r>
@@ -1034,9 +925,9 @@
         </w:tc>
         <w:tc>
           <w:tcPr>
-            <w:tcW w:type="dxa" w:w="2160"/>
+            <w:tcW w:w="2160" w:type="dxa"/>
           </w:tcPr>
-          <w:p>
+          <w:p wp14:textId="77777777">
             <w:r>
               <w:t>Full repository access</w:t>
             </w:r>
@@ -1044,9 +935,9 @@
         </w:tc>
         <w:tc>
           <w:tcPr>
-            <w:tcW w:type="dxa" w:w="2160"/>
+            <w:tcW w:w="2160" w:type="dxa"/>
           </w:tcPr>
-          <w:p>
+          <w:p wp14:textId="77777777">
             <w:r>
               <w:t>Yes</w:t>
             </w:r>
@@ -1054,9 +945,9 @@
         </w:tc>
         <w:tc>
           <w:tcPr>
-            <w:tcW w:type="dxa" w:w="2160"/>
+            <w:tcW w:w="2160" w:type="dxa"/>
           </w:tcPr>
-          <w:p>
+          <w:p wp14:textId="77777777">
             <w:r>
               <w:t>Deploy, configure, and maintain the service</w:t>
             </w:r>
@@ -1064,8 +955,8 @@
         </w:tc>
       </w:tr>
     </w:tbl>
-    <w:p/>
-    <w:p>
+    <w:p xmlns:wp14="http://schemas.microsoft.com/office/word/2010/wordml" wp14:textId="77777777"/>
+    <w:p xmlns:wp14="http://schemas.microsoft.com/office/word/2010/wordml" wp14:textId="77777777">
       <w:pPr>
         <w:pStyle w:val="Heading3"/>
       </w:pPr>
@@ -1073,7 +964,7 @@
         <w:t>4.3.2 Dependencies</w:t>
       </w:r>
     </w:p>
-    <w:p>
+    <w:p xmlns:wp14="http://schemas.microsoft.com/office/word/2010/wordml" wp14:textId="77777777">
       <w:r>
         <w:rPr>
           <w:b w:val="0"/>
@@ -1082,7 +973,7 @@
         <w:t>None for this demo build — the charge() flow simulates the processor call locally. In a real production deployment, this service would depend on a PCI-compliant payment processor API and a tokenization vault; those dependencies are out of scope here.</w:t>
       </w:r>
     </w:p>
-    <w:p>
+    <w:p xmlns:wp14="http://schemas.microsoft.com/office/word/2010/wordml" wp14:textId="77777777">
       <w:pPr>
         <w:pStyle w:val="Heading1"/>
       </w:pPr>
@@ -1090,7 +981,7 @@
         <w:t>5. Deployment &amp; Configuration</w:t>
       </w:r>
     </w:p>
-    <w:p>
+    <w:p xmlns:wp14="http://schemas.microsoft.com/office/word/2010/wordml" wp14:textId="77777777">
       <w:pPr>
         <w:pStyle w:val="Heading2"/>
       </w:pPr>
@@ -1098,7 +989,7 @@
         <w:t>5.1 System Initial Setup for Deployment</w:t>
       </w:r>
     </w:p>
-    <w:p>
+    <w:p xmlns:wp14="http://schemas.microsoft.com/office/word/2010/wordml" wp14:textId="77777777">
       <w:r>
         <w:rPr>
           <w:b w:val="0"/>
@@ -1107,7 +998,7 @@
         <w:t>Clone the repository and install dependencies:</w:t>
       </w:r>
     </w:p>
-    <w:p>
+    <w:p xmlns:wp14="http://schemas.microsoft.com/office/word/2010/wordml" wp14:textId="77777777">
       <w:pPr>
         <w:pStyle w:val="ListNumber"/>
       </w:pPr>
@@ -1115,7 +1006,7 @@
         <w:t>git clone https://github.com/ryanongg/mock-website.git</w:t>
       </w:r>
     </w:p>
-    <w:p>
+    <w:p xmlns:wp14="http://schemas.microsoft.com/office/word/2010/wordml" wp14:textId="77777777">
       <w:pPr>
         <w:pStyle w:val="ListNumber"/>
       </w:pPr>
@@ -1123,7 +1014,7 @@
         <w:t>cd mock-website</w:t>
       </w:r>
     </w:p>
-    <w:p>
+    <w:p xmlns:wp14="http://schemas.microsoft.com/office/word/2010/wordml" wp14:textId="77777777">
       <w:pPr>
         <w:pStyle w:val="ListNumber"/>
       </w:pPr>
@@ -1131,7 +1022,7 @@
         <w:t>npm install</w:t>
       </w:r>
     </w:p>
-    <w:p>
+    <w:p xmlns:wp14="http://schemas.microsoft.com/office/word/2010/wordml" wp14:textId="77777777">
       <w:pPr>
         <w:pStyle w:val="Heading2"/>
       </w:pPr>
@@ -1139,7 +1030,7 @@
         <w:t>5.2 Preparation Steps for Deployment</w:t>
       </w:r>
     </w:p>
-    <w:p>
+    <w:p xmlns:wp14="http://schemas.microsoft.com/office/word/2010/wordml" wp14:textId="77777777">
       <w:r>
         <w:rPr>
           <w:b w:val="0"/>
@@ -1148,7 +1039,7 @@
         <w:t>Before changing any configuration, note the current values of MAX_RETRIES, RETRY_BACKOFF_SECONDS, TIMEOUT_SECONDS, and SUPPORTED_METHODS in src/lib/payment.ts so they can be restored if the change needs to be rolled back.</w:t>
       </w:r>
     </w:p>
-    <w:p>
+    <w:p xmlns:wp14="http://schemas.microsoft.com/office/word/2010/wordml" wp14:textId="77777777">
       <w:pPr>
         <w:pStyle w:val="Heading2"/>
       </w:pPr>
@@ -1159,8 +1050,8 @@
     <w:tbl>
       <w:tblPr>
         <w:tblStyle w:val="LightGrid-Accent1"/>
-        <w:tblW w:type="auto" w:w="0"/>
-        <w:tblLook w:firstColumn="1" w:firstRow="1" w:lastColumn="0" w:lastRow="0" w:noHBand="0" w:noVBand="1" w:val="04A0"/>
+        <w:tblW w:w="0" w:type="auto"/>
+        <w:tblLook w:val="04A0" w:firstRow="1" w:lastRow="0" w:firstColumn="1" w:lastColumn="0" w:noHBand="0" w:noVBand="1"/>
       </w:tblPr>
       <w:tblGrid>
         <w:gridCol w:w="2160"/>
@@ -1168,12 +1059,12 @@
         <w:gridCol w:w="2160"/>
         <w:gridCol w:w="2160"/>
       </w:tblGrid>
-      <w:tr>
+      <w:tr xmlns:wp14="http://schemas.microsoft.com/office/word/2010/wordml" wp14:textId="77777777">
         <w:tc>
           <w:tcPr>
-            <w:tcW w:type="dxa" w:w="2160"/>
+            <w:tcW w:w="2160" w:type="dxa"/>
           </w:tcPr>
-          <w:p>
+          <w:p wp14:textId="77777777">
             <w:r>
               <w:rPr>
                 <w:b/>
@@ -1184,9 +1075,9 @@
         </w:tc>
         <w:tc>
           <w:tcPr>
-            <w:tcW w:type="dxa" w:w="2160"/>
+            <w:tcW w:w="2160" w:type="dxa"/>
           </w:tcPr>
-          <w:p>
+          <w:p wp14:textId="77777777">
             <w:r>
               <w:rPr>
                 <w:b/>
@@ -1197,9 +1088,9 @@
         </w:tc>
         <w:tc>
           <w:tcPr>
-            <w:tcW w:type="dxa" w:w="2160"/>
+            <w:tcW w:w="2160" w:type="dxa"/>
           </w:tcPr>
-          <w:p>
+          <w:p wp14:textId="77777777">
             <w:r>
               <w:rPr>
                 <w:b/>
@@ -1210,9 +1101,9 @@
         </w:tc>
         <w:tc>
           <w:tcPr>
-            <w:tcW w:type="dxa" w:w="2160"/>
+            <w:tcW w:w="2160" w:type="dxa"/>
           </w:tcPr>
-          <w:p>
+          <w:p wp14:textId="77777777">
             <w:r>
               <w:rPr>
                 <w:b/>
@@ -1222,12 +1113,12 @@
           </w:p>
         </w:tc>
       </w:tr>
-      <w:tr>
+      <w:tr xmlns:wp14="http://schemas.microsoft.com/office/word/2010/wordml" wp14:textId="77777777">
         <w:tc>
           <w:tcPr>
-            <w:tcW w:type="dxa" w:w="2160"/>
+            <w:tcW w:w="2160" w:type="dxa"/>
           </w:tcPr>
-          <w:p>
+          <w:p wp14:textId="77777777">
             <w:r>
               <w:t>Install dependencies</w:t>
             </w:r>
@@ -1235,9 +1126,9 @@
         </w:tc>
         <w:tc>
           <w:tcPr>
-            <w:tcW w:type="dxa" w:w="2160"/>
+            <w:tcW w:w="2160" w:type="dxa"/>
           </w:tcPr>
-          <w:p>
+          <w:p wp14:textId="77777777">
             <w:r>
               <w:t>npm install</w:t>
             </w:r>
@@ -1245,9 +1136,9 @@
         </w:tc>
         <w:tc>
           <w:tcPr>
-            <w:tcW w:type="dxa" w:w="2160"/>
+            <w:tcW w:w="2160" w:type="dxa"/>
           </w:tcPr>
-          <w:p>
+          <w:p wp14:textId="77777777">
             <w:r>
               <w:t>Dependencies installed with no errors</w:t>
             </w:r>
@@ -1255,21 +1146,21 @@
         </w:tc>
         <w:tc>
           <w:tcPr>
-            <w:tcW w:type="dxa" w:w="2160"/>
+            <w:tcW w:w="2160" w:type="dxa"/>
           </w:tcPr>
-          <w:p>
+          <w:p wp14:textId="77777777">
             <w:r>
               <w:t>Terminal exits with code 0</w:t>
             </w:r>
           </w:p>
         </w:tc>
       </w:tr>
-      <w:tr>
+      <w:tr xmlns:wp14="http://schemas.microsoft.com/office/word/2010/wordml" wp14:textId="77777777">
         <w:tc>
           <w:tcPr>
-            <w:tcW w:type="dxa" w:w="2160"/>
+            <w:tcW w:w="2160" w:type="dxa"/>
           </w:tcPr>
-          <w:p>
+          <w:p wp14:textId="77777777">
             <w:r>
               <w:t>Start the dev server</w:t>
             </w:r>
@@ -1277,9 +1168,9 @@
         </w:tc>
         <w:tc>
           <w:tcPr>
-            <w:tcW w:type="dxa" w:w="2160"/>
+            <w:tcW w:w="2160" w:type="dxa"/>
           </w:tcPr>
-          <w:p>
+          <w:p wp14:textId="77777777">
             <w:r>
               <w:t>npm run dev</w:t>
             </w:r>
@@ -1287,9 +1178,9 @@
         </w:tc>
         <w:tc>
           <w:tcPr>
-            <w:tcW w:type="dxa" w:w="2160"/>
+            <w:tcW w:w="2160" w:type="dxa"/>
           </w:tcPr>
-          <w:p>
+          <w:p wp14:textId="77777777">
             <w:r>
               <w:t>Vite prints a Local URL (e.g. http://localhost:5173/)</w:t>
             </w:r>
@@ -1297,21 +1188,21 @@
         </w:tc>
         <w:tc>
           <w:tcPr>
-            <w:tcW w:type="dxa" w:w="2160"/>
+            <w:tcW w:w="2160" w:type="dxa"/>
           </w:tcPr>
-          <w:p>
+          <w:p wp14:textId="77777777">
             <w:r>
               <w:t>Page loads in the browser</w:t>
             </w:r>
           </w:p>
         </w:tc>
       </w:tr>
-      <w:tr>
+      <w:tr xmlns:wp14="http://schemas.microsoft.com/office/word/2010/wordml" wp14:textId="77777777">
         <w:tc>
           <w:tcPr>
-            <w:tcW w:type="dxa" w:w="2160"/>
+            <w:tcW w:w="2160" w:type="dxa"/>
           </w:tcPr>
-          <w:p>
+          <w:p wp14:textId="77777777">
             <w:r>
               <w:t>Open the demo widget</w:t>
             </w:r>
@@ -1319,9 +1210,9 @@
         </w:tc>
         <w:tc>
           <w:tcPr>
-            <w:tcW w:type="dxa" w:w="2160"/>
+            <w:tcW w:w="2160" w:type="dxa"/>
           </w:tcPr>
-          <w:p>
+          <w:p wp14:textId="77777777">
             <w:r>
               <w:t>Navigate to the #demos section</w:t>
             </w:r>
@@ -1329,9 +1220,9 @@
         </w:tc>
         <w:tc>
           <w:tcPr>
-            <w:tcW w:type="dxa" w:w="2160"/>
+            <w:tcW w:w="2160" w:type="dxa"/>
           </w:tcPr>
-          <w:p>
+          <w:p wp14:textId="77777777">
             <w:r>
               <w:t>Checkout Retry Simulator card is visible</w:t>
             </w:r>
@@ -1339,21 +1230,21 @@
         </w:tc>
         <w:tc>
           <w:tcPr>
-            <w:tcW w:type="dxa" w:w="2160"/>
+            <w:tcW w:w="2160" w:type="dxa"/>
           </w:tcPr>
-          <w:p>
+          <w:p wp14:textId="77777777">
             <w:r>
               <w:t>Card text reads current MAX_RETRIES/backoff/timeout values</w:t>
             </w:r>
           </w:p>
         </w:tc>
       </w:tr>
-      <w:tr>
+      <w:tr xmlns:wp14="http://schemas.microsoft.com/office/word/2010/wordml" wp14:textId="77777777">
         <w:tc>
           <w:tcPr>
-            <w:tcW w:type="dxa" w:w="2160"/>
+            <w:tcW w:w="2160" w:type="dxa"/>
           </w:tcPr>
-          <w:p>
+          <w:p wp14:textId="77777777">
             <w:r>
               <w:t>Apply a config change</w:t>
             </w:r>
@@ -1361,9 +1252,9 @@
         </w:tc>
         <w:tc>
           <w:tcPr>
-            <w:tcW w:type="dxa" w:w="2160"/>
+            <w:tcW w:w="2160" w:type="dxa"/>
           </w:tcPr>
-          <w:p>
+          <w:p wp14:textId="77777777">
             <w:r>
               <w:t>Edit a constant in src/lib/payment.ts, save</w:t>
             </w:r>
@@ -1371,9 +1262,9 @@
         </w:tc>
         <w:tc>
           <w:tcPr>
-            <w:tcW w:type="dxa" w:w="2160"/>
+            <w:tcW w:w="2160" w:type="dxa"/>
           </w:tcPr>
-          <w:p>
+          <w:p wp14:textId="77777777">
             <w:r>
               <w:t>Vite HMR reloads the module</w:t>
             </w:r>
@@ -1381,9 +1272,9 @@
         </w:tc>
         <w:tc>
           <w:tcPr>
-            <w:tcW w:type="dxa" w:w="2160"/>
+            <w:tcW w:w="2160" w:type="dxa"/>
           </w:tcPr>
-          <w:p>
+          <w:p wp14:textId="77777777">
             <w:r>
               <w:t>Widget text and retry behavior reflect the new value</w:t>
             </w:r>
@@ -1391,8 +1282,8 @@
         </w:tc>
       </w:tr>
     </w:tbl>
-    <w:p/>
-    <w:p>
+    <w:p xmlns:wp14="http://schemas.microsoft.com/office/word/2010/wordml" wp14:textId="77777777"/>
+    <w:p xmlns:wp14="http://schemas.microsoft.com/office/word/2010/wordml" wp14:textId="77777777">
       <w:pPr>
         <w:pStyle w:val="Heading2"/>
       </w:pPr>
@@ -1403,20 +1294,20 @@
     <w:tbl>
       <w:tblPr>
         <w:tblStyle w:val="LightGrid-Accent1"/>
-        <w:tblW w:type="auto" w:w="0"/>
-        <w:tblLook w:firstColumn="1" w:firstRow="1" w:lastColumn="0" w:lastRow="0" w:noHBand="0" w:noVBand="1" w:val="04A0"/>
+        <w:tblW w:w="0" w:type="auto"/>
+        <w:tblLook w:val="04A0" w:firstRow="1" w:lastRow="0" w:firstColumn="1" w:lastColumn="0" w:noHBand="0" w:noVBand="1"/>
       </w:tblPr>
       <w:tblGrid>
         <w:gridCol w:w="2880"/>
         <w:gridCol w:w="2880"/>
         <w:gridCol w:w="2880"/>
       </w:tblGrid>
-      <w:tr>
+      <w:tr xmlns:wp14="http://schemas.microsoft.com/office/word/2010/wordml" wp14:textId="77777777">
         <w:tc>
           <w:tcPr>
-            <w:tcW w:type="dxa" w:w="2880"/>
+            <w:tcW w:w="2880" w:type="dxa"/>
           </w:tcPr>
-          <w:p>
+          <w:p wp14:textId="77777777">
             <w:r>
               <w:rPr>
                 <w:b/>
@@ -1427,9 +1318,9 @@
         </w:tc>
         <w:tc>
           <w:tcPr>
-            <w:tcW w:type="dxa" w:w="2880"/>
+            <w:tcW w:w="2880" w:type="dxa"/>
           </w:tcPr>
-          <w:p>
+          <w:p wp14:textId="77777777">
             <w:r>
               <w:rPr>
                 <w:b/>
@@ -1440,9 +1331,9 @@
         </w:tc>
         <w:tc>
           <w:tcPr>
-            <w:tcW w:type="dxa" w:w="2880"/>
+            <w:tcW w:w="2880" w:type="dxa"/>
           </w:tcPr>
-          <w:p>
+          <w:p wp14:textId="77777777">
             <w:r>
               <w:rPr>
                 <w:b/>
@@ -1452,12 +1343,12 @@
           </w:p>
         </w:tc>
       </w:tr>
-      <w:tr>
+      <w:tr xmlns:wp14="http://schemas.microsoft.com/office/word/2010/wordml" wp14:textId="77777777">
         <w:tc>
           <w:tcPr>
-            <w:tcW w:type="dxa" w:w="2880"/>
+            <w:tcW w:w="2880" w:type="dxa"/>
           </w:tcPr>
-          <w:p>
+          <w:p wp14:textId="77777777">
             <w:r>
               <w:t>Declined after N attempts</w:t>
             </w:r>
@@ -1465,9 +1356,9 @@
         </w:tc>
         <w:tc>
           <w:tcPr>
-            <w:tcW w:type="dxa" w:w="2880"/>
+            <w:tcW w:w="2880" w:type="dxa"/>
           </w:tcPr>
-          <w:p>
+          <w:p wp14:textId="77777777">
             <w:r>
               <w:t>PaymentDeclinedError thrown from charge() once attempts reach MAX_RETRIES</w:t>
             </w:r>
@@ -1475,21 +1366,21 @@
         </w:tc>
         <w:tc>
           <w:tcPr>
-            <w:tcW w:type="dxa" w:w="2880"/>
+            <w:tcW w:w="2880" w:type="dxa"/>
           </w:tcPr>
-          <w:p>
+          <w:p wp14:textId="77777777">
             <w:r>
               <w:t>Confirm MAX_RETRIES matches the intended retry budget; test via the Checkout Retry Simulator</w:t>
             </w:r>
           </w:p>
         </w:tc>
       </w:tr>
-      <w:tr>
+      <w:tr xmlns:wp14="http://schemas.microsoft.com/office/word/2010/wordml" wp14:textId="77777777">
         <w:tc>
           <w:tcPr>
-            <w:tcW w:type="dxa" w:w="2880"/>
+            <w:tcW w:w="2880" w:type="dxa"/>
           </w:tcPr>
-          <w:p>
+          <w:p wp14:textId="77777777">
             <w:r>
               <w:t>Unsupported payment method error</w:t>
             </w:r>
@@ -1497,9 +1388,9 @@
         </w:tc>
         <w:tc>
           <w:tcPr>
-            <w:tcW w:type="dxa" w:w="2880"/>
+            <w:tcW w:w="2880" w:type="dxa"/>
           </w:tcPr>
-          <w:p>
+          <w:p wp14:textId="77777777">
             <w:r>
               <w:t>Method passed to charge() is not in SUPPORTED_METHODS</w:t>
             </w:r>
@@ -1507,21 +1398,21 @@
         </w:tc>
         <w:tc>
           <w:tcPr>
-            <w:tcW w:type="dxa" w:w="2880"/>
+            <w:tcW w:w="2880" w:type="dxa"/>
           </w:tcPr>
-          <w:p>
+          <w:p wp14:textId="77777777">
             <w:r>
               <w:t>Add the method to the SUPPORTED_METHODS array in src/lib/payment.ts</w:t>
             </w:r>
           </w:p>
         </w:tc>
       </w:tr>
-      <w:tr>
+      <w:tr xmlns:wp14="http://schemas.microsoft.com/office/word/2010/wordml" wp14:textId="77777777">
         <w:tc>
           <w:tcPr>
-            <w:tcW w:type="dxa" w:w="2880"/>
+            <w:tcW w:w="2880" w:type="dxa"/>
           </w:tcPr>
-          <w:p>
+          <w:p wp14:textId="77777777">
             <w:r>
               <w:t>Widget shows stale values</w:t>
             </w:r>
@@ -1529,9 +1420,9 @@
         </w:tc>
         <w:tc>
           <w:tcPr>
-            <w:tcW w:type="dxa" w:w="2880"/>
+            <w:tcW w:w="2880" w:type="dxa"/>
           </w:tcPr>
-          <w:p>
+          <w:p wp14:textId="77777777">
             <w:r>
               <w:t>Browser cache serving an old bundle</w:t>
             </w:r>
@@ -1539,9 +1430,9 @@
         </w:tc>
         <w:tc>
           <w:tcPr>
-            <w:tcW w:type="dxa" w:w="2880"/>
+            <w:tcW w:w="2880" w:type="dxa"/>
           </w:tcPr>
-          <w:p>
+          <w:p wp14:textId="77777777">
             <w:r>
               <w:t>Hard refresh (Cmd+Shift+R) or restart the dev server</w:t>
             </w:r>
@@ -1549,8 +1440,8 @@
         </w:tc>
       </w:tr>
     </w:tbl>
-    <w:p/>
-    <w:p>
+    <w:p xmlns:wp14="http://schemas.microsoft.com/office/word/2010/wordml" wp14:textId="77777777"/>
+    <w:p xmlns:wp14="http://schemas.microsoft.com/office/word/2010/wordml" wp14:textId="77777777">
       <w:pPr>
         <w:pStyle w:val="Heading2"/>
       </w:pPr>
@@ -1558,7 +1449,7 @@
         <w:t>5.5 Post-Execution Tasks</w:t>
       </w:r>
     </w:p>
-    <w:p>
+    <w:p xmlns:wp14="http://schemas.microsoft.com/office/word/2010/wordml" wp14:textId="77777777">
       <w:pPr>
         <w:pStyle w:val="Heading3"/>
       </w:pPr>
@@ -1566,7 +1457,7 @@
         <w:t>5.5.1 Clean Up</w:t>
       </w:r>
     </w:p>
-    <w:p>
+    <w:p xmlns:wp14="http://schemas.microsoft.com/office/word/2010/wordml" wp14:textId="77777777">
       <w:r>
         <w:rPr>
           <w:b w:val="0"/>
@@ -1575,7 +1466,7 @@
         <w:t>Stop the dev server (Ctrl+C) and revert any test-only configuration changes before committing.</w:t>
       </w:r>
     </w:p>
-    <w:p>
+    <w:p xmlns:wp14="http://schemas.microsoft.com/office/word/2010/wordml" wp14:textId="77777777">
       <w:pPr>
         <w:pStyle w:val="Heading3"/>
       </w:pPr>
@@ -1583,7 +1474,7 @@
         <w:t>5.5.2 Reporting and Documentation</w:t>
       </w:r>
     </w:p>
-    <w:p>
+    <w:p xmlns:wp14="http://schemas.microsoft.com/office/word/2010/wordml" wp14:textId="77777777">
       <w:r>
         <w:rPr>
           <w:b w:val="0"/>
@@ -1592,7 +1483,7 @@
         <w:t>Note any changes to src/lib/payment.ts in the commit message, and update this runbook's Related Code values if the documented constants change.</w:t>
       </w:r>
     </w:p>
-    <w:p>
+    <w:p xmlns:wp14="http://schemas.microsoft.com/office/word/2010/wordml" wp14:textId="77777777">
       <w:pPr>
         <w:pStyle w:val="Heading1"/>
       </w:pPr>
@@ -1600,7 +1491,7 @@
         <w:t>6. Backup &amp; Recovery Procedures</w:t>
       </w:r>
     </w:p>
-    <w:p>
+    <w:p xmlns:wp14="http://schemas.microsoft.com/office/word/2010/wordml" wp14:textId="77777777">
       <w:pPr>
         <w:pStyle w:val="Heading2"/>
       </w:pPr>
@@ -1608,7 +1499,7 @@
         <w:t>6.1 Backup Policies</w:t>
       </w:r>
     </w:p>
-    <w:p>
+    <w:p xmlns:wp14="http://schemas.microsoft.com/office/word/2010/wordml" wp14:textId="77777777">
       <w:r>
         <w:rPr>
           <w:b w:val="0"/>
@@ -1617,7 +1508,7 @@
         <w:t>N/A — configuration for this service lives entirely in version control (git); no separate backup mechanism is required beyond normal git history.</w:t>
       </w:r>
     </w:p>
-    <w:p>
+    <w:p xmlns:wp14="http://schemas.microsoft.com/office/word/2010/wordml" wp14:textId="77777777">
       <w:pPr>
         <w:pStyle w:val="Heading2"/>
       </w:pPr>
@@ -1625,7 +1516,7 @@
         <w:t>6.2 Rollback Criteria</w:t>
       </w:r>
     </w:p>
-    <w:p>
+    <w:p xmlns:wp14="http://schemas.microsoft.com/office/word/2010/wordml" wp14:textId="77777777">
       <w:r>
         <w:rPr>
           <w:b w:val="0"/>
@@ -1634,7 +1525,7 @@
         <w:t>Roll back if a change to MAX_RETRIES, RETRY_BACKOFF_SECONDS, or SUPPORTED_METHODS causes a spike in declined transactions, or if the Checkout Retry Simulator demonstrates behavior inconsistent with what was intended.</w:t>
       </w:r>
     </w:p>
-    <w:p>
+    <w:p xmlns:wp14="http://schemas.microsoft.com/office/word/2010/wordml" wp14:textId="77777777">
       <w:pPr>
         <w:pStyle w:val="Heading3"/>
       </w:pPr>
@@ -1642,7 +1533,7 @@
         <w:t>6.2.1 Rollback Steps</w:t>
       </w:r>
     </w:p>
-    <w:p>
+    <w:p xmlns:wp14="http://schemas.microsoft.com/office/word/2010/wordml" wp14:textId="77777777">
       <w:pPr>
         <w:pStyle w:val="ListNumber"/>
       </w:pPr>
@@ -1650,7 +1541,7 @@
         <w:t>Identify the last known-good commit: git log -- src/lib/payment.ts</w:t>
       </w:r>
     </w:p>
-    <w:p>
+    <w:p xmlns:wp14="http://schemas.microsoft.com/office/word/2010/wordml" wp14:textId="77777777">
       <w:pPr>
         <w:pStyle w:val="ListNumber"/>
       </w:pPr>
@@ -1658,7 +1549,7 @@
         <w:t>Revert the file: git checkout &lt;commit-hash&gt; -- src/lib/payment.ts</w:t>
       </w:r>
     </w:p>
-    <w:p>
+    <w:p xmlns:wp14="http://schemas.microsoft.com/office/word/2010/wordml" wp14:textId="77777777">
       <w:pPr>
         <w:pStyle w:val="ListNumber"/>
       </w:pPr>
@@ -1666,7 +1557,7 @@
         <w:t>Commit the revert with a clear message referencing the incident.</w:t>
       </w:r>
     </w:p>
-    <w:p>
+    <w:p xmlns:wp14="http://schemas.microsoft.com/office/word/2010/wordml" wp14:textId="77777777">
       <w:pPr>
         <w:pStyle w:val="ListNumber"/>
       </w:pPr>
@@ -1674,7 +1565,7 @@
         <w:t>Restart the dev server (npm run dev) and confirm the Checkout Retry Simulator widget reflects the reverted values.</w:t>
       </w:r>
     </w:p>
-    <w:p>
+    <w:p xmlns:wp14="http://schemas.microsoft.com/office/word/2010/wordml" wp14:textId="77777777">
       <w:pPr>
         <w:pStyle w:val="Heading2"/>
       </w:pPr>
@@ -1682,7 +1573,7 @@
         <w:t>6.3 Post-Rollback Communication</w:t>
       </w:r>
     </w:p>
-    <w:p>
+    <w:p xmlns:wp14="http://schemas.microsoft.com/office/word/2010/wordml" wp14:textId="77777777">
       <w:r>
         <w:rPr>
           <w:b w:val="0"/>
@@ -1691,7 +1582,7 @@
         <w:t>Notify Sriram, Payments Lead and Ryan Ong, Head of Product. Update this runbook's Related Code section if the rollback changes the documented constants.</w:t>
       </w:r>
     </w:p>
-    <w:p>
+    <w:p xmlns:wp14="http://schemas.microsoft.com/office/word/2010/wordml" wp14:textId="77777777">
       <w:pPr>
         <w:pStyle w:val="Heading1"/>
       </w:pPr>
@@ -1699,7 +1590,7 @@
         <w:t>7. User and Role Management</w:t>
       </w:r>
     </w:p>
-    <w:p>
+    <w:p xmlns:wp14="http://schemas.microsoft.com/office/word/2010/wordml" wp14:textId="77777777">
       <w:r>
         <w:rPr>
           <w:b w:val="0"/>
@@ -1708,7 +1599,7 @@
         <w:t>N/A — this service does not manage its own user accounts. Shopper identity and checkout sessions are handled by Kartly's central account system, which is out of scope for this runbook.</w:t>
       </w:r>
     </w:p>
-    <w:p>
+    <w:p xmlns:wp14="http://schemas.microsoft.com/office/word/2010/wordml" wp14:textId="77777777">
       <w:pPr>
         <w:pStyle w:val="Heading1"/>
       </w:pPr>
@@ -1716,7 +1607,7 @@
         <w:t>8. System Onboarding Tasks</w:t>
       </w:r>
     </w:p>
-    <w:p>
+    <w:p xmlns:wp14="http://schemas.microsoft.com/office/word/2010/wordml" wp14:textId="77777777">
       <w:pPr>
         <w:pStyle w:val="Heading2"/>
       </w:pPr>
@@ -1724,7 +1615,7 @@
         <w:t>8.1 AWS Onboarding</w:t>
       </w:r>
     </w:p>
-    <w:p>
+    <w:p xmlns:wp14="http://schemas.microsoft.com/office/word/2010/wordml" wp14:textId="77777777">
       <w:r>
         <w:rPr>
           <w:b w:val="0"/>
@@ -1733,7 +1624,7 @@
         <w:t>N/A — this is a self-contained frontend demo repository with no AWS resource footprint.</w:t>
       </w:r>
     </w:p>
-    <w:p>
+    <w:p xmlns:wp14="http://schemas.microsoft.com/office/word/2010/wordml" wp14:textId="77777777">
       <w:pPr>
         <w:pStyle w:val="Heading2"/>
       </w:pPr>
@@ -1741,7 +1632,7 @@
         <w:t>8.2 MTM Onboarding</w:t>
       </w:r>
     </w:p>
-    <w:p>
+    <w:p xmlns:wp14="http://schemas.microsoft.com/office/word/2010/wordml" wp14:textId="77777777">
       <w:r>
         <w:rPr>
           <w:b w:val="0"/>
@@ -1750,7 +1641,7 @@
         <w:t>N/A — not applicable to this repository.</w:t>
       </w:r>
     </w:p>
-    <w:p>
+    <w:p xmlns:wp14="http://schemas.microsoft.com/office/word/2010/wordml" wp14:textId="77777777">
       <w:pPr>
         <w:pStyle w:val="Heading1"/>
       </w:pPr>
@@ -1758,7 +1649,7 @@
         <w:t>9. System Maintenance Tasks</w:t>
       </w:r>
     </w:p>
-    <w:p>
+    <w:p xmlns:wp14="http://schemas.microsoft.com/office/word/2010/wordml" wp14:textId="77777777">
       <w:pPr>
         <w:pStyle w:val="Heading2"/>
       </w:pPr>
@@ -1766,7 +1657,7 @@
         <w:t>9.1 Regular Maintenance Tasks</w:t>
       </w:r>
     </w:p>
-    <w:p>
+    <w:p xmlns:wp14="http://schemas.microsoft.com/office/word/2010/wordml" wp14:textId="77777777">
       <w:pPr>
         <w:pStyle w:val="ListBullet"/>
       </w:pPr>
@@ -1774,7 +1665,7 @@
         <w:t>Review MAX_RETRIES and TIMEOUT_SECONDS against real processor SLAs on a quarterly basis, or immediately after a processor incident.</w:t>
       </w:r>
     </w:p>
-    <w:p>
+    <w:p xmlns:wp14="http://schemas.microsoft.com/office/word/2010/wordml" wp14:textId="77777777">
       <w:pPr>
         <w:pStyle w:val="ListBullet"/>
       </w:pPr>
@@ -1782,7 +1673,7 @@
         <w:t>Review SUPPORTED_METHODS whenever a new payment method is added to the checkout flow.</w:t>
       </w:r>
     </w:p>
-    <w:p>
+    <w:p xmlns:wp14="http://schemas.microsoft.com/office/word/2010/wordml" wp14:textId="77777777">
       <w:pPr>
         <w:pStyle w:val="Heading2"/>
       </w:pPr>
@@ -1790,7 +1681,7 @@
         <w:t>9.2 Software Updates and Patches</w:t>
       </w:r>
     </w:p>
-    <w:p>
+    <w:p xmlns:wp14="http://schemas.microsoft.com/office/word/2010/wordml" wp14:textId="77777777">
       <w:r>
         <w:rPr>
           <w:b w:val="0"/>
@@ -1799,7 +1690,7 @@
         <w:t>Keep npm dependencies (React, Vite, TypeScript) current via npm outdated / npm update. There are no service-specific patches for this mock module.</w:t>
       </w:r>
     </w:p>
-    <w:p>
+    <w:p xmlns:wp14="http://schemas.microsoft.com/office/word/2010/wordml" wp14:textId="77777777">
       <w:pPr>
         <w:pStyle w:val="Heading2"/>
       </w:pPr>
@@ -1807,7 +1698,7 @@
         <w:t>9.3 Rolling back Updates</w:t>
       </w:r>
     </w:p>
-    <w:p>
+    <w:p xmlns:wp14="http://schemas.microsoft.com/office/word/2010/wordml" wp14:textId="77777777">
       <w:r>
         <w:rPr>
           <w:b w:val="0"/>
@@ -1816,7 +1707,7 @@
         <w:t>Follow the git-based rollback procedure described in Section 6.2.</w:t>
       </w:r>
     </w:p>
-    <w:p>
+    <w:p xmlns:wp14="http://schemas.microsoft.com/office/word/2010/wordml" wp14:textId="77777777">
       <w:pPr>
         <w:pStyle w:val="Heading1"/>
       </w:pPr>
@@ -1824,7 +1715,7 @@
         <w:t>10. System Troubleshooting Guide</w:t>
       </w:r>
     </w:p>
-    <w:p>
+    <w:p xmlns:wp14="http://schemas.microsoft.com/office/word/2010/wordml" wp14:textId="77777777">
       <w:pPr>
         <w:pStyle w:val="Heading2"/>
       </w:pPr>
@@ -1835,20 +1726,20 @@
     <w:tbl>
       <w:tblPr>
         <w:tblStyle w:val="LightGrid-Accent1"/>
-        <w:tblW w:type="auto" w:w="0"/>
-        <w:tblLook w:firstColumn="1" w:firstRow="1" w:lastColumn="0" w:lastRow="0" w:noHBand="0" w:noVBand="1" w:val="04A0"/>
+        <w:tblW w:w="0" w:type="auto"/>
+        <w:tblLook w:val="04A0" w:firstRow="1" w:lastRow="0" w:firstColumn="1" w:lastColumn="0" w:noHBand="0" w:noVBand="1"/>
       </w:tblPr>
       <w:tblGrid>
         <w:gridCol w:w="2880"/>
         <w:gridCol w:w="2880"/>
         <w:gridCol w:w="2880"/>
       </w:tblGrid>
-      <w:tr>
+      <w:tr xmlns:wp14="http://schemas.microsoft.com/office/word/2010/wordml" wp14:textId="77777777">
         <w:tc>
           <w:tcPr>
-            <w:tcW w:type="dxa" w:w="2880"/>
+            <w:tcW w:w="2880" w:type="dxa"/>
           </w:tcPr>
-          <w:p>
+          <w:p wp14:textId="77777777">
             <w:r>
               <w:rPr>
                 <w:b/>
@@ -1859,9 +1750,9 @@
         </w:tc>
         <w:tc>
           <w:tcPr>
-            <w:tcW w:type="dxa" w:w="2880"/>
+            <w:tcW w:w="2880" w:type="dxa"/>
           </w:tcPr>
-          <w:p>
+          <w:p wp14:textId="77777777">
             <w:r>
               <w:rPr>
                 <w:b/>
@@ -1872,9 +1763,9 @@
         </w:tc>
         <w:tc>
           <w:tcPr>
-            <w:tcW w:type="dxa" w:w="2880"/>
+            <w:tcW w:w="2880" w:type="dxa"/>
           </w:tcPr>
-          <w:p>
+          <w:p wp14:textId="77777777">
             <w:r>
               <w:rPr>
                 <w:b/>
@@ -1884,12 +1775,12 @@
           </w:p>
         </w:tc>
       </w:tr>
-      <w:tr>
+      <w:tr xmlns:wp14="http://schemas.microsoft.com/office/word/2010/wordml" wp14:textId="77777777">
         <w:tc>
           <w:tcPr>
-            <w:tcW w:type="dxa" w:w="2880"/>
+            <w:tcW w:w="2880" w:type="dxa"/>
           </w:tcPr>
-          <w:p>
+          <w:p wp14:textId="77777777">
             <w:r>
               <w:t>Checkout fails after exactly N attempts</w:t>
             </w:r>
@@ -1897,9 +1788,9 @@
         </w:tc>
         <w:tc>
           <w:tcPr>
-            <w:tcW w:type="dxa" w:w="2880"/>
+            <w:tcW w:w="2880" w:type="dxa"/>
           </w:tcPr>
-          <w:p>
+          <w:p wp14:textId="77777777">
             <w:r>
               <w:t>charge() throws PaymentDeclinedError once attempt &gt;= MAX_RETRIES</w:t>
             </w:r>
@@ -1907,21 +1798,21 @@
         </w:tc>
         <w:tc>
           <w:tcPr>
-            <w:tcW w:type="dxa" w:w="2880"/>
+            <w:tcW w:w="2880" w:type="dxa"/>
           </w:tcPr>
-          <w:p>
+          <w:p wp14:textId="77777777">
             <w:r>
               <w:t>Confirm MAX_RETRIES (src/lib/payment.ts) matches the expected retry budget; reproduce with the Checkout Retry Simulator</w:t>
             </w:r>
           </w:p>
         </w:tc>
       </w:tr>
-      <w:tr>
+      <w:tr xmlns:wp14="http://schemas.microsoft.com/office/word/2010/wordml" wp14:textId="77777777">
         <w:tc>
           <w:tcPr>
-            <w:tcW w:type="dxa" w:w="2880"/>
+            <w:tcW w:w="2880" w:type="dxa"/>
           </w:tcPr>
-          <w:p>
+          <w:p wp14:textId="77777777">
             <w:r>
               <w:t>Retries feel slow</w:t>
             </w:r>
@@ -1929,9 +1820,9 @@
         </w:tc>
         <w:tc>
           <w:tcPr>
-            <w:tcW w:type="dxa" w:w="2880"/>
+            <w:tcW w:w="2880" w:type="dxa"/>
           </w:tcPr>
-          <w:p>
+          <w:p wp14:textId="77777777">
             <w:r>
               <w:t>RETRY_BACKOFF_SECONDS scales linearly by attempt number between tries</w:t>
             </w:r>
@@ -1939,21 +1830,21 @@
         </w:tc>
         <w:tc>
           <w:tcPr>
-            <w:tcW w:type="dxa" w:w="2880"/>
+            <w:tcW w:w="2880" w:type="dxa"/>
           </w:tcPr>
-          <w:p>
+          <w:p wp14:textId="77777777">
             <w:r>
               <w:t>Adjust RETRY_BACKOFF_SECONDS; note the wait time grows with each attempt</w:t>
             </w:r>
           </w:p>
         </w:tc>
       </w:tr>
-      <w:tr>
+      <w:tr xmlns:wp14="http://schemas.microsoft.com/office/word/2010/wordml" wp14:textId="77777777">
         <w:tc>
           <w:tcPr>
-            <w:tcW w:type="dxa" w:w="2880"/>
+            <w:tcW w:w="2880" w:type="dxa"/>
           </w:tcPr>
-          <w:p>
+          <w:p wp14:textId="77777777">
             <w:r>
               <w:t>New payment method not appearing at checkout</w:t>
             </w:r>
@@ -1961,9 +1852,9 @@
         </w:tc>
         <w:tc>
           <w:tcPr>
-            <w:tcW w:type="dxa" w:w="2880"/>
+            <w:tcW w:w="2880" w:type="dxa"/>
           </w:tcPr>
-          <w:p>
+          <w:p wp14:textId="77777777">
             <w:r>
               <w:t>Method missing from SUPPORTED_METHODS</w:t>
             </w:r>
@@ -1971,9 +1862,9 @@
         </w:tc>
         <w:tc>
           <w:tcPr>
-            <w:tcW w:type="dxa" w:w="2880"/>
+            <w:tcW w:w="2880" w:type="dxa"/>
           </w:tcPr>
-          <w:p>
+          <w:p wp14:textId="77777777">
             <w:r>
               <w:t>Add the method to the SUPPORTED_METHODS array in src/lib/payment.ts</w:t>
             </w:r>
@@ -1981,8 +1872,8 @@
         </w:tc>
       </w:tr>
     </w:tbl>
-    <w:p/>
-    <w:p>
+    <w:p xmlns:wp14="http://schemas.microsoft.com/office/word/2010/wordml" wp14:textId="77777777"/>
+    <w:p xmlns:wp14="http://schemas.microsoft.com/office/word/2010/wordml" wp14:textId="77777777">
       <w:pPr>
         <w:pStyle w:val="Heading2"/>
       </w:pPr>
@@ -1990,7 +1881,7 @@
         <w:t>10.2 Diagnostic Tools and Logs</w:t>
       </w:r>
     </w:p>
-    <w:p>
+    <w:p xmlns:wp14="http://schemas.microsoft.com/office/word/2010/wordml" wp14:textId="77777777">
       <w:pPr>
         <w:pStyle w:val="ListBullet"/>
       </w:pPr>
@@ -1998,7 +1889,7 @@
         <w:t>Browser DevTools console — surfaces any client-side thrown errors.</w:t>
       </w:r>
     </w:p>
-    <w:p>
+    <w:p xmlns:wp14="http://schemas.microsoft.com/office/word/2010/wordml" wp14:textId="77777777">
       <w:pPr>
         <w:pStyle w:val="ListBullet"/>
       </w:pPr>
@@ -2006,7 +1897,7 @@
         <w:t>Checkout Retry Simulator's on-page attempt log — shows each attempt's outcome live.</w:t>
       </w:r>
     </w:p>
-    <w:p>
+    <w:p xmlns:wp14="http://schemas.microsoft.com/office/word/2010/wordml" wp14:textId="77777777">
       <w:pPr>
         <w:pStyle w:val="ListBullet"/>
       </w:pPr>
@@ -2014,7 +1905,7 @@
         <w:t>npm run dev terminal output — surfaces compile/HMR errors after a code change.</w:t>
       </w:r>
     </w:p>
-    <w:p>
+    <w:p xmlns:wp14="http://schemas.microsoft.com/office/word/2010/wordml" wp14:textId="77777777">
       <w:pPr>
         <w:pStyle w:val="Heading1"/>
       </w:pPr>
@@ -2022,7 +1913,7 @@
         <w:t>11. Appendix</w:t>
       </w:r>
     </w:p>
-    <w:p>
+    <w:p xmlns:wp14="http://schemas.microsoft.com/office/word/2010/wordml" wp14:textId="77777777">
       <w:pPr>
         <w:pStyle w:val="ListBullet"/>
       </w:pPr>
@@ -2030,7 +1921,7 @@
         <w:t>src/lib/payment.ts — payment constants and charge() logic</w:t>
       </w:r>
     </w:p>
-    <w:p>
+    <w:p xmlns:wp14="http://schemas.microsoft.com/office/word/2010/wordml" wp14:textId="77777777">
       <w:pPr>
         <w:pStyle w:val="ListBullet"/>
       </w:pPr>
@@ -2038,7 +1929,7 @@
         <w:t>src/components/CheckoutSimulator.tsx — in-browser demo widget</w:t>
       </w:r>
     </w:p>
-    <w:p>
+    <w:p xmlns:wp14="http://schemas.microsoft.com/office/word/2010/wordml" wp14:textId="77777777">
       <w:pPr>
         <w:pStyle w:val="ListBullet"/>
       </w:pPr>
@@ -2047,7 +1938,7 @@
       </w:r>
     </w:p>
     <w:sectPr>
-      <w:pgSz w:w="12240" w:h="15840"/>
+      <w:pgSz w:w="12240" w:h="15840" w:orient="portrait"/>
       <w:pgMar w:top="1440" w:right="1800" w:bottom="1440" w:left="1800" w:header="720" w:footer="720" w:gutter="0"/>
       <w:cols w:space="720"/>
       <w:docGrid w:linePitch="360"/>
@@ -2144,7 +2035,7 @@
         <w:ind w:left="1440" w:hanging="360"/>
       </w:pPr>
       <w:rPr>
-        <w:rFonts w:ascii="Symbol" w:hAnsi="Symbol" w:hint="default"/>
+        <w:rFonts w:hint="default" w:ascii="Symbol" w:hAnsi="Symbol"/>
       </w:rPr>
     </w:lvl>
   </w:abstractNum>
@@ -2165,7 +2056,7 @@
         <w:ind w:left="1080" w:hanging="360"/>
       </w:pPr>
       <w:rPr>
-        <w:rFonts w:ascii="Symbol" w:hAnsi="Symbol" w:hint="default"/>
+        <w:rFonts w:hint="default" w:ascii="Symbol" w:hAnsi="Symbol"/>
       </w:rPr>
     </w:lvl>
   </w:abstractNum>
@@ -2186,7 +2077,7 @@
         <w:ind w:left="720" w:hanging="360"/>
       </w:pPr>
       <w:rPr>
-        <w:rFonts w:ascii="Symbol" w:hAnsi="Symbol" w:hint="default"/>
+        <w:rFonts w:hint="default" w:ascii="Symbol" w:hAnsi="Symbol"/>
       </w:rPr>
     </w:lvl>
   </w:abstractNum>
@@ -2225,7 +2116,7 @@
         <w:ind w:left="360" w:hanging="360"/>
       </w:pPr>
       <w:rPr>
-        <w:rFonts w:ascii="Symbol" w:hAnsi="Symbol" w:hint="default"/>
+        <w:rFonts w:hint="default" w:ascii="Symbol" w:hAnsi="Symbol"/>
       </w:rPr>
     </w:lvl>
   </w:abstractNum>
@@ -2260,11 +2151,11 @@
 </file>
 
 <file path=word/styles.xml><?xml version="1.0" encoding="utf-8"?>
-<w:styles xmlns:mc="http://schemas.openxmlformats.org/markup-compatibility/2006" xmlns:r="http://schemas.openxmlformats.org/officeDocument/2006/relationships" xmlns:w="http://schemas.openxmlformats.org/wordprocessingml/2006/main" xmlns:w14="http://schemas.microsoft.com/office/word/2010/wordml" mc:Ignorable="w14">
+<w:styles xmlns:wp14="http://schemas.microsoft.com/office/word/2010/wordprocessingDrawing" xmlns:mc="http://schemas.openxmlformats.org/markup-compatibility/2006" xmlns:r="http://schemas.openxmlformats.org/officeDocument/2006/relationships" xmlns:w="http://schemas.openxmlformats.org/wordprocessingml/2006/main" xmlns:w14="http://schemas.microsoft.com/office/word/2010/wordml" mc:Ignorable="w14 wp14">
   <w:docDefaults>
     <w:rPrDefault>
       <w:rPr>
-        <w:rFonts w:asciiTheme="minorHAnsi" w:eastAsiaTheme="minorEastAsia" w:hAnsiTheme="minorHAnsi" w:cstheme="minorBidi"/>
+        <w:rFonts w:asciiTheme="minorHAnsi" w:hAnsiTheme="minorHAnsi" w:eastAsiaTheme="minorEastAsia" w:cstheme="minorBidi"/>
         <w:sz w:val="22"/>
         <w:szCs w:val="22"/>
         <w:lang w:val="en-US" w:eastAsia="en-US" w:bidi="ar-SA"/>
@@ -2277,8 +2168,8 @@
     </w:pPrDefault>
   </w:docDefaults>
   <w:latentStyles w:defLockedState="0" w:defUIPriority="99" w:defSemiHidden="1" w:defUnhideWhenUsed="1" w:defQFormat="0" w:count="276">
-    <w:lsdException w:name="Normal" w:semiHidden="0" w:uiPriority="0" w:unhideWhenUsed="0" w:qFormat="1"/>
-    <w:lsdException w:name="heading 1" w:semiHidden="0" w:uiPriority="9" w:unhideWhenUsed="0" w:qFormat="1"/>
+    <w:lsdException w:name="Normal" w:uiPriority="0" w:semiHidden="0" w:unhideWhenUsed="0" w:qFormat="1"/>
+    <w:lsdException w:name="heading 1" w:uiPriority="9" w:semiHidden="0" w:unhideWhenUsed="0" w:qFormat="1"/>
     <w:lsdException w:name="heading 2" w:uiPriority="9" w:qFormat="1"/>
     <w:lsdException w:name="heading 3" w:uiPriority="9" w:qFormat="1"/>
     <w:lsdException w:name="heading 4" w:uiPriority="9" w:qFormat="1"/>
@@ -2297,125 +2188,125 @@
     <w:lsdException w:name="toc 8" w:uiPriority="39"/>
     <w:lsdException w:name="toc 9" w:uiPriority="39"/>
     <w:lsdException w:name="caption" w:uiPriority="35" w:qFormat="1"/>
-    <w:lsdException w:name="Title" w:semiHidden="0" w:uiPriority="10" w:unhideWhenUsed="0" w:qFormat="1"/>
+    <w:lsdException w:name="Title" w:uiPriority="10" w:semiHidden="0" w:unhideWhenUsed="0" w:qFormat="1"/>
     <w:lsdException w:name="Default Paragraph Font" w:uiPriority="1"/>
-    <w:lsdException w:name="Subtitle" w:semiHidden="0" w:uiPriority="11" w:unhideWhenUsed="0" w:qFormat="1"/>
-    <w:lsdException w:name="Strong" w:semiHidden="0" w:uiPriority="22" w:unhideWhenUsed="0" w:qFormat="1"/>
-    <w:lsdException w:name="Emphasis" w:semiHidden="0" w:uiPriority="20" w:unhideWhenUsed="0" w:qFormat="1"/>
-    <w:lsdException w:name="Table Grid" w:semiHidden="0" w:uiPriority="59" w:unhideWhenUsed="0"/>
+    <w:lsdException w:name="Subtitle" w:uiPriority="11" w:semiHidden="0" w:unhideWhenUsed="0" w:qFormat="1"/>
+    <w:lsdException w:name="Strong" w:uiPriority="22" w:semiHidden="0" w:unhideWhenUsed="0" w:qFormat="1"/>
+    <w:lsdException w:name="Emphasis" w:uiPriority="20" w:semiHidden="0" w:unhideWhenUsed="0" w:qFormat="1"/>
+    <w:lsdException w:name="Table Grid" w:uiPriority="59" w:semiHidden="0" w:unhideWhenUsed="0"/>
     <w:lsdException w:name="Placeholder Text" w:unhideWhenUsed="0"/>
-    <w:lsdException w:name="No Spacing" w:semiHidden="0" w:uiPriority="1" w:unhideWhenUsed="0" w:qFormat="1"/>
-    <w:lsdException w:name="Light Shading" w:semiHidden="0" w:uiPriority="60" w:unhideWhenUsed="0"/>
-    <w:lsdException w:name="Light List" w:semiHidden="0" w:uiPriority="61" w:unhideWhenUsed="0"/>
-    <w:lsdException w:name="Light Grid" w:semiHidden="0" w:uiPriority="62" w:unhideWhenUsed="0"/>
-    <w:lsdException w:name="Medium Shading 1" w:semiHidden="0" w:uiPriority="63" w:unhideWhenUsed="0"/>
-    <w:lsdException w:name="Medium Shading 2" w:semiHidden="0" w:uiPriority="64" w:unhideWhenUsed="0"/>
-    <w:lsdException w:name="Medium List 1" w:semiHidden="0" w:uiPriority="65" w:unhideWhenUsed="0"/>
-    <w:lsdException w:name="Medium List 2" w:semiHidden="0" w:uiPriority="66" w:unhideWhenUsed="0"/>
-    <w:lsdException w:name="Medium Grid 1" w:semiHidden="0" w:uiPriority="67" w:unhideWhenUsed="0"/>
-    <w:lsdException w:name="Medium Grid 2" w:semiHidden="0" w:uiPriority="68" w:unhideWhenUsed="0"/>
-    <w:lsdException w:name="Medium Grid 3" w:semiHidden="0" w:uiPriority="69" w:unhideWhenUsed="0"/>
-    <w:lsdException w:name="Dark List" w:semiHidden="0" w:uiPriority="70" w:unhideWhenUsed="0"/>
-    <w:lsdException w:name="Colorful Shading" w:semiHidden="0" w:uiPriority="71" w:unhideWhenUsed="0"/>
-    <w:lsdException w:name="Colorful List" w:semiHidden="0" w:uiPriority="72" w:unhideWhenUsed="0"/>
-    <w:lsdException w:name="Colorful Grid" w:semiHidden="0" w:uiPriority="73" w:unhideWhenUsed="0"/>
-    <w:lsdException w:name="Light Shading Accent 1" w:semiHidden="0" w:uiPriority="60" w:unhideWhenUsed="0"/>
-    <w:lsdException w:name="Light List Accent 1" w:semiHidden="0" w:uiPriority="61" w:unhideWhenUsed="0"/>
-    <w:lsdException w:name="Light Grid Accent 1" w:semiHidden="0" w:uiPriority="62" w:unhideWhenUsed="0"/>
-    <w:lsdException w:name="Medium Shading 1 Accent 1" w:semiHidden="0" w:uiPriority="63" w:unhideWhenUsed="0"/>
-    <w:lsdException w:name="Medium Shading 2 Accent 1" w:semiHidden="0" w:uiPriority="64" w:unhideWhenUsed="0"/>
-    <w:lsdException w:name="Medium List 1 Accent 1" w:semiHidden="0" w:uiPriority="65" w:unhideWhenUsed="0"/>
+    <w:lsdException w:name="No Spacing" w:uiPriority="1" w:semiHidden="0" w:unhideWhenUsed="0" w:qFormat="1"/>
+    <w:lsdException w:name="Light Shading" w:uiPriority="60" w:semiHidden="0" w:unhideWhenUsed="0"/>
+    <w:lsdException w:name="Light List" w:uiPriority="61" w:semiHidden="0" w:unhideWhenUsed="0"/>
+    <w:lsdException w:name="Light Grid" w:uiPriority="62" w:semiHidden="0" w:unhideWhenUsed="0"/>
+    <w:lsdException w:name="Medium Shading 1" w:uiPriority="63" w:semiHidden="0" w:unhideWhenUsed="0"/>
+    <w:lsdException w:name="Medium Shading 2" w:uiPriority="64" w:semiHidden="0" w:unhideWhenUsed="0"/>
+    <w:lsdException w:name="Medium List 1" w:uiPriority="65" w:semiHidden="0" w:unhideWhenUsed="0"/>
+    <w:lsdException w:name="Medium List 2" w:uiPriority="66" w:semiHidden="0" w:unhideWhenUsed="0"/>
+    <w:lsdException w:name="Medium Grid 1" w:uiPriority="67" w:semiHidden="0" w:unhideWhenUsed="0"/>
+    <w:lsdException w:name="Medium Grid 2" w:uiPriority="68" w:semiHidden="0" w:unhideWhenUsed="0"/>
+    <w:lsdException w:name="Medium Grid 3" w:uiPriority="69" w:semiHidden="0" w:unhideWhenUsed="0"/>
+    <w:lsdException w:name="Dark List" w:uiPriority="70" w:semiHidden="0" w:unhideWhenUsed="0"/>
+    <w:lsdException w:name="Colorful Shading" w:uiPriority="71" w:semiHidden="0" w:unhideWhenUsed="0"/>
+    <w:lsdException w:name="Colorful List" w:uiPriority="72" w:semiHidden="0" w:unhideWhenUsed="0"/>
+    <w:lsdException w:name="Colorful Grid" w:uiPriority="73" w:semiHidden="0" w:unhideWhenUsed="0"/>
+    <w:lsdException w:name="Light Shading Accent 1" w:uiPriority="60" w:semiHidden="0" w:unhideWhenUsed="0"/>
+    <w:lsdException w:name="Light List Accent 1" w:uiPriority="61" w:semiHidden="0" w:unhideWhenUsed="0"/>
+    <w:lsdException w:name="Light Grid Accent 1" w:uiPriority="62" w:semiHidden="0" w:unhideWhenUsed="0"/>
+    <w:lsdException w:name="Medium Shading 1 Accent 1" w:uiPriority="63" w:semiHidden="0" w:unhideWhenUsed="0"/>
+    <w:lsdException w:name="Medium Shading 2 Accent 1" w:uiPriority="64" w:semiHidden="0" w:unhideWhenUsed="0"/>
+    <w:lsdException w:name="Medium List 1 Accent 1" w:uiPriority="65" w:semiHidden="0" w:unhideWhenUsed="0"/>
     <w:lsdException w:name="Revision" w:unhideWhenUsed="0"/>
-    <w:lsdException w:name="List Paragraph" w:semiHidden="0" w:uiPriority="34" w:unhideWhenUsed="0" w:qFormat="1"/>
-    <w:lsdException w:name="Quote" w:semiHidden="0" w:uiPriority="29" w:unhideWhenUsed="0" w:qFormat="1"/>
-    <w:lsdException w:name="Intense Quote" w:semiHidden="0" w:uiPriority="30" w:unhideWhenUsed="0" w:qFormat="1"/>
-    <w:lsdException w:name="Medium List 2 Accent 1" w:semiHidden="0" w:uiPriority="66" w:unhideWhenUsed="0"/>
-    <w:lsdException w:name="Medium Grid 1 Accent 1" w:semiHidden="0" w:uiPriority="67" w:unhideWhenUsed="0"/>
-    <w:lsdException w:name="Medium Grid 2 Accent 1" w:semiHidden="0" w:uiPriority="68" w:unhideWhenUsed="0"/>
-    <w:lsdException w:name="Medium Grid 3 Accent 1" w:semiHidden="0" w:uiPriority="69" w:unhideWhenUsed="0"/>
-    <w:lsdException w:name="Dark List Accent 1" w:semiHidden="0" w:uiPriority="70" w:unhideWhenUsed="0"/>
-    <w:lsdException w:name="Colorful Shading Accent 1" w:semiHidden="0" w:uiPriority="71" w:unhideWhenUsed="0"/>
-    <w:lsdException w:name="Colorful List Accent 1" w:semiHidden="0" w:uiPriority="72" w:unhideWhenUsed="0"/>
-    <w:lsdException w:name="Colorful Grid Accent 1" w:semiHidden="0" w:uiPriority="73" w:unhideWhenUsed="0"/>
-    <w:lsdException w:name="Light Shading Accent 2" w:semiHidden="0" w:uiPriority="60" w:unhideWhenUsed="0"/>
-    <w:lsdException w:name="Light List Accent 2" w:semiHidden="0" w:uiPriority="61" w:unhideWhenUsed="0"/>
-    <w:lsdException w:name="Light Grid Accent 2" w:semiHidden="0" w:uiPriority="62" w:unhideWhenUsed="0"/>
-    <w:lsdException w:name="Medium Shading 1 Accent 2" w:semiHidden="0" w:uiPriority="63" w:unhideWhenUsed="0"/>
-    <w:lsdException w:name="Medium Shading 2 Accent 2" w:semiHidden="0" w:uiPriority="64" w:unhideWhenUsed="0"/>
-    <w:lsdException w:name="Medium List 1 Accent 2" w:semiHidden="0" w:uiPriority="65" w:unhideWhenUsed="0"/>
-    <w:lsdException w:name="Medium List 2 Accent 2" w:semiHidden="0" w:uiPriority="66" w:unhideWhenUsed="0"/>
-    <w:lsdException w:name="Medium Grid 1 Accent 2" w:semiHidden="0" w:uiPriority="67" w:unhideWhenUsed="0"/>
-    <w:lsdException w:name="Medium Grid 2 Accent 2" w:semiHidden="0" w:uiPriority="68" w:unhideWhenUsed="0"/>
-    <w:lsdException w:name="Medium Grid 3 Accent 2" w:semiHidden="0" w:uiPriority="69" w:unhideWhenUsed="0"/>
-    <w:lsdException w:name="Dark List Accent 2" w:semiHidden="0" w:uiPriority="70" w:unhideWhenUsed="0"/>
-    <w:lsdException w:name="Colorful Shading Accent 2" w:semiHidden="0" w:uiPriority="71" w:unhideWhenUsed="0"/>
-    <w:lsdException w:name="Colorful List Accent 2" w:semiHidden="0" w:uiPriority="72" w:unhideWhenUsed="0"/>
-    <w:lsdException w:name="Colorful Grid Accent 2" w:semiHidden="0" w:uiPriority="73" w:unhideWhenUsed="0"/>
-    <w:lsdException w:name="Light Shading Accent 3" w:semiHidden="0" w:uiPriority="60" w:unhideWhenUsed="0"/>
-    <w:lsdException w:name="Light List Accent 3" w:semiHidden="0" w:uiPriority="61" w:unhideWhenUsed="0"/>
-    <w:lsdException w:name="Light Grid Accent 3" w:semiHidden="0" w:uiPriority="62" w:unhideWhenUsed="0"/>
-    <w:lsdException w:name="Medium Shading 1 Accent 3" w:semiHidden="0" w:uiPriority="63" w:unhideWhenUsed="0"/>
-    <w:lsdException w:name="Medium Shading 2 Accent 3" w:semiHidden="0" w:uiPriority="64" w:unhideWhenUsed="0"/>
-    <w:lsdException w:name="Medium List 1 Accent 3" w:semiHidden="0" w:uiPriority="65" w:unhideWhenUsed="0"/>
-    <w:lsdException w:name="Medium List 2 Accent 3" w:semiHidden="0" w:uiPriority="66" w:unhideWhenUsed="0"/>
-    <w:lsdException w:name="Medium Grid 1 Accent 3" w:semiHidden="0" w:uiPriority="67" w:unhideWhenUsed="0"/>
-    <w:lsdException w:name="Medium Grid 2 Accent 3" w:semiHidden="0" w:uiPriority="68" w:unhideWhenUsed="0"/>
-    <w:lsdException w:name="Medium Grid 3 Accent 3" w:semiHidden="0" w:uiPriority="69" w:unhideWhenUsed="0"/>
-    <w:lsdException w:name="Dark List Accent 3" w:semiHidden="0" w:uiPriority="70" w:unhideWhenUsed="0"/>
-    <w:lsdException w:name="Colorful Shading Accent 3" w:semiHidden="0" w:uiPriority="71" w:unhideWhenUsed="0"/>
-    <w:lsdException w:name="Colorful List Accent 3" w:semiHidden="0" w:uiPriority="72" w:unhideWhenUsed="0"/>
-    <w:lsdException w:name="Colorful Grid Accent 3" w:semiHidden="0" w:uiPriority="73" w:unhideWhenUsed="0"/>
-    <w:lsdException w:name="Light Shading Accent 4" w:semiHidden="0" w:uiPriority="60" w:unhideWhenUsed="0"/>
-    <w:lsdException w:name="Light List Accent 4" w:semiHidden="0" w:uiPriority="61" w:unhideWhenUsed="0"/>
-    <w:lsdException w:name="Light Grid Accent 4" w:semiHidden="0" w:uiPriority="62" w:unhideWhenUsed="0"/>
-    <w:lsdException w:name="Medium Shading 1 Accent 4" w:semiHidden="0" w:uiPriority="63" w:unhideWhenUsed="0"/>
-    <w:lsdException w:name="Medium Shading 2 Accent 4" w:semiHidden="0" w:uiPriority="64" w:unhideWhenUsed="0"/>
-    <w:lsdException w:name="Medium List 1 Accent 4" w:semiHidden="0" w:uiPriority="65" w:unhideWhenUsed="0"/>
-    <w:lsdException w:name="Medium List 2 Accent 4" w:semiHidden="0" w:uiPriority="66" w:unhideWhenUsed="0"/>
-    <w:lsdException w:name="Medium Grid 1 Accent 4" w:semiHidden="0" w:uiPriority="67" w:unhideWhenUsed="0"/>
-    <w:lsdException w:name="Medium Grid 2 Accent 4" w:semiHidden="0" w:uiPriority="68" w:unhideWhenUsed="0"/>
-    <w:lsdException w:name="Medium Grid 3 Accent 4" w:semiHidden="0" w:uiPriority="69" w:unhideWhenUsed="0"/>
-    <w:lsdException w:name="Dark List Accent 4" w:semiHidden="0" w:uiPriority="70" w:unhideWhenUsed="0"/>
-    <w:lsdException w:name="Colorful Shading Accent 4" w:semiHidden="0" w:uiPriority="71" w:unhideWhenUsed="0"/>
-    <w:lsdException w:name="Colorful List Accent 4" w:semiHidden="0" w:uiPriority="72" w:unhideWhenUsed="0"/>
-    <w:lsdException w:name="Colorful Grid Accent 4" w:semiHidden="0" w:uiPriority="73" w:unhideWhenUsed="0"/>
-    <w:lsdException w:name="Light Shading Accent 5" w:semiHidden="0" w:uiPriority="60" w:unhideWhenUsed="0"/>
-    <w:lsdException w:name="Light List Accent 5" w:semiHidden="0" w:uiPriority="61" w:unhideWhenUsed="0"/>
-    <w:lsdException w:name="Light Grid Accent 5" w:semiHidden="0" w:uiPriority="62" w:unhideWhenUsed="0"/>
-    <w:lsdException w:name="Medium Shading 1 Accent 5" w:semiHidden="0" w:uiPriority="63" w:unhideWhenUsed="0"/>
-    <w:lsdException w:name="Medium Shading 2 Accent 5" w:semiHidden="0" w:uiPriority="64" w:unhideWhenUsed="0"/>
-    <w:lsdException w:name="Medium List 1 Accent 5" w:semiHidden="0" w:uiPriority="65" w:unhideWhenUsed="0"/>
-    <w:lsdException w:name="Medium List 2 Accent 5" w:semiHidden="0" w:uiPriority="66" w:unhideWhenUsed="0"/>
-    <w:lsdException w:name="Medium Grid 1 Accent 5" w:semiHidden="0" w:uiPriority="67" w:unhideWhenUsed="0"/>
-    <w:lsdException w:name="Medium Grid 2 Accent 5" w:semiHidden="0" w:uiPriority="68" w:unhideWhenUsed="0"/>
-    <w:lsdException w:name="Medium Grid 3 Accent 5" w:semiHidden="0" w:uiPriority="69" w:unhideWhenUsed="0"/>
-    <w:lsdException w:name="Dark List Accent 5" w:semiHidden="0" w:uiPriority="70" w:unhideWhenUsed="0"/>
-    <w:lsdException w:name="Colorful Shading Accent 5" w:semiHidden="0" w:uiPriority="71" w:unhideWhenUsed="0"/>
-    <w:lsdException w:name="Colorful List Accent 5" w:semiHidden="0" w:uiPriority="72" w:unhideWhenUsed="0"/>
-    <w:lsdException w:name="Colorful Grid Accent 5" w:semiHidden="0" w:uiPriority="73" w:unhideWhenUsed="0"/>
-    <w:lsdException w:name="Light Shading Accent 6" w:semiHidden="0" w:uiPriority="60" w:unhideWhenUsed="0"/>
-    <w:lsdException w:name="Light List Accent 6" w:semiHidden="0" w:uiPriority="61" w:unhideWhenUsed="0"/>
-    <w:lsdException w:name="Light Grid Accent 6" w:semiHidden="0" w:uiPriority="62" w:unhideWhenUsed="0"/>
-    <w:lsdException w:name="Medium Shading 1 Accent 6" w:semiHidden="0" w:uiPriority="63" w:unhideWhenUsed="0"/>
-    <w:lsdException w:name="Medium Shading 2 Accent 6" w:semiHidden="0" w:uiPriority="64" w:unhideWhenUsed="0"/>
-    <w:lsdException w:name="Medium List 1 Accent 6" w:semiHidden="0" w:uiPriority="65" w:unhideWhenUsed="0"/>
-    <w:lsdException w:name="Medium List 2 Accent 6" w:semiHidden="0" w:uiPriority="66" w:unhideWhenUsed="0"/>
-    <w:lsdException w:name="Medium Grid 1 Accent 6" w:semiHidden="0" w:uiPriority="67" w:unhideWhenUsed="0"/>
-    <w:lsdException w:name="Medium Grid 2 Accent 6" w:semiHidden="0" w:uiPriority="68" w:unhideWhenUsed="0"/>
-    <w:lsdException w:name="Medium Grid 3 Accent 6" w:semiHidden="0" w:uiPriority="69" w:unhideWhenUsed="0"/>
-    <w:lsdException w:name="Dark List Accent 6" w:semiHidden="0" w:uiPriority="70" w:unhideWhenUsed="0"/>
-    <w:lsdException w:name="Colorful Shading Accent 6" w:semiHidden="0" w:uiPriority="71" w:unhideWhenUsed="0"/>
-    <w:lsdException w:name="Colorful List Accent 6" w:semiHidden="0" w:uiPriority="72" w:unhideWhenUsed="0"/>
-    <w:lsdException w:name="Colorful Grid Accent 6" w:semiHidden="0" w:uiPriority="73" w:unhideWhenUsed="0"/>
-    <w:lsdException w:name="Subtle Emphasis" w:semiHidden="0" w:uiPriority="19" w:unhideWhenUsed="0" w:qFormat="1"/>
-    <w:lsdException w:name="Intense Emphasis" w:semiHidden="0" w:uiPriority="21" w:unhideWhenUsed="0" w:qFormat="1"/>
-    <w:lsdException w:name="Subtle Reference" w:semiHidden="0" w:uiPriority="31" w:unhideWhenUsed="0" w:qFormat="1"/>
-    <w:lsdException w:name="Intense Reference" w:semiHidden="0" w:uiPriority="32" w:unhideWhenUsed="0" w:qFormat="1"/>
-    <w:lsdException w:name="Book Title" w:semiHidden="0" w:uiPriority="33" w:unhideWhenUsed="0" w:qFormat="1"/>
+    <w:lsdException w:name="List Paragraph" w:uiPriority="34" w:semiHidden="0" w:unhideWhenUsed="0" w:qFormat="1"/>
+    <w:lsdException w:name="Quote" w:uiPriority="29" w:semiHidden="0" w:unhideWhenUsed="0" w:qFormat="1"/>
+    <w:lsdException w:name="Intense Quote" w:uiPriority="30" w:semiHidden="0" w:unhideWhenUsed="0" w:qFormat="1"/>
+    <w:lsdException w:name="Medium List 2 Accent 1" w:uiPriority="66" w:semiHidden="0" w:unhideWhenUsed="0"/>
+    <w:lsdException w:name="Medium Grid 1 Accent 1" w:uiPriority="67" w:semiHidden="0" w:unhideWhenUsed="0"/>
+    <w:lsdException w:name="Medium Grid 2 Accent 1" w:uiPriority="68" w:semiHidden="0" w:unhideWhenUsed="0"/>
+    <w:lsdException w:name="Medium Grid 3 Accent 1" w:uiPriority="69" w:semiHidden="0" w:unhideWhenUsed="0"/>
+    <w:lsdException w:name="Dark List Accent 1" w:uiPriority="70" w:semiHidden="0" w:unhideWhenUsed="0"/>
+    <w:lsdException w:name="Colorful Shading Accent 1" w:uiPriority="71" w:semiHidden="0" w:unhideWhenUsed="0"/>
+    <w:lsdException w:name="Colorful List Accent 1" w:uiPriority="72" w:semiHidden="0" w:unhideWhenUsed="0"/>
+    <w:lsdException w:name="Colorful Grid Accent 1" w:uiPriority="73" w:semiHidden="0" w:unhideWhenUsed="0"/>
+    <w:lsdException w:name="Light Shading Accent 2" w:uiPriority="60" w:semiHidden="0" w:unhideWhenUsed="0"/>
+    <w:lsdException w:name="Light List Accent 2" w:uiPriority="61" w:semiHidden="0" w:unhideWhenUsed="0"/>
+    <w:lsdException w:name="Light Grid Accent 2" w:uiPriority="62" w:semiHidden="0" w:unhideWhenUsed="0"/>
+    <w:lsdException w:name="Medium Shading 1 Accent 2" w:uiPriority="63" w:semiHidden="0" w:unhideWhenUsed="0"/>
+    <w:lsdException w:name="Medium Shading 2 Accent 2" w:uiPriority="64" w:semiHidden="0" w:unhideWhenUsed="0"/>
+    <w:lsdException w:name="Medium List 1 Accent 2" w:uiPriority="65" w:semiHidden="0" w:unhideWhenUsed="0"/>
+    <w:lsdException w:name="Medium List 2 Accent 2" w:uiPriority="66" w:semiHidden="0" w:unhideWhenUsed="0"/>
+    <w:lsdException w:name="Medium Grid 1 Accent 2" w:uiPriority="67" w:semiHidden="0" w:unhideWhenUsed="0"/>
+    <w:lsdException w:name="Medium Grid 2 Accent 2" w:uiPriority="68" w:semiHidden="0" w:unhideWhenUsed="0"/>
+    <w:lsdException w:name="Medium Grid 3 Accent 2" w:uiPriority="69" w:semiHidden="0" w:unhideWhenUsed="0"/>
+    <w:lsdException w:name="Dark List Accent 2" w:uiPriority="70" w:semiHidden="0" w:unhideWhenUsed="0"/>
+    <w:lsdException w:name="Colorful Shading Accent 2" w:uiPriority="71" w:semiHidden="0" w:unhideWhenUsed="0"/>
+    <w:lsdException w:name="Colorful List Accent 2" w:uiPriority="72" w:semiHidden="0" w:unhideWhenUsed="0"/>
+    <w:lsdException w:name="Colorful Grid Accent 2" w:uiPriority="73" w:semiHidden="0" w:unhideWhenUsed="0"/>
+    <w:lsdException w:name="Light Shading Accent 3" w:uiPriority="60" w:semiHidden="0" w:unhideWhenUsed="0"/>
+    <w:lsdException w:name="Light List Accent 3" w:uiPriority="61" w:semiHidden="0" w:unhideWhenUsed="0"/>
+    <w:lsdException w:name="Light Grid Accent 3" w:uiPriority="62" w:semiHidden="0" w:unhideWhenUsed="0"/>
+    <w:lsdException w:name="Medium Shading 1 Accent 3" w:uiPriority="63" w:semiHidden="0" w:unhideWhenUsed="0"/>
+    <w:lsdException w:name="Medium Shading 2 Accent 3" w:uiPriority="64" w:semiHidden="0" w:unhideWhenUsed="0"/>
+    <w:lsdException w:name="Medium List 1 Accent 3" w:uiPriority="65" w:semiHidden="0" w:unhideWhenUsed="0"/>
+    <w:lsdException w:name="Medium List 2 Accent 3" w:uiPriority="66" w:semiHidden="0" w:unhideWhenUsed="0"/>
+    <w:lsdException w:name="Medium Grid 1 Accent 3" w:uiPriority="67" w:semiHidden="0" w:unhideWhenUsed="0"/>
+    <w:lsdException w:name="Medium Grid 2 Accent 3" w:uiPriority="68" w:semiHidden="0" w:unhideWhenUsed="0"/>
+    <w:lsdException w:name="Medium Grid 3 Accent 3" w:uiPriority="69" w:semiHidden="0" w:unhideWhenUsed="0"/>
+    <w:lsdException w:name="Dark List Accent 3" w:uiPriority="70" w:semiHidden="0" w:unhideWhenUsed="0"/>
+    <w:lsdException w:name="Colorful Shading Accent 3" w:uiPriority="71" w:semiHidden="0" w:unhideWhenUsed="0"/>
+    <w:lsdException w:name="Colorful List Accent 3" w:uiPriority="72" w:semiHidden="0" w:unhideWhenUsed="0"/>
+    <w:lsdException w:name="Colorful Grid Accent 3" w:uiPriority="73" w:semiHidden="0" w:unhideWhenUsed="0"/>
+    <w:lsdException w:name="Light Shading Accent 4" w:uiPriority="60" w:semiHidden="0" w:unhideWhenUsed="0"/>
+    <w:lsdException w:name="Light List Accent 4" w:uiPriority="61" w:semiHidden="0" w:unhideWhenUsed="0"/>
+    <w:lsdException w:name="Light Grid Accent 4" w:uiPriority="62" w:semiHidden="0" w:unhideWhenUsed="0"/>
+    <w:lsdException w:name="Medium Shading 1 Accent 4" w:uiPriority="63" w:semiHidden="0" w:unhideWhenUsed="0"/>
+    <w:lsdException w:name="Medium Shading 2 Accent 4" w:uiPriority="64" w:semiHidden="0" w:unhideWhenUsed="0"/>
+    <w:lsdException w:name="Medium List 1 Accent 4" w:uiPriority="65" w:semiHidden="0" w:unhideWhenUsed="0"/>
+    <w:lsdException w:name="Medium List 2 Accent 4" w:uiPriority="66" w:semiHidden="0" w:unhideWhenUsed="0"/>
+    <w:lsdException w:name="Medium Grid 1 Accent 4" w:uiPriority="67" w:semiHidden="0" w:unhideWhenUsed="0"/>
+    <w:lsdException w:name="Medium Grid 2 Accent 4" w:uiPriority="68" w:semiHidden="0" w:unhideWhenUsed="0"/>
+    <w:lsdException w:name="Medium Grid 3 Accent 4" w:uiPriority="69" w:semiHidden="0" w:unhideWhenUsed="0"/>
+    <w:lsdException w:name="Dark List Accent 4" w:uiPriority="70" w:semiHidden="0" w:unhideWhenUsed="0"/>
+    <w:lsdException w:name="Colorful Shading Accent 4" w:uiPriority="71" w:semiHidden="0" w:unhideWhenUsed="0"/>
+    <w:lsdException w:name="Colorful List Accent 4" w:uiPriority="72" w:semiHidden="0" w:unhideWhenUsed="0"/>
+    <w:lsdException w:name="Colorful Grid Accent 4" w:uiPriority="73" w:semiHidden="0" w:unhideWhenUsed="0"/>
+    <w:lsdException w:name="Light Shading Accent 5" w:uiPriority="60" w:semiHidden="0" w:unhideWhenUsed="0"/>
+    <w:lsdException w:name="Light List Accent 5" w:uiPriority="61" w:semiHidden="0" w:unhideWhenUsed="0"/>
+    <w:lsdException w:name="Light Grid Accent 5" w:uiPriority="62" w:semiHidden="0" w:unhideWhenUsed="0"/>
+    <w:lsdException w:name="Medium Shading 1 Accent 5" w:uiPriority="63" w:semiHidden="0" w:unhideWhenUsed="0"/>
+    <w:lsdException w:name="Medium Shading 2 Accent 5" w:uiPriority="64" w:semiHidden="0" w:unhideWhenUsed="0"/>
+    <w:lsdException w:name="Medium List 1 Accent 5" w:uiPriority="65" w:semiHidden="0" w:unhideWhenUsed="0"/>
+    <w:lsdException w:name="Medium List 2 Accent 5" w:uiPriority="66" w:semiHidden="0" w:unhideWhenUsed="0"/>
+    <w:lsdException w:name="Medium Grid 1 Accent 5" w:uiPriority="67" w:semiHidden="0" w:unhideWhenUsed="0"/>
+    <w:lsdException w:name="Medium Grid 2 Accent 5" w:uiPriority="68" w:semiHidden="0" w:unhideWhenUsed="0"/>
+    <w:lsdException w:name="Medium Grid 3 Accent 5" w:uiPriority="69" w:semiHidden="0" w:unhideWhenUsed="0"/>
+    <w:lsdException w:name="Dark List Accent 5" w:uiPriority="70" w:semiHidden="0" w:unhideWhenUsed="0"/>
+    <w:lsdException w:name="Colorful Shading Accent 5" w:uiPriority="71" w:semiHidden="0" w:unhideWhenUsed="0"/>
+    <w:lsdException w:name="Colorful List Accent 5" w:uiPriority="72" w:semiHidden="0" w:unhideWhenUsed="0"/>
+    <w:lsdException w:name="Colorful Grid Accent 5" w:uiPriority="73" w:semiHidden="0" w:unhideWhenUsed="0"/>
+    <w:lsdException w:name="Light Shading Accent 6" w:uiPriority="60" w:semiHidden="0" w:unhideWhenUsed="0"/>
+    <w:lsdException w:name="Light List Accent 6" w:uiPriority="61" w:semiHidden="0" w:unhideWhenUsed="0"/>
+    <w:lsdException w:name="Light Grid Accent 6" w:uiPriority="62" w:semiHidden="0" w:unhideWhenUsed="0"/>
+    <w:lsdException w:name="Medium Shading 1 Accent 6" w:uiPriority="63" w:semiHidden="0" w:unhideWhenUsed="0"/>
+    <w:lsdException w:name="Medium Shading 2 Accent 6" w:uiPriority="64" w:semiHidden="0" w:unhideWhenUsed="0"/>
+    <w:lsdException w:name="Medium List 1 Accent 6" w:uiPriority="65" w:semiHidden="0" w:unhideWhenUsed="0"/>
+    <w:lsdException w:name="Medium List 2 Accent 6" w:uiPriority="66" w:semiHidden="0" w:unhideWhenUsed="0"/>
+    <w:lsdException w:name="Medium Grid 1 Accent 6" w:uiPriority="67" w:semiHidden="0" w:unhideWhenUsed="0"/>
+    <w:lsdException w:name="Medium Grid 2 Accent 6" w:uiPriority="68" w:semiHidden="0" w:unhideWhenUsed="0"/>
+    <w:lsdException w:name="Medium Grid 3 Accent 6" w:uiPriority="69" w:semiHidden="0" w:unhideWhenUsed="0"/>
+    <w:lsdException w:name="Dark List Accent 6" w:uiPriority="70" w:semiHidden="0" w:unhideWhenUsed="0"/>
+    <w:lsdException w:name="Colorful Shading Accent 6" w:uiPriority="71" w:semiHidden="0" w:unhideWhenUsed="0"/>
+    <w:lsdException w:name="Colorful List Accent 6" w:uiPriority="72" w:semiHidden="0" w:unhideWhenUsed="0"/>
+    <w:lsdException w:name="Colorful Grid Accent 6" w:uiPriority="73" w:semiHidden="0" w:unhideWhenUsed="0"/>
+    <w:lsdException w:name="Subtle Emphasis" w:uiPriority="19" w:semiHidden="0" w:unhideWhenUsed="0" w:qFormat="1"/>
+    <w:lsdException w:name="Intense Emphasis" w:uiPriority="21" w:semiHidden="0" w:unhideWhenUsed="0" w:qFormat="1"/>
+    <w:lsdException w:name="Subtle Reference" w:uiPriority="31" w:semiHidden="0" w:unhideWhenUsed="0" w:qFormat="1"/>
+    <w:lsdException w:name="Intense Reference" w:uiPriority="32" w:semiHidden="0" w:unhideWhenUsed="0" w:qFormat="1"/>
+    <w:lsdException w:name="Book Title" w:uiPriority="33" w:semiHidden="0" w:unhideWhenUsed="0" w:qFormat="1"/>
     <w:lsdException w:name="Bibliography" w:uiPriority="37"/>
     <w:lsdException w:name="TOC Heading" w:uiPriority="39" w:qFormat="1"/>
   </w:latentStyles>
-  <w:style w:type="paragraph" w:default="1" w:styleId="Normal">
+  <w:style w:type="paragraph" w:styleId="Normal" w:default="1">
     <w:name w:val="Normal"/>
     <w:qFormat/>
     <w:rsid w:val="00FC693F"/>
@@ -2435,7 +2326,7 @@
       <w:spacing w:after="0" w:line="240" w:lineRule="auto"/>
     </w:pPr>
   </w:style>
-  <w:style w:type="character" w:customStyle="1" w:styleId="HeaderChar">
+  <w:style w:type="character" w:styleId="HeaderChar" w:customStyle="1">
     <w:name w:val="Header Char"/>
     <w:basedOn w:val="DefaultParagraphFont"/>
     <w:link w:val="Header"/>
@@ -2457,7 +2348,7 @@
       <w:spacing w:after="0" w:line="240" w:lineRule="auto"/>
     </w:pPr>
   </w:style>
-  <w:style w:type="character" w:customStyle="1" w:styleId="FooterChar">
+  <w:style w:type="character" w:styleId="FooterChar" w:customStyle="1">
     <w:name w:val="Footer Char"/>
     <w:basedOn w:val="DefaultParagraphFont"/>
     <w:link w:val="Footer"/>
@@ -2479,7 +2370,7 @@
       <w:outlineLvl w:val="0"/>
     </w:pPr>
     <w:rPr>
-      <w:rFonts w:asciiTheme="majorHAnsi" w:eastAsiaTheme="majorEastAsia" w:hAnsiTheme="majorHAnsi" w:cstheme="majorBidi"/>
+      <w:rFonts w:asciiTheme="majorHAnsi" w:hAnsiTheme="majorHAnsi" w:eastAsiaTheme="majorEastAsia" w:cstheme="majorBidi"/>
       <w:b/>
       <w:bCs/>
       <w:color w:val="365F91" w:themeColor="accent1" w:themeShade="BF"/>
@@ -2503,7 +2394,7 @@
       <w:outlineLvl w:val="1"/>
     </w:pPr>
     <w:rPr>
-      <w:rFonts w:asciiTheme="majorHAnsi" w:eastAsiaTheme="majorEastAsia" w:hAnsiTheme="majorHAnsi" w:cstheme="majorBidi"/>
+      <w:rFonts w:asciiTheme="majorHAnsi" w:hAnsiTheme="majorHAnsi" w:eastAsiaTheme="majorEastAsia" w:cstheme="majorBidi"/>
       <w:b/>
       <w:bCs/>
       <w:color w:val="4F81BD" w:themeColor="accent1"/>
@@ -2527,7 +2418,7 @@
       <w:outlineLvl w:val="2"/>
     </w:pPr>
     <w:rPr>
-      <w:rFonts w:asciiTheme="majorHAnsi" w:eastAsiaTheme="majorEastAsia" w:hAnsiTheme="majorHAnsi" w:cstheme="majorBidi"/>
+      <w:rFonts w:asciiTheme="majorHAnsi" w:hAnsiTheme="majorHAnsi" w:eastAsiaTheme="majorEastAsia" w:cstheme="majorBidi"/>
       <w:b/>
       <w:bCs/>
       <w:color w:val="4F81BD" w:themeColor="accent1"/>
@@ -2550,7 +2441,7 @@
       <w:outlineLvl w:val="3"/>
     </w:pPr>
     <w:rPr>
-      <w:rFonts w:asciiTheme="majorHAnsi" w:eastAsiaTheme="majorEastAsia" w:hAnsiTheme="majorHAnsi" w:cstheme="majorBidi"/>
+      <w:rFonts w:asciiTheme="majorHAnsi" w:hAnsiTheme="majorHAnsi" w:eastAsiaTheme="majorEastAsia" w:cstheme="majorBidi"/>
       <w:b/>
       <w:bCs/>
       <w:i/>
@@ -2575,7 +2466,7 @@
       <w:outlineLvl w:val="4"/>
     </w:pPr>
     <w:rPr>
-      <w:rFonts w:asciiTheme="majorHAnsi" w:eastAsiaTheme="majorEastAsia" w:hAnsiTheme="majorHAnsi" w:cstheme="majorBidi"/>
+      <w:rFonts w:asciiTheme="majorHAnsi" w:hAnsiTheme="majorHAnsi" w:eastAsiaTheme="majorEastAsia" w:cstheme="majorBidi"/>
       <w:color w:val="243F60" w:themeColor="accent1" w:themeShade="7F"/>
     </w:rPr>
   </w:style>
@@ -2596,7 +2487,7 @@
       <w:outlineLvl w:val="5"/>
     </w:pPr>
     <w:rPr>
-      <w:rFonts w:asciiTheme="majorHAnsi" w:eastAsiaTheme="majorEastAsia" w:hAnsiTheme="majorHAnsi" w:cstheme="majorBidi"/>
+      <w:rFonts w:asciiTheme="majorHAnsi" w:hAnsiTheme="majorHAnsi" w:eastAsiaTheme="majorEastAsia" w:cstheme="majorBidi"/>
       <w:i/>
       <w:iCs/>
       <w:color w:val="243F60" w:themeColor="accent1" w:themeShade="7F"/>
@@ -2619,7 +2510,7 @@
       <w:outlineLvl w:val="6"/>
     </w:pPr>
     <w:rPr>
-      <w:rFonts w:asciiTheme="majorHAnsi" w:eastAsiaTheme="majorEastAsia" w:hAnsiTheme="majorHAnsi" w:cstheme="majorBidi"/>
+      <w:rFonts w:asciiTheme="majorHAnsi" w:hAnsiTheme="majorHAnsi" w:eastAsiaTheme="majorEastAsia" w:cstheme="majorBidi"/>
       <w:i/>
       <w:iCs/>
       <w:color w:val="404040" w:themeColor="text1" w:themeTint="BF"/>
@@ -2642,7 +2533,7 @@
       <w:outlineLvl w:val="7"/>
     </w:pPr>
     <w:rPr>
-      <w:rFonts w:asciiTheme="majorHAnsi" w:eastAsiaTheme="majorEastAsia" w:hAnsiTheme="majorHAnsi" w:cstheme="majorBidi"/>
+      <w:rFonts w:asciiTheme="majorHAnsi" w:hAnsiTheme="majorHAnsi" w:eastAsiaTheme="majorEastAsia" w:cstheme="majorBidi"/>
       <w:color w:val="4F81BD" w:themeColor="accent1"/>
       <w:sz w:val="20"/>
       <w:szCs w:val="20"/>
@@ -2665,7 +2556,7 @@
       <w:outlineLvl w:val="8"/>
     </w:pPr>
     <w:rPr>
-      <w:rFonts w:asciiTheme="majorHAnsi" w:eastAsiaTheme="majorEastAsia" w:hAnsiTheme="majorHAnsi" w:cstheme="majorBidi"/>
+      <w:rFonts w:asciiTheme="majorHAnsi" w:hAnsiTheme="majorHAnsi" w:eastAsiaTheme="majorEastAsia" w:cstheme="majorBidi"/>
       <w:i/>
       <w:iCs/>
       <w:color w:val="404040" w:themeColor="text1" w:themeTint="BF"/>
@@ -2673,13 +2564,13 @@
       <w:szCs w:val="20"/>
     </w:rPr>
   </w:style>
-  <w:style w:type="character" w:default="1" w:styleId="DefaultParagraphFont">
+  <w:style w:type="character" w:styleId="DefaultParagraphFont" w:default="1">
     <w:name w:val="Default Paragraph Font"/>
     <w:uiPriority w:val="1"/>
     <w:semiHidden/>
     <w:unhideWhenUsed/>
   </w:style>
-  <w:style w:type="table" w:default="1" w:styleId="TableNormal">
+  <w:style w:type="table" w:styleId="TableNormal" w:default="1">
     <w:name w:val="Normal Table"/>
     <w:uiPriority w:val="99"/>
     <w:semiHidden/>
@@ -2694,7 +2585,7 @@
       </w:tblCellMar>
     </w:tblPr>
   </w:style>
-  <w:style w:type="numbering" w:default="1" w:styleId="NoList">
+  <w:style w:type="numbering" w:styleId="NoList" w:default="1">
     <w:name w:val="No List"/>
     <w:uiPriority w:val="99"/>
     <w:semiHidden/>
@@ -2709,14 +2600,14 @@
       <w:spacing w:after="0" w:line="240" w:lineRule="auto"/>
     </w:pPr>
   </w:style>
-  <w:style w:type="character" w:customStyle="1" w:styleId="Heading1Char">
+  <w:style w:type="character" w:styleId="Heading1Char" w:customStyle="1">
     <w:name w:val="Heading 1 Char"/>
     <w:basedOn w:val="DefaultParagraphFont"/>
     <w:link w:val="Heading1"/>
     <w:uiPriority w:val="9"/>
     <w:rsid w:val="00FC693F"/>
     <w:rPr>
-      <w:rFonts w:asciiTheme="majorHAnsi" w:eastAsiaTheme="majorEastAsia" w:hAnsiTheme="majorHAnsi" w:cstheme="majorBidi"/>
+      <w:rFonts w:asciiTheme="majorHAnsi" w:hAnsiTheme="majorHAnsi" w:eastAsiaTheme="majorEastAsia" w:cstheme="majorBidi"/>
       <w:b/>
       <w:bCs/>
       <w:color w:val="365F91" w:themeColor="accent1" w:themeShade="BF"/>
@@ -2724,14 +2615,14 @@
       <w:szCs w:val="28"/>
     </w:rPr>
   </w:style>
-  <w:style w:type="character" w:customStyle="1" w:styleId="Heading2Char">
+  <w:style w:type="character" w:styleId="Heading2Char" w:customStyle="1">
     <w:name w:val="Heading 2 Char"/>
     <w:basedOn w:val="DefaultParagraphFont"/>
     <w:link w:val="Heading2"/>
     <w:uiPriority w:val="9"/>
     <w:rsid w:val="00FC693F"/>
     <w:rPr>
-      <w:rFonts w:asciiTheme="majorHAnsi" w:eastAsiaTheme="majorEastAsia" w:hAnsiTheme="majorHAnsi" w:cstheme="majorBidi"/>
+      <w:rFonts w:asciiTheme="majorHAnsi" w:hAnsiTheme="majorHAnsi" w:eastAsiaTheme="majorEastAsia" w:cstheme="majorBidi"/>
       <w:b/>
       <w:bCs/>
       <w:color w:val="4F81BD" w:themeColor="accent1"/>
@@ -2739,14 +2630,14 @@
       <w:szCs w:val="26"/>
     </w:rPr>
   </w:style>
-  <w:style w:type="character" w:customStyle="1" w:styleId="Heading3Char">
+  <w:style w:type="character" w:styleId="Heading3Char" w:customStyle="1">
     <w:name w:val="Heading 3 Char"/>
     <w:basedOn w:val="DefaultParagraphFont"/>
     <w:link w:val="Heading3"/>
     <w:uiPriority w:val="9"/>
     <w:rsid w:val="00FC693F"/>
     <w:rPr>
-      <w:rFonts w:asciiTheme="majorHAnsi" w:eastAsiaTheme="majorEastAsia" w:hAnsiTheme="majorHAnsi" w:cstheme="majorBidi"/>
+      <w:rFonts w:asciiTheme="majorHAnsi" w:hAnsiTheme="majorHAnsi" w:eastAsiaTheme="majorEastAsia" w:cstheme="majorBidi"/>
       <w:b/>
       <w:bCs/>
       <w:color w:val="4F81BD" w:themeColor="accent1"/>
@@ -2762,13 +2653,13 @@
     <w:rsid w:val="00FC693F"/>
     <w:pPr>
       <w:pBdr>
-        <w:bottom w:val="single" w:sz="8" w:space="4" w:color="4F81BD" w:themeColor="accent1"/>
+        <w:bottom w:val="single" w:color="4F81BD" w:themeColor="accent1" w:sz="8" w:space="4"/>
       </w:pBdr>
       <w:spacing w:after="300" w:line="240" w:lineRule="auto"/>
       <w:contextualSpacing/>
     </w:pPr>
     <w:rPr>
-      <w:rFonts w:asciiTheme="majorHAnsi" w:eastAsiaTheme="majorEastAsia" w:hAnsiTheme="majorHAnsi" w:cstheme="majorBidi"/>
+      <w:rFonts w:asciiTheme="majorHAnsi" w:hAnsiTheme="majorHAnsi" w:eastAsiaTheme="majorEastAsia" w:cstheme="majorBidi"/>
       <w:color w:val="17365D" w:themeColor="text2" w:themeShade="BF"/>
       <w:spacing w:val="5"/>
       <w:kern w:val="28"/>
@@ -2776,14 +2667,14 @@
       <w:szCs w:val="52"/>
     </w:rPr>
   </w:style>
-  <w:style w:type="character" w:customStyle="1" w:styleId="TitleChar">
+  <w:style w:type="character" w:styleId="TitleChar" w:customStyle="1">
     <w:name w:val="Title Char"/>
     <w:basedOn w:val="DefaultParagraphFont"/>
     <w:link w:val="Title"/>
     <w:uiPriority w:val="10"/>
     <w:rsid w:val="00FC693F"/>
     <w:rPr>
-      <w:rFonts w:asciiTheme="majorHAnsi" w:eastAsiaTheme="majorEastAsia" w:hAnsiTheme="majorHAnsi" w:cstheme="majorBidi"/>
+      <w:rFonts w:asciiTheme="majorHAnsi" w:hAnsiTheme="majorHAnsi" w:eastAsiaTheme="majorEastAsia" w:cstheme="majorBidi"/>
       <w:color w:val="17365D" w:themeColor="text2" w:themeShade="BF"/>
       <w:spacing w:val="5"/>
       <w:kern w:val="28"/>
@@ -2805,7 +2696,7 @@
       </w:numPr>
     </w:pPr>
     <w:rPr>
-      <w:rFonts w:asciiTheme="majorHAnsi" w:eastAsiaTheme="majorEastAsia" w:hAnsiTheme="majorHAnsi" w:cstheme="majorBidi"/>
+      <w:rFonts w:asciiTheme="majorHAnsi" w:hAnsiTheme="majorHAnsi" w:eastAsiaTheme="majorEastAsia" w:cstheme="majorBidi"/>
       <w:i/>
       <w:iCs/>
       <w:color w:val="4F81BD" w:themeColor="accent1"/>
@@ -2814,14 +2705,14 @@
       <w:szCs w:val="24"/>
     </w:rPr>
   </w:style>
-  <w:style w:type="character" w:customStyle="1" w:styleId="SubtitleChar">
+  <w:style w:type="character" w:styleId="SubtitleChar" w:customStyle="1">
     <w:name w:val="Subtitle Char"/>
     <w:basedOn w:val="DefaultParagraphFont"/>
     <w:link w:val="Subtitle"/>
     <w:uiPriority w:val="11"/>
     <w:rsid w:val="00FC693F"/>
     <w:rPr>
-      <w:rFonts w:asciiTheme="majorHAnsi" w:eastAsiaTheme="majorEastAsia" w:hAnsiTheme="majorHAnsi" w:cstheme="majorBidi"/>
+      <w:rFonts w:asciiTheme="majorHAnsi" w:hAnsiTheme="majorHAnsi" w:eastAsiaTheme="majorEastAsia" w:cstheme="majorBidi"/>
       <w:i/>
       <w:iCs/>
       <w:color w:val="4F81BD" w:themeColor="accent1"/>
@@ -2852,7 +2743,7 @@
       <w:spacing w:after="120"/>
     </w:pPr>
   </w:style>
-  <w:style w:type="character" w:customStyle="1" w:styleId="BodyTextChar">
+  <w:style w:type="character" w:styleId="BodyTextChar" w:customStyle="1">
     <w:name w:val="Body Text Char"/>
     <w:basedOn w:val="DefaultParagraphFont"/>
     <w:link w:val="BodyText"/>
@@ -2870,7 +2761,7 @@
       <w:spacing w:after="120" w:line="480" w:lineRule="auto"/>
     </w:pPr>
   </w:style>
-  <w:style w:type="character" w:customStyle="1" w:styleId="BodyText2Char">
+  <w:style w:type="character" w:styleId="BodyText2Char" w:customStyle="1">
     <w:name w:val="Body Text 2 Char"/>
     <w:basedOn w:val="DefaultParagraphFont"/>
     <w:link w:val="BodyText2"/>
@@ -2892,7 +2783,7 @@
       <w:szCs w:val="16"/>
     </w:rPr>
   </w:style>
-  <w:style w:type="character" w:customStyle="1" w:styleId="BodyText3Char">
+  <w:style w:type="character" w:styleId="BodyText3Char" w:customStyle="1">
     <w:name w:val="Body Text 3 Char"/>
     <w:basedOn w:val="DefaultParagraphFont"/>
     <w:link w:val="BodyText3"/>
@@ -3073,7 +2964,7 @@
       <w:szCs w:val="20"/>
     </w:rPr>
   </w:style>
-  <w:style w:type="character" w:customStyle="1" w:styleId="MacroTextChar">
+  <w:style w:type="character" w:styleId="MacroTextChar" w:customStyle="1">
     <w:name w:val="Macro Text Char"/>
     <w:basedOn w:val="DefaultParagraphFont"/>
     <w:link w:val="MacroText"/>
@@ -3099,7 +2990,7 @@
       <w:color w:val="000000" w:themeColor="text1"/>
     </w:rPr>
   </w:style>
-  <w:style w:type="character" w:customStyle="1" w:styleId="QuoteChar">
+  <w:style w:type="character" w:styleId="QuoteChar" w:customStyle="1">
     <w:name w:val="Quote Char"/>
     <w:basedOn w:val="DefaultParagraphFont"/>
     <w:link w:val="Quote"/>
@@ -3111,7 +3002,7 @@
       <w:color w:val="000000" w:themeColor="text1"/>
     </w:rPr>
   </w:style>
-  <w:style w:type="character" w:customStyle="1" w:styleId="Heading4Char">
+  <w:style w:type="character" w:styleId="Heading4Char" w:customStyle="1">
     <w:name w:val="Heading 4 Char"/>
     <w:basedOn w:val="DefaultParagraphFont"/>
     <w:link w:val="Heading4"/>
@@ -3119,7 +3010,7 @@
     <w:semiHidden/>
     <w:rsid w:val="00FC693F"/>
     <w:rPr>
-      <w:rFonts w:asciiTheme="majorHAnsi" w:eastAsiaTheme="majorEastAsia" w:hAnsiTheme="majorHAnsi" w:cstheme="majorBidi"/>
+      <w:rFonts w:asciiTheme="majorHAnsi" w:hAnsiTheme="majorHAnsi" w:eastAsiaTheme="majorEastAsia" w:cstheme="majorBidi"/>
       <w:b/>
       <w:bCs/>
       <w:i/>
@@ -3127,7 +3018,7 @@
       <w:color w:val="4F81BD" w:themeColor="accent1"/>
     </w:rPr>
   </w:style>
-  <w:style w:type="character" w:customStyle="1" w:styleId="Heading5Char">
+  <w:style w:type="character" w:styleId="Heading5Char" w:customStyle="1">
     <w:name w:val="Heading 5 Char"/>
     <w:basedOn w:val="DefaultParagraphFont"/>
     <w:link w:val="Heading5"/>
@@ -3135,11 +3026,11 @@
     <w:semiHidden/>
     <w:rsid w:val="00FC693F"/>
     <w:rPr>
-      <w:rFonts w:asciiTheme="majorHAnsi" w:eastAsiaTheme="majorEastAsia" w:hAnsiTheme="majorHAnsi" w:cstheme="majorBidi"/>
+      <w:rFonts w:asciiTheme="majorHAnsi" w:hAnsiTheme="majorHAnsi" w:eastAsiaTheme="majorEastAsia" w:cstheme="majorBidi"/>
       <w:color w:val="243F60" w:themeColor="accent1" w:themeShade="7F"/>
     </w:rPr>
   </w:style>
-  <w:style w:type="character" w:customStyle="1" w:styleId="Heading6Char">
+  <w:style w:type="character" w:styleId="Heading6Char" w:customStyle="1">
     <w:name w:val="Heading 6 Char"/>
     <w:basedOn w:val="DefaultParagraphFont"/>
     <w:link w:val="Heading6"/>
@@ -3147,13 +3038,13 @@
     <w:semiHidden/>
     <w:rsid w:val="00FC693F"/>
     <w:rPr>
-      <w:rFonts w:asciiTheme="majorHAnsi" w:eastAsiaTheme="majorEastAsia" w:hAnsiTheme="majorHAnsi" w:cstheme="majorBidi"/>
+      <w:rFonts w:asciiTheme="majorHAnsi" w:hAnsiTheme="majorHAnsi" w:eastAsiaTheme="majorEastAsia" w:cstheme="majorBidi"/>
       <w:i/>
       <w:iCs/>
       <w:color w:val="243F60" w:themeColor="accent1" w:themeShade="7F"/>
     </w:rPr>
   </w:style>
-  <w:style w:type="character" w:customStyle="1" w:styleId="Heading7Char">
+  <w:style w:type="character" w:styleId="Heading7Char" w:customStyle="1">
     <w:name w:val="Heading 7 Char"/>
     <w:basedOn w:val="DefaultParagraphFont"/>
     <w:link w:val="Heading7"/>
@@ -3161,13 +3052,13 @@
     <w:semiHidden/>
     <w:rsid w:val="00FC693F"/>
     <w:rPr>
-      <w:rFonts w:asciiTheme="majorHAnsi" w:eastAsiaTheme="majorEastAsia" w:hAnsiTheme="majorHAnsi" w:cstheme="majorBidi"/>
+      <w:rFonts w:asciiTheme="majorHAnsi" w:hAnsiTheme="majorHAnsi" w:eastAsiaTheme="majorEastAsia" w:cstheme="majorBidi"/>
       <w:i/>
       <w:iCs/>
       <w:color w:val="404040" w:themeColor="text1" w:themeTint="BF"/>
     </w:rPr>
   </w:style>
-  <w:style w:type="character" w:customStyle="1" w:styleId="Heading8Char">
+  <w:style w:type="character" w:styleId="Heading8Char" w:customStyle="1">
     <w:name w:val="Heading 8 Char"/>
     <w:basedOn w:val="DefaultParagraphFont"/>
     <w:link w:val="Heading8"/>
@@ -3175,13 +3066,13 @@
     <w:semiHidden/>
     <w:rsid w:val="00FC693F"/>
     <w:rPr>
-      <w:rFonts w:asciiTheme="majorHAnsi" w:eastAsiaTheme="majorEastAsia" w:hAnsiTheme="majorHAnsi" w:cstheme="majorBidi"/>
+      <w:rFonts w:asciiTheme="majorHAnsi" w:hAnsiTheme="majorHAnsi" w:eastAsiaTheme="majorEastAsia" w:cstheme="majorBidi"/>
       <w:color w:val="4F81BD" w:themeColor="accent1"/>
       <w:sz w:val="20"/>
       <w:szCs w:val="20"/>
     </w:rPr>
   </w:style>
-  <w:style w:type="character" w:customStyle="1" w:styleId="Heading9Char">
+  <w:style w:type="character" w:styleId="Heading9Char" w:customStyle="1">
     <w:name w:val="Heading 9 Char"/>
     <w:basedOn w:val="DefaultParagraphFont"/>
     <w:link w:val="Heading9"/>
@@ -3189,7 +3080,7 @@
     <w:semiHidden/>
     <w:rsid w:val="00FC693F"/>
     <w:rPr>
-      <w:rFonts w:asciiTheme="majorHAnsi" w:eastAsiaTheme="majorEastAsia" w:hAnsiTheme="majorHAnsi" w:cstheme="majorBidi"/>
+      <w:rFonts w:asciiTheme="majorHAnsi" w:hAnsiTheme="majorHAnsi" w:eastAsiaTheme="majorEastAsia" w:cstheme="majorBidi"/>
       <w:i/>
       <w:iCs/>
       <w:color w:val="404040" w:themeColor="text1" w:themeTint="BF"/>
@@ -3249,7 +3140,7 @@
     <w:rsid w:val="00FC693F"/>
     <w:pPr>
       <w:pBdr>
-        <w:bottom w:val="single" w:sz="4" w:space="4" w:color="4F81BD" w:themeColor="accent1"/>
+        <w:bottom w:val="single" w:color="4F81BD" w:themeColor="accent1" w:sz="4" w:space="4"/>
       </w:pBdr>
       <w:spacing w:before="200" w:after="280"/>
       <w:ind w:left="936" w:right="936"/>
@@ -3262,7 +3153,7 @@
       <w:color w:val="4F81BD" w:themeColor="accent1"/>
     </w:rPr>
   </w:style>
-  <w:style w:type="character" w:customStyle="1" w:styleId="IntenseQuoteChar">
+  <w:style w:type="character" w:styleId="IntenseQuoteChar" w:customStyle="1">
     <w:name w:val="Intense Quote Char"/>
     <w:basedOn w:val="DefaultParagraphFont"/>
     <w:link w:val="IntenseQuote"/>
@@ -3366,12 +3257,12 @@
     <w:tblPr>
       <w:tblInd w:w="0" w:type="dxa"/>
       <w:tblBorders>
-        <w:top w:val="single" w:sz="4" w:space="0" w:color="auto"/>
-        <w:left w:val="single" w:sz="4" w:space="0" w:color="auto"/>
-        <w:bottom w:val="single" w:sz="4" w:space="0" w:color="auto"/>
-        <w:right w:val="single" w:sz="4" w:space="0" w:color="auto"/>
-        <w:insideH w:val="single" w:sz="4" w:space="0" w:color="auto"/>
-        <w:insideV w:val="single" w:sz="4" w:space="0" w:color="auto"/>
+        <w:top w:val="single" w:color="auto" w:sz="4" w:space="0"/>
+        <w:left w:val="single" w:color="auto" w:sz="4" w:space="0"/>
+        <w:bottom w:val="single" w:color="auto" w:sz="4" w:space="0"/>
+        <w:right w:val="single" w:color="auto" w:sz="4" w:space="0"/>
+        <w:insideH w:val="single" w:color="auto" w:sz="4" w:space="0"/>
+        <w:insideV w:val="single" w:color="auto" w:sz="4" w:space="0"/>
       </w:tblBorders>
       <w:tblCellMar>
         <w:top w:w="0" w:type="dxa"/>
@@ -3397,8 +3288,8 @@
       <w:tblStyleColBandSize w:val="1"/>
       <w:tblInd w:w="0" w:type="dxa"/>
       <w:tblBorders>
-        <w:top w:val="single" w:sz="8" w:space="0" w:color="000000" w:themeColor="text1"/>
-        <w:bottom w:val="single" w:sz="8" w:space="0" w:color="000000" w:themeColor="text1"/>
+        <w:top w:val="single" w:color="000000" w:themeColor="text1" w:sz="8" w:space="0"/>
+        <w:bottom w:val="single" w:color="000000" w:themeColor="text1" w:sz="8" w:space="0"/>
       </w:tblBorders>
       <w:tblCellMar>
         <w:top w:w="0" w:type="dxa"/>
@@ -3418,9 +3309,9 @@
       <w:tblPr/>
       <w:tcPr>
         <w:tcBorders>
-          <w:top w:val="single" w:sz="8" w:space="0" w:color="000000" w:themeColor="text1"/>
-          <w:left w:val="nil"/>
-          <w:bottom w:val="single" w:sz="8" w:space="0" w:color="000000" w:themeColor="text1"/>
+          <w:top w:val="single" w:color="000000" w:themeColor="text1" w:sz="8" w:space="0"/>
+          <w:left w:val="nil"/>
+          <w:bottom w:val="single" w:color="000000" w:themeColor="text1" w:sz="8" w:space="0"/>
           <w:right w:val="nil"/>
           <w:insideH w:val="nil"/>
           <w:insideV w:val="nil"/>
@@ -3438,9 +3329,9 @@
       <w:tblPr/>
       <w:tcPr>
         <w:tcBorders>
-          <w:top w:val="single" w:sz="8" w:space="0" w:color="000000" w:themeColor="text1"/>
-          <w:left w:val="nil"/>
-          <w:bottom w:val="single" w:sz="8" w:space="0" w:color="000000" w:themeColor="text1"/>
+          <w:top w:val="single" w:color="000000" w:themeColor="text1" w:sz="8" w:space="0"/>
+          <w:left w:val="nil"/>
+          <w:bottom w:val="single" w:color="000000" w:themeColor="text1" w:sz="8" w:space="0"/>
           <w:right w:val="nil"/>
           <w:insideH w:val="nil"/>
           <w:insideV w:val="nil"/>
@@ -3500,8 +3391,8 @@
       <w:tblStyleColBandSize w:val="1"/>
       <w:tblInd w:w="0" w:type="dxa"/>
       <w:tblBorders>
-        <w:top w:val="single" w:sz="8" w:space="0" w:color="4F81BD" w:themeColor="accent1"/>
-        <w:bottom w:val="single" w:sz="8" w:space="0" w:color="4F81BD" w:themeColor="accent1"/>
+        <w:top w:val="single" w:color="4F81BD" w:themeColor="accent1" w:sz="8" w:space="0"/>
+        <w:bottom w:val="single" w:color="4F81BD" w:themeColor="accent1" w:sz="8" w:space="0"/>
       </w:tblBorders>
       <w:tblCellMar>
         <w:top w:w="0" w:type="dxa"/>
@@ -3521,9 +3412,9 @@
       <w:tblPr/>
       <w:tcPr>
         <w:tcBorders>
-          <w:top w:val="single" w:sz="8" w:space="0" w:color="4F81BD" w:themeColor="accent1"/>
-          <w:left w:val="nil"/>
-          <w:bottom w:val="single" w:sz="8" w:space="0" w:color="4F81BD" w:themeColor="accent1"/>
+          <w:top w:val="single" w:color="4F81BD" w:themeColor="accent1" w:sz="8" w:space="0"/>
+          <w:left w:val="nil"/>
+          <w:bottom w:val="single" w:color="4F81BD" w:themeColor="accent1" w:sz="8" w:space="0"/>
           <w:right w:val="nil"/>
           <w:insideH w:val="nil"/>
           <w:insideV w:val="nil"/>
@@ -3541,9 +3432,9 @@
       <w:tblPr/>
       <w:tcPr>
         <w:tcBorders>
-          <w:top w:val="single" w:sz="8" w:space="0" w:color="4F81BD" w:themeColor="accent1"/>
-          <w:left w:val="nil"/>
-          <w:bottom w:val="single" w:sz="8" w:space="0" w:color="4F81BD" w:themeColor="accent1"/>
+          <w:top w:val="single" w:color="4F81BD" w:themeColor="accent1" w:sz="8" w:space="0"/>
+          <w:left w:val="nil"/>
+          <w:bottom w:val="single" w:color="4F81BD" w:themeColor="accent1" w:sz="8" w:space="0"/>
           <w:right w:val="nil"/>
           <w:insideH w:val="nil"/>
           <w:insideV w:val="nil"/>
@@ -3603,8 +3494,8 @@
       <w:tblStyleColBandSize w:val="1"/>
       <w:tblInd w:w="0" w:type="dxa"/>
       <w:tblBorders>
-        <w:top w:val="single" w:sz="8" w:space="0" w:color="C0504D" w:themeColor="accent2"/>
-        <w:bottom w:val="single" w:sz="8" w:space="0" w:color="C0504D" w:themeColor="accent2"/>
+        <w:top w:val="single" w:color="C0504D" w:themeColor="accent2" w:sz="8" w:space="0"/>
+        <w:bottom w:val="single" w:color="C0504D" w:themeColor="accent2" w:sz="8" w:space="0"/>
       </w:tblBorders>
       <w:tblCellMar>
         <w:top w:w="0" w:type="dxa"/>
@@ -3624,9 +3515,9 @@
       <w:tblPr/>
       <w:tcPr>
         <w:tcBorders>
-          <w:top w:val="single" w:sz="8" w:space="0" w:color="C0504D" w:themeColor="accent2"/>
-          <w:left w:val="nil"/>
-          <w:bottom w:val="single" w:sz="8" w:space="0" w:color="C0504D" w:themeColor="accent2"/>
+          <w:top w:val="single" w:color="C0504D" w:themeColor="accent2" w:sz="8" w:space="0"/>
+          <w:left w:val="nil"/>
+          <w:bottom w:val="single" w:color="C0504D" w:themeColor="accent2" w:sz="8" w:space="0"/>
           <w:right w:val="nil"/>
           <w:insideH w:val="nil"/>
           <w:insideV w:val="nil"/>
@@ -3644,9 +3535,9 @@
       <w:tblPr/>
       <w:tcPr>
         <w:tcBorders>
-          <w:top w:val="single" w:sz="8" w:space="0" w:color="C0504D" w:themeColor="accent2"/>
-          <w:left w:val="nil"/>
-          <w:bottom w:val="single" w:sz="8" w:space="0" w:color="C0504D" w:themeColor="accent2"/>
+          <w:top w:val="single" w:color="C0504D" w:themeColor="accent2" w:sz="8" w:space="0"/>
+          <w:left w:val="nil"/>
+          <w:bottom w:val="single" w:color="C0504D" w:themeColor="accent2" w:sz="8" w:space="0"/>
           <w:right w:val="nil"/>
           <w:insideH w:val="nil"/>
           <w:insideV w:val="nil"/>
@@ -3706,8 +3597,8 @@
       <w:tblStyleColBandSize w:val="1"/>
       <w:tblInd w:w="0" w:type="dxa"/>
       <w:tblBorders>
-        <w:top w:val="single" w:sz="8" w:space="0" w:color="9BBB59" w:themeColor="accent3"/>
-        <w:bottom w:val="single" w:sz="8" w:space="0" w:color="9BBB59" w:themeColor="accent3"/>
+        <w:top w:val="single" w:color="9BBB59" w:themeColor="accent3" w:sz="8" w:space="0"/>
+        <w:bottom w:val="single" w:color="9BBB59" w:themeColor="accent3" w:sz="8" w:space="0"/>
       </w:tblBorders>
       <w:tblCellMar>
         <w:top w:w="0" w:type="dxa"/>
@@ -3727,9 +3618,9 @@
       <w:tblPr/>
       <w:tcPr>
         <w:tcBorders>
-          <w:top w:val="single" w:sz="8" w:space="0" w:color="9BBB59" w:themeColor="accent3"/>
-          <w:left w:val="nil"/>
-          <w:bottom w:val="single" w:sz="8" w:space="0" w:color="9BBB59" w:themeColor="accent3"/>
+          <w:top w:val="single" w:color="9BBB59" w:themeColor="accent3" w:sz="8" w:space="0"/>
+          <w:left w:val="nil"/>
+          <w:bottom w:val="single" w:color="9BBB59" w:themeColor="accent3" w:sz="8" w:space="0"/>
           <w:right w:val="nil"/>
           <w:insideH w:val="nil"/>
           <w:insideV w:val="nil"/>
@@ -3747,9 +3638,9 @@
       <w:tblPr/>
       <w:tcPr>
         <w:tcBorders>
-          <w:top w:val="single" w:sz="8" w:space="0" w:color="9BBB59" w:themeColor="accent3"/>
-          <w:left w:val="nil"/>
-          <w:bottom w:val="single" w:sz="8" w:space="0" w:color="9BBB59" w:themeColor="accent3"/>
+          <w:top w:val="single" w:color="9BBB59" w:themeColor="accent3" w:sz="8" w:space="0"/>
+          <w:left w:val="nil"/>
+          <w:bottom w:val="single" w:color="9BBB59" w:themeColor="accent3" w:sz="8" w:space="0"/>
           <w:right w:val="nil"/>
           <w:insideH w:val="nil"/>
           <w:insideV w:val="nil"/>
@@ -3809,8 +3700,8 @@
       <w:tblStyleColBandSize w:val="1"/>
       <w:tblInd w:w="0" w:type="dxa"/>
       <w:tblBorders>
-        <w:top w:val="single" w:sz="8" w:space="0" w:color="8064A2" w:themeColor="accent4"/>
-        <w:bottom w:val="single" w:sz="8" w:space="0" w:color="8064A2" w:themeColor="accent4"/>
+        <w:top w:val="single" w:color="8064A2" w:themeColor="accent4" w:sz="8" w:space="0"/>
+        <w:bottom w:val="single" w:color="8064A2" w:themeColor="accent4" w:sz="8" w:space="0"/>
       </w:tblBorders>
       <w:tblCellMar>
         <w:top w:w="0" w:type="dxa"/>
@@ -3830,9 +3721,9 @@
       <w:tblPr/>
       <w:tcPr>
         <w:tcBorders>
-          <w:top w:val="single" w:sz="8" w:space="0" w:color="8064A2" w:themeColor="accent4"/>
-          <w:left w:val="nil"/>
-          <w:bottom w:val="single" w:sz="8" w:space="0" w:color="8064A2" w:themeColor="accent4"/>
+          <w:top w:val="single" w:color="8064A2" w:themeColor="accent4" w:sz="8" w:space="0"/>
+          <w:left w:val="nil"/>
+          <w:bottom w:val="single" w:color="8064A2" w:themeColor="accent4" w:sz="8" w:space="0"/>
           <w:right w:val="nil"/>
           <w:insideH w:val="nil"/>
           <w:insideV w:val="nil"/>
@@ -3850,9 +3741,9 @@
       <w:tblPr/>
       <w:tcPr>
         <w:tcBorders>
-          <w:top w:val="single" w:sz="8" w:space="0" w:color="8064A2" w:themeColor="accent4"/>
-          <w:left w:val="nil"/>
-          <w:bottom w:val="single" w:sz="8" w:space="0" w:color="8064A2" w:themeColor="accent4"/>
+          <w:top w:val="single" w:color="8064A2" w:themeColor="accent4" w:sz="8" w:space="0"/>
+          <w:left w:val="nil"/>
+          <w:bottom w:val="single" w:color="8064A2" w:themeColor="accent4" w:sz="8" w:space="0"/>
           <w:right w:val="nil"/>
           <w:insideH w:val="nil"/>
           <w:insideV w:val="nil"/>
@@ -3912,8 +3803,8 @@
       <w:tblStyleColBandSize w:val="1"/>
       <w:tblInd w:w="0" w:type="dxa"/>
       <w:tblBorders>
-        <w:top w:val="single" w:sz="8" w:space="0" w:color="4BACC6" w:themeColor="accent5"/>
-        <w:bottom w:val="single" w:sz="8" w:space="0" w:color="4BACC6" w:themeColor="accent5"/>
+        <w:top w:val="single" w:color="4BACC6" w:themeColor="accent5" w:sz="8" w:space="0"/>
+        <w:bottom w:val="single" w:color="4BACC6" w:themeColor="accent5" w:sz="8" w:space="0"/>
       </w:tblBorders>
       <w:tblCellMar>
         <w:top w:w="0" w:type="dxa"/>
@@ -3933,9 +3824,9 @@
       <w:tblPr/>
       <w:tcPr>
         <w:tcBorders>
-          <w:top w:val="single" w:sz="8" w:space="0" w:color="4BACC6" w:themeColor="accent5"/>
-          <w:left w:val="nil"/>
-          <w:bottom w:val="single" w:sz="8" w:space="0" w:color="4BACC6" w:themeColor="accent5"/>
+          <w:top w:val="single" w:color="4BACC6" w:themeColor="accent5" w:sz="8" w:space="0"/>
+          <w:left w:val="nil"/>
+          <w:bottom w:val="single" w:color="4BACC6" w:themeColor="accent5" w:sz="8" w:space="0"/>
           <w:right w:val="nil"/>
           <w:insideH w:val="nil"/>
           <w:insideV w:val="nil"/>
@@ -3953,9 +3844,9 @@
       <w:tblPr/>
       <w:tcPr>
         <w:tcBorders>
-          <w:top w:val="single" w:sz="8" w:space="0" w:color="4BACC6" w:themeColor="accent5"/>
-          <w:left w:val="nil"/>
-          <w:bottom w:val="single" w:sz="8" w:space="0" w:color="4BACC6" w:themeColor="accent5"/>
+          <w:top w:val="single" w:color="4BACC6" w:themeColor="accent5" w:sz="8" w:space="0"/>
+          <w:left w:val="nil"/>
+          <w:bottom w:val="single" w:color="4BACC6" w:themeColor="accent5" w:sz="8" w:space="0"/>
           <w:right w:val="nil"/>
           <w:insideH w:val="nil"/>
           <w:insideV w:val="nil"/>
@@ -4015,8 +3906,8 @@
       <w:tblStyleColBandSize w:val="1"/>
       <w:tblInd w:w="0" w:type="dxa"/>
       <w:tblBorders>
-        <w:top w:val="single" w:sz="8" w:space="0" w:color="F79646" w:themeColor="accent6"/>
-        <w:bottom w:val="single" w:sz="8" w:space="0" w:color="F79646" w:themeColor="accent6"/>
+        <w:top w:val="single" w:color="F79646" w:themeColor="accent6" w:sz="8" w:space="0"/>
+        <w:bottom w:val="single" w:color="F79646" w:themeColor="accent6" w:sz="8" w:space="0"/>
       </w:tblBorders>
       <w:tblCellMar>
         <w:top w:w="0" w:type="dxa"/>
@@ -4036,9 +3927,9 @@
       <w:tblPr/>
       <w:tcPr>
         <w:tcBorders>
-          <w:top w:val="single" w:sz="8" w:space="0" w:color="F79646" w:themeColor="accent6"/>
-          <w:left w:val="nil"/>
-          <w:bottom w:val="single" w:sz="8" w:space="0" w:color="F79646" w:themeColor="accent6"/>
+          <w:top w:val="single" w:color="F79646" w:themeColor="accent6" w:sz="8" w:space="0"/>
+          <w:left w:val="nil"/>
+          <w:bottom w:val="single" w:color="F79646" w:themeColor="accent6" w:sz="8" w:space="0"/>
           <w:right w:val="nil"/>
           <w:insideH w:val="nil"/>
           <w:insideV w:val="nil"/>
@@ -4056,9 +3947,9 @@
       <w:tblPr/>
       <w:tcPr>
         <w:tcBorders>
-          <w:top w:val="single" w:sz="8" w:space="0" w:color="F79646" w:themeColor="accent6"/>
-          <w:left w:val="nil"/>
-          <w:bottom w:val="single" w:sz="8" w:space="0" w:color="F79646" w:themeColor="accent6"/>
+          <w:top w:val="single" w:color="F79646" w:themeColor="accent6" w:sz="8" w:space="0"/>
+          <w:left w:val="nil"/>
+          <w:bottom w:val="single" w:color="F79646" w:themeColor="accent6" w:sz="8" w:space="0"/>
           <w:right w:val="nil"/>
           <w:insideH w:val="nil"/>
           <w:insideV w:val="nil"/>
@@ -4115,10 +4006,10 @@
       <w:tblStyleColBandSize w:val="1"/>
       <w:tblInd w:w="0" w:type="dxa"/>
       <w:tblBorders>
-        <w:top w:val="single" w:sz="8" w:space="0" w:color="000000" w:themeColor="text1"/>
-        <w:left w:val="single" w:sz="8" w:space="0" w:color="000000" w:themeColor="text1"/>
-        <w:bottom w:val="single" w:sz="8" w:space="0" w:color="000000" w:themeColor="text1"/>
-        <w:right w:val="single" w:sz="8" w:space="0" w:color="000000" w:themeColor="text1"/>
+        <w:top w:val="single" w:color="000000" w:themeColor="text1" w:sz="8" w:space="0"/>
+        <w:left w:val="single" w:color="000000" w:themeColor="text1" w:sz="8" w:space="0"/>
+        <w:bottom w:val="single" w:color="000000" w:themeColor="text1" w:sz="8" w:space="0"/>
+        <w:right w:val="single" w:color="000000" w:themeColor="text1" w:sz="8" w:space="0"/>
       </w:tblBorders>
       <w:tblCellMar>
         <w:top w:w="0" w:type="dxa"/>
@@ -4152,10 +4043,10 @@
       <w:tblPr/>
       <w:tcPr>
         <w:tcBorders>
-          <w:top w:val="double" w:sz="6" w:space="0" w:color="000000" w:themeColor="text1"/>
-          <w:left w:val="single" w:sz="8" w:space="0" w:color="000000" w:themeColor="text1"/>
-          <w:bottom w:val="single" w:sz="8" w:space="0" w:color="000000" w:themeColor="text1"/>
-          <w:right w:val="single" w:sz="8" w:space="0" w:color="000000" w:themeColor="text1"/>
+          <w:top w:val="double" w:color="000000" w:themeColor="text1" w:sz="6" w:space="0"/>
+          <w:left w:val="single" w:color="000000" w:themeColor="text1" w:sz="8" w:space="0"/>
+          <w:bottom w:val="single" w:color="000000" w:themeColor="text1" w:sz="8" w:space="0"/>
+          <w:right w:val="single" w:color="000000" w:themeColor="text1" w:sz="8" w:space="0"/>
         </w:tcBorders>
       </w:tcPr>
     </w:tblStylePr>
@@ -4175,10 +4066,10 @@
       <w:tblPr/>
       <w:tcPr>
         <w:tcBorders>
-          <w:top w:val="single" w:sz="8" w:space="0" w:color="000000" w:themeColor="text1"/>
-          <w:left w:val="single" w:sz="8" w:space="0" w:color="000000" w:themeColor="text1"/>
-          <w:bottom w:val="single" w:sz="8" w:space="0" w:color="000000" w:themeColor="text1"/>
-          <w:right w:val="single" w:sz="8" w:space="0" w:color="000000" w:themeColor="text1"/>
+          <w:top w:val="single" w:color="000000" w:themeColor="text1" w:sz="8" w:space="0"/>
+          <w:left w:val="single" w:color="000000" w:themeColor="text1" w:sz="8" w:space="0"/>
+          <w:bottom w:val="single" w:color="000000" w:themeColor="text1" w:sz="8" w:space="0"/>
+          <w:right w:val="single" w:color="000000" w:themeColor="text1" w:sz="8" w:space="0"/>
         </w:tcBorders>
       </w:tcPr>
     </w:tblStylePr>
@@ -4186,10 +4077,10 @@
       <w:tblPr/>
       <w:tcPr>
         <w:tcBorders>
-          <w:top w:val="single" w:sz="8" w:space="0" w:color="000000" w:themeColor="text1"/>
-          <w:left w:val="single" w:sz="8" w:space="0" w:color="000000" w:themeColor="text1"/>
-          <w:bottom w:val="single" w:sz="8" w:space="0" w:color="000000" w:themeColor="text1"/>
-          <w:right w:val="single" w:sz="8" w:space="0" w:color="000000" w:themeColor="text1"/>
+          <w:top w:val="single" w:color="000000" w:themeColor="text1" w:sz="8" w:space="0"/>
+          <w:left w:val="single" w:color="000000" w:themeColor="text1" w:sz="8" w:space="0"/>
+          <w:bottom w:val="single" w:color="000000" w:themeColor="text1" w:sz="8" w:space="0"/>
+          <w:right w:val="single" w:color="000000" w:themeColor="text1" w:sz="8" w:space="0"/>
         </w:tcBorders>
       </w:tcPr>
     </w:tblStylePr>
@@ -4207,10 +4098,10 @@
       <w:tblStyleColBandSize w:val="1"/>
       <w:tblInd w:w="0" w:type="dxa"/>
       <w:tblBorders>
-        <w:top w:val="single" w:sz="8" w:space="0" w:color="4F81BD" w:themeColor="accent1"/>
-        <w:left w:val="single" w:sz="8" w:space="0" w:color="4F81BD" w:themeColor="accent1"/>
-        <w:bottom w:val="single" w:sz="8" w:space="0" w:color="4F81BD" w:themeColor="accent1"/>
-        <w:right w:val="single" w:sz="8" w:space="0" w:color="4F81BD" w:themeColor="accent1"/>
+        <w:top w:val="single" w:color="4F81BD" w:themeColor="accent1" w:sz="8" w:space="0"/>
+        <w:left w:val="single" w:color="4F81BD" w:themeColor="accent1" w:sz="8" w:space="0"/>
+        <w:bottom w:val="single" w:color="4F81BD" w:themeColor="accent1" w:sz="8" w:space="0"/>
+        <w:right w:val="single" w:color="4F81BD" w:themeColor="accent1" w:sz="8" w:space="0"/>
       </w:tblBorders>
       <w:tblCellMar>
         <w:top w:w="0" w:type="dxa"/>
@@ -4244,10 +4135,10 @@
       <w:tblPr/>
       <w:tcPr>
         <w:tcBorders>
-          <w:top w:val="double" w:sz="6" w:space="0" w:color="4F81BD" w:themeColor="accent1"/>
-          <w:left w:val="single" w:sz="8" w:space="0" w:color="4F81BD" w:themeColor="accent1"/>
-          <w:bottom w:val="single" w:sz="8" w:space="0" w:color="4F81BD" w:themeColor="accent1"/>
-          <w:right w:val="single" w:sz="8" w:space="0" w:color="4F81BD" w:themeColor="accent1"/>
+          <w:top w:val="double" w:color="4F81BD" w:themeColor="accent1" w:sz="6" w:space="0"/>
+          <w:left w:val="single" w:color="4F81BD" w:themeColor="accent1" w:sz="8" w:space="0"/>
+          <w:bottom w:val="single" w:color="4F81BD" w:themeColor="accent1" w:sz="8" w:space="0"/>
+          <w:right w:val="single" w:color="4F81BD" w:themeColor="accent1" w:sz="8" w:space="0"/>
         </w:tcBorders>
       </w:tcPr>
     </w:tblStylePr>
@@ -4267,10 +4158,10 @@
       <w:tblPr/>
       <w:tcPr>
         <w:tcBorders>
-          <w:top w:val="single" w:sz="8" w:space="0" w:color="4F81BD" w:themeColor="accent1"/>
-          <w:left w:val="single" w:sz="8" w:space="0" w:color="4F81BD" w:themeColor="accent1"/>
-          <w:bottom w:val="single" w:sz="8" w:space="0" w:color="4F81BD" w:themeColor="accent1"/>
-          <w:right w:val="single" w:sz="8" w:space="0" w:color="4F81BD" w:themeColor="accent1"/>
+          <w:top w:val="single" w:color="4F81BD" w:themeColor="accent1" w:sz="8" w:space="0"/>
+          <w:left w:val="single" w:color="4F81BD" w:themeColor="accent1" w:sz="8" w:space="0"/>
+          <w:bottom w:val="single" w:color="4F81BD" w:themeColor="accent1" w:sz="8" w:space="0"/>
+          <w:right w:val="single" w:color="4F81BD" w:themeColor="accent1" w:sz="8" w:space="0"/>
         </w:tcBorders>
       </w:tcPr>
     </w:tblStylePr>
@@ -4278,10 +4169,10 @@
       <w:tblPr/>
       <w:tcPr>
         <w:tcBorders>
-          <w:top w:val="single" w:sz="8" w:space="0" w:color="4F81BD" w:themeColor="accent1"/>
-          <w:left w:val="single" w:sz="8" w:space="0" w:color="4F81BD" w:themeColor="accent1"/>
-          <w:bottom w:val="single" w:sz="8" w:space="0" w:color="4F81BD" w:themeColor="accent1"/>
-          <w:right w:val="single" w:sz="8" w:space="0" w:color="4F81BD" w:themeColor="accent1"/>
+          <w:top w:val="single" w:color="4F81BD" w:themeColor="accent1" w:sz="8" w:space="0"/>
+          <w:left w:val="single" w:color="4F81BD" w:themeColor="accent1" w:sz="8" w:space="0"/>
+          <w:bottom w:val="single" w:color="4F81BD" w:themeColor="accent1" w:sz="8" w:space="0"/>
+          <w:right w:val="single" w:color="4F81BD" w:themeColor="accent1" w:sz="8" w:space="0"/>
         </w:tcBorders>
       </w:tcPr>
     </w:tblStylePr>
@@ -4299,10 +4190,10 @@
       <w:tblStyleColBandSize w:val="1"/>
       <w:tblInd w:w="0" w:type="dxa"/>
       <w:tblBorders>
-        <w:top w:val="single" w:sz="8" w:space="0" w:color="C0504D" w:themeColor="accent2"/>
-        <w:left w:val="single" w:sz="8" w:space="0" w:color="C0504D" w:themeColor="accent2"/>
-        <w:bottom w:val="single" w:sz="8" w:space="0" w:color="C0504D" w:themeColor="accent2"/>
-        <w:right w:val="single" w:sz="8" w:space="0" w:color="C0504D" w:themeColor="accent2"/>
+        <w:top w:val="single" w:color="C0504D" w:themeColor="accent2" w:sz="8" w:space="0"/>
+        <w:left w:val="single" w:color="C0504D" w:themeColor="accent2" w:sz="8" w:space="0"/>
+        <w:bottom w:val="single" w:color="C0504D" w:themeColor="accent2" w:sz="8" w:space="0"/>
+        <w:right w:val="single" w:color="C0504D" w:themeColor="accent2" w:sz="8" w:space="0"/>
       </w:tblBorders>
       <w:tblCellMar>
         <w:top w:w="0" w:type="dxa"/>
@@ -4336,10 +4227,10 @@
       <w:tblPr/>
       <w:tcPr>
         <w:tcBorders>
-          <w:top w:val="double" w:sz="6" w:space="0" w:color="C0504D" w:themeColor="accent2"/>
-          <w:left w:val="single" w:sz="8" w:space="0" w:color="C0504D" w:themeColor="accent2"/>
-          <w:bottom w:val="single" w:sz="8" w:space="0" w:color="C0504D" w:themeColor="accent2"/>
-          <w:right w:val="single" w:sz="8" w:space="0" w:color="C0504D" w:themeColor="accent2"/>
+          <w:top w:val="double" w:color="C0504D" w:themeColor="accent2" w:sz="6" w:space="0"/>
+          <w:left w:val="single" w:color="C0504D" w:themeColor="accent2" w:sz="8" w:space="0"/>
+          <w:bottom w:val="single" w:color="C0504D" w:themeColor="accent2" w:sz="8" w:space="0"/>
+          <w:right w:val="single" w:color="C0504D" w:themeColor="accent2" w:sz="8" w:space="0"/>
         </w:tcBorders>
       </w:tcPr>
     </w:tblStylePr>
@@ -4359,10 +4250,10 @@
       <w:tblPr/>
       <w:tcPr>
         <w:tcBorders>
-          <w:top w:val="single" w:sz="8" w:space="0" w:color="C0504D" w:themeColor="accent2"/>
-          <w:left w:val="single" w:sz="8" w:space="0" w:color="C0504D" w:themeColor="accent2"/>
-          <w:bottom w:val="single" w:sz="8" w:space="0" w:color="C0504D" w:themeColor="accent2"/>
-          <w:right w:val="single" w:sz="8" w:space="0" w:color="C0504D" w:themeColor="accent2"/>
+          <w:top w:val="single" w:color="C0504D" w:themeColor="accent2" w:sz="8" w:space="0"/>
+          <w:left w:val="single" w:color="C0504D" w:themeColor="accent2" w:sz="8" w:space="0"/>
+          <w:bottom w:val="single" w:color="C0504D" w:themeColor="accent2" w:sz="8" w:space="0"/>
+          <w:right w:val="single" w:color="C0504D" w:themeColor="accent2" w:sz="8" w:space="0"/>
         </w:tcBorders>
       </w:tcPr>
     </w:tblStylePr>
@@ -4370,10 +4261,10 @@
       <w:tblPr/>
       <w:tcPr>
         <w:tcBorders>
-          <w:top w:val="single" w:sz="8" w:space="0" w:color="C0504D" w:themeColor="accent2"/>
-          <w:left w:val="single" w:sz="8" w:space="0" w:color="C0504D" w:themeColor="accent2"/>
-          <w:bottom w:val="single" w:sz="8" w:space="0" w:color="C0504D" w:themeColor="accent2"/>
-          <w:right w:val="single" w:sz="8" w:space="0" w:color="C0504D" w:themeColor="accent2"/>
+          <w:top w:val="single" w:color="C0504D" w:themeColor="accent2" w:sz="8" w:space="0"/>
+          <w:left w:val="single" w:color="C0504D" w:themeColor="accent2" w:sz="8" w:space="0"/>
+          <w:bottom w:val="single" w:color="C0504D" w:themeColor="accent2" w:sz="8" w:space="0"/>
+          <w:right w:val="single" w:color="C0504D" w:themeColor="accent2" w:sz="8" w:space="0"/>
         </w:tcBorders>
       </w:tcPr>
     </w:tblStylePr>
@@ -4391,10 +4282,10 @@
       <w:tblStyleColBandSize w:val="1"/>
       <w:tblInd w:w="0" w:type="dxa"/>
       <w:tblBorders>
-        <w:top w:val="single" w:sz="8" w:space="0" w:color="9BBB59" w:themeColor="accent3"/>
-        <w:left w:val="single" w:sz="8" w:space="0" w:color="9BBB59" w:themeColor="accent3"/>
-        <w:bottom w:val="single" w:sz="8" w:space="0" w:color="9BBB59" w:themeColor="accent3"/>
-        <w:right w:val="single" w:sz="8" w:space="0" w:color="9BBB59" w:themeColor="accent3"/>
+        <w:top w:val="single" w:color="9BBB59" w:themeColor="accent3" w:sz="8" w:space="0"/>
+        <w:left w:val="single" w:color="9BBB59" w:themeColor="accent3" w:sz="8" w:space="0"/>
+        <w:bottom w:val="single" w:color="9BBB59" w:themeColor="accent3" w:sz="8" w:space="0"/>
+        <w:right w:val="single" w:color="9BBB59" w:themeColor="accent3" w:sz="8" w:space="0"/>
       </w:tblBorders>
       <w:tblCellMar>
         <w:top w:w="0" w:type="dxa"/>
@@ -4428,10 +4319,10 @@
       <w:tblPr/>
       <w:tcPr>
         <w:tcBorders>
-          <w:top w:val="double" w:sz="6" w:space="0" w:color="9BBB59" w:themeColor="accent3"/>
-          <w:left w:val="single" w:sz="8" w:space="0" w:color="9BBB59" w:themeColor="accent3"/>
-          <w:bottom w:val="single" w:sz="8" w:space="0" w:color="9BBB59" w:themeColor="accent3"/>
-          <w:right w:val="single" w:sz="8" w:space="0" w:color="9BBB59" w:themeColor="accent3"/>
+          <w:top w:val="double" w:color="9BBB59" w:themeColor="accent3" w:sz="6" w:space="0"/>
+          <w:left w:val="single" w:color="9BBB59" w:themeColor="accent3" w:sz="8" w:space="0"/>
+          <w:bottom w:val="single" w:color="9BBB59" w:themeColor="accent3" w:sz="8" w:space="0"/>
+          <w:right w:val="single" w:color="9BBB59" w:themeColor="accent3" w:sz="8" w:space="0"/>
         </w:tcBorders>
       </w:tcPr>
     </w:tblStylePr>
@@ -4451,10 +4342,10 @@
       <w:tblPr/>
       <w:tcPr>
         <w:tcBorders>
-          <w:top w:val="single" w:sz="8" w:space="0" w:color="9BBB59" w:themeColor="accent3"/>
-          <w:left w:val="single" w:sz="8" w:space="0" w:color="9BBB59" w:themeColor="accent3"/>
-          <w:bottom w:val="single" w:sz="8" w:space="0" w:color="9BBB59" w:themeColor="accent3"/>
-          <w:right w:val="single" w:sz="8" w:space="0" w:color="9BBB59" w:themeColor="accent3"/>
+          <w:top w:val="single" w:color="9BBB59" w:themeColor="accent3" w:sz="8" w:space="0"/>
+          <w:left w:val="single" w:color="9BBB59" w:themeColor="accent3" w:sz="8" w:space="0"/>
+          <w:bottom w:val="single" w:color="9BBB59" w:themeColor="accent3" w:sz="8" w:space="0"/>
+          <w:right w:val="single" w:color="9BBB59" w:themeColor="accent3" w:sz="8" w:space="0"/>
         </w:tcBorders>
       </w:tcPr>
     </w:tblStylePr>
@@ -4462,10 +4353,10 @@
       <w:tblPr/>
       <w:tcPr>
         <w:tcBorders>
-          <w:top w:val="single" w:sz="8" w:space="0" w:color="9BBB59" w:themeColor="accent3"/>
-          <w:left w:val="single" w:sz="8" w:space="0" w:color="9BBB59" w:themeColor="accent3"/>
-          <w:bottom w:val="single" w:sz="8" w:space="0" w:color="9BBB59" w:themeColor="accent3"/>
-          <w:right w:val="single" w:sz="8" w:space="0" w:color="9BBB59" w:themeColor="accent3"/>
+          <w:top w:val="single" w:color="9BBB59" w:themeColor="accent3" w:sz="8" w:space="0"/>
+          <w:left w:val="single" w:color="9BBB59" w:themeColor="accent3" w:sz="8" w:space="0"/>
+          <w:bottom w:val="single" w:color="9BBB59" w:themeColor="accent3" w:sz="8" w:space="0"/>
+          <w:right w:val="single" w:color="9BBB59" w:themeColor="accent3" w:sz="8" w:space="0"/>
         </w:tcBorders>
       </w:tcPr>
     </w:tblStylePr>
@@ -4483,10 +4374,10 @@
       <w:tblStyleColBandSize w:val="1"/>
       <w:tblInd w:w="0" w:type="dxa"/>
       <w:tblBorders>
-        <w:top w:val="single" w:sz="8" w:space="0" w:color="8064A2" w:themeColor="accent4"/>
-        <w:left w:val="single" w:sz="8" w:space="0" w:color="8064A2" w:themeColor="accent4"/>
-        <w:bottom w:val="single" w:sz="8" w:space="0" w:color="8064A2" w:themeColor="accent4"/>
-        <w:right w:val="single" w:sz="8" w:space="0" w:color="8064A2" w:themeColor="accent4"/>
+        <w:top w:val="single" w:color="8064A2" w:themeColor="accent4" w:sz="8" w:space="0"/>
+        <w:left w:val="single" w:color="8064A2" w:themeColor="accent4" w:sz="8" w:space="0"/>
+        <w:bottom w:val="single" w:color="8064A2" w:themeColor="accent4" w:sz="8" w:space="0"/>
+        <w:right w:val="single" w:color="8064A2" w:themeColor="accent4" w:sz="8" w:space="0"/>
       </w:tblBorders>
       <w:tblCellMar>
         <w:top w:w="0" w:type="dxa"/>
@@ -4520,10 +4411,10 @@
       <w:tblPr/>
       <w:tcPr>
         <w:tcBorders>
-          <w:top w:val="double" w:sz="6" w:space="0" w:color="8064A2" w:themeColor="accent4"/>
-          <w:left w:val="single" w:sz="8" w:space="0" w:color="8064A2" w:themeColor="accent4"/>
-          <w:bottom w:val="single" w:sz="8" w:space="0" w:color="8064A2" w:themeColor="accent4"/>
-          <w:right w:val="single" w:sz="8" w:space="0" w:color="8064A2" w:themeColor="accent4"/>
+          <w:top w:val="double" w:color="8064A2" w:themeColor="accent4" w:sz="6" w:space="0"/>
+          <w:left w:val="single" w:color="8064A2" w:themeColor="accent4" w:sz="8" w:space="0"/>
+          <w:bottom w:val="single" w:color="8064A2" w:themeColor="accent4" w:sz="8" w:space="0"/>
+          <w:right w:val="single" w:color="8064A2" w:themeColor="accent4" w:sz="8" w:space="0"/>
         </w:tcBorders>
       </w:tcPr>
     </w:tblStylePr>
@@ -4543,10 +4434,10 @@
       <w:tblPr/>
       <w:tcPr>
         <w:tcBorders>
-          <w:top w:val="single" w:sz="8" w:space="0" w:color="8064A2" w:themeColor="accent4"/>
-          <w:left w:val="single" w:sz="8" w:space="0" w:color="8064A2" w:themeColor="accent4"/>
-          <w:bottom w:val="single" w:sz="8" w:space="0" w:color="8064A2" w:themeColor="accent4"/>
-          <w:right w:val="single" w:sz="8" w:space="0" w:color="8064A2" w:themeColor="accent4"/>
+          <w:top w:val="single" w:color="8064A2" w:themeColor="accent4" w:sz="8" w:space="0"/>
+          <w:left w:val="single" w:color="8064A2" w:themeColor="accent4" w:sz="8" w:space="0"/>
+          <w:bottom w:val="single" w:color="8064A2" w:themeColor="accent4" w:sz="8" w:space="0"/>
+          <w:right w:val="single" w:color="8064A2" w:themeColor="accent4" w:sz="8" w:space="0"/>
         </w:tcBorders>
       </w:tcPr>
     </w:tblStylePr>
@@ -4554,10 +4445,10 @@
       <w:tblPr/>
       <w:tcPr>
         <w:tcBorders>
-          <w:top w:val="single" w:sz="8" w:space="0" w:color="8064A2" w:themeColor="accent4"/>
-          <w:left w:val="single" w:sz="8" w:space="0" w:color="8064A2" w:themeColor="accent4"/>
-          <w:bottom w:val="single" w:sz="8" w:space="0" w:color="8064A2" w:themeColor="accent4"/>
-          <w:right w:val="single" w:sz="8" w:space="0" w:color="8064A2" w:themeColor="accent4"/>
+          <w:top w:val="single" w:color="8064A2" w:themeColor="accent4" w:sz="8" w:space="0"/>
+          <w:left w:val="single" w:color="8064A2" w:themeColor="accent4" w:sz="8" w:space="0"/>
+          <w:bottom w:val="single" w:color="8064A2" w:themeColor="accent4" w:sz="8" w:space="0"/>
+          <w:right w:val="single" w:color="8064A2" w:themeColor="accent4" w:sz="8" w:space="0"/>
         </w:tcBorders>
       </w:tcPr>
     </w:tblStylePr>
@@ -4575,10 +4466,10 @@
       <w:tblStyleColBandSize w:val="1"/>
       <w:tblInd w:w="0" w:type="dxa"/>
       <w:tblBorders>
-        <w:top w:val="single" w:sz="8" w:space="0" w:color="4BACC6" w:themeColor="accent5"/>
-        <w:left w:val="single" w:sz="8" w:space="0" w:color="4BACC6" w:themeColor="accent5"/>
-        <w:bottom w:val="single" w:sz="8" w:space="0" w:color="4BACC6" w:themeColor="accent5"/>
-        <w:right w:val="single" w:sz="8" w:space="0" w:color="4BACC6" w:themeColor="accent5"/>
+        <w:top w:val="single" w:color="4BACC6" w:themeColor="accent5" w:sz="8" w:space="0"/>
+        <w:left w:val="single" w:color="4BACC6" w:themeColor="accent5" w:sz="8" w:space="0"/>
+        <w:bottom w:val="single" w:color="4BACC6" w:themeColor="accent5" w:sz="8" w:space="0"/>
+        <w:right w:val="single" w:color="4BACC6" w:themeColor="accent5" w:sz="8" w:space="0"/>
       </w:tblBorders>
       <w:tblCellMar>
         <w:top w:w="0" w:type="dxa"/>
@@ -4612,10 +4503,10 @@
       <w:tblPr/>
       <w:tcPr>
         <w:tcBorders>
-          <w:top w:val="double" w:sz="6" w:space="0" w:color="4BACC6" w:themeColor="accent5"/>
-          <w:left w:val="single" w:sz="8" w:space="0" w:color="4BACC6" w:themeColor="accent5"/>
-          <w:bottom w:val="single" w:sz="8" w:space="0" w:color="4BACC6" w:themeColor="accent5"/>
-          <w:right w:val="single" w:sz="8" w:space="0" w:color="4BACC6" w:themeColor="accent5"/>
+          <w:top w:val="double" w:color="4BACC6" w:themeColor="accent5" w:sz="6" w:space="0"/>
+          <w:left w:val="single" w:color="4BACC6" w:themeColor="accent5" w:sz="8" w:space="0"/>
+          <w:bottom w:val="single" w:color="4BACC6" w:themeColor="accent5" w:sz="8" w:space="0"/>
+          <w:right w:val="single" w:color="4BACC6" w:themeColor="accent5" w:sz="8" w:space="0"/>
         </w:tcBorders>
       </w:tcPr>
     </w:tblStylePr>
@@ -4635,10 +4526,10 @@
       <w:tblPr/>
       <w:tcPr>
         <w:tcBorders>
-          <w:top w:val="single" w:sz="8" w:space="0" w:color="4BACC6" w:themeColor="accent5"/>
-          <w:left w:val="single" w:sz="8" w:space="0" w:color="4BACC6" w:themeColor="accent5"/>
-          <w:bottom w:val="single" w:sz="8" w:space="0" w:color="4BACC6" w:themeColor="accent5"/>
-          <w:right w:val="single" w:sz="8" w:space="0" w:color="4BACC6" w:themeColor="accent5"/>
+          <w:top w:val="single" w:color="4BACC6" w:themeColor="accent5" w:sz="8" w:space="0"/>
+          <w:left w:val="single" w:color="4BACC6" w:themeColor="accent5" w:sz="8" w:space="0"/>
+          <w:bottom w:val="single" w:color="4BACC6" w:themeColor="accent5" w:sz="8" w:space="0"/>
+          <w:right w:val="single" w:color="4BACC6" w:themeColor="accent5" w:sz="8" w:space="0"/>
         </w:tcBorders>
       </w:tcPr>
     </w:tblStylePr>
@@ -4646,10 +4537,10 @@
       <w:tblPr/>
       <w:tcPr>
         <w:tcBorders>
-          <w:top w:val="single" w:sz="8" w:space="0" w:color="4BACC6" w:themeColor="accent5"/>
-          <w:left w:val="single" w:sz="8" w:space="0" w:color="4BACC6" w:themeColor="accent5"/>
-          <w:bottom w:val="single" w:sz="8" w:space="0" w:color="4BACC6" w:themeColor="accent5"/>
-          <w:right w:val="single" w:sz="8" w:space="0" w:color="4BACC6" w:themeColor="accent5"/>
+          <w:top w:val="single" w:color="4BACC6" w:themeColor="accent5" w:sz="8" w:space="0"/>
+          <w:left w:val="single" w:color="4BACC6" w:themeColor="accent5" w:sz="8" w:space="0"/>
+          <w:bottom w:val="single" w:color="4BACC6" w:themeColor="accent5" w:sz="8" w:space="0"/>
+          <w:right w:val="single" w:color="4BACC6" w:themeColor="accent5" w:sz="8" w:space="0"/>
         </w:tcBorders>
       </w:tcPr>
     </w:tblStylePr>
@@ -4667,10 +4558,10 @@
       <w:tblStyleColBandSize w:val="1"/>
       <w:tblInd w:w="0" w:type="dxa"/>
       <w:tblBorders>
-        <w:top w:val="single" w:sz="8" w:space="0" w:color="F79646" w:themeColor="accent6"/>
-        <w:left w:val="single" w:sz="8" w:space="0" w:color="F79646" w:themeColor="accent6"/>
-        <w:bottom w:val="single" w:sz="8" w:space="0" w:color="F79646" w:themeColor="accent6"/>
-        <w:right w:val="single" w:sz="8" w:space="0" w:color="F79646" w:themeColor="accent6"/>
+        <w:top w:val="single" w:color="F79646" w:themeColor="accent6" w:sz="8" w:space="0"/>
+        <w:left w:val="single" w:color="F79646" w:themeColor="accent6" w:sz="8" w:space="0"/>
+        <w:bottom w:val="single" w:color="F79646" w:themeColor="accent6" w:sz="8" w:space="0"/>
+        <w:right w:val="single" w:color="F79646" w:themeColor="accent6" w:sz="8" w:space="0"/>
       </w:tblBorders>
       <w:tblCellMar>
         <w:top w:w="0" w:type="dxa"/>
@@ -4704,10 +4595,10 @@
       <w:tblPr/>
       <w:tcPr>
         <w:tcBorders>
-          <w:top w:val="double" w:sz="6" w:space="0" w:color="F79646" w:themeColor="accent6"/>
-          <w:left w:val="single" w:sz="8" w:space="0" w:color="F79646" w:themeColor="accent6"/>
-          <w:bottom w:val="single" w:sz="8" w:space="0" w:color="F79646" w:themeColor="accent6"/>
-          <w:right w:val="single" w:sz="8" w:space="0" w:color="F79646" w:themeColor="accent6"/>
+          <w:top w:val="double" w:color="F79646" w:themeColor="accent6" w:sz="6" w:space="0"/>
+          <w:left w:val="single" w:color="F79646" w:themeColor="accent6" w:sz="8" w:space="0"/>
+          <w:bottom w:val="single" w:color="F79646" w:themeColor="accent6" w:sz="8" w:space="0"/>
+          <w:right w:val="single" w:color="F79646" w:themeColor="accent6" w:sz="8" w:space="0"/>
         </w:tcBorders>
       </w:tcPr>
     </w:tblStylePr>
@@ -4727,10 +4618,10 @@
       <w:tblPr/>
       <w:tcPr>
         <w:tcBorders>
-          <w:top w:val="single" w:sz="8" w:space="0" w:color="F79646" w:themeColor="accent6"/>
-          <w:left w:val="single" w:sz="8" w:space="0" w:color="F79646" w:themeColor="accent6"/>
-          <w:bottom w:val="single" w:sz="8" w:space="0" w:color="F79646" w:themeColor="accent6"/>
-          <w:right w:val="single" w:sz="8" w:space="0" w:color="F79646" w:themeColor="accent6"/>
+          <w:top w:val="single" w:color="F79646" w:themeColor="accent6" w:sz="8" w:space="0"/>
+          <w:left w:val="single" w:color="F79646" w:themeColor="accent6" w:sz="8" w:space="0"/>
+          <w:bottom w:val="single" w:color="F79646" w:themeColor="accent6" w:sz="8" w:space="0"/>
+          <w:right w:val="single" w:color="F79646" w:themeColor="accent6" w:sz="8" w:space="0"/>
         </w:tcBorders>
       </w:tcPr>
     </w:tblStylePr>
@@ -4738,10 +4629,10 @@
       <w:tblPr/>
       <w:tcPr>
         <w:tcBorders>
-          <w:top w:val="single" w:sz="8" w:space="0" w:color="F79646" w:themeColor="accent6"/>
-          <w:left w:val="single" w:sz="8" w:space="0" w:color="F79646" w:themeColor="accent6"/>
-          <w:bottom w:val="single" w:sz="8" w:space="0" w:color="F79646" w:themeColor="accent6"/>
-          <w:right w:val="single" w:sz="8" w:space="0" w:color="F79646" w:themeColor="accent6"/>
+          <w:top w:val="single" w:color="F79646" w:themeColor="accent6" w:sz="8" w:space="0"/>
+          <w:left w:val="single" w:color="F79646" w:themeColor="accent6" w:sz="8" w:space="0"/>
+          <w:bottom w:val="single" w:color="F79646" w:themeColor="accent6" w:sz="8" w:space="0"/>
+          <w:right w:val="single" w:color="F79646" w:themeColor="accent6" w:sz="8" w:space="0"/>
         </w:tcBorders>
       </w:tcPr>
     </w:tblStylePr>
@@ -4759,12 +4650,12 @@
       <w:tblStyleColBandSize w:val="1"/>
       <w:tblInd w:w="0" w:type="dxa"/>
       <w:tblBorders>
-        <w:top w:val="single" w:sz="8" w:space="0" w:color="000000" w:themeColor="text1"/>
-        <w:left w:val="single" w:sz="8" w:space="0" w:color="000000" w:themeColor="text1"/>
-        <w:bottom w:val="single" w:sz="8" w:space="0" w:color="000000" w:themeColor="text1"/>
-        <w:right w:val="single" w:sz="8" w:space="0" w:color="000000" w:themeColor="text1"/>
-        <w:insideH w:val="single" w:sz="8" w:space="0" w:color="000000" w:themeColor="text1"/>
-        <w:insideV w:val="single" w:sz="8" w:space="0" w:color="000000" w:themeColor="text1"/>
+        <w:top w:val="single" w:color="000000" w:themeColor="text1" w:sz="8" w:space="0"/>
+        <w:left w:val="single" w:color="000000" w:themeColor="text1" w:sz="8" w:space="0"/>
+        <w:bottom w:val="single" w:color="000000" w:themeColor="text1" w:sz="8" w:space="0"/>
+        <w:right w:val="single" w:color="000000" w:themeColor="text1" w:sz="8" w:space="0"/>
+        <w:insideH w:val="single" w:color="000000" w:themeColor="text1" w:sz="8" w:space="0"/>
+        <w:insideV w:val="single" w:color="000000" w:themeColor="text1" w:sz="8" w:space="0"/>
       </w:tblBorders>
       <w:tblCellMar>
         <w:top w:w="0" w:type="dxa"/>
@@ -4778,19 +4669,19 @@
         <w:spacing w:before="0" w:after="0" w:line="240" w:lineRule="auto"/>
       </w:pPr>
       <w:rPr>
-        <w:rFonts w:asciiTheme="majorHAnsi" w:eastAsiaTheme="majorEastAsia" w:hAnsiTheme="majorHAnsi" w:cstheme="majorBidi"/>
-        <w:b/>
-        <w:bCs/>
-      </w:rPr>
-      <w:tblPr/>
-      <w:tcPr>
-        <w:tcBorders>
-          <w:top w:val="single" w:sz="8" w:space="0" w:color="000000" w:themeColor="text1"/>
-          <w:left w:val="single" w:sz="8" w:space="0" w:color="000000" w:themeColor="text1"/>
-          <w:bottom w:val="single" w:sz="18" w:space="0" w:color="000000" w:themeColor="text1"/>
-          <w:right w:val="single" w:sz="8" w:space="0" w:color="000000" w:themeColor="text1"/>
-          <w:insideH w:val="nil"/>
-          <w:insideV w:val="single" w:sz="8" w:space="0" w:color="000000" w:themeColor="text1"/>
+        <w:rFonts w:asciiTheme="majorHAnsi" w:hAnsiTheme="majorHAnsi" w:eastAsiaTheme="majorEastAsia" w:cstheme="majorBidi"/>
+        <w:b/>
+        <w:bCs/>
+      </w:rPr>
+      <w:tblPr/>
+      <w:tcPr>
+        <w:tcBorders>
+          <w:top w:val="single" w:color="000000" w:themeColor="text1" w:sz="8" w:space="0"/>
+          <w:left w:val="single" w:color="000000" w:themeColor="text1" w:sz="8" w:space="0"/>
+          <w:bottom w:val="single" w:color="000000" w:themeColor="text1" w:sz="18" w:space="0"/>
+          <w:right w:val="single" w:color="000000" w:themeColor="text1" w:sz="8" w:space="0"/>
+          <w:insideH w:val="nil"/>
+          <w:insideV w:val="single" w:color="000000" w:themeColor="text1" w:sz="8" w:space="0"/>
         </w:tcBorders>
       </w:tcPr>
     </w:tblStylePr>
@@ -4799,42 +4690,42 @@
         <w:spacing w:before="0" w:after="0" w:line="240" w:lineRule="auto"/>
       </w:pPr>
       <w:rPr>
-        <w:rFonts w:asciiTheme="majorHAnsi" w:eastAsiaTheme="majorEastAsia" w:hAnsiTheme="majorHAnsi" w:cstheme="majorBidi"/>
-        <w:b/>
-        <w:bCs/>
-      </w:rPr>
-      <w:tblPr/>
-      <w:tcPr>
-        <w:tcBorders>
-          <w:top w:val="double" w:sz="6" w:space="0" w:color="000000" w:themeColor="text1"/>
-          <w:left w:val="single" w:sz="8" w:space="0" w:color="000000" w:themeColor="text1"/>
-          <w:bottom w:val="single" w:sz="8" w:space="0" w:color="000000" w:themeColor="text1"/>
-          <w:right w:val="single" w:sz="8" w:space="0" w:color="000000" w:themeColor="text1"/>
-          <w:insideH w:val="nil"/>
-          <w:insideV w:val="single" w:sz="8" w:space="0" w:color="000000" w:themeColor="text1"/>
+        <w:rFonts w:asciiTheme="majorHAnsi" w:hAnsiTheme="majorHAnsi" w:eastAsiaTheme="majorEastAsia" w:cstheme="majorBidi"/>
+        <w:b/>
+        <w:bCs/>
+      </w:rPr>
+      <w:tblPr/>
+      <w:tcPr>
+        <w:tcBorders>
+          <w:top w:val="double" w:color="000000" w:themeColor="text1" w:sz="6" w:space="0"/>
+          <w:left w:val="single" w:color="000000" w:themeColor="text1" w:sz="8" w:space="0"/>
+          <w:bottom w:val="single" w:color="000000" w:themeColor="text1" w:sz="8" w:space="0"/>
+          <w:right w:val="single" w:color="000000" w:themeColor="text1" w:sz="8" w:space="0"/>
+          <w:insideH w:val="nil"/>
+          <w:insideV w:val="single" w:color="000000" w:themeColor="text1" w:sz="8" w:space="0"/>
         </w:tcBorders>
       </w:tcPr>
     </w:tblStylePr>
     <w:tblStylePr w:type="firstCol">
       <w:rPr>
-        <w:rFonts w:asciiTheme="majorHAnsi" w:eastAsiaTheme="majorEastAsia" w:hAnsiTheme="majorHAnsi" w:cstheme="majorBidi"/>
+        <w:rFonts w:asciiTheme="majorHAnsi" w:hAnsiTheme="majorHAnsi" w:eastAsiaTheme="majorEastAsia" w:cstheme="majorBidi"/>
         <w:b/>
         <w:bCs/>
       </w:rPr>
     </w:tblStylePr>
     <w:tblStylePr w:type="lastCol">
       <w:rPr>
-        <w:rFonts w:asciiTheme="majorHAnsi" w:eastAsiaTheme="majorEastAsia" w:hAnsiTheme="majorHAnsi" w:cstheme="majorBidi"/>
-        <w:b/>
-        <w:bCs/>
-      </w:rPr>
-      <w:tblPr/>
-      <w:tcPr>
-        <w:tcBorders>
-          <w:top w:val="single" w:sz="8" w:space="0" w:color="000000" w:themeColor="text1"/>
-          <w:left w:val="single" w:sz="8" w:space="0" w:color="000000" w:themeColor="text1"/>
-          <w:bottom w:val="single" w:sz="8" w:space="0" w:color="000000" w:themeColor="text1"/>
-          <w:right w:val="single" w:sz="8" w:space="0" w:color="000000" w:themeColor="text1"/>
+        <w:rFonts w:asciiTheme="majorHAnsi" w:hAnsiTheme="majorHAnsi" w:eastAsiaTheme="majorEastAsia" w:cstheme="majorBidi"/>
+        <w:b/>
+        <w:bCs/>
+      </w:rPr>
+      <w:tblPr/>
+      <w:tcPr>
+        <w:tcBorders>
+          <w:top w:val="single" w:color="000000" w:themeColor="text1" w:sz="8" w:space="0"/>
+          <w:left w:val="single" w:color="000000" w:themeColor="text1" w:sz="8" w:space="0"/>
+          <w:bottom w:val="single" w:color="000000" w:themeColor="text1" w:sz="8" w:space="0"/>
+          <w:right w:val="single" w:color="000000" w:themeColor="text1" w:sz="8" w:space="0"/>
         </w:tcBorders>
       </w:tcPr>
     </w:tblStylePr>
@@ -4842,10 +4733,10 @@
       <w:tblPr/>
       <w:tcPr>
         <w:tcBorders>
-          <w:top w:val="single" w:sz="8" w:space="0" w:color="000000" w:themeColor="text1"/>
-          <w:left w:val="single" w:sz="8" w:space="0" w:color="000000" w:themeColor="text1"/>
-          <w:bottom w:val="single" w:sz="8" w:space="0" w:color="000000" w:themeColor="text1"/>
-          <w:right w:val="single" w:sz="8" w:space="0" w:color="000000" w:themeColor="text1"/>
+          <w:top w:val="single" w:color="000000" w:themeColor="text1" w:sz="8" w:space="0"/>
+          <w:left w:val="single" w:color="000000" w:themeColor="text1" w:sz="8" w:space="0"/>
+          <w:bottom w:val="single" w:color="000000" w:themeColor="text1" w:sz="8" w:space="0"/>
+          <w:right w:val="single" w:color="000000" w:themeColor="text1" w:sz="8" w:space="0"/>
         </w:tcBorders>
         <w:shd w:val="clear" w:color="auto" w:fill="C0C0C0" w:themeFill="text1" w:themeFillTint="3F"/>
       </w:tcPr>
@@ -4854,11 +4745,11 @@
       <w:tblPr/>
       <w:tcPr>
         <w:tcBorders>
-          <w:top w:val="single" w:sz="8" w:space="0" w:color="000000" w:themeColor="text1"/>
-          <w:left w:val="single" w:sz="8" w:space="0" w:color="000000" w:themeColor="text1"/>
-          <w:bottom w:val="single" w:sz="8" w:space="0" w:color="000000" w:themeColor="text1"/>
-          <w:right w:val="single" w:sz="8" w:space="0" w:color="000000" w:themeColor="text1"/>
-          <w:insideV w:val="single" w:sz="8" w:space="0" w:color="000000" w:themeColor="text1"/>
+          <w:top w:val="single" w:color="000000" w:themeColor="text1" w:sz="8" w:space="0"/>
+          <w:left w:val="single" w:color="000000" w:themeColor="text1" w:sz="8" w:space="0"/>
+          <w:bottom w:val="single" w:color="000000" w:themeColor="text1" w:sz="8" w:space="0"/>
+          <w:right w:val="single" w:color="000000" w:themeColor="text1" w:sz="8" w:space="0"/>
+          <w:insideV w:val="single" w:color="000000" w:themeColor="text1" w:sz="8" w:space="0"/>
         </w:tcBorders>
         <w:shd w:val="clear" w:color="auto" w:fill="C0C0C0" w:themeFill="text1" w:themeFillTint="3F"/>
       </w:tcPr>
@@ -4867,11 +4758,11 @@
       <w:tblPr/>
       <w:tcPr>
         <w:tcBorders>
-          <w:top w:val="single" w:sz="8" w:space="0" w:color="000000" w:themeColor="text1"/>
-          <w:left w:val="single" w:sz="8" w:space="0" w:color="000000" w:themeColor="text1"/>
-          <w:bottom w:val="single" w:sz="8" w:space="0" w:color="000000" w:themeColor="text1"/>
-          <w:right w:val="single" w:sz="8" w:space="0" w:color="000000" w:themeColor="text1"/>
-          <w:insideV w:val="single" w:sz="8" w:space="0" w:color="000000" w:themeColor="text1"/>
+          <w:top w:val="single" w:color="000000" w:themeColor="text1" w:sz="8" w:space="0"/>
+          <w:left w:val="single" w:color="000000" w:themeColor="text1" w:sz="8" w:space="0"/>
+          <w:bottom w:val="single" w:color="000000" w:themeColor="text1" w:sz="8" w:space="0"/>
+          <w:right w:val="single" w:color="000000" w:themeColor="text1" w:sz="8" w:space="0"/>
+          <w:insideV w:val="single" w:color="000000" w:themeColor="text1" w:sz="8" w:space="0"/>
         </w:tcBorders>
       </w:tcPr>
     </w:tblStylePr>
@@ -4889,12 +4780,12 @@
       <w:tblStyleColBandSize w:val="1"/>
       <w:tblInd w:w="0" w:type="dxa"/>
       <w:tblBorders>
-        <w:top w:val="single" w:sz="8" w:space="0" w:color="4F81BD" w:themeColor="accent1"/>
-        <w:left w:val="single" w:sz="8" w:space="0" w:color="4F81BD" w:themeColor="accent1"/>
-        <w:bottom w:val="single" w:sz="8" w:space="0" w:color="4F81BD" w:themeColor="accent1"/>
-        <w:right w:val="single" w:sz="8" w:space="0" w:color="4F81BD" w:themeColor="accent1"/>
-        <w:insideH w:val="single" w:sz="8" w:space="0" w:color="4F81BD" w:themeColor="accent1"/>
-        <w:insideV w:val="single" w:sz="8" w:space="0" w:color="4F81BD" w:themeColor="accent1"/>
+        <w:top w:val="single" w:color="4F81BD" w:themeColor="accent1" w:sz="8" w:space="0"/>
+        <w:left w:val="single" w:color="4F81BD" w:themeColor="accent1" w:sz="8" w:space="0"/>
+        <w:bottom w:val="single" w:color="4F81BD" w:themeColor="accent1" w:sz="8" w:space="0"/>
+        <w:right w:val="single" w:color="4F81BD" w:themeColor="accent1" w:sz="8" w:space="0"/>
+        <w:insideH w:val="single" w:color="4F81BD" w:themeColor="accent1" w:sz="8" w:space="0"/>
+        <w:insideV w:val="single" w:color="4F81BD" w:themeColor="accent1" w:sz="8" w:space="0"/>
       </w:tblBorders>
       <w:tblCellMar>
         <w:top w:w="0" w:type="dxa"/>
@@ -4908,19 +4799,19 @@
         <w:spacing w:before="0" w:after="0" w:line="240" w:lineRule="auto"/>
       </w:pPr>
       <w:rPr>
-        <w:rFonts w:asciiTheme="majorHAnsi" w:eastAsiaTheme="majorEastAsia" w:hAnsiTheme="majorHAnsi" w:cstheme="majorBidi"/>
-        <w:b/>
-        <w:bCs/>
-      </w:rPr>
-      <w:tblPr/>
-      <w:tcPr>
-        <w:tcBorders>
-          <w:top w:val="single" w:sz="8" w:space="0" w:color="4F81BD" w:themeColor="accent1"/>
-          <w:left w:val="single" w:sz="8" w:space="0" w:color="4F81BD" w:themeColor="accent1"/>
-          <w:bottom w:val="single" w:sz="18" w:space="0" w:color="4F81BD" w:themeColor="accent1"/>
-          <w:right w:val="single" w:sz="8" w:space="0" w:color="4F81BD" w:themeColor="accent1"/>
-          <w:insideH w:val="nil"/>
-          <w:insideV w:val="single" w:sz="8" w:space="0" w:color="4F81BD" w:themeColor="accent1"/>
+        <w:rFonts w:asciiTheme="majorHAnsi" w:hAnsiTheme="majorHAnsi" w:eastAsiaTheme="majorEastAsia" w:cstheme="majorBidi"/>
+        <w:b/>
+        <w:bCs/>
+      </w:rPr>
+      <w:tblPr/>
+      <w:tcPr>
+        <w:tcBorders>
+          <w:top w:val="single" w:color="4F81BD" w:themeColor="accent1" w:sz="8" w:space="0"/>
+          <w:left w:val="single" w:color="4F81BD" w:themeColor="accent1" w:sz="8" w:space="0"/>
+          <w:bottom w:val="single" w:color="4F81BD" w:themeColor="accent1" w:sz="18" w:space="0"/>
+          <w:right w:val="single" w:color="4F81BD" w:themeColor="accent1" w:sz="8" w:space="0"/>
+          <w:insideH w:val="nil"/>
+          <w:insideV w:val="single" w:color="4F81BD" w:themeColor="accent1" w:sz="8" w:space="0"/>
         </w:tcBorders>
       </w:tcPr>
     </w:tblStylePr>
@@ -4929,42 +4820,42 @@
         <w:spacing w:before="0" w:after="0" w:line="240" w:lineRule="auto"/>
       </w:pPr>
       <w:rPr>
-        <w:rFonts w:asciiTheme="majorHAnsi" w:eastAsiaTheme="majorEastAsia" w:hAnsiTheme="majorHAnsi" w:cstheme="majorBidi"/>
-        <w:b/>
-        <w:bCs/>
-      </w:rPr>
-      <w:tblPr/>
-      <w:tcPr>
-        <w:tcBorders>
-          <w:top w:val="double" w:sz="6" w:space="0" w:color="4F81BD" w:themeColor="accent1"/>
-          <w:left w:val="single" w:sz="8" w:space="0" w:color="4F81BD" w:themeColor="accent1"/>
-          <w:bottom w:val="single" w:sz="8" w:space="0" w:color="4F81BD" w:themeColor="accent1"/>
-          <w:right w:val="single" w:sz="8" w:space="0" w:color="4F81BD" w:themeColor="accent1"/>
-          <w:insideH w:val="nil"/>
-          <w:insideV w:val="single" w:sz="8" w:space="0" w:color="4F81BD" w:themeColor="accent1"/>
+        <w:rFonts w:asciiTheme="majorHAnsi" w:hAnsiTheme="majorHAnsi" w:eastAsiaTheme="majorEastAsia" w:cstheme="majorBidi"/>
+        <w:b/>
+        <w:bCs/>
+      </w:rPr>
+      <w:tblPr/>
+      <w:tcPr>
+        <w:tcBorders>
+          <w:top w:val="double" w:color="4F81BD" w:themeColor="accent1" w:sz="6" w:space="0"/>
+          <w:left w:val="single" w:color="4F81BD" w:themeColor="accent1" w:sz="8" w:space="0"/>
+          <w:bottom w:val="single" w:color="4F81BD" w:themeColor="accent1" w:sz="8" w:space="0"/>
+          <w:right w:val="single" w:color="4F81BD" w:themeColor="accent1" w:sz="8" w:space="0"/>
+          <w:insideH w:val="nil"/>
+          <w:insideV w:val="single" w:color="4F81BD" w:themeColor="accent1" w:sz="8" w:space="0"/>
         </w:tcBorders>
       </w:tcPr>
     </w:tblStylePr>
     <w:tblStylePr w:type="firstCol">
       <w:rPr>
-        <w:rFonts w:asciiTheme="majorHAnsi" w:eastAsiaTheme="majorEastAsia" w:hAnsiTheme="majorHAnsi" w:cstheme="majorBidi"/>
+        <w:rFonts w:asciiTheme="majorHAnsi" w:hAnsiTheme="majorHAnsi" w:eastAsiaTheme="majorEastAsia" w:cstheme="majorBidi"/>
         <w:b/>
         <w:bCs/>
       </w:rPr>
     </w:tblStylePr>
     <w:tblStylePr w:type="lastCol">
       <w:rPr>
-        <w:rFonts w:asciiTheme="majorHAnsi" w:eastAsiaTheme="majorEastAsia" w:hAnsiTheme="majorHAnsi" w:cstheme="majorBidi"/>
-        <w:b/>
-        <w:bCs/>
-      </w:rPr>
-      <w:tblPr/>
-      <w:tcPr>
-        <w:tcBorders>
-          <w:top w:val="single" w:sz="8" w:space="0" w:color="4F81BD" w:themeColor="accent1"/>
-          <w:left w:val="single" w:sz="8" w:space="0" w:color="4F81BD" w:themeColor="accent1"/>
-          <w:bottom w:val="single" w:sz="8" w:space="0" w:color="4F81BD" w:themeColor="accent1"/>
-          <w:right w:val="single" w:sz="8" w:space="0" w:color="4F81BD" w:themeColor="accent1"/>
+        <w:rFonts w:asciiTheme="majorHAnsi" w:hAnsiTheme="majorHAnsi" w:eastAsiaTheme="majorEastAsia" w:cstheme="majorBidi"/>
+        <w:b/>
+        <w:bCs/>
+      </w:rPr>
+      <w:tblPr/>
+      <w:tcPr>
+        <w:tcBorders>
+          <w:top w:val="single" w:color="4F81BD" w:themeColor="accent1" w:sz="8" w:space="0"/>
+          <w:left w:val="single" w:color="4F81BD" w:themeColor="accent1" w:sz="8" w:space="0"/>
+          <w:bottom w:val="single" w:color="4F81BD" w:themeColor="accent1" w:sz="8" w:space="0"/>
+          <w:right w:val="single" w:color="4F81BD" w:themeColor="accent1" w:sz="8" w:space="0"/>
         </w:tcBorders>
       </w:tcPr>
     </w:tblStylePr>
@@ -4972,10 +4863,10 @@
       <w:tblPr/>
       <w:tcPr>
         <w:tcBorders>
-          <w:top w:val="single" w:sz="8" w:space="0" w:color="4F81BD" w:themeColor="accent1"/>
-          <w:left w:val="single" w:sz="8" w:space="0" w:color="4F81BD" w:themeColor="accent1"/>
-          <w:bottom w:val="single" w:sz="8" w:space="0" w:color="4F81BD" w:themeColor="accent1"/>
-          <w:right w:val="single" w:sz="8" w:space="0" w:color="4F81BD" w:themeColor="accent1"/>
+          <w:top w:val="single" w:color="4F81BD" w:themeColor="accent1" w:sz="8" w:space="0"/>
+          <w:left w:val="single" w:color="4F81BD" w:themeColor="accent1" w:sz="8" w:space="0"/>
+          <w:bottom w:val="single" w:color="4F81BD" w:themeColor="accent1" w:sz="8" w:space="0"/>
+          <w:right w:val="single" w:color="4F81BD" w:themeColor="accent1" w:sz="8" w:space="0"/>
         </w:tcBorders>
         <w:shd w:val="clear" w:color="auto" w:fill="D3DFEE" w:themeFill="accent1" w:themeFillTint="3F"/>
       </w:tcPr>
@@ -4984,11 +4875,11 @@
       <w:tblPr/>
       <w:tcPr>
         <w:tcBorders>
-          <w:top w:val="single" w:sz="8" w:space="0" w:color="4F81BD" w:themeColor="accent1"/>
-          <w:left w:val="single" w:sz="8" w:space="0" w:color="4F81BD" w:themeColor="accent1"/>
-          <w:bottom w:val="single" w:sz="8" w:space="0" w:color="4F81BD" w:themeColor="accent1"/>
-          <w:right w:val="single" w:sz="8" w:space="0" w:color="4F81BD" w:themeColor="accent1"/>
-          <w:insideV w:val="single" w:sz="8" w:space="0" w:color="4F81BD" w:themeColor="accent1"/>
+          <w:top w:val="single" w:color="4F81BD" w:themeColor="accent1" w:sz="8" w:space="0"/>
+          <w:left w:val="single" w:color="4F81BD" w:themeColor="accent1" w:sz="8" w:space="0"/>
+          <w:bottom w:val="single" w:color="4F81BD" w:themeColor="accent1" w:sz="8" w:space="0"/>
+          <w:right w:val="single" w:color="4F81BD" w:themeColor="accent1" w:sz="8" w:space="0"/>
+          <w:insideV w:val="single" w:color="4F81BD" w:themeColor="accent1" w:sz="8" w:space="0"/>
         </w:tcBorders>
         <w:shd w:val="clear" w:color="auto" w:fill="D3DFEE" w:themeFill="accent1" w:themeFillTint="3F"/>
       </w:tcPr>
@@ -4997,11 +4888,11 @@
       <w:tblPr/>
       <w:tcPr>
         <w:tcBorders>
-          <w:top w:val="single" w:sz="8" w:space="0" w:color="4F81BD" w:themeColor="accent1"/>
-          <w:left w:val="single" w:sz="8" w:space="0" w:color="4F81BD" w:themeColor="accent1"/>
-          <w:bottom w:val="single" w:sz="8" w:space="0" w:color="4F81BD" w:themeColor="accent1"/>
-          <w:right w:val="single" w:sz="8" w:space="0" w:color="4F81BD" w:themeColor="accent1"/>
-          <w:insideV w:val="single" w:sz="8" w:space="0" w:color="4F81BD" w:themeColor="accent1"/>
+          <w:top w:val="single" w:color="4F81BD" w:themeColor="accent1" w:sz="8" w:space="0"/>
+          <w:left w:val="single" w:color="4F81BD" w:themeColor="accent1" w:sz="8" w:space="0"/>
+          <w:bottom w:val="single" w:color="4F81BD" w:themeColor="accent1" w:sz="8" w:space="0"/>
+          <w:right w:val="single" w:color="4F81BD" w:themeColor="accent1" w:sz="8" w:space="0"/>
+          <w:insideV w:val="single" w:color="4F81BD" w:themeColor="accent1" w:sz="8" w:space="0"/>
         </w:tcBorders>
       </w:tcPr>
     </w:tblStylePr>
@@ -5019,12 +4910,12 @@
       <w:tblStyleColBandSize w:val="1"/>
       <w:tblInd w:w="0" w:type="dxa"/>
       <w:tblBorders>
-        <w:top w:val="single" w:sz="8" w:space="0" w:color="C0504D" w:themeColor="accent2"/>
-        <w:left w:val="single" w:sz="8" w:space="0" w:color="C0504D" w:themeColor="accent2"/>
-        <w:bottom w:val="single" w:sz="8" w:space="0" w:color="C0504D" w:themeColor="accent2"/>
-        <w:right w:val="single" w:sz="8" w:space="0" w:color="C0504D" w:themeColor="accent2"/>
-        <w:insideH w:val="single" w:sz="8" w:space="0" w:color="C0504D" w:themeColor="accent2"/>
-        <w:insideV w:val="single" w:sz="8" w:space="0" w:color="C0504D" w:themeColor="accent2"/>
+        <w:top w:val="single" w:color="C0504D" w:themeColor="accent2" w:sz="8" w:space="0"/>
+        <w:left w:val="single" w:color="C0504D" w:themeColor="accent2" w:sz="8" w:space="0"/>
+        <w:bottom w:val="single" w:color="C0504D" w:themeColor="accent2" w:sz="8" w:space="0"/>
+        <w:right w:val="single" w:color="C0504D" w:themeColor="accent2" w:sz="8" w:space="0"/>
+        <w:insideH w:val="single" w:color="C0504D" w:themeColor="accent2" w:sz="8" w:space="0"/>
+        <w:insideV w:val="single" w:color="C0504D" w:themeColor="accent2" w:sz="8" w:space="0"/>
       </w:tblBorders>
       <w:tblCellMar>
         <w:top w:w="0" w:type="dxa"/>
@@ -5038,19 +4929,19 @@
         <w:spacing w:before="0" w:after="0" w:line="240" w:lineRule="auto"/>
       </w:pPr>
       <w:rPr>
-        <w:rFonts w:asciiTheme="majorHAnsi" w:eastAsiaTheme="majorEastAsia" w:hAnsiTheme="majorHAnsi" w:cstheme="majorBidi"/>
-        <w:b/>
-        <w:bCs/>
-      </w:rPr>
-      <w:tblPr/>
-      <w:tcPr>
-        <w:tcBorders>
-          <w:top w:val="single" w:sz="8" w:space="0" w:color="C0504D" w:themeColor="accent2"/>
-          <w:left w:val="single" w:sz="8" w:space="0" w:color="C0504D" w:themeColor="accent2"/>
-          <w:bottom w:val="single" w:sz="18" w:space="0" w:color="C0504D" w:themeColor="accent2"/>
-          <w:right w:val="single" w:sz="8" w:space="0" w:color="C0504D" w:themeColor="accent2"/>
-          <w:insideH w:val="nil"/>
-          <w:insideV w:val="single" w:sz="8" w:space="0" w:color="C0504D" w:themeColor="accent2"/>
+        <w:rFonts w:asciiTheme="majorHAnsi" w:hAnsiTheme="majorHAnsi" w:eastAsiaTheme="majorEastAsia" w:cstheme="majorBidi"/>
+        <w:b/>
+        <w:bCs/>
+      </w:rPr>
+      <w:tblPr/>
+      <w:tcPr>
+        <w:tcBorders>
+          <w:top w:val="single" w:color="C0504D" w:themeColor="accent2" w:sz="8" w:space="0"/>
+          <w:left w:val="single" w:color="C0504D" w:themeColor="accent2" w:sz="8" w:space="0"/>
+          <w:bottom w:val="single" w:color="C0504D" w:themeColor="accent2" w:sz="18" w:space="0"/>
+          <w:right w:val="single" w:color="C0504D" w:themeColor="accent2" w:sz="8" w:space="0"/>
+          <w:insideH w:val="nil"/>
+          <w:insideV w:val="single" w:color="C0504D" w:themeColor="accent2" w:sz="8" w:space="0"/>
         </w:tcBorders>
       </w:tcPr>
     </w:tblStylePr>
@@ -5059,42 +4950,42 @@
         <w:spacing w:before="0" w:after="0" w:line="240" w:lineRule="auto"/>
       </w:pPr>
       <w:rPr>
-        <w:rFonts w:asciiTheme="majorHAnsi" w:eastAsiaTheme="majorEastAsia" w:hAnsiTheme="majorHAnsi" w:cstheme="majorBidi"/>
-        <w:b/>
-        <w:bCs/>
-      </w:rPr>
-      <w:tblPr/>
-      <w:tcPr>
-        <w:tcBorders>
-          <w:top w:val="double" w:sz="6" w:space="0" w:color="C0504D" w:themeColor="accent2"/>
-          <w:left w:val="single" w:sz="8" w:space="0" w:color="C0504D" w:themeColor="accent2"/>
-          <w:bottom w:val="single" w:sz="8" w:space="0" w:color="C0504D" w:themeColor="accent2"/>
-          <w:right w:val="single" w:sz="8" w:space="0" w:color="C0504D" w:themeColor="accent2"/>
-          <w:insideH w:val="nil"/>
-          <w:insideV w:val="single" w:sz="8" w:space="0" w:color="C0504D" w:themeColor="accent2"/>
+        <w:rFonts w:asciiTheme="majorHAnsi" w:hAnsiTheme="majorHAnsi" w:eastAsiaTheme="majorEastAsia" w:cstheme="majorBidi"/>
+        <w:b/>
+        <w:bCs/>
+      </w:rPr>
+      <w:tblPr/>
+      <w:tcPr>
+        <w:tcBorders>
+          <w:top w:val="double" w:color="C0504D" w:themeColor="accent2" w:sz="6" w:space="0"/>
+          <w:left w:val="single" w:color="C0504D" w:themeColor="accent2" w:sz="8" w:space="0"/>
+          <w:bottom w:val="single" w:color="C0504D" w:themeColor="accent2" w:sz="8" w:space="0"/>
+          <w:right w:val="single" w:color="C0504D" w:themeColor="accent2" w:sz="8" w:space="0"/>
+          <w:insideH w:val="nil"/>
+          <w:insideV w:val="single" w:color="C0504D" w:themeColor="accent2" w:sz="8" w:space="0"/>
         </w:tcBorders>
       </w:tcPr>
     </w:tblStylePr>
     <w:tblStylePr w:type="firstCol">
       <w:rPr>
-        <w:rFonts w:asciiTheme="majorHAnsi" w:eastAsiaTheme="majorEastAsia" w:hAnsiTheme="majorHAnsi" w:cstheme="majorBidi"/>
+        <w:rFonts w:asciiTheme="majorHAnsi" w:hAnsiTheme="majorHAnsi" w:eastAsiaTheme="majorEastAsia" w:cstheme="majorBidi"/>
         <w:b/>
         <w:bCs/>
       </w:rPr>
     </w:tblStylePr>
     <w:tblStylePr w:type="lastCol">
       <w:rPr>
-        <w:rFonts w:asciiTheme="majorHAnsi" w:eastAsiaTheme="majorEastAsia" w:hAnsiTheme="majorHAnsi" w:cstheme="majorBidi"/>
-        <w:b/>
-        <w:bCs/>
-      </w:rPr>
-      <w:tblPr/>
-      <w:tcPr>
-        <w:tcBorders>
-          <w:top w:val="single" w:sz="8" w:space="0" w:color="C0504D" w:themeColor="accent2"/>
-          <w:left w:val="single" w:sz="8" w:space="0" w:color="C0504D" w:themeColor="accent2"/>
-          <w:bottom w:val="single" w:sz="8" w:space="0" w:color="C0504D" w:themeColor="accent2"/>
-          <w:right w:val="single" w:sz="8" w:space="0" w:color="C0504D" w:themeColor="accent2"/>
+        <w:rFonts w:asciiTheme="majorHAnsi" w:hAnsiTheme="majorHAnsi" w:eastAsiaTheme="majorEastAsia" w:cstheme="majorBidi"/>
+        <w:b/>
+        <w:bCs/>
+      </w:rPr>
+      <w:tblPr/>
+      <w:tcPr>
+        <w:tcBorders>
+          <w:top w:val="single" w:color="C0504D" w:themeColor="accent2" w:sz="8" w:space="0"/>
+          <w:left w:val="single" w:color="C0504D" w:themeColor="accent2" w:sz="8" w:space="0"/>
+          <w:bottom w:val="single" w:color="C0504D" w:themeColor="accent2" w:sz="8" w:space="0"/>
+          <w:right w:val="single" w:color="C0504D" w:themeColor="accent2" w:sz="8" w:space="0"/>
         </w:tcBorders>
       </w:tcPr>
     </w:tblStylePr>
@@ -5102,10 +4993,10 @@
       <w:tblPr/>
       <w:tcPr>
         <w:tcBorders>
-          <w:top w:val="single" w:sz="8" w:space="0" w:color="C0504D" w:themeColor="accent2"/>
-          <w:left w:val="single" w:sz="8" w:space="0" w:color="C0504D" w:themeColor="accent2"/>
-          <w:bottom w:val="single" w:sz="8" w:space="0" w:color="C0504D" w:themeColor="accent2"/>
-          <w:right w:val="single" w:sz="8" w:space="0" w:color="C0504D" w:themeColor="accent2"/>
+          <w:top w:val="single" w:color="C0504D" w:themeColor="accent2" w:sz="8" w:space="0"/>
+          <w:left w:val="single" w:color="C0504D" w:themeColor="accent2" w:sz="8" w:space="0"/>
+          <w:bottom w:val="single" w:color="C0504D" w:themeColor="accent2" w:sz="8" w:space="0"/>
+          <w:right w:val="single" w:color="C0504D" w:themeColor="accent2" w:sz="8" w:space="0"/>
         </w:tcBorders>
         <w:shd w:val="clear" w:color="auto" w:fill="EFD3D2" w:themeFill="accent2" w:themeFillTint="3F"/>
       </w:tcPr>
@@ -5114,11 +5005,11 @@
       <w:tblPr/>
       <w:tcPr>
         <w:tcBorders>
-          <w:top w:val="single" w:sz="8" w:space="0" w:color="C0504D" w:themeColor="accent2"/>
-          <w:left w:val="single" w:sz="8" w:space="0" w:color="C0504D" w:themeColor="accent2"/>
-          <w:bottom w:val="single" w:sz="8" w:space="0" w:color="C0504D" w:themeColor="accent2"/>
-          <w:right w:val="single" w:sz="8" w:space="0" w:color="C0504D" w:themeColor="accent2"/>
-          <w:insideV w:val="single" w:sz="8" w:space="0" w:color="C0504D" w:themeColor="accent2"/>
+          <w:top w:val="single" w:color="C0504D" w:themeColor="accent2" w:sz="8" w:space="0"/>
+          <w:left w:val="single" w:color="C0504D" w:themeColor="accent2" w:sz="8" w:space="0"/>
+          <w:bottom w:val="single" w:color="C0504D" w:themeColor="accent2" w:sz="8" w:space="0"/>
+          <w:right w:val="single" w:color="C0504D" w:themeColor="accent2" w:sz="8" w:space="0"/>
+          <w:insideV w:val="single" w:color="C0504D" w:themeColor="accent2" w:sz="8" w:space="0"/>
         </w:tcBorders>
         <w:shd w:val="clear" w:color="auto" w:fill="EFD3D2" w:themeFill="accent2" w:themeFillTint="3F"/>
       </w:tcPr>
@@ -5127,11 +5018,11 @@
       <w:tblPr/>
       <w:tcPr>
         <w:tcBorders>
-          <w:top w:val="single" w:sz="8" w:space="0" w:color="C0504D" w:themeColor="accent2"/>
-          <w:left w:val="single" w:sz="8" w:space="0" w:color="C0504D" w:themeColor="accent2"/>
-          <w:bottom w:val="single" w:sz="8" w:space="0" w:color="C0504D" w:themeColor="accent2"/>
-          <w:right w:val="single" w:sz="8" w:space="0" w:color="C0504D" w:themeColor="accent2"/>
-          <w:insideV w:val="single" w:sz="8" w:space="0" w:color="C0504D" w:themeColor="accent2"/>
+          <w:top w:val="single" w:color="C0504D" w:themeColor="accent2" w:sz="8" w:space="0"/>
+          <w:left w:val="single" w:color="C0504D" w:themeColor="accent2" w:sz="8" w:space="0"/>
+          <w:bottom w:val="single" w:color="C0504D" w:themeColor="accent2" w:sz="8" w:space="0"/>
+          <w:right w:val="single" w:color="C0504D" w:themeColor="accent2" w:sz="8" w:space="0"/>
+          <w:insideV w:val="single" w:color="C0504D" w:themeColor="accent2" w:sz="8" w:space="0"/>
         </w:tcBorders>
       </w:tcPr>
     </w:tblStylePr>
@@ -5149,12 +5040,12 @@
       <w:tblStyleColBandSize w:val="1"/>
       <w:tblInd w:w="0" w:type="dxa"/>
       <w:tblBorders>
-        <w:top w:val="single" w:sz="8" w:space="0" w:color="9BBB59" w:themeColor="accent3"/>
-        <w:left w:val="single" w:sz="8" w:space="0" w:color="9BBB59" w:themeColor="accent3"/>
-        <w:bottom w:val="single" w:sz="8" w:space="0" w:color="9BBB59" w:themeColor="accent3"/>
-        <w:right w:val="single" w:sz="8" w:space="0" w:color="9BBB59" w:themeColor="accent3"/>
-        <w:insideH w:val="single" w:sz="8" w:space="0" w:color="9BBB59" w:themeColor="accent3"/>
-        <w:insideV w:val="single" w:sz="8" w:space="0" w:color="9BBB59" w:themeColor="accent3"/>
+        <w:top w:val="single" w:color="9BBB59" w:themeColor="accent3" w:sz="8" w:space="0"/>
+        <w:left w:val="single" w:color="9BBB59" w:themeColor="accent3" w:sz="8" w:space="0"/>
+        <w:bottom w:val="single" w:color="9BBB59" w:themeColor="accent3" w:sz="8" w:space="0"/>
+        <w:right w:val="single" w:color="9BBB59" w:themeColor="accent3" w:sz="8" w:space="0"/>
+        <w:insideH w:val="single" w:color="9BBB59" w:themeColor="accent3" w:sz="8" w:space="0"/>
+        <w:insideV w:val="single" w:color="9BBB59" w:themeColor="accent3" w:sz="8" w:space="0"/>
       </w:tblBorders>
       <w:tblCellMar>
         <w:top w:w="0" w:type="dxa"/>
@@ -5168,19 +5059,19 @@
         <w:spacing w:before="0" w:after="0" w:line="240" w:lineRule="auto"/>
       </w:pPr>
       <w:rPr>
-        <w:rFonts w:asciiTheme="majorHAnsi" w:eastAsiaTheme="majorEastAsia" w:hAnsiTheme="majorHAnsi" w:cstheme="majorBidi"/>
-        <w:b/>
-        <w:bCs/>
-      </w:rPr>
-      <w:tblPr/>
-      <w:tcPr>
-        <w:tcBorders>
-          <w:top w:val="single" w:sz="8" w:space="0" w:color="9BBB59" w:themeColor="accent3"/>
-          <w:left w:val="single" w:sz="8" w:space="0" w:color="9BBB59" w:themeColor="accent3"/>
-          <w:bottom w:val="single" w:sz="18" w:space="0" w:color="9BBB59" w:themeColor="accent3"/>
-          <w:right w:val="single" w:sz="8" w:space="0" w:color="9BBB59" w:themeColor="accent3"/>
-          <w:insideH w:val="nil"/>
-          <w:insideV w:val="single" w:sz="8" w:space="0" w:color="9BBB59" w:themeColor="accent3"/>
+        <w:rFonts w:asciiTheme="majorHAnsi" w:hAnsiTheme="majorHAnsi" w:eastAsiaTheme="majorEastAsia" w:cstheme="majorBidi"/>
+        <w:b/>
+        <w:bCs/>
+      </w:rPr>
+      <w:tblPr/>
+      <w:tcPr>
+        <w:tcBorders>
+          <w:top w:val="single" w:color="9BBB59" w:themeColor="accent3" w:sz="8" w:space="0"/>
+          <w:left w:val="single" w:color="9BBB59" w:themeColor="accent3" w:sz="8" w:space="0"/>
+          <w:bottom w:val="single" w:color="9BBB59" w:themeColor="accent3" w:sz="18" w:space="0"/>
+          <w:right w:val="single" w:color="9BBB59" w:themeColor="accent3" w:sz="8" w:space="0"/>
+          <w:insideH w:val="nil"/>
+          <w:insideV w:val="single" w:color="9BBB59" w:themeColor="accent3" w:sz="8" w:space="0"/>
         </w:tcBorders>
       </w:tcPr>
     </w:tblStylePr>
@@ -5189,42 +5080,42 @@
         <w:spacing w:before="0" w:after="0" w:line="240" w:lineRule="auto"/>
       </w:pPr>
       <w:rPr>
-        <w:rFonts w:asciiTheme="majorHAnsi" w:eastAsiaTheme="majorEastAsia" w:hAnsiTheme="majorHAnsi" w:cstheme="majorBidi"/>
-        <w:b/>
-        <w:bCs/>
-      </w:rPr>
-      <w:tblPr/>
-      <w:tcPr>
-        <w:tcBorders>
-          <w:top w:val="double" w:sz="6" w:space="0" w:color="9BBB59" w:themeColor="accent3"/>
-          <w:left w:val="single" w:sz="8" w:space="0" w:color="9BBB59" w:themeColor="accent3"/>
-          <w:bottom w:val="single" w:sz="8" w:space="0" w:color="9BBB59" w:themeColor="accent3"/>
-          <w:right w:val="single" w:sz="8" w:space="0" w:color="9BBB59" w:themeColor="accent3"/>
-          <w:insideH w:val="nil"/>
-          <w:insideV w:val="single" w:sz="8" w:space="0" w:color="9BBB59" w:themeColor="accent3"/>
+        <w:rFonts w:asciiTheme="majorHAnsi" w:hAnsiTheme="majorHAnsi" w:eastAsiaTheme="majorEastAsia" w:cstheme="majorBidi"/>
+        <w:b/>
+        <w:bCs/>
+      </w:rPr>
+      <w:tblPr/>
+      <w:tcPr>
+        <w:tcBorders>
+          <w:top w:val="double" w:color="9BBB59" w:themeColor="accent3" w:sz="6" w:space="0"/>
+          <w:left w:val="single" w:color="9BBB59" w:themeColor="accent3" w:sz="8" w:space="0"/>
+          <w:bottom w:val="single" w:color="9BBB59" w:themeColor="accent3" w:sz="8" w:space="0"/>
+          <w:right w:val="single" w:color="9BBB59" w:themeColor="accent3" w:sz="8" w:space="0"/>
+          <w:insideH w:val="nil"/>
+          <w:insideV w:val="single" w:color="9BBB59" w:themeColor="accent3" w:sz="8" w:space="0"/>
         </w:tcBorders>
       </w:tcPr>
     </w:tblStylePr>
     <w:tblStylePr w:type="firstCol">
       <w:rPr>
-        <w:rFonts w:asciiTheme="majorHAnsi" w:eastAsiaTheme="majorEastAsia" w:hAnsiTheme="majorHAnsi" w:cstheme="majorBidi"/>
+        <w:rFonts w:asciiTheme="majorHAnsi" w:hAnsiTheme="majorHAnsi" w:eastAsiaTheme="majorEastAsia" w:cstheme="majorBidi"/>
         <w:b/>
         <w:bCs/>
       </w:rPr>
     </w:tblStylePr>
     <w:tblStylePr w:type="lastCol">
       <w:rPr>
-        <w:rFonts w:asciiTheme="majorHAnsi" w:eastAsiaTheme="majorEastAsia" w:hAnsiTheme="majorHAnsi" w:cstheme="majorBidi"/>
-        <w:b/>
-        <w:bCs/>
-      </w:rPr>
-      <w:tblPr/>
-      <w:tcPr>
-        <w:tcBorders>
-          <w:top w:val="single" w:sz="8" w:space="0" w:color="9BBB59" w:themeColor="accent3"/>
-          <w:left w:val="single" w:sz="8" w:space="0" w:color="9BBB59" w:themeColor="accent3"/>
-          <w:bottom w:val="single" w:sz="8" w:space="0" w:color="9BBB59" w:themeColor="accent3"/>
-          <w:right w:val="single" w:sz="8" w:space="0" w:color="9BBB59" w:themeColor="accent3"/>
+        <w:rFonts w:asciiTheme="majorHAnsi" w:hAnsiTheme="majorHAnsi" w:eastAsiaTheme="majorEastAsia" w:cstheme="majorBidi"/>
+        <w:b/>
+        <w:bCs/>
+      </w:rPr>
+      <w:tblPr/>
+      <w:tcPr>
+        <w:tcBorders>
+          <w:top w:val="single" w:color="9BBB59" w:themeColor="accent3" w:sz="8" w:space="0"/>
+          <w:left w:val="single" w:color="9BBB59" w:themeColor="accent3" w:sz="8" w:space="0"/>
+          <w:bottom w:val="single" w:color="9BBB59" w:themeColor="accent3" w:sz="8" w:space="0"/>
+          <w:right w:val="single" w:color="9BBB59" w:themeColor="accent3" w:sz="8" w:space="0"/>
         </w:tcBorders>
       </w:tcPr>
     </w:tblStylePr>
@@ -5232,10 +5123,10 @@
       <w:tblPr/>
       <w:tcPr>
         <w:tcBorders>
-          <w:top w:val="single" w:sz="8" w:space="0" w:color="9BBB59" w:themeColor="accent3"/>
-          <w:left w:val="single" w:sz="8" w:space="0" w:color="9BBB59" w:themeColor="accent3"/>
-          <w:bottom w:val="single" w:sz="8" w:space="0" w:color="9BBB59" w:themeColor="accent3"/>
-          <w:right w:val="single" w:sz="8" w:space="0" w:color="9BBB59" w:themeColor="accent3"/>
+          <w:top w:val="single" w:color="9BBB59" w:themeColor="accent3" w:sz="8" w:space="0"/>
+          <w:left w:val="single" w:color="9BBB59" w:themeColor="accent3" w:sz="8" w:space="0"/>
+          <w:bottom w:val="single" w:color="9BBB59" w:themeColor="accent3" w:sz="8" w:space="0"/>
+          <w:right w:val="single" w:color="9BBB59" w:themeColor="accent3" w:sz="8" w:space="0"/>
         </w:tcBorders>
         <w:shd w:val="clear" w:color="auto" w:fill="E6EED5" w:themeFill="accent3" w:themeFillTint="3F"/>
       </w:tcPr>
@@ -5244,11 +5135,11 @@
       <w:tblPr/>
       <w:tcPr>
         <w:tcBorders>
-          <w:top w:val="single" w:sz="8" w:space="0" w:color="9BBB59" w:themeColor="accent3"/>
-          <w:left w:val="single" w:sz="8" w:space="0" w:color="9BBB59" w:themeColor="accent3"/>
-          <w:bottom w:val="single" w:sz="8" w:space="0" w:color="9BBB59" w:themeColor="accent3"/>
-          <w:right w:val="single" w:sz="8" w:space="0" w:color="9BBB59" w:themeColor="accent3"/>
-          <w:insideV w:val="single" w:sz="8" w:space="0" w:color="9BBB59" w:themeColor="accent3"/>
+          <w:top w:val="single" w:color="9BBB59" w:themeColor="accent3" w:sz="8" w:space="0"/>
+          <w:left w:val="single" w:color="9BBB59" w:themeColor="accent3" w:sz="8" w:space="0"/>
+          <w:bottom w:val="single" w:color="9BBB59" w:themeColor="accent3" w:sz="8" w:space="0"/>
+          <w:right w:val="single" w:color="9BBB59" w:themeColor="accent3" w:sz="8" w:space="0"/>
+          <w:insideV w:val="single" w:color="9BBB59" w:themeColor="accent3" w:sz="8" w:space="0"/>
         </w:tcBorders>
         <w:shd w:val="clear" w:color="auto" w:fill="E6EED5" w:themeFill="accent3" w:themeFillTint="3F"/>
       </w:tcPr>
@@ -5257,11 +5148,11 @@
       <w:tblPr/>
       <w:tcPr>
         <w:tcBorders>
-          <w:top w:val="single" w:sz="8" w:space="0" w:color="9BBB59" w:themeColor="accent3"/>
-          <w:left w:val="single" w:sz="8" w:space="0" w:color="9BBB59" w:themeColor="accent3"/>
-          <w:bottom w:val="single" w:sz="8" w:space="0" w:color="9BBB59" w:themeColor="accent3"/>
-          <w:right w:val="single" w:sz="8" w:space="0" w:color="9BBB59" w:themeColor="accent3"/>
-          <w:insideV w:val="single" w:sz="8" w:space="0" w:color="9BBB59" w:themeColor="accent3"/>
+          <w:top w:val="single" w:color="9BBB59" w:themeColor="accent3" w:sz="8" w:space="0"/>
+          <w:left w:val="single" w:color="9BBB59" w:themeColor="accent3" w:sz="8" w:space="0"/>
+          <w:bottom w:val="single" w:color="9BBB59" w:themeColor="accent3" w:sz="8" w:space="0"/>
+          <w:right w:val="single" w:color="9BBB59" w:themeColor="accent3" w:sz="8" w:space="0"/>
+          <w:insideV w:val="single" w:color="9BBB59" w:themeColor="accent3" w:sz="8" w:space="0"/>
         </w:tcBorders>
       </w:tcPr>
     </w:tblStylePr>
@@ -5279,12 +5170,12 @@
       <w:tblStyleColBandSize w:val="1"/>
       <w:tblInd w:w="0" w:type="dxa"/>
       <w:tblBorders>
-        <w:top w:val="single" w:sz="8" w:space="0" w:color="8064A2" w:themeColor="accent4"/>
-        <w:left w:val="single" w:sz="8" w:space="0" w:color="8064A2" w:themeColor="accent4"/>
-        <w:bottom w:val="single" w:sz="8" w:space="0" w:color="8064A2" w:themeColor="accent4"/>
-        <w:right w:val="single" w:sz="8" w:space="0" w:color="8064A2" w:themeColor="accent4"/>
-        <w:insideH w:val="single" w:sz="8" w:space="0" w:color="8064A2" w:themeColor="accent4"/>
-        <w:insideV w:val="single" w:sz="8" w:space="0" w:color="8064A2" w:themeColor="accent4"/>
+        <w:top w:val="single" w:color="8064A2" w:themeColor="accent4" w:sz="8" w:space="0"/>
+        <w:left w:val="single" w:color="8064A2" w:themeColor="accent4" w:sz="8" w:space="0"/>
+        <w:bottom w:val="single" w:color="8064A2" w:themeColor="accent4" w:sz="8" w:space="0"/>
+        <w:right w:val="single" w:color="8064A2" w:themeColor="accent4" w:sz="8" w:space="0"/>
+        <w:insideH w:val="single" w:color="8064A2" w:themeColor="accent4" w:sz="8" w:space="0"/>
+        <w:insideV w:val="single" w:color="8064A2" w:themeColor="accent4" w:sz="8" w:space="0"/>
       </w:tblBorders>
       <w:tblCellMar>
         <w:top w:w="0" w:type="dxa"/>
@@ -5298,19 +5189,19 @@
         <w:spacing w:before="0" w:after="0" w:line="240" w:lineRule="auto"/>
       </w:pPr>
       <w:rPr>
-        <w:rFonts w:asciiTheme="majorHAnsi" w:eastAsiaTheme="majorEastAsia" w:hAnsiTheme="majorHAnsi" w:cstheme="majorBidi"/>
-        <w:b/>
-        <w:bCs/>
-      </w:rPr>
-      <w:tblPr/>
-      <w:tcPr>
-        <w:tcBorders>
-          <w:top w:val="single" w:sz="8" w:space="0" w:color="8064A2" w:themeColor="accent4"/>
-          <w:left w:val="single" w:sz="8" w:space="0" w:color="8064A2" w:themeColor="accent4"/>
-          <w:bottom w:val="single" w:sz="18" w:space="0" w:color="8064A2" w:themeColor="accent4"/>
-          <w:right w:val="single" w:sz="8" w:space="0" w:color="8064A2" w:themeColor="accent4"/>
-          <w:insideH w:val="nil"/>
-          <w:insideV w:val="single" w:sz="8" w:space="0" w:color="8064A2" w:themeColor="accent4"/>
+        <w:rFonts w:asciiTheme="majorHAnsi" w:hAnsiTheme="majorHAnsi" w:eastAsiaTheme="majorEastAsia" w:cstheme="majorBidi"/>
+        <w:b/>
+        <w:bCs/>
+      </w:rPr>
+      <w:tblPr/>
+      <w:tcPr>
+        <w:tcBorders>
+          <w:top w:val="single" w:color="8064A2" w:themeColor="accent4" w:sz="8" w:space="0"/>
+          <w:left w:val="single" w:color="8064A2" w:themeColor="accent4" w:sz="8" w:space="0"/>
+          <w:bottom w:val="single" w:color="8064A2" w:themeColor="accent4" w:sz="18" w:space="0"/>
+          <w:right w:val="single" w:color="8064A2" w:themeColor="accent4" w:sz="8" w:space="0"/>
+          <w:insideH w:val="nil"/>
+          <w:insideV w:val="single" w:color="8064A2" w:themeColor="accent4" w:sz="8" w:space="0"/>
         </w:tcBorders>
       </w:tcPr>
     </w:tblStylePr>
@@ -5319,42 +5210,42 @@
         <w:spacing w:before="0" w:after="0" w:line="240" w:lineRule="auto"/>
       </w:pPr>
       <w:rPr>
-        <w:rFonts w:asciiTheme="majorHAnsi" w:eastAsiaTheme="majorEastAsia" w:hAnsiTheme="majorHAnsi" w:cstheme="majorBidi"/>
-        <w:b/>
-        <w:bCs/>
-      </w:rPr>
-      <w:tblPr/>
-      <w:tcPr>
-        <w:tcBorders>
-          <w:top w:val="double" w:sz="6" w:space="0" w:color="8064A2" w:themeColor="accent4"/>
-          <w:left w:val="single" w:sz="8" w:space="0" w:color="8064A2" w:themeColor="accent4"/>
-          <w:bottom w:val="single" w:sz="8" w:space="0" w:color="8064A2" w:themeColor="accent4"/>
-          <w:right w:val="single" w:sz="8" w:space="0" w:color="8064A2" w:themeColor="accent4"/>
-          <w:insideH w:val="nil"/>
-          <w:insideV w:val="single" w:sz="8" w:space="0" w:color="8064A2" w:themeColor="accent4"/>
+        <w:rFonts w:asciiTheme="majorHAnsi" w:hAnsiTheme="majorHAnsi" w:eastAsiaTheme="majorEastAsia" w:cstheme="majorBidi"/>
+        <w:b/>
+        <w:bCs/>
+      </w:rPr>
+      <w:tblPr/>
+      <w:tcPr>
+        <w:tcBorders>
+          <w:top w:val="double" w:color="8064A2" w:themeColor="accent4" w:sz="6" w:space="0"/>
+          <w:left w:val="single" w:color="8064A2" w:themeColor="accent4" w:sz="8" w:space="0"/>
+          <w:bottom w:val="single" w:color="8064A2" w:themeColor="accent4" w:sz="8" w:space="0"/>
+          <w:right w:val="single" w:color="8064A2" w:themeColor="accent4" w:sz="8" w:space="0"/>
+          <w:insideH w:val="nil"/>
+          <w:insideV w:val="single" w:color="8064A2" w:themeColor="accent4" w:sz="8" w:space="0"/>
         </w:tcBorders>
       </w:tcPr>
     </w:tblStylePr>
     <w:tblStylePr w:type="firstCol">
       <w:rPr>
-        <w:rFonts w:asciiTheme="majorHAnsi" w:eastAsiaTheme="majorEastAsia" w:hAnsiTheme="majorHAnsi" w:cstheme="majorBidi"/>
+        <w:rFonts w:asciiTheme="majorHAnsi" w:hAnsiTheme="majorHAnsi" w:eastAsiaTheme="majorEastAsia" w:cstheme="majorBidi"/>
         <w:b/>
         <w:bCs/>
       </w:rPr>
     </w:tblStylePr>
     <w:tblStylePr w:type="lastCol">
       <w:rPr>
-        <w:rFonts w:asciiTheme="majorHAnsi" w:eastAsiaTheme="majorEastAsia" w:hAnsiTheme="majorHAnsi" w:cstheme="majorBidi"/>
-        <w:b/>
-        <w:bCs/>
-      </w:rPr>
-      <w:tblPr/>
-      <w:tcPr>
-        <w:tcBorders>
-          <w:top w:val="single" w:sz="8" w:space="0" w:color="8064A2" w:themeColor="accent4"/>
-          <w:left w:val="single" w:sz="8" w:space="0" w:color="8064A2" w:themeColor="accent4"/>
-          <w:bottom w:val="single" w:sz="8" w:space="0" w:color="8064A2" w:themeColor="accent4"/>
-          <w:right w:val="single" w:sz="8" w:space="0" w:color="8064A2" w:themeColor="accent4"/>
+        <w:rFonts w:asciiTheme="majorHAnsi" w:hAnsiTheme="majorHAnsi" w:eastAsiaTheme="majorEastAsia" w:cstheme="majorBidi"/>
+        <w:b/>
+        <w:bCs/>
+      </w:rPr>
+      <w:tblPr/>
+      <w:tcPr>
+        <w:tcBorders>
+          <w:top w:val="single" w:color="8064A2" w:themeColor="accent4" w:sz="8" w:space="0"/>
+          <w:left w:val="single" w:color="8064A2" w:themeColor="accent4" w:sz="8" w:space="0"/>
+          <w:bottom w:val="single" w:color="8064A2" w:themeColor="accent4" w:sz="8" w:space="0"/>
+          <w:right w:val="single" w:color="8064A2" w:themeColor="accent4" w:sz="8" w:space="0"/>
         </w:tcBorders>
       </w:tcPr>
     </w:tblStylePr>
@@ -5362,10 +5253,10 @@
       <w:tblPr/>
       <w:tcPr>
         <w:tcBorders>
-          <w:top w:val="single" w:sz="8" w:space="0" w:color="8064A2" w:themeColor="accent4"/>
-          <w:left w:val="single" w:sz="8" w:space="0" w:color="8064A2" w:themeColor="accent4"/>
-          <w:bottom w:val="single" w:sz="8" w:space="0" w:color="8064A2" w:themeColor="accent4"/>
-          <w:right w:val="single" w:sz="8" w:space="0" w:color="8064A2" w:themeColor="accent4"/>
+          <w:top w:val="single" w:color="8064A2" w:themeColor="accent4" w:sz="8" w:space="0"/>
+          <w:left w:val="single" w:color="8064A2" w:themeColor="accent4" w:sz="8" w:space="0"/>
+          <w:bottom w:val="single" w:color="8064A2" w:themeColor="accent4" w:sz="8" w:space="0"/>
+          <w:right w:val="single" w:color="8064A2" w:themeColor="accent4" w:sz="8" w:space="0"/>
         </w:tcBorders>
         <w:shd w:val="clear" w:color="auto" w:fill="DFD8E8" w:themeFill="accent4" w:themeFillTint="3F"/>
       </w:tcPr>
@@ -5374,11 +5265,11 @@
       <w:tblPr/>
       <w:tcPr>
         <w:tcBorders>
-          <w:top w:val="single" w:sz="8" w:space="0" w:color="8064A2" w:themeColor="accent4"/>
-          <w:left w:val="single" w:sz="8" w:space="0" w:color="8064A2" w:themeColor="accent4"/>
-          <w:bottom w:val="single" w:sz="8" w:space="0" w:color="8064A2" w:themeColor="accent4"/>
-          <w:right w:val="single" w:sz="8" w:space="0" w:color="8064A2" w:themeColor="accent4"/>
-          <w:insideV w:val="single" w:sz="8" w:space="0" w:color="8064A2" w:themeColor="accent4"/>
+          <w:top w:val="single" w:color="8064A2" w:themeColor="accent4" w:sz="8" w:space="0"/>
+          <w:left w:val="single" w:color="8064A2" w:themeColor="accent4" w:sz="8" w:space="0"/>
+          <w:bottom w:val="single" w:color="8064A2" w:themeColor="accent4" w:sz="8" w:space="0"/>
+          <w:right w:val="single" w:color="8064A2" w:themeColor="accent4" w:sz="8" w:space="0"/>
+          <w:insideV w:val="single" w:color="8064A2" w:themeColor="accent4" w:sz="8" w:space="0"/>
         </w:tcBorders>
         <w:shd w:val="clear" w:color="auto" w:fill="DFD8E8" w:themeFill="accent4" w:themeFillTint="3F"/>
       </w:tcPr>
@@ -5387,11 +5278,11 @@
       <w:tblPr/>
       <w:tcPr>
         <w:tcBorders>
-          <w:top w:val="single" w:sz="8" w:space="0" w:color="8064A2" w:themeColor="accent4"/>
-          <w:left w:val="single" w:sz="8" w:space="0" w:color="8064A2" w:themeColor="accent4"/>
-          <w:bottom w:val="single" w:sz="8" w:space="0" w:color="8064A2" w:themeColor="accent4"/>
-          <w:right w:val="single" w:sz="8" w:space="0" w:color="8064A2" w:themeColor="accent4"/>
-          <w:insideV w:val="single" w:sz="8" w:space="0" w:color="8064A2" w:themeColor="accent4"/>
+          <w:top w:val="single" w:color="8064A2" w:themeColor="accent4" w:sz="8" w:space="0"/>
+          <w:left w:val="single" w:color="8064A2" w:themeColor="accent4" w:sz="8" w:space="0"/>
+          <w:bottom w:val="single" w:color="8064A2" w:themeColor="accent4" w:sz="8" w:space="0"/>
+          <w:right w:val="single" w:color="8064A2" w:themeColor="accent4" w:sz="8" w:space="0"/>
+          <w:insideV w:val="single" w:color="8064A2" w:themeColor="accent4" w:sz="8" w:space="0"/>
         </w:tcBorders>
       </w:tcPr>
     </w:tblStylePr>
@@ -5409,12 +5300,12 @@
       <w:tblStyleColBandSize w:val="1"/>
       <w:tblInd w:w="0" w:type="dxa"/>
       <w:tblBorders>
-        <w:top w:val="single" w:sz="8" w:space="0" w:color="4BACC6" w:themeColor="accent5"/>
-        <w:left w:val="single" w:sz="8" w:space="0" w:color="4BACC6" w:themeColor="accent5"/>
-        <w:bottom w:val="single" w:sz="8" w:space="0" w:color="4BACC6" w:themeColor="accent5"/>
-        <w:right w:val="single" w:sz="8" w:space="0" w:color="4BACC6" w:themeColor="accent5"/>
-        <w:insideH w:val="single" w:sz="8" w:space="0" w:color="4BACC6" w:themeColor="accent5"/>
-        <w:insideV w:val="single" w:sz="8" w:space="0" w:color="4BACC6" w:themeColor="accent5"/>
+        <w:top w:val="single" w:color="4BACC6" w:themeColor="accent5" w:sz="8" w:space="0"/>
+        <w:left w:val="single" w:color="4BACC6" w:themeColor="accent5" w:sz="8" w:space="0"/>
+        <w:bottom w:val="single" w:color="4BACC6" w:themeColor="accent5" w:sz="8" w:space="0"/>
+        <w:right w:val="single" w:color="4BACC6" w:themeColor="accent5" w:sz="8" w:space="0"/>
+        <w:insideH w:val="single" w:color="4BACC6" w:themeColor="accent5" w:sz="8" w:space="0"/>
+        <w:insideV w:val="single" w:color="4BACC6" w:themeColor="accent5" w:sz="8" w:space="0"/>
       </w:tblBorders>
       <w:tblCellMar>
         <w:top w:w="0" w:type="dxa"/>
@@ -5428,19 +5319,19 @@
         <w:spacing w:before="0" w:after="0" w:line="240" w:lineRule="auto"/>
       </w:pPr>
       <w:rPr>
-        <w:rFonts w:asciiTheme="majorHAnsi" w:eastAsiaTheme="majorEastAsia" w:hAnsiTheme="majorHAnsi" w:cstheme="majorBidi"/>
-        <w:b/>
-        <w:bCs/>
-      </w:rPr>
-      <w:tblPr/>
-      <w:tcPr>
-        <w:tcBorders>
-          <w:top w:val="single" w:sz="8" w:space="0" w:color="4BACC6" w:themeColor="accent5"/>
-          <w:left w:val="single" w:sz="8" w:space="0" w:color="4BACC6" w:themeColor="accent5"/>
-          <w:bottom w:val="single" w:sz="18" w:space="0" w:color="4BACC6" w:themeColor="accent5"/>
-          <w:right w:val="single" w:sz="8" w:space="0" w:color="4BACC6" w:themeColor="accent5"/>
-          <w:insideH w:val="nil"/>
-          <w:insideV w:val="single" w:sz="8" w:space="0" w:color="4BACC6" w:themeColor="accent5"/>
+        <w:rFonts w:asciiTheme="majorHAnsi" w:hAnsiTheme="majorHAnsi" w:eastAsiaTheme="majorEastAsia" w:cstheme="majorBidi"/>
+        <w:b/>
+        <w:bCs/>
+      </w:rPr>
+      <w:tblPr/>
+      <w:tcPr>
+        <w:tcBorders>
+          <w:top w:val="single" w:color="4BACC6" w:themeColor="accent5" w:sz="8" w:space="0"/>
+          <w:left w:val="single" w:color="4BACC6" w:themeColor="accent5" w:sz="8" w:space="0"/>
+          <w:bottom w:val="single" w:color="4BACC6" w:themeColor="accent5" w:sz="18" w:space="0"/>
+          <w:right w:val="single" w:color="4BACC6" w:themeColor="accent5" w:sz="8" w:space="0"/>
+          <w:insideH w:val="nil"/>
+          <w:insideV w:val="single" w:color="4BACC6" w:themeColor="accent5" w:sz="8" w:space="0"/>
         </w:tcBorders>
       </w:tcPr>
     </w:tblStylePr>
@@ -5449,42 +5340,42 @@
         <w:spacing w:before="0" w:after="0" w:line="240" w:lineRule="auto"/>
       </w:pPr>
       <w:rPr>
-        <w:rFonts w:asciiTheme="majorHAnsi" w:eastAsiaTheme="majorEastAsia" w:hAnsiTheme="majorHAnsi" w:cstheme="majorBidi"/>
-        <w:b/>
-        <w:bCs/>
-      </w:rPr>
-      <w:tblPr/>
-      <w:tcPr>
-        <w:tcBorders>
-          <w:top w:val="double" w:sz="6" w:space="0" w:color="4BACC6" w:themeColor="accent5"/>
-          <w:left w:val="single" w:sz="8" w:space="0" w:color="4BACC6" w:themeColor="accent5"/>
-          <w:bottom w:val="single" w:sz="8" w:space="0" w:color="4BACC6" w:themeColor="accent5"/>
-          <w:right w:val="single" w:sz="8" w:space="0" w:color="4BACC6" w:themeColor="accent5"/>
-          <w:insideH w:val="nil"/>
-          <w:insideV w:val="single" w:sz="8" w:space="0" w:color="4BACC6" w:themeColor="accent5"/>
+        <w:rFonts w:asciiTheme="majorHAnsi" w:hAnsiTheme="majorHAnsi" w:eastAsiaTheme="majorEastAsia" w:cstheme="majorBidi"/>
+        <w:b/>
+        <w:bCs/>
+      </w:rPr>
+      <w:tblPr/>
+      <w:tcPr>
+        <w:tcBorders>
+          <w:top w:val="double" w:color="4BACC6" w:themeColor="accent5" w:sz="6" w:space="0"/>
+          <w:left w:val="single" w:color="4BACC6" w:themeColor="accent5" w:sz="8" w:space="0"/>
+          <w:bottom w:val="single" w:color="4BACC6" w:themeColor="accent5" w:sz="8" w:space="0"/>
+          <w:right w:val="single" w:color="4BACC6" w:themeColor="accent5" w:sz="8" w:space="0"/>
+          <w:insideH w:val="nil"/>
+          <w:insideV w:val="single" w:color="4BACC6" w:themeColor="accent5" w:sz="8" w:space="0"/>
         </w:tcBorders>
       </w:tcPr>
     </w:tblStylePr>
     <w:tblStylePr w:type="firstCol">
       <w:rPr>
-        <w:rFonts w:asciiTheme="majorHAnsi" w:eastAsiaTheme="majorEastAsia" w:hAnsiTheme="majorHAnsi" w:cstheme="majorBidi"/>
+        <w:rFonts w:asciiTheme="majorHAnsi" w:hAnsiTheme="majorHAnsi" w:eastAsiaTheme="majorEastAsia" w:cstheme="majorBidi"/>
         <w:b/>
         <w:bCs/>
       </w:rPr>
     </w:tblStylePr>
     <w:tblStylePr w:type="lastCol">
       <w:rPr>
-        <w:rFonts w:asciiTheme="majorHAnsi" w:eastAsiaTheme="majorEastAsia" w:hAnsiTheme="majorHAnsi" w:cstheme="majorBidi"/>
-        <w:b/>
-        <w:bCs/>
-      </w:rPr>
-      <w:tblPr/>
-      <w:tcPr>
-        <w:tcBorders>
-          <w:top w:val="single" w:sz="8" w:space="0" w:color="4BACC6" w:themeColor="accent5"/>
-          <w:left w:val="single" w:sz="8" w:space="0" w:color="4BACC6" w:themeColor="accent5"/>
-          <w:bottom w:val="single" w:sz="8" w:space="0" w:color="4BACC6" w:themeColor="accent5"/>
-          <w:right w:val="single" w:sz="8" w:space="0" w:color="4BACC6" w:themeColor="accent5"/>
+        <w:rFonts w:asciiTheme="majorHAnsi" w:hAnsiTheme="majorHAnsi" w:eastAsiaTheme="majorEastAsia" w:cstheme="majorBidi"/>
+        <w:b/>
+        <w:bCs/>
+      </w:rPr>
+      <w:tblPr/>
+      <w:tcPr>
+        <w:tcBorders>
+          <w:top w:val="single" w:color="4BACC6" w:themeColor="accent5" w:sz="8" w:space="0"/>
+          <w:left w:val="single" w:color="4BACC6" w:themeColor="accent5" w:sz="8" w:space="0"/>
+          <w:bottom w:val="single" w:color="4BACC6" w:themeColor="accent5" w:sz="8" w:space="0"/>
+          <w:right w:val="single" w:color="4BACC6" w:themeColor="accent5" w:sz="8" w:space="0"/>
         </w:tcBorders>
       </w:tcPr>
     </w:tblStylePr>
@@ -5492,10 +5383,10 @@
       <w:tblPr/>
       <w:tcPr>
         <w:tcBorders>
-          <w:top w:val="single" w:sz="8" w:space="0" w:color="4BACC6" w:themeColor="accent5"/>
-          <w:left w:val="single" w:sz="8" w:space="0" w:color="4BACC6" w:themeColor="accent5"/>
-          <w:bottom w:val="single" w:sz="8" w:space="0" w:color="4BACC6" w:themeColor="accent5"/>
-          <w:right w:val="single" w:sz="8" w:space="0" w:color="4BACC6" w:themeColor="accent5"/>
+          <w:top w:val="single" w:color="4BACC6" w:themeColor="accent5" w:sz="8" w:space="0"/>
+          <w:left w:val="single" w:color="4BACC6" w:themeColor="accent5" w:sz="8" w:space="0"/>
+          <w:bottom w:val="single" w:color="4BACC6" w:themeColor="accent5" w:sz="8" w:space="0"/>
+          <w:right w:val="single" w:color="4BACC6" w:themeColor="accent5" w:sz="8" w:space="0"/>
         </w:tcBorders>
         <w:shd w:val="clear" w:color="auto" w:fill="D2EAF1" w:themeFill="accent5" w:themeFillTint="3F"/>
       </w:tcPr>
@@ -5504,11 +5395,11 @@
       <w:tblPr/>
       <w:tcPr>
         <w:tcBorders>
-          <w:top w:val="single" w:sz="8" w:space="0" w:color="4BACC6" w:themeColor="accent5"/>
-          <w:left w:val="single" w:sz="8" w:space="0" w:color="4BACC6" w:themeColor="accent5"/>
-          <w:bottom w:val="single" w:sz="8" w:space="0" w:color="4BACC6" w:themeColor="accent5"/>
-          <w:right w:val="single" w:sz="8" w:space="0" w:color="4BACC6" w:themeColor="accent5"/>
-          <w:insideV w:val="single" w:sz="8" w:space="0" w:color="4BACC6" w:themeColor="accent5"/>
+          <w:top w:val="single" w:color="4BACC6" w:themeColor="accent5" w:sz="8" w:space="0"/>
+          <w:left w:val="single" w:color="4BACC6" w:themeColor="accent5" w:sz="8" w:space="0"/>
+          <w:bottom w:val="single" w:color="4BACC6" w:themeColor="accent5" w:sz="8" w:space="0"/>
+          <w:right w:val="single" w:color="4BACC6" w:themeColor="accent5" w:sz="8" w:space="0"/>
+          <w:insideV w:val="single" w:color="4BACC6" w:themeColor="accent5" w:sz="8" w:space="0"/>
         </w:tcBorders>
         <w:shd w:val="clear" w:color="auto" w:fill="D2EAF1" w:themeFill="accent5" w:themeFillTint="3F"/>
       </w:tcPr>
@@ -5517,11 +5408,11 @@
       <w:tblPr/>
       <w:tcPr>
         <w:tcBorders>
-          <w:top w:val="single" w:sz="8" w:space="0" w:color="4BACC6" w:themeColor="accent5"/>
-          <w:left w:val="single" w:sz="8" w:space="0" w:color="4BACC6" w:themeColor="accent5"/>
-          <w:bottom w:val="single" w:sz="8" w:space="0" w:color="4BACC6" w:themeColor="accent5"/>
-          <w:right w:val="single" w:sz="8" w:space="0" w:color="4BACC6" w:themeColor="accent5"/>
-          <w:insideV w:val="single" w:sz="8" w:space="0" w:color="4BACC6" w:themeColor="accent5"/>
+          <w:top w:val="single" w:color="4BACC6" w:themeColor="accent5" w:sz="8" w:space="0"/>
+          <w:left w:val="single" w:color="4BACC6" w:themeColor="accent5" w:sz="8" w:space="0"/>
+          <w:bottom w:val="single" w:color="4BACC6" w:themeColor="accent5" w:sz="8" w:space="0"/>
+          <w:right w:val="single" w:color="4BACC6" w:themeColor="accent5" w:sz="8" w:space="0"/>
+          <w:insideV w:val="single" w:color="4BACC6" w:themeColor="accent5" w:sz="8" w:space="0"/>
         </w:tcBorders>
       </w:tcPr>
     </w:tblStylePr>
@@ -5539,12 +5430,12 @@
       <w:tblStyleColBandSize w:val="1"/>
       <w:tblInd w:w="0" w:type="dxa"/>
       <w:tblBorders>
-        <w:top w:val="single" w:sz="8" w:space="0" w:color="F79646" w:themeColor="accent6"/>
-        <w:left w:val="single" w:sz="8" w:space="0" w:color="F79646" w:themeColor="accent6"/>
-        <w:bottom w:val="single" w:sz="8" w:space="0" w:color="F79646" w:themeColor="accent6"/>
-        <w:right w:val="single" w:sz="8" w:space="0" w:color="F79646" w:themeColor="accent6"/>
-        <w:insideH w:val="single" w:sz="8" w:space="0" w:color="F79646" w:themeColor="accent6"/>
-        <w:insideV w:val="single" w:sz="8" w:space="0" w:color="F79646" w:themeColor="accent6"/>
+        <w:top w:val="single" w:color="F79646" w:themeColor="accent6" w:sz="8" w:space="0"/>
+        <w:left w:val="single" w:color="F79646" w:themeColor="accent6" w:sz="8" w:space="0"/>
+        <w:bottom w:val="single" w:color="F79646" w:themeColor="accent6" w:sz="8" w:space="0"/>
+        <w:right w:val="single" w:color="F79646" w:themeColor="accent6" w:sz="8" w:space="0"/>
+        <w:insideH w:val="single" w:color="F79646" w:themeColor="accent6" w:sz="8" w:space="0"/>
+        <w:insideV w:val="single" w:color="F79646" w:themeColor="accent6" w:sz="8" w:space="0"/>
       </w:tblBorders>
       <w:tblCellMar>
         <w:top w:w="0" w:type="dxa"/>
@@ -5558,19 +5449,19 @@
         <w:spacing w:before="0" w:after="0" w:line="240" w:lineRule="auto"/>
       </w:pPr>
       <w:rPr>
-        <w:rFonts w:asciiTheme="majorHAnsi" w:eastAsiaTheme="majorEastAsia" w:hAnsiTheme="majorHAnsi" w:cstheme="majorBidi"/>
-        <w:b/>
-        <w:bCs/>
-      </w:rPr>
-      <w:tblPr/>
-      <w:tcPr>
-        <w:tcBorders>
-          <w:top w:val="single" w:sz="8" w:space="0" w:color="F79646" w:themeColor="accent6"/>
-          <w:left w:val="single" w:sz="8" w:space="0" w:color="F79646" w:themeColor="accent6"/>
-          <w:bottom w:val="single" w:sz="18" w:space="0" w:color="F79646" w:themeColor="accent6"/>
-          <w:right w:val="single" w:sz="8" w:space="0" w:color="F79646" w:themeColor="accent6"/>
-          <w:insideH w:val="nil"/>
-          <w:insideV w:val="single" w:sz="8" w:space="0" w:color="F79646" w:themeColor="accent6"/>
+        <w:rFonts w:asciiTheme="majorHAnsi" w:hAnsiTheme="majorHAnsi" w:eastAsiaTheme="majorEastAsia" w:cstheme="majorBidi"/>
+        <w:b/>
+        <w:bCs/>
+      </w:rPr>
+      <w:tblPr/>
+      <w:tcPr>
+        <w:tcBorders>
+          <w:top w:val="single" w:color="F79646" w:themeColor="accent6" w:sz="8" w:space="0"/>
+          <w:left w:val="single" w:color="F79646" w:themeColor="accent6" w:sz="8" w:space="0"/>
+          <w:bottom w:val="single" w:color="F79646" w:themeColor="accent6" w:sz="18" w:space="0"/>
+          <w:right w:val="single" w:color="F79646" w:themeColor="accent6" w:sz="8" w:space="0"/>
+          <w:insideH w:val="nil"/>
+          <w:insideV w:val="single" w:color="F79646" w:themeColor="accent6" w:sz="8" w:space="0"/>
         </w:tcBorders>
       </w:tcPr>
     </w:tblStylePr>
@@ -5579,42 +5470,42 @@
         <w:spacing w:before="0" w:after="0" w:line="240" w:lineRule="auto"/>
       </w:pPr>
       <w:rPr>
-        <w:rFonts w:asciiTheme="majorHAnsi" w:eastAsiaTheme="majorEastAsia" w:hAnsiTheme="majorHAnsi" w:cstheme="majorBidi"/>
-        <w:b/>
-        <w:bCs/>
-      </w:rPr>
-      <w:tblPr/>
-      <w:tcPr>
-        <w:tcBorders>
-          <w:top w:val="double" w:sz="6" w:space="0" w:color="F79646" w:themeColor="accent6"/>
-          <w:left w:val="single" w:sz="8" w:space="0" w:color="F79646" w:themeColor="accent6"/>
-          <w:bottom w:val="single" w:sz="8" w:space="0" w:color="F79646" w:themeColor="accent6"/>
-          <w:right w:val="single" w:sz="8" w:space="0" w:color="F79646" w:themeColor="accent6"/>
-          <w:insideH w:val="nil"/>
-          <w:insideV w:val="single" w:sz="8" w:space="0" w:color="F79646" w:themeColor="accent6"/>
+        <w:rFonts w:asciiTheme="majorHAnsi" w:hAnsiTheme="majorHAnsi" w:eastAsiaTheme="majorEastAsia" w:cstheme="majorBidi"/>
+        <w:b/>
+        <w:bCs/>
+      </w:rPr>
+      <w:tblPr/>
+      <w:tcPr>
+        <w:tcBorders>
+          <w:top w:val="double" w:color="F79646" w:themeColor="accent6" w:sz="6" w:space="0"/>
+          <w:left w:val="single" w:color="F79646" w:themeColor="accent6" w:sz="8" w:space="0"/>
+          <w:bottom w:val="single" w:color="F79646" w:themeColor="accent6" w:sz="8" w:space="0"/>
+          <w:right w:val="single" w:color="F79646" w:themeColor="accent6" w:sz="8" w:space="0"/>
+          <w:insideH w:val="nil"/>
+          <w:insideV w:val="single" w:color="F79646" w:themeColor="accent6" w:sz="8" w:space="0"/>
         </w:tcBorders>
       </w:tcPr>
     </w:tblStylePr>
     <w:tblStylePr w:type="firstCol">
       <w:rPr>
-        <w:rFonts w:asciiTheme="majorHAnsi" w:eastAsiaTheme="majorEastAsia" w:hAnsiTheme="majorHAnsi" w:cstheme="majorBidi"/>
+        <w:rFonts w:asciiTheme="majorHAnsi" w:hAnsiTheme="majorHAnsi" w:eastAsiaTheme="majorEastAsia" w:cstheme="majorBidi"/>
         <w:b/>
         <w:bCs/>
       </w:rPr>
     </w:tblStylePr>
     <w:tblStylePr w:type="lastCol">
       <w:rPr>
-        <w:rFonts w:asciiTheme="majorHAnsi" w:eastAsiaTheme="majorEastAsia" w:hAnsiTheme="majorHAnsi" w:cstheme="majorBidi"/>
-        <w:b/>
-        <w:bCs/>
-      </w:rPr>
-      <w:tblPr/>
-      <w:tcPr>
-        <w:tcBorders>
-          <w:top w:val="single" w:sz="8" w:space="0" w:color="F79646" w:themeColor="accent6"/>
-          <w:left w:val="single" w:sz="8" w:space="0" w:color="F79646" w:themeColor="accent6"/>
-          <w:bottom w:val="single" w:sz="8" w:space="0" w:color="F79646" w:themeColor="accent6"/>
-          <w:right w:val="single" w:sz="8" w:space="0" w:color="F79646" w:themeColor="accent6"/>
+        <w:rFonts w:asciiTheme="majorHAnsi" w:hAnsiTheme="majorHAnsi" w:eastAsiaTheme="majorEastAsia" w:cstheme="majorBidi"/>
+        <w:b/>
+        <w:bCs/>
+      </w:rPr>
+      <w:tblPr/>
+      <w:tcPr>
+        <w:tcBorders>
+          <w:top w:val="single" w:color="F79646" w:themeColor="accent6" w:sz="8" w:space="0"/>
+          <w:left w:val="single" w:color="F79646" w:themeColor="accent6" w:sz="8" w:space="0"/>
+          <w:bottom w:val="single" w:color="F79646" w:themeColor="accent6" w:sz="8" w:space="0"/>
+          <w:right w:val="single" w:color="F79646" w:themeColor="accent6" w:sz="8" w:space="0"/>
         </w:tcBorders>
       </w:tcPr>
     </w:tblStylePr>
@@ -5622,10 +5513,10 @@
       <w:tblPr/>
       <w:tcPr>
         <w:tcBorders>
-          <w:top w:val="single" w:sz="8" w:space="0" w:color="F79646" w:themeColor="accent6"/>
-          <w:left w:val="single" w:sz="8" w:space="0" w:color="F79646" w:themeColor="accent6"/>
-          <w:bottom w:val="single" w:sz="8" w:space="0" w:color="F79646" w:themeColor="accent6"/>
-          <w:right w:val="single" w:sz="8" w:space="0" w:color="F79646" w:themeColor="accent6"/>
+          <w:top w:val="single" w:color="F79646" w:themeColor="accent6" w:sz="8" w:space="0"/>
+          <w:left w:val="single" w:color="F79646" w:themeColor="accent6" w:sz="8" w:space="0"/>
+          <w:bottom w:val="single" w:color="F79646" w:themeColor="accent6" w:sz="8" w:space="0"/>
+          <w:right w:val="single" w:color="F79646" w:themeColor="accent6" w:sz="8" w:space="0"/>
         </w:tcBorders>
         <w:shd w:val="clear" w:color="auto" w:fill="FDE4D0" w:themeFill="accent6" w:themeFillTint="3F"/>
       </w:tcPr>
@@ -5634,11 +5525,11 @@
       <w:tblPr/>
       <w:tcPr>
         <w:tcBorders>
-          <w:top w:val="single" w:sz="8" w:space="0" w:color="F79646" w:themeColor="accent6"/>
-          <w:left w:val="single" w:sz="8" w:space="0" w:color="F79646" w:themeColor="accent6"/>
-          <w:bottom w:val="single" w:sz="8" w:space="0" w:color="F79646" w:themeColor="accent6"/>
-          <w:right w:val="single" w:sz="8" w:space="0" w:color="F79646" w:themeColor="accent6"/>
-          <w:insideV w:val="single" w:sz="8" w:space="0" w:color="F79646" w:themeColor="accent6"/>
+          <w:top w:val="single" w:color="F79646" w:themeColor="accent6" w:sz="8" w:space="0"/>
+          <w:left w:val="single" w:color="F79646" w:themeColor="accent6" w:sz="8" w:space="0"/>
+          <w:bottom w:val="single" w:color="F79646" w:themeColor="accent6" w:sz="8" w:space="0"/>
+          <w:right w:val="single" w:color="F79646" w:themeColor="accent6" w:sz="8" w:space="0"/>
+          <w:insideV w:val="single" w:color="F79646" w:themeColor="accent6" w:sz="8" w:space="0"/>
         </w:tcBorders>
         <w:shd w:val="clear" w:color="auto" w:fill="FDE4D0" w:themeFill="accent6" w:themeFillTint="3F"/>
       </w:tcPr>
@@ -5647,11 +5538,11 @@
       <w:tblPr/>
       <w:tcPr>
         <w:tcBorders>
-          <w:top w:val="single" w:sz="8" w:space="0" w:color="F79646" w:themeColor="accent6"/>
-          <w:left w:val="single" w:sz="8" w:space="0" w:color="F79646" w:themeColor="accent6"/>
-          <w:bottom w:val="single" w:sz="8" w:space="0" w:color="F79646" w:themeColor="accent6"/>
-          <w:right w:val="single" w:sz="8" w:space="0" w:color="F79646" w:themeColor="accent6"/>
-          <w:insideV w:val="single" w:sz="8" w:space="0" w:color="F79646" w:themeColor="accent6"/>
+          <w:top w:val="single" w:color="F79646" w:themeColor="accent6" w:sz="8" w:space="0"/>
+          <w:left w:val="single" w:color="F79646" w:themeColor="accent6" w:sz="8" w:space="0"/>
+          <w:bottom w:val="single" w:color="F79646" w:themeColor="accent6" w:sz="8" w:space="0"/>
+          <w:right w:val="single" w:color="F79646" w:themeColor="accent6" w:sz="8" w:space="0"/>
+          <w:insideV w:val="single" w:color="F79646" w:themeColor="accent6" w:sz="8" w:space="0"/>
         </w:tcBorders>
       </w:tcPr>
     </w:tblStylePr>
@@ -5669,11 +5560,11 @@
       <w:tblStyleColBandSize w:val="1"/>
       <w:tblInd w:w="0" w:type="dxa"/>
       <w:tblBorders>
-        <w:top w:val="single" w:sz="8" w:space="0" w:color="404040" w:themeColor="text1" w:themeTint="BF"/>
-        <w:left w:val="single" w:sz="8" w:space="0" w:color="404040" w:themeColor="text1" w:themeTint="BF"/>
-        <w:bottom w:val="single" w:sz="8" w:space="0" w:color="404040" w:themeColor="text1" w:themeTint="BF"/>
-        <w:right w:val="single" w:sz="8" w:space="0" w:color="404040" w:themeColor="text1" w:themeTint="BF"/>
-        <w:insideH w:val="single" w:sz="8" w:space="0" w:color="404040" w:themeColor="text1" w:themeTint="BF"/>
+        <w:top w:val="single" w:color="404040" w:themeColor="text1" w:themeTint="BF" w:sz="8" w:space="0"/>
+        <w:left w:val="single" w:color="404040" w:themeColor="text1" w:themeTint="BF" w:sz="8" w:space="0"/>
+        <w:bottom w:val="single" w:color="404040" w:themeColor="text1" w:themeTint="BF" w:sz="8" w:space="0"/>
+        <w:right w:val="single" w:color="404040" w:themeColor="text1" w:themeTint="BF" w:sz="8" w:space="0"/>
+        <w:insideH w:val="single" w:color="404040" w:themeColor="text1" w:themeTint="BF" w:sz="8" w:space="0"/>
       </w:tblBorders>
       <w:tblCellMar>
         <w:top w:w="0" w:type="dxa"/>
@@ -5694,10 +5585,10 @@
       <w:tblPr/>
       <w:tcPr>
         <w:tcBorders>
-          <w:top w:val="single" w:sz="8" w:space="0" w:color="404040" w:themeColor="text1" w:themeTint="BF"/>
-          <w:left w:val="single" w:sz="8" w:space="0" w:color="404040" w:themeColor="text1" w:themeTint="BF"/>
-          <w:bottom w:val="single" w:sz="8" w:space="0" w:color="404040" w:themeColor="text1" w:themeTint="BF"/>
-          <w:right w:val="single" w:sz="8" w:space="0" w:color="404040" w:themeColor="text1" w:themeTint="BF"/>
+          <w:top w:val="single" w:color="404040" w:themeColor="text1" w:themeTint="BF" w:sz="8" w:space="0"/>
+          <w:left w:val="single" w:color="404040" w:themeColor="text1" w:themeTint="BF" w:sz="8" w:space="0"/>
+          <w:bottom w:val="single" w:color="404040" w:themeColor="text1" w:themeTint="BF" w:sz="8" w:space="0"/>
+          <w:right w:val="single" w:color="404040" w:themeColor="text1" w:themeTint="BF" w:sz="8" w:space="0"/>
           <w:insideH w:val="nil"/>
           <w:insideV w:val="nil"/>
         </w:tcBorders>
@@ -5715,10 +5606,10 @@
       <w:tblPr/>
       <w:tcPr>
         <w:tcBorders>
-          <w:top w:val="double" w:sz="6" w:space="0" w:color="404040" w:themeColor="text1" w:themeTint="BF"/>
-          <w:left w:val="single" w:sz="8" w:space="0" w:color="404040" w:themeColor="text1" w:themeTint="BF"/>
-          <w:bottom w:val="single" w:sz="8" w:space="0" w:color="404040" w:themeColor="text1" w:themeTint="BF"/>
-          <w:right w:val="single" w:sz="8" w:space="0" w:color="404040" w:themeColor="text1" w:themeTint="BF"/>
+          <w:top w:val="double" w:color="404040" w:themeColor="text1" w:themeTint="BF" w:sz="6" w:space="0"/>
+          <w:left w:val="single" w:color="404040" w:themeColor="text1" w:themeTint="BF" w:sz="8" w:space="0"/>
+          <w:bottom w:val="single" w:color="404040" w:themeColor="text1" w:themeTint="BF" w:sz="8" w:space="0"/>
+          <w:right w:val="single" w:color="404040" w:themeColor="text1" w:themeTint="BF" w:sz="8" w:space="0"/>
           <w:insideH w:val="nil"/>
           <w:insideV w:val="nil"/>
         </w:tcBorders>
@@ -5775,11 +5666,11 @@
       <w:tblStyleColBandSize w:val="1"/>
       <w:tblInd w:w="0" w:type="dxa"/>
       <w:tblBorders>
-        <w:top w:val="single" w:sz="8" w:space="0" w:color="7BA0CD" w:themeColor="accent1" w:themeTint="BF"/>
-        <w:left w:val="single" w:sz="8" w:space="0" w:color="7BA0CD" w:themeColor="accent1" w:themeTint="BF"/>
-        <w:bottom w:val="single" w:sz="8" w:space="0" w:color="7BA0CD" w:themeColor="accent1" w:themeTint="BF"/>
-        <w:right w:val="single" w:sz="8" w:space="0" w:color="7BA0CD" w:themeColor="accent1" w:themeTint="BF"/>
-        <w:insideH w:val="single" w:sz="8" w:space="0" w:color="7BA0CD" w:themeColor="accent1" w:themeTint="BF"/>
+        <w:top w:val="single" w:color="7BA0CD" w:themeColor="accent1" w:themeTint="BF" w:sz="8" w:space="0"/>
+        <w:left w:val="single" w:color="7BA0CD" w:themeColor="accent1" w:themeTint="BF" w:sz="8" w:space="0"/>
+        <w:bottom w:val="single" w:color="7BA0CD" w:themeColor="accent1" w:themeTint="BF" w:sz="8" w:space="0"/>
+        <w:right w:val="single" w:color="7BA0CD" w:themeColor="accent1" w:themeTint="BF" w:sz="8" w:space="0"/>
+        <w:insideH w:val="single" w:color="7BA0CD" w:themeColor="accent1" w:themeTint="BF" w:sz="8" w:space="0"/>
       </w:tblBorders>
       <w:tblCellMar>
         <w:top w:w="0" w:type="dxa"/>
@@ -5800,10 +5691,10 @@
       <w:tblPr/>
       <w:tcPr>
         <w:tcBorders>
-          <w:top w:val="single" w:sz="8" w:space="0" w:color="7BA0CD" w:themeColor="accent1" w:themeTint="BF"/>
-          <w:left w:val="single" w:sz="8" w:space="0" w:color="7BA0CD" w:themeColor="accent1" w:themeTint="BF"/>
-          <w:bottom w:val="single" w:sz="8" w:space="0" w:color="7BA0CD" w:themeColor="accent1" w:themeTint="BF"/>
-          <w:right w:val="single" w:sz="8" w:space="0" w:color="7BA0CD" w:themeColor="accent1" w:themeTint="BF"/>
+          <w:top w:val="single" w:color="7BA0CD" w:themeColor="accent1" w:themeTint="BF" w:sz="8" w:space="0"/>
+          <w:left w:val="single" w:color="7BA0CD" w:themeColor="accent1" w:themeTint="BF" w:sz="8" w:space="0"/>
+          <w:bottom w:val="single" w:color="7BA0CD" w:themeColor="accent1" w:themeTint="BF" w:sz="8" w:space="0"/>
+          <w:right w:val="single" w:color="7BA0CD" w:themeColor="accent1" w:themeTint="BF" w:sz="8" w:space="0"/>
           <w:insideH w:val="nil"/>
           <w:insideV w:val="nil"/>
         </w:tcBorders>
@@ -5821,10 +5712,10 @@
       <w:tblPr/>
       <w:tcPr>
         <w:tcBorders>
-          <w:top w:val="double" w:sz="6" w:space="0" w:color="7BA0CD" w:themeColor="accent1" w:themeTint="BF"/>
-          <w:left w:val="single" w:sz="8" w:space="0" w:color="7BA0CD" w:themeColor="accent1" w:themeTint="BF"/>
-          <w:bottom w:val="single" w:sz="8" w:space="0" w:color="7BA0CD" w:themeColor="accent1" w:themeTint="BF"/>
-          <w:right w:val="single" w:sz="8" w:space="0" w:color="7BA0CD" w:themeColor="accent1" w:themeTint="BF"/>
+          <w:top w:val="double" w:color="7BA0CD" w:themeColor="accent1" w:themeTint="BF" w:sz="6" w:space="0"/>
+          <w:left w:val="single" w:color="7BA0CD" w:themeColor="accent1" w:themeTint="BF" w:sz="8" w:space="0"/>
+          <w:bottom w:val="single" w:color="7BA0CD" w:themeColor="accent1" w:themeTint="BF" w:sz="8" w:space="0"/>
+          <w:right w:val="single" w:color="7BA0CD" w:themeColor="accent1" w:themeTint="BF" w:sz="8" w:space="0"/>
           <w:insideH w:val="nil"/>
           <w:insideV w:val="nil"/>
         </w:tcBorders>
@@ -5881,11 +5772,11 @@
       <w:tblStyleColBandSize w:val="1"/>
       <w:tblInd w:w="0" w:type="dxa"/>
       <w:tblBorders>
-        <w:top w:val="single" w:sz="8" w:space="0" w:color="CF7B79" w:themeColor="accent2" w:themeTint="BF"/>
-        <w:left w:val="single" w:sz="8" w:space="0" w:color="CF7B79" w:themeColor="accent2" w:themeTint="BF"/>
-        <w:bottom w:val="single" w:sz="8" w:space="0" w:color="CF7B79" w:themeColor="accent2" w:themeTint="BF"/>
-        <w:right w:val="single" w:sz="8" w:space="0" w:color="CF7B79" w:themeColor="accent2" w:themeTint="BF"/>
-        <w:insideH w:val="single" w:sz="8" w:space="0" w:color="CF7B79" w:themeColor="accent2" w:themeTint="BF"/>
+        <w:top w:val="single" w:color="CF7B79" w:themeColor="accent2" w:themeTint="BF" w:sz="8" w:space="0"/>
+        <w:left w:val="single" w:color="CF7B79" w:themeColor="accent2" w:themeTint="BF" w:sz="8" w:space="0"/>
+        <w:bottom w:val="single" w:color="CF7B79" w:themeColor="accent2" w:themeTint="BF" w:sz="8" w:space="0"/>
+        <w:right w:val="single" w:color="CF7B79" w:themeColor="accent2" w:themeTint="BF" w:sz="8" w:space="0"/>
+        <w:insideH w:val="single" w:color="CF7B79" w:themeColor="accent2" w:themeTint="BF" w:sz="8" w:space="0"/>
       </w:tblBorders>
       <w:tblCellMar>
         <w:top w:w="0" w:type="dxa"/>
@@ -5906,10 +5797,10 @@
       <w:tblPr/>
       <w:tcPr>
         <w:tcBorders>
-          <w:top w:val="single" w:sz="8" w:space="0" w:color="CF7B79" w:themeColor="accent2" w:themeTint="BF"/>
-          <w:left w:val="single" w:sz="8" w:space="0" w:color="CF7B79" w:themeColor="accent2" w:themeTint="BF"/>
-          <w:bottom w:val="single" w:sz="8" w:space="0" w:color="CF7B79" w:themeColor="accent2" w:themeTint="BF"/>
-          <w:right w:val="single" w:sz="8" w:space="0" w:color="CF7B79" w:themeColor="accent2" w:themeTint="BF"/>
+          <w:top w:val="single" w:color="CF7B79" w:themeColor="accent2" w:themeTint="BF" w:sz="8" w:space="0"/>
+          <w:left w:val="single" w:color="CF7B79" w:themeColor="accent2" w:themeTint="BF" w:sz="8" w:space="0"/>
+          <w:bottom w:val="single" w:color="CF7B79" w:themeColor="accent2" w:themeTint="BF" w:sz="8" w:space="0"/>
+          <w:right w:val="single" w:color="CF7B79" w:themeColor="accent2" w:themeTint="BF" w:sz="8" w:space="0"/>
           <w:insideH w:val="nil"/>
           <w:insideV w:val="nil"/>
         </w:tcBorders>
@@ -5927,10 +5818,10 @@
       <w:tblPr/>
       <w:tcPr>
         <w:tcBorders>
-          <w:top w:val="double" w:sz="6" w:space="0" w:color="CF7B79" w:themeColor="accent2" w:themeTint="BF"/>
-          <w:left w:val="single" w:sz="8" w:space="0" w:color="CF7B79" w:themeColor="accent2" w:themeTint="BF"/>
-          <w:bottom w:val="single" w:sz="8" w:space="0" w:color="CF7B79" w:themeColor="accent2" w:themeTint="BF"/>
-          <w:right w:val="single" w:sz="8" w:space="0" w:color="CF7B79" w:themeColor="accent2" w:themeTint="BF"/>
+          <w:top w:val="double" w:color="CF7B79" w:themeColor="accent2" w:themeTint="BF" w:sz="6" w:space="0"/>
+          <w:left w:val="single" w:color="CF7B79" w:themeColor="accent2" w:themeTint="BF" w:sz="8" w:space="0"/>
+          <w:bottom w:val="single" w:color="CF7B79" w:themeColor="accent2" w:themeTint="BF" w:sz="8" w:space="0"/>
+          <w:right w:val="single" w:color="CF7B79" w:themeColor="accent2" w:themeTint="BF" w:sz="8" w:space="0"/>
           <w:insideH w:val="nil"/>
           <w:insideV w:val="nil"/>
         </w:tcBorders>
@@ -5987,11 +5878,11 @@
       <w:tblStyleColBandSize w:val="1"/>
       <w:tblInd w:w="0" w:type="dxa"/>
       <w:tblBorders>
-        <w:top w:val="single" w:sz="8" w:space="0" w:color="B3CC82" w:themeColor="accent3" w:themeTint="BF"/>
-        <w:left w:val="single" w:sz="8" w:space="0" w:color="B3CC82" w:themeColor="accent3" w:themeTint="BF"/>
-        <w:bottom w:val="single" w:sz="8" w:space="0" w:color="B3CC82" w:themeColor="accent3" w:themeTint="BF"/>
-        <w:right w:val="single" w:sz="8" w:space="0" w:color="B3CC82" w:themeColor="accent3" w:themeTint="BF"/>
-        <w:insideH w:val="single" w:sz="8" w:space="0" w:color="B3CC82" w:themeColor="accent3" w:themeTint="BF"/>
+        <w:top w:val="single" w:color="B3CC82" w:themeColor="accent3" w:themeTint="BF" w:sz="8" w:space="0"/>
+        <w:left w:val="single" w:color="B3CC82" w:themeColor="accent3" w:themeTint="BF" w:sz="8" w:space="0"/>
+        <w:bottom w:val="single" w:color="B3CC82" w:themeColor="accent3" w:themeTint="BF" w:sz="8" w:space="0"/>
+        <w:right w:val="single" w:color="B3CC82" w:themeColor="accent3" w:themeTint="BF" w:sz="8" w:space="0"/>
+        <w:insideH w:val="single" w:color="B3CC82" w:themeColor="accent3" w:themeTint="BF" w:sz="8" w:space="0"/>
       </w:tblBorders>
       <w:tblCellMar>
         <w:top w:w="0" w:type="dxa"/>
@@ -6012,10 +5903,10 @@
       <w:tblPr/>
       <w:tcPr>
         <w:tcBorders>
-          <w:top w:val="single" w:sz="8" w:space="0" w:color="B3CC82" w:themeColor="accent3" w:themeTint="BF"/>
-          <w:left w:val="single" w:sz="8" w:space="0" w:color="B3CC82" w:themeColor="accent3" w:themeTint="BF"/>
-          <w:bottom w:val="single" w:sz="8" w:space="0" w:color="B3CC82" w:themeColor="accent3" w:themeTint="BF"/>
-          <w:right w:val="single" w:sz="8" w:space="0" w:color="B3CC82" w:themeColor="accent3" w:themeTint="BF"/>
+          <w:top w:val="single" w:color="B3CC82" w:themeColor="accent3" w:themeTint="BF" w:sz="8" w:space="0"/>
+          <w:left w:val="single" w:color="B3CC82" w:themeColor="accent3" w:themeTint="BF" w:sz="8" w:space="0"/>
+          <w:bottom w:val="single" w:color="B3CC82" w:themeColor="accent3" w:themeTint="BF" w:sz="8" w:space="0"/>
+          <w:right w:val="single" w:color="B3CC82" w:themeColor="accent3" w:themeTint="BF" w:sz="8" w:space="0"/>
           <w:insideH w:val="nil"/>
           <w:insideV w:val="nil"/>
         </w:tcBorders>
@@ -6033,10 +5924,10 @@
       <w:tblPr/>
       <w:tcPr>
         <w:tcBorders>
-          <w:top w:val="double" w:sz="6" w:space="0" w:color="B3CC82" w:themeColor="accent3" w:themeTint="BF"/>
-          <w:left w:val="single" w:sz="8" w:space="0" w:color="B3CC82" w:themeColor="accent3" w:themeTint="BF"/>
-          <w:bottom w:val="single" w:sz="8" w:space="0" w:color="B3CC82" w:themeColor="accent3" w:themeTint="BF"/>
-          <w:right w:val="single" w:sz="8" w:space="0" w:color="B3CC82" w:themeColor="accent3" w:themeTint="BF"/>
+          <w:top w:val="double" w:color="B3CC82" w:themeColor="accent3" w:themeTint="BF" w:sz="6" w:space="0"/>
+          <w:left w:val="single" w:color="B3CC82" w:themeColor="accent3" w:themeTint="BF" w:sz="8" w:space="0"/>
+          <w:bottom w:val="single" w:color="B3CC82" w:themeColor="accent3" w:themeTint="BF" w:sz="8" w:space="0"/>
+          <w:right w:val="single" w:color="B3CC82" w:themeColor="accent3" w:themeTint="BF" w:sz="8" w:space="0"/>
           <w:insideH w:val="nil"/>
           <w:insideV w:val="nil"/>
         </w:tcBorders>
@@ -6093,11 +5984,11 @@
       <w:tblStyleColBandSize w:val="1"/>
       <w:tblInd w:w="0" w:type="dxa"/>
       <w:tblBorders>
-        <w:top w:val="single" w:sz="8" w:space="0" w:color="9F8AB9" w:themeColor="accent4" w:themeTint="BF"/>
-        <w:left w:val="single" w:sz="8" w:space="0" w:color="9F8AB9" w:themeColor="accent4" w:themeTint="BF"/>
-        <w:bottom w:val="single" w:sz="8" w:space="0" w:color="9F8AB9" w:themeColor="accent4" w:themeTint="BF"/>
-        <w:right w:val="single" w:sz="8" w:space="0" w:color="9F8AB9" w:themeColor="accent4" w:themeTint="BF"/>
-        <w:insideH w:val="single" w:sz="8" w:space="0" w:color="9F8AB9" w:themeColor="accent4" w:themeTint="BF"/>
+        <w:top w:val="single" w:color="9F8AB9" w:themeColor="accent4" w:themeTint="BF" w:sz="8" w:space="0"/>
+        <w:left w:val="single" w:color="9F8AB9" w:themeColor="accent4" w:themeTint="BF" w:sz="8" w:space="0"/>
+        <w:bottom w:val="single" w:color="9F8AB9" w:themeColor="accent4" w:themeTint="BF" w:sz="8" w:space="0"/>
+        <w:right w:val="single" w:color="9F8AB9" w:themeColor="accent4" w:themeTint="BF" w:sz="8" w:space="0"/>
+        <w:insideH w:val="single" w:color="9F8AB9" w:themeColor="accent4" w:themeTint="BF" w:sz="8" w:space="0"/>
       </w:tblBorders>
       <w:tblCellMar>
         <w:top w:w="0" w:type="dxa"/>
@@ -6118,10 +6009,10 @@
       <w:tblPr/>
       <w:tcPr>
         <w:tcBorders>
-          <w:top w:val="single" w:sz="8" w:space="0" w:color="9F8AB9" w:themeColor="accent4" w:themeTint="BF"/>
-          <w:left w:val="single" w:sz="8" w:space="0" w:color="9F8AB9" w:themeColor="accent4" w:themeTint="BF"/>
-          <w:bottom w:val="single" w:sz="8" w:space="0" w:color="9F8AB9" w:themeColor="accent4" w:themeTint="BF"/>
-          <w:right w:val="single" w:sz="8" w:space="0" w:color="9F8AB9" w:themeColor="accent4" w:themeTint="BF"/>
+          <w:top w:val="single" w:color="9F8AB9" w:themeColor="accent4" w:themeTint="BF" w:sz="8" w:space="0"/>
+          <w:left w:val="single" w:color="9F8AB9" w:themeColor="accent4" w:themeTint="BF" w:sz="8" w:space="0"/>
+          <w:bottom w:val="single" w:color="9F8AB9" w:themeColor="accent4" w:themeTint="BF" w:sz="8" w:space="0"/>
+          <w:right w:val="single" w:color="9F8AB9" w:themeColor="accent4" w:themeTint="BF" w:sz="8" w:space="0"/>
           <w:insideH w:val="nil"/>
           <w:insideV w:val="nil"/>
         </w:tcBorders>
@@ -6139,10 +6030,10 @@
       <w:tblPr/>
       <w:tcPr>
         <w:tcBorders>
-          <w:top w:val="double" w:sz="6" w:space="0" w:color="9F8AB9" w:themeColor="accent4" w:themeTint="BF"/>
-          <w:left w:val="single" w:sz="8" w:space="0" w:color="9F8AB9" w:themeColor="accent4" w:themeTint="BF"/>
-          <w:bottom w:val="single" w:sz="8" w:space="0" w:color="9F8AB9" w:themeColor="accent4" w:themeTint="BF"/>
-          <w:right w:val="single" w:sz="8" w:space="0" w:color="9F8AB9" w:themeColor="accent4" w:themeTint="BF"/>
+          <w:top w:val="double" w:color="9F8AB9" w:themeColor="accent4" w:themeTint="BF" w:sz="6" w:space="0"/>
+          <w:left w:val="single" w:color="9F8AB9" w:themeColor="accent4" w:themeTint="BF" w:sz="8" w:space="0"/>
+          <w:bottom w:val="single" w:color="9F8AB9" w:themeColor="accent4" w:themeTint="BF" w:sz="8" w:space="0"/>
+          <w:right w:val="single" w:color="9F8AB9" w:themeColor="accent4" w:themeTint="BF" w:sz="8" w:space="0"/>
           <w:insideH w:val="nil"/>
           <w:insideV w:val="nil"/>
         </w:tcBorders>
@@ -6199,11 +6090,11 @@
       <w:tblStyleColBandSize w:val="1"/>
       <w:tblInd w:w="0" w:type="dxa"/>
       <w:tblBorders>
-        <w:top w:val="single" w:sz="8" w:space="0" w:color="78C0D4" w:themeColor="accent5" w:themeTint="BF"/>
-        <w:left w:val="single" w:sz="8" w:space="0" w:color="78C0D4" w:themeColor="accent5" w:themeTint="BF"/>
-        <w:bottom w:val="single" w:sz="8" w:space="0" w:color="78C0D4" w:themeColor="accent5" w:themeTint="BF"/>
-        <w:right w:val="single" w:sz="8" w:space="0" w:color="78C0D4" w:themeColor="accent5" w:themeTint="BF"/>
-        <w:insideH w:val="single" w:sz="8" w:space="0" w:color="78C0D4" w:themeColor="accent5" w:themeTint="BF"/>
+        <w:top w:val="single" w:color="78C0D4" w:themeColor="accent5" w:themeTint="BF" w:sz="8" w:space="0"/>
+        <w:left w:val="single" w:color="78C0D4" w:themeColor="accent5" w:themeTint="BF" w:sz="8" w:space="0"/>
+        <w:bottom w:val="single" w:color="78C0D4" w:themeColor="accent5" w:themeTint="BF" w:sz="8" w:space="0"/>
+        <w:right w:val="single" w:color="78C0D4" w:themeColor="accent5" w:themeTint="BF" w:sz="8" w:space="0"/>
+        <w:insideH w:val="single" w:color="78C0D4" w:themeColor="accent5" w:themeTint="BF" w:sz="8" w:space="0"/>
       </w:tblBorders>
       <w:tblCellMar>
         <w:top w:w="0" w:type="dxa"/>
@@ -6224,10 +6115,10 @@
       <w:tblPr/>
       <w:tcPr>
         <w:tcBorders>
-          <w:top w:val="single" w:sz="8" w:space="0" w:color="78C0D4" w:themeColor="accent5" w:themeTint="BF"/>
-          <w:left w:val="single" w:sz="8" w:space="0" w:color="78C0D4" w:themeColor="accent5" w:themeTint="BF"/>
-          <w:bottom w:val="single" w:sz="8" w:space="0" w:color="78C0D4" w:themeColor="accent5" w:themeTint="BF"/>
-          <w:right w:val="single" w:sz="8" w:space="0" w:color="78C0D4" w:themeColor="accent5" w:themeTint="BF"/>
+          <w:top w:val="single" w:color="78C0D4" w:themeColor="accent5" w:themeTint="BF" w:sz="8" w:space="0"/>
+          <w:left w:val="single" w:color="78C0D4" w:themeColor="accent5" w:themeTint="BF" w:sz="8" w:space="0"/>
+          <w:bottom w:val="single" w:color="78C0D4" w:themeColor="accent5" w:themeTint="BF" w:sz="8" w:space="0"/>
+          <w:right w:val="single" w:color="78C0D4" w:themeColor="accent5" w:themeTint="BF" w:sz="8" w:space="0"/>
           <w:insideH w:val="nil"/>
           <w:insideV w:val="nil"/>
         </w:tcBorders>
@@ -6245,10 +6136,10 @@
       <w:tblPr/>
       <w:tcPr>
         <w:tcBorders>
-          <w:top w:val="double" w:sz="6" w:space="0" w:color="78C0D4" w:themeColor="accent5" w:themeTint="BF"/>
-          <w:left w:val="single" w:sz="8" w:space="0" w:color="78C0D4" w:themeColor="accent5" w:themeTint="BF"/>
-          <w:bottom w:val="single" w:sz="8" w:space="0" w:color="78C0D4" w:themeColor="accent5" w:themeTint="BF"/>
-          <w:right w:val="single" w:sz="8" w:space="0" w:color="78C0D4" w:themeColor="accent5" w:themeTint="BF"/>
+          <w:top w:val="double" w:color="78C0D4" w:themeColor="accent5" w:themeTint="BF" w:sz="6" w:space="0"/>
+          <w:left w:val="single" w:color="78C0D4" w:themeColor="accent5" w:themeTint="BF" w:sz="8" w:space="0"/>
+          <w:bottom w:val="single" w:color="78C0D4" w:themeColor="accent5" w:themeTint="BF" w:sz="8" w:space="0"/>
+          <w:right w:val="single" w:color="78C0D4" w:themeColor="accent5" w:themeTint="BF" w:sz="8" w:space="0"/>
           <w:insideH w:val="nil"/>
           <w:insideV w:val="nil"/>
         </w:tcBorders>
@@ -6305,11 +6196,11 @@
       <w:tblStyleColBandSize w:val="1"/>
       <w:tblInd w:w="0" w:type="dxa"/>
       <w:tblBorders>
-        <w:top w:val="single" w:sz="8" w:space="0" w:color="F9B074" w:themeColor="accent6" w:themeTint="BF"/>
-        <w:left w:val="single" w:sz="8" w:space="0" w:color="F9B074" w:themeColor="accent6" w:themeTint="BF"/>
-        <w:bottom w:val="single" w:sz="8" w:space="0" w:color="F9B074" w:themeColor="accent6" w:themeTint="BF"/>
-        <w:right w:val="single" w:sz="8" w:space="0" w:color="F9B074" w:themeColor="accent6" w:themeTint="BF"/>
-        <w:insideH w:val="single" w:sz="8" w:space="0" w:color="F9B074" w:themeColor="accent6" w:themeTint="BF"/>
+        <w:top w:val="single" w:color="F9B074" w:themeColor="accent6" w:themeTint="BF" w:sz="8" w:space="0"/>
+        <w:left w:val="single" w:color="F9B074" w:themeColor="accent6" w:themeTint="BF" w:sz="8" w:space="0"/>
+        <w:bottom w:val="single" w:color="F9B074" w:themeColor="accent6" w:themeTint="BF" w:sz="8" w:space="0"/>
+        <w:right w:val="single" w:color="F9B074" w:themeColor="accent6" w:themeTint="BF" w:sz="8" w:space="0"/>
+        <w:insideH w:val="single" w:color="F9B074" w:themeColor="accent6" w:themeTint="BF" w:sz="8" w:space="0"/>
       </w:tblBorders>
       <w:tblCellMar>
         <w:top w:w="0" w:type="dxa"/>
@@ -6330,10 +6221,10 @@
       <w:tblPr/>
       <w:tcPr>
         <w:tcBorders>
-          <w:top w:val="single" w:sz="8" w:space="0" w:color="F9B074" w:themeColor="accent6" w:themeTint="BF"/>
-          <w:left w:val="single" w:sz="8" w:space="0" w:color="F9B074" w:themeColor="accent6" w:themeTint="BF"/>
-          <w:bottom w:val="single" w:sz="8" w:space="0" w:color="F9B074" w:themeColor="accent6" w:themeTint="BF"/>
-          <w:right w:val="single" w:sz="8" w:space="0" w:color="F9B074" w:themeColor="accent6" w:themeTint="BF"/>
+          <w:top w:val="single" w:color="F9B074" w:themeColor="accent6" w:themeTint="BF" w:sz="8" w:space="0"/>
+          <w:left w:val="single" w:color="F9B074" w:themeColor="accent6" w:themeTint="BF" w:sz="8" w:space="0"/>
+          <w:bottom w:val="single" w:color="F9B074" w:themeColor="accent6" w:themeTint="BF" w:sz="8" w:space="0"/>
+          <w:right w:val="single" w:color="F9B074" w:themeColor="accent6" w:themeTint="BF" w:sz="8" w:space="0"/>
           <w:insideH w:val="nil"/>
           <w:insideV w:val="nil"/>
         </w:tcBorders>
@@ -6351,10 +6242,10 @@
       <w:tblPr/>
       <w:tcPr>
         <w:tcBorders>
-          <w:top w:val="double" w:sz="6" w:space="0" w:color="F9B074" w:themeColor="accent6" w:themeTint="BF"/>
-          <w:left w:val="single" w:sz="8" w:space="0" w:color="F9B074" w:themeColor="accent6" w:themeTint="BF"/>
-          <w:bottom w:val="single" w:sz="8" w:space="0" w:color="F9B074" w:themeColor="accent6" w:themeTint="BF"/>
-          <w:right w:val="single" w:sz="8" w:space="0" w:color="F9B074" w:themeColor="accent6" w:themeTint="BF"/>
+          <w:top w:val="double" w:color="F9B074" w:themeColor="accent6" w:themeTint="BF" w:sz="6" w:space="0"/>
+          <w:left w:val="single" w:color="F9B074" w:themeColor="accent6" w:themeTint="BF" w:sz="8" w:space="0"/>
+          <w:bottom w:val="single" w:color="F9B074" w:themeColor="accent6" w:themeTint="BF" w:sz="8" w:space="0"/>
+          <w:right w:val="single" w:color="F9B074" w:themeColor="accent6" w:themeTint="BF" w:sz="8" w:space="0"/>
           <w:insideH w:val="nil"/>
           <w:insideV w:val="nil"/>
         </w:tcBorders>
@@ -6411,8 +6302,8 @@
       <w:tblStyleColBandSize w:val="1"/>
       <w:tblInd w:w="0" w:type="dxa"/>
       <w:tblBorders>
-        <w:top w:val="single" w:sz="18" w:space="0" w:color="auto"/>
-        <w:bottom w:val="single" w:sz="18" w:space="0" w:color="auto"/>
+        <w:top w:val="single" w:color="auto" w:sz="18" w:space="0"/>
+        <w:bottom w:val="single" w:color="auto" w:sz="18" w:space="0"/>
       </w:tblBorders>
       <w:tblCellMar>
         <w:top w:w="0" w:type="dxa"/>
@@ -6433,9 +6324,9 @@
       <w:tblPr/>
       <w:tcPr>
         <w:tcBorders>
-          <w:top w:val="single" w:sz="18" w:space="0" w:color="auto"/>
-          <w:left w:val="nil"/>
-          <w:bottom w:val="single" w:sz="18" w:space="0" w:color="auto"/>
+          <w:top w:val="single" w:color="auto" w:sz="18" w:space="0"/>
+          <w:left w:val="nil"/>
+          <w:bottom w:val="single" w:color="auto" w:sz="18" w:space="0"/>
           <w:right w:val="nil"/>
           <w:insideH w:val="nil"/>
           <w:insideV w:val="nil"/>
@@ -6453,9 +6344,9 @@
       <w:tblPr/>
       <w:tcPr>
         <w:tcBorders>
-          <w:top w:val="double" w:sz="6" w:space="0" w:color="auto"/>
-          <w:left w:val="nil"/>
-          <w:bottom w:val="single" w:sz="18" w:space="0" w:color="auto"/>
+          <w:top w:val="double" w:color="auto" w:sz="6" w:space="0"/>
+          <w:left w:val="nil"/>
+          <w:bottom w:val="single" w:color="auto" w:sz="18" w:space="0"/>
           <w:right w:val="nil"/>
           <w:insideH w:val="nil"/>
           <w:insideV w:val="nil"/>
@@ -6474,7 +6365,7 @@
         <w:tcBorders>
           <w:top w:val="nil"/>
           <w:left w:val="nil"/>
-          <w:bottom w:val="single" w:sz="18" w:space="0" w:color="auto"/>
+          <w:bottom w:val="single" w:color="auto" w:sz="18" w:space="0"/>
           <w:right w:val="nil"/>
           <w:insideH w:val="nil"/>
           <w:insideV w:val="nil"/>
@@ -6521,9 +6412,9 @@
       <w:tblPr/>
       <w:tcPr>
         <w:tcBorders>
-          <w:top w:val="single" w:sz="18" w:space="0" w:color="auto"/>
-          <w:left w:val="nil"/>
-          <w:bottom w:val="single" w:sz="18" w:space="0" w:color="auto"/>
+          <w:top w:val="single" w:color="auto" w:sz="18" w:space="0"/>
+          <w:left w:val="nil"/>
+          <w:bottom w:val="single" w:color="auto" w:sz="18" w:space="0"/>
           <w:right w:val="nil"/>
           <w:insideH w:val="nil"/>
           <w:insideV w:val="nil"/>
@@ -6537,9 +6428,9 @@
       <w:tblPr/>
       <w:tcPr>
         <w:tcBorders>
-          <w:top w:val="single" w:sz="18" w:space="0" w:color="auto"/>
-          <w:left w:val="nil"/>
-          <w:bottom w:val="single" w:sz="18" w:space="0" w:color="auto"/>
+          <w:top w:val="single" w:color="auto" w:sz="18" w:space="0"/>
+          <w:left w:val="nil"/>
+          <w:bottom w:val="single" w:color="auto" w:sz="18" w:space="0"/>
           <w:right w:val="nil"/>
           <w:insideH w:val="nil"/>
           <w:insideV w:val="nil"/>
@@ -6560,8 +6451,8 @@
       <w:tblStyleColBandSize w:val="1"/>
       <w:tblInd w:w="0" w:type="dxa"/>
       <w:tblBorders>
-        <w:top w:val="single" w:sz="18" w:space="0" w:color="auto"/>
-        <w:bottom w:val="single" w:sz="18" w:space="0" w:color="auto"/>
+        <w:top w:val="single" w:color="auto" w:sz="18" w:space="0"/>
+        <w:bottom w:val="single" w:color="auto" w:sz="18" w:space="0"/>
       </w:tblBorders>
       <w:tblCellMar>
         <w:top w:w="0" w:type="dxa"/>
@@ -6582,9 +6473,9 @@
       <w:tblPr/>
       <w:tcPr>
         <w:tcBorders>
-          <w:top w:val="single" w:sz="18" w:space="0" w:color="auto"/>
-          <w:left w:val="nil"/>
-          <w:bottom w:val="single" w:sz="18" w:space="0" w:color="auto"/>
+          <w:top w:val="single" w:color="auto" w:sz="18" w:space="0"/>
+          <w:left w:val="nil"/>
+          <w:bottom w:val="single" w:color="auto" w:sz="18" w:space="0"/>
           <w:right w:val="nil"/>
           <w:insideH w:val="nil"/>
           <w:insideV w:val="nil"/>
@@ -6602,9 +6493,9 @@
       <w:tblPr/>
       <w:tcPr>
         <w:tcBorders>
-          <w:top w:val="double" w:sz="6" w:space="0" w:color="auto"/>
-          <w:left w:val="nil"/>
-          <w:bottom w:val="single" w:sz="18" w:space="0" w:color="auto"/>
+          <w:top w:val="double" w:color="auto" w:sz="6" w:space="0"/>
+          <w:left w:val="nil"/>
+          <w:bottom w:val="single" w:color="auto" w:sz="18" w:space="0"/>
           <w:right w:val="nil"/>
           <w:insideH w:val="nil"/>
           <w:insideV w:val="nil"/>
@@ -6623,7 +6514,7 @@
         <w:tcBorders>
           <w:top w:val="nil"/>
           <w:left w:val="nil"/>
-          <w:bottom w:val="single" w:sz="18" w:space="0" w:color="auto"/>
+          <w:bottom w:val="single" w:color="auto" w:sz="18" w:space="0"/>
           <w:right w:val="nil"/>
           <w:insideH w:val="nil"/>
           <w:insideV w:val="nil"/>
@@ -6670,9 +6561,9 @@
       <w:tblPr/>
       <w:tcPr>
         <w:tcBorders>
-          <w:top w:val="single" w:sz="18" w:space="0" w:color="auto"/>
-          <w:left w:val="nil"/>
-          <w:bottom w:val="single" w:sz="18" w:space="0" w:color="auto"/>
+          <w:top w:val="single" w:color="auto" w:sz="18" w:space="0"/>
+          <w:left w:val="nil"/>
+          <w:bottom w:val="single" w:color="auto" w:sz="18" w:space="0"/>
           <w:right w:val="nil"/>
           <w:insideH w:val="nil"/>
           <w:insideV w:val="nil"/>
@@ -6686,9 +6577,9 @@
       <w:tblPr/>
       <w:tcPr>
         <w:tcBorders>
-          <w:top w:val="single" w:sz="18" w:space="0" w:color="auto"/>
-          <w:left w:val="nil"/>
-          <w:bottom w:val="single" w:sz="18" w:space="0" w:color="auto"/>
+          <w:top w:val="single" w:color="auto" w:sz="18" w:space="0"/>
+          <w:left w:val="nil"/>
+          <w:bottom w:val="single" w:color="auto" w:sz="18" w:space="0"/>
           <w:right w:val="nil"/>
           <w:insideH w:val="nil"/>
           <w:insideV w:val="nil"/>
@@ -6709,8 +6600,8 @@
       <w:tblStyleColBandSize w:val="1"/>
       <w:tblInd w:w="0" w:type="dxa"/>
       <w:tblBorders>
-        <w:top w:val="single" w:sz="18" w:space="0" w:color="auto"/>
-        <w:bottom w:val="single" w:sz="18" w:space="0" w:color="auto"/>
+        <w:top w:val="single" w:color="auto" w:sz="18" w:space="0"/>
+        <w:bottom w:val="single" w:color="auto" w:sz="18" w:space="0"/>
       </w:tblBorders>
       <w:tblCellMar>
         <w:top w:w="0" w:type="dxa"/>
@@ -6731,9 +6622,9 @@
       <w:tblPr/>
       <w:tcPr>
         <w:tcBorders>
-          <w:top w:val="single" w:sz="18" w:space="0" w:color="auto"/>
-          <w:left w:val="nil"/>
-          <w:bottom w:val="single" w:sz="18" w:space="0" w:color="auto"/>
+          <w:top w:val="single" w:color="auto" w:sz="18" w:space="0"/>
+          <w:left w:val="nil"/>
+          <w:bottom w:val="single" w:color="auto" w:sz="18" w:space="0"/>
           <w:right w:val="nil"/>
           <w:insideH w:val="nil"/>
           <w:insideV w:val="nil"/>
@@ -6751,9 +6642,9 @@
       <w:tblPr/>
       <w:tcPr>
         <w:tcBorders>
-          <w:top w:val="double" w:sz="6" w:space="0" w:color="auto"/>
-          <w:left w:val="nil"/>
-          <w:bottom w:val="single" w:sz="18" w:space="0" w:color="auto"/>
+          <w:top w:val="double" w:color="auto" w:sz="6" w:space="0"/>
+          <w:left w:val="nil"/>
+          <w:bottom w:val="single" w:color="auto" w:sz="18" w:space="0"/>
           <w:right w:val="nil"/>
           <w:insideH w:val="nil"/>
           <w:insideV w:val="nil"/>
@@ -6772,7 +6663,7 @@
         <w:tcBorders>
           <w:top w:val="nil"/>
           <w:left w:val="nil"/>
-          <w:bottom w:val="single" w:sz="18" w:space="0" w:color="auto"/>
+          <w:bottom w:val="single" w:color="auto" w:sz="18" w:space="0"/>
           <w:right w:val="nil"/>
           <w:insideH w:val="nil"/>
           <w:insideV w:val="nil"/>
@@ -6819,9 +6710,9 @@
       <w:tblPr/>
       <w:tcPr>
         <w:tcBorders>
-          <w:top w:val="single" w:sz="18" w:space="0" w:color="auto"/>
-          <w:left w:val="nil"/>
-          <w:bottom w:val="single" w:sz="18" w:space="0" w:color="auto"/>
+          <w:top w:val="single" w:color="auto" w:sz="18" w:space="0"/>
+          <w:left w:val="nil"/>
+          <w:bottom w:val="single" w:color="auto" w:sz="18" w:space="0"/>
           <w:right w:val="nil"/>
           <w:insideH w:val="nil"/>
           <w:insideV w:val="nil"/>
@@ -6835,9 +6726,9 @@
       <w:tblPr/>
       <w:tcPr>
         <w:tcBorders>
-          <w:top w:val="single" w:sz="18" w:space="0" w:color="auto"/>
-          <w:left w:val="nil"/>
-          <w:bottom w:val="single" w:sz="18" w:space="0" w:color="auto"/>
+          <w:top w:val="single" w:color="auto" w:sz="18" w:space="0"/>
+          <w:left w:val="nil"/>
+          <w:bottom w:val="single" w:color="auto" w:sz="18" w:space="0"/>
           <w:right w:val="nil"/>
           <w:insideH w:val="nil"/>
           <w:insideV w:val="nil"/>
@@ -6858,8 +6749,8 @@
       <w:tblStyleColBandSize w:val="1"/>
       <w:tblInd w:w="0" w:type="dxa"/>
       <w:tblBorders>
-        <w:top w:val="single" w:sz="18" w:space="0" w:color="auto"/>
-        <w:bottom w:val="single" w:sz="18" w:space="0" w:color="auto"/>
+        <w:top w:val="single" w:color="auto" w:sz="18" w:space="0"/>
+        <w:bottom w:val="single" w:color="auto" w:sz="18" w:space="0"/>
       </w:tblBorders>
       <w:tblCellMar>
         <w:top w:w="0" w:type="dxa"/>
@@ -6880,9 +6771,9 @@
       <w:tblPr/>
       <w:tcPr>
         <w:tcBorders>
-          <w:top w:val="single" w:sz="18" w:space="0" w:color="auto"/>
-          <w:left w:val="nil"/>
-          <w:bottom w:val="single" w:sz="18" w:space="0" w:color="auto"/>
+          <w:top w:val="single" w:color="auto" w:sz="18" w:space="0"/>
+          <w:left w:val="nil"/>
+          <w:bottom w:val="single" w:color="auto" w:sz="18" w:space="0"/>
           <w:right w:val="nil"/>
           <w:insideH w:val="nil"/>
           <w:insideV w:val="nil"/>
@@ -6900,9 +6791,9 @@
       <w:tblPr/>
       <w:tcPr>
         <w:tcBorders>
-          <w:top w:val="double" w:sz="6" w:space="0" w:color="auto"/>
-          <w:left w:val="nil"/>
-          <w:bottom w:val="single" w:sz="18" w:space="0" w:color="auto"/>
+          <w:top w:val="double" w:color="auto" w:sz="6" w:space="0"/>
+          <w:left w:val="nil"/>
+          <w:bottom w:val="single" w:color="auto" w:sz="18" w:space="0"/>
           <w:right w:val="nil"/>
           <w:insideH w:val="nil"/>
           <w:insideV w:val="nil"/>
@@ -6921,7 +6812,7 @@
         <w:tcBorders>
           <w:top w:val="nil"/>
           <w:left w:val="nil"/>
-          <w:bottom w:val="single" w:sz="18" w:space="0" w:color="auto"/>
+          <w:bottom w:val="single" w:color="auto" w:sz="18" w:space="0"/>
           <w:right w:val="nil"/>
           <w:insideH w:val="nil"/>
           <w:insideV w:val="nil"/>
@@ -6968,9 +6859,9 @@
       <w:tblPr/>
       <w:tcPr>
         <w:tcBorders>
-          <w:top w:val="single" w:sz="18" w:space="0" w:color="auto"/>
-          <w:left w:val="nil"/>
-          <w:bottom w:val="single" w:sz="18" w:space="0" w:color="auto"/>
+          <w:top w:val="single" w:color="auto" w:sz="18" w:space="0"/>
+          <w:left w:val="nil"/>
+          <w:bottom w:val="single" w:color="auto" w:sz="18" w:space="0"/>
           <w:right w:val="nil"/>
           <w:insideH w:val="nil"/>
           <w:insideV w:val="nil"/>
@@ -6984,9 +6875,9 @@
       <w:tblPr/>
       <w:tcPr>
         <w:tcBorders>
-          <w:top w:val="single" w:sz="18" w:space="0" w:color="auto"/>
-          <w:left w:val="nil"/>
-          <w:bottom w:val="single" w:sz="18" w:space="0" w:color="auto"/>
+          <w:top w:val="single" w:color="auto" w:sz="18" w:space="0"/>
+          <w:left w:val="nil"/>
+          <w:bottom w:val="single" w:color="auto" w:sz="18" w:space="0"/>
           <w:right w:val="nil"/>
           <w:insideH w:val="nil"/>
           <w:insideV w:val="nil"/>
@@ -7007,8 +6898,8 @@
       <w:tblStyleColBandSize w:val="1"/>
       <w:tblInd w:w="0" w:type="dxa"/>
       <w:tblBorders>
-        <w:top w:val="single" w:sz="18" w:space="0" w:color="auto"/>
-        <w:bottom w:val="single" w:sz="18" w:space="0" w:color="auto"/>
+        <w:top w:val="single" w:color="auto" w:sz="18" w:space="0"/>
+        <w:bottom w:val="single" w:color="auto" w:sz="18" w:space="0"/>
       </w:tblBorders>
       <w:tblCellMar>
         <w:top w:w="0" w:type="dxa"/>
@@ -7029,9 +6920,9 @@
       <w:tblPr/>
       <w:tcPr>
         <w:tcBorders>
-          <w:top w:val="single" w:sz="18" w:space="0" w:color="auto"/>
-          <w:left w:val="nil"/>
-          <w:bottom w:val="single" w:sz="18" w:space="0" w:color="auto"/>
+          <w:top w:val="single" w:color="auto" w:sz="18" w:space="0"/>
+          <w:left w:val="nil"/>
+          <w:bottom w:val="single" w:color="auto" w:sz="18" w:space="0"/>
           <w:right w:val="nil"/>
           <w:insideH w:val="nil"/>
           <w:insideV w:val="nil"/>
@@ -7049,9 +6940,9 @@
       <w:tblPr/>
       <w:tcPr>
         <w:tcBorders>
-          <w:top w:val="double" w:sz="6" w:space="0" w:color="auto"/>
-          <w:left w:val="nil"/>
-          <w:bottom w:val="single" w:sz="18" w:space="0" w:color="auto"/>
+          <w:top w:val="double" w:color="auto" w:sz="6" w:space="0"/>
+          <w:left w:val="nil"/>
+          <w:bottom w:val="single" w:color="auto" w:sz="18" w:space="0"/>
           <w:right w:val="nil"/>
           <w:insideH w:val="nil"/>
           <w:insideV w:val="nil"/>
@@ -7070,7 +6961,7 @@
         <w:tcBorders>
           <w:top w:val="nil"/>
           <w:left w:val="nil"/>
-          <w:bottom w:val="single" w:sz="18" w:space="0" w:color="auto"/>
+          <w:bottom w:val="single" w:color="auto" w:sz="18" w:space="0"/>
           <w:right w:val="nil"/>
           <w:insideH w:val="nil"/>
           <w:insideV w:val="nil"/>
@@ -7117,9 +7008,9 @@
       <w:tblPr/>
       <w:tcPr>
         <w:tcBorders>
-          <w:top w:val="single" w:sz="18" w:space="0" w:color="auto"/>
-          <w:left w:val="nil"/>
-          <w:bottom w:val="single" w:sz="18" w:space="0" w:color="auto"/>
+          <w:top w:val="single" w:color="auto" w:sz="18" w:space="0"/>
+          <w:left w:val="nil"/>
+          <w:bottom w:val="single" w:color="auto" w:sz="18" w:space="0"/>
           <w:right w:val="nil"/>
           <w:insideH w:val="nil"/>
           <w:insideV w:val="nil"/>
@@ -7133,9 +7024,9 @@
       <w:tblPr/>
       <w:tcPr>
         <w:tcBorders>
-          <w:top w:val="single" w:sz="18" w:space="0" w:color="auto"/>
-          <w:left w:val="nil"/>
-          <w:bottom w:val="single" w:sz="18" w:space="0" w:color="auto"/>
+          <w:top w:val="single" w:color="auto" w:sz="18" w:space="0"/>
+          <w:left w:val="nil"/>
+          <w:bottom w:val="single" w:color="auto" w:sz="18" w:space="0"/>
           <w:right w:val="nil"/>
           <w:insideH w:val="nil"/>
           <w:insideV w:val="nil"/>
@@ -7156,8 +7047,8 @@
       <w:tblStyleColBandSize w:val="1"/>
       <w:tblInd w:w="0" w:type="dxa"/>
       <w:tblBorders>
-        <w:top w:val="single" w:sz="18" w:space="0" w:color="auto"/>
-        <w:bottom w:val="single" w:sz="18" w:space="0" w:color="auto"/>
+        <w:top w:val="single" w:color="auto" w:sz="18" w:space="0"/>
+        <w:bottom w:val="single" w:color="auto" w:sz="18" w:space="0"/>
       </w:tblBorders>
       <w:tblCellMar>
         <w:top w:w="0" w:type="dxa"/>
@@ -7178,9 +7069,9 @@
       <w:tblPr/>
       <w:tcPr>
         <w:tcBorders>
-          <w:top w:val="single" w:sz="18" w:space="0" w:color="auto"/>
-          <w:left w:val="nil"/>
-          <w:bottom w:val="single" w:sz="18" w:space="0" w:color="auto"/>
+          <w:top w:val="single" w:color="auto" w:sz="18" w:space="0"/>
+          <w:left w:val="nil"/>
+          <w:bottom w:val="single" w:color="auto" w:sz="18" w:space="0"/>
           <w:right w:val="nil"/>
           <w:insideH w:val="nil"/>
           <w:insideV w:val="nil"/>
@@ -7198,9 +7089,9 @@
       <w:tblPr/>
       <w:tcPr>
         <w:tcBorders>
-          <w:top w:val="double" w:sz="6" w:space="0" w:color="auto"/>
-          <w:left w:val="nil"/>
-          <w:bottom w:val="single" w:sz="18" w:space="0" w:color="auto"/>
+          <w:top w:val="double" w:color="auto" w:sz="6" w:space="0"/>
+          <w:left w:val="nil"/>
+          <w:bottom w:val="single" w:color="auto" w:sz="18" w:space="0"/>
           <w:right w:val="nil"/>
           <w:insideH w:val="nil"/>
           <w:insideV w:val="nil"/>
@@ -7219,7 +7110,7 @@
         <w:tcBorders>
           <w:top w:val="nil"/>
           <w:left w:val="nil"/>
-          <w:bottom w:val="single" w:sz="18" w:space="0" w:color="auto"/>
+          <w:bottom w:val="single" w:color="auto" w:sz="18" w:space="0"/>
           <w:right w:val="nil"/>
           <w:insideH w:val="nil"/>
           <w:insideV w:val="nil"/>
@@ -7266,9 +7157,9 @@
       <w:tblPr/>
       <w:tcPr>
         <w:tcBorders>
-          <w:top w:val="single" w:sz="18" w:space="0" w:color="auto"/>
-          <w:left w:val="nil"/>
-          <w:bottom w:val="single" w:sz="18" w:space="0" w:color="auto"/>
+          <w:top w:val="single" w:color="auto" w:sz="18" w:space="0"/>
+          <w:left w:val="nil"/>
+          <w:bottom w:val="single" w:color="auto" w:sz="18" w:space="0"/>
           <w:right w:val="nil"/>
           <w:insideH w:val="nil"/>
           <w:insideV w:val="nil"/>
@@ -7282,9 +7173,9 @@
       <w:tblPr/>
       <w:tcPr>
         <w:tcBorders>
-          <w:top w:val="single" w:sz="18" w:space="0" w:color="auto"/>
-          <w:left w:val="nil"/>
-          <w:bottom w:val="single" w:sz="18" w:space="0" w:color="auto"/>
+          <w:top w:val="single" w:color="auto" w:sz="18" w:space="0"/>
+          <w:left w:val="nil"/>
+          <w:bottom w:val="single" w:color="auto" w:sz="18" w:space="0"/>
           <w:right w:val="nil"/>
           <w:insideH w:val="nil"/>
           <w:insideV w:val="nil"/>
@@ -7305,8 +7196,8 @@
       <w:tblStyleColBandSize w:val="1"/>
       <w:tblInd w:w="0" w:type="dxa"/>
       <w:tblBorders>
-        <w:top w:val="single" w:sz="18" w:space="0" w:color="auto"/>
-        <w:bottom w:val="single" w:sz="18" w:space="0" w:color="auto"/>
+        <w:top w:val="single" w:color="auto" w:sz="18" w:space="0"/>
+        <w:bottom w:val="single" w:color="auto" w:sz="18" w:space="0"/>
       </w:tblBorders>
       <w:tblCellMar>
         <w:top w:w="0" w:type="dxa"/>
@@ -7327,9 +7218,9 @@
       <w:tblPr/>
       <w:tcPr>
         <w:tcBorders>
-          <w:top w:val="single" w:sz="18" w:space="0" w:color="auto"/>
-          <w:left w:val="nil"/>
-          <w:bottom w:val="single" w:sz="18" w:space="0" w:color="auto"/>
+          <w:top w:val="single" w:color="auto" w:sz="18" w:space="0"/>
+          <w:left w:val="nil"/>
+          <w:bottom w:val="single" w:color="auto" w:sz="18" w:space="0"/>
           <w:right w:val="nil"/>
           <w:insideH w:val="nil"/>
           <w:insideV w:val="nil"/>
@@ -7347,9 +7238,9 @@
       <w:tblPr/>
       <w:tcPr>
         <w:tcBorders>
-          <w:top w:val="double" w:sz="6" w:space="0" w:color="auto"/>
-          <w:left w:val="nil"/>
-          <w:bottom w:val="single" w:sz="18" w:space="0" w:color="auto"/>
+          <w:top w:val="double" w:color="auto" w:sz="6" w:space="0"/>
+          <w:left w:val="nil"/>
+          <w:bottom w:val="single" w:color="auto" w:sz="18" w:space="0"/>
           <w:right w:val="nil"/>
           <w:insideH w:val="nil"/>
           <w:insideV w:val="nil"/>
@@ -7368,7 +7259,7 @@
         <w:tcBorders>
           <w:top w:val="nil"/>
           <w:left w:val="nil"/>
-          <w:bottom w:val="single" w:sz="18" w:space="0" w:color="auto"/>
+          <w:bottom w:val="single" w:color="auto" w:sz="18" w:space="0"/>
           <w:right w:val="nil"/>
           <w:insideH w:val="nil"/>
           <w:insideV w:val="nil"/>
@@ -7415,9 +7306,9 @@
       <w:tblPr/>
       <w:tcPr>
         <w:tcBorders>
-          <w:top w:val="single" w:sz="18" w:space="0" w:color="auto"/>
-          <w:left w:val="nil"/>
-          <w:bottom w:val="single" w:sz="18" w:space="0" w:color="auto"/>
+          <w:top w:val="single" w:color="auto" w:sz="18" w:space="0"/>
+          <w:left w:val="nil"/>
+          <w:bottom w:val="single" w:color="auto" w:sz="18" w:space="0"/>
           <w:right w:val="nil"/>
           <w:insideH w:val="nil"/>
           <w:insideV w:val="nil"/>
@@ -7431,9 +7322,9 @@
       <w:tblPr/>
       <w:tcPr>
         <w:tcBorders>
-          <w:top w:val="single" w:sz="18" w:space="0" w:color="auto"/>
-          <w:left w:val="nil"/>
-          <w:bottom w:val="single" w:sz="18" w:space="0" w:color="auto"/>
+          <w:top w:val="single" w:color="auto" w:sz="18" w:space="0"/>
+          <w:left w:val="nil"/>
+          <w:bottom w:val="single" w:color="auto" w:sz="18" w:space="0"/>
           <w:right w:val="nil"/>
           <w:insideH w:val="nil"/>
           <w:insideV w:val="nil"/>
@@ -7457,8 +7348,8 @@
       <w:tblStyleColBandSize w:val="1"/>
       <w:tblInd w:w="0" w:type="dxa"/>
       <w:tblBorders>
-        <w:top w:val="single" w:sz="8" w:space="0" w:color="000000" w:themeColor="text1"/>
-        <w:bottom w:val="single" w:sz="8" w:space="0" w:color="000000" w:themeColor="text1"/>
+        <w:top w:val="single" w:color="000000" w:themeColor="text1" w:sz="8" w:space="0"/>
+        <w:bottom w:val="single" w:color="000000" w:themeColor="text1" w:sz="8" w:space="0"/>
       </w:tblBorders>
       <w:tblCellMar>
         <w:top w:w="0" w:type="dxa"/>
@@ -7469,13 +7360,13 @@
     </w:tblPr>
     <w:tblStylePr w:type="firstRow">
       <w:rPr>
-        <w:rFonts w:asciiTheme="majorHAnsi" w:eastAsiaTheme="majorEastAsia" w:hAnsiTheme="majorHAnsi" w:cstheme="majorBidi"/>
-      </w:rPr>
-      <w:tblPr/>
-      <w:tcPr>
-        <w:tcBorders>
-          <w:top w:val="nil"/>
-          <w:bottom w:val="single" w:sz="8" w:space="0" w:color="000000" w:themeColor="text1"/>
+        <w:rFonts w:asciiTheme="majorHAnsi" w:hAnsiTheme="majorHAnsi" w:eastAsiaTheme="majorEastAsia" w:cstheme="majorBidi"/>
+      </w:rPr>
+      <w:tblPr/>
+      <w:tcPr>
+        <w:tcBorders>
+          <w:top w:val="nil"/>
+          <w:bottom w:val="single" w:color="000000" w:themeColor="text1" w:sz="8" w:space="0"/>
         </w:tcBorders>
       </w:tcPr>
     </w:tblStylePr>
@@ -7488,8 +7379,8 @@
       <w:tblPr/>
       <w:tcPr>
         <w:tcBorders>
-          <w:top w:val="single" w:sz="8" w:space="0" w:color="000000" w:themeColor="text1"/>
-          <w:bottom w:val="single" w:sz="8" w:space="0" w:color="000000" w:themeColor="text1"/>
+          <w:top w:val="single" w:color="000000" w:themeColor="text1" w:sz="8" w:space="0"/>
+          <w:bottom w:val="single" w:color="000000" w:themeColor="text1" w:sz="8" w:space="0"/>
         </w:tcBorders>
       </w:tcPr>
     </w:tblStylePr>
@@ -7507,8 +7398,8 @@
       <w:tblPr/>
       <w:tcPr>
         <w:tcBorders>
-          <w:top w:val="single" w:sz="8" w:space="0" w:color="000000" w:themeColor="text1"/>
-          <w:bottom w:val="single" w:sz="8" w:space="0" w:color="000000" w:themeColor="text1"/>
+          <w:top w:val="single" w:color="000000" w:themeColor="text1" w:sz="8" w:space="0"/>
+          <w:bottom w:val="single" w:color="000000" w:themeColor="text1" w:sz="8" w:space="0"/>
         </w:tcBorders>
       </w:tcPr>
     </w:tblStylePr>
@@ -7541,8 +7432,8 @@
       <w:tblStyleColBandSize w:val="1"/>
       <w:tblInd w:w="0" w:type="dxa"/>
       <w:tblBorders>
-        <w:top w:val="single" w:sz="8" w:space="0" w:color="4F81BD" w:themeColor="accent1"/>
-        <w:bottom w:val="single" w:sz="8" w:space="0" w:color="4F81BD" w:themeColor="accent1"/>
+        <w:top w:val="single" w:color="4F81BD" w:themeColor="accent1" w:sz="8" w:space="0"/>
+        <w:bottom w:val="single" w:color="4F81BD" w:themeColor="accent1" w:sz="8" w:space="0"/>
       </w:tblBorders>
       <w:tblCellMar>
         <w:top w:w="0" w:type="dxa"/>
@@ -7553,13 +7444,13 @@
     </w:tblPr>
     <w:tblStylePr w:type="firstRow">
       <w:rPr>
-        <w:rFonts w:asciiTheme="majorHAnsi" w:eastAsiaTheme="majorEastAsia" w:hAnsiTheme="majorHAnsi" w:cstheme="majorBidi"/>
-      </w:rPr>
-      <w:tblPr/>
-      <w:tcPr>
-        <w:tcBorders>
-          <w:top w:val="nil"/>
-          <w:bottom w:val="single" w:sz="8" w:space="0" w:color="4F81BD" w:themeColor="accent1"/>
+        <w:rFonts w:asciiTheme="majorHAnsi" w:hAnsiTheme="majorHAnsi" w:eastAsiaTheme="majorEastAsia" w:cstheme="majorBidi"/>
+      </w:rPr>
+      <w:tblPr/>
+      <w:tcPr>
+        <w:tcBorders>
+          <w:top w:val="nil"/>
+          <w:bottom w:val="single" w:color="4F81BD" w:themeColor="accent1" w:sz="8" w:space="0"/>
         </w:tcBorders>
       </w:tcPr>
     </w:tblStylePr>
@@ -7572,8 +7463,8 @@
       <w:tblPr/>
       <w:tcPr>
         <w:tcBorders>
-          <w:top w:val="single" w:sz="8" w:space="0" w:color="4F81BD" w:themeColor="accent1"/>
-          <w:bottom w:val="single" w:sz="8" w:space="0" w:color="4F81BD" w:themeColor="accent1"/>
+          <w:top w:val="single" w:color="4F81BD" w:themeColor="accent1" w:sz="8" w:space="0"/>
+          <w:bottom w:val="single" w:color="4F81BD" w:themeColor="accent1" w:sz="8" w:space="0"/>
         </w:tcBorders>
       </w:tcPr>
     </w:tblStylePr>
@@ -7591,8 +7482,8 @@
       <w:tblPr/>
       <w:tcPr>
         <w:tcBorders>
-          <w:top w:val="single" w:sz="8" w:space="0" w:color="4F81BD" w:themeColor="accent1"/>
-          <w:bottom w:val="single" w:sz="8" w:space="0" w:color="4F81BD" w:themeColor="accent1"/>
+          <w:top w:val="single" w:color="4F81BD" w:themeColor="accent1" w:sz="8" w:space="0"/>
+          <w:bottom w:val="single" w:color="4F81BD" w:themeColor="accent1" w:sz="8" w:space="0"/>
         </w:tcBorders>
       </w:tcPr>
     </w:tblStylePr>
@@ -7625,8 +7516,8 @@
       <w:tblStyleColBandSize w:val="1"/>
       <w:tblInd w:w="0" w:type="dxa"/>
       <w:tblBorders>
-        <w:top w:val="single" w:sz="8" w:space="0" w:color="C0504D" w:themeColor="accent2"/>
-        <w:bottom w:val="single" w:sz="8" w:space="0" w:color="C0504D" w:themeColor="accent2"/>
+        <w:top w:val="single" w:color="C0504D" w:themeColor="accent2" w:sz="8" w:space="0"/>
+        <w:bottom w:val="single" w:color="C0504D" w:themeColor="accent2" w:sz="8" w:space="0"/>
       </w:tblBorders>
       <w:tblCellMar>
         <w:top w:w="0" w:type="dxa"/>
@@ -7637,13 +7528,13 @@
     </w:tblPr>
     <w:tblStylePr w:type="firstRow">
       <w:rPr>
-        <w:rFonts w:asciiTheme="majorHAnsi" w:eastAsiaTheme="majorEastAsia" w:hAnsiTheme="majorHAnsi" w:cstheme="majorBidi"/>
-      </w:rPr>
-      <w:tblPr/>
-      <w:tcPr>
-        <w:tcBorders>
-          <w:top w:val="nil"/>
-          <w:bottom w:val="single" w:sz="8" w:space="0" w:color="C0504D" w:themeColor="accent2"/>
+        <w:rFonts w:asciiTheme="majorHAnsi" w:hAnsiTheme="majorHAnsi" w:eastAsiaTheme="majorEastAsia" w:cstheme="majorBidi"/>
+      </w:rPr>
+      <w:tblPr/>
+      <w:tcPr>
+        <w:tcBorders>
+          <w:top w:val="nil"/>
+          <w:bottom w:val="single" w:color="C0504D" w:themeColor="accent2" w:sz="8" w:space="0"/>
         </w:tcBorders>
       </w:tcPr>
     </w:tblStylePr>
@@ -7656,8 +7547,8 @@
       <w:tblPr/>
       <w:tcPr>
         <w:tcBorders>
-          <w:top w:val="single" w:sz="8" w:space="0" w:color="C0504D" w:themeColor="accent2"/>
-          <w:bottom w:val="single" w:sz="8" w:space="0" w:color="C0504D" w:themeColor="accent2"/>
+          <w:top w:val="single" w:color="C0504D" w:themeColor="accent2" w:sz="8" w:space="0"/>
+          <w:bottom w:val="single" w:color="C0504D" w:themeColor="accent2" w:sz="8" w:space="0"/>
         </w:tcBorders>
       </w:tcPr>
     </w:tblStylePr>
@@ -7675,8 +7566,8 @@
       <w:tblPr/>
       <w:tcPr>
         <w:tcBorders>
-          <w:top w:val="single" w:sz="8" w:space="0" w:color="C0504D" w:themeColor="accent2"/>
-          <w:bottom w:val="single" w:sz="8" w:space="0" w:color="C0504D" w:themeColor="accent2"/>
+          <w:top w:val="single" w:color="C0504D" w:themeColor="accent2" w:sz="8" w:space="0"/>
+          <w:bottom w:val="single" w:color="C0504D" w:themeColor="accent2" w:sz="8" w:space="0"/>
         </w:tcBorders>
       </w:tcPr>
     </w:tblStylePr>
@@ -7709,8 +7600,8 @@
       <w:tblStyleColBandSize w:val="1"/>
       <w:tblInd w:w="0" w:type="dxa"/>
       <w:tblBorders>
-        <w:top w:val="single" w:sz="8" w:space="0" w:color="9BBB59" w:themeColor="accent3"/>
-        <w:bottom w:val="single" w:sz="8" w:space="0" w:color="9BBB59" w:themeColor="accent3"/>
+        <w:top w:val="single" w:color="9BBB59" w:themeColor="accent3" w:sz="8" w:space="0"/>
+        <w:bottom w:val="single" w:color="9BBB59" w:themeColor="accent3" w:sz="8" w:space="0"/>
       </w:tblBorders>
       <w:tblCellMar>
         <w:top w:w="0" w:type="dxa"/>
@@ -7721,13 +7612,13 @@
     </w:tblPr>
     <w:tblStylePr w:type="firstRow">
       <w:rPr>
-        <w:rFonts w:asciiTheme="majorHAnsi" w:eastAsiaTheme="majorEastAsia" w:hAnsiTheme="majorHAnsi" w:cstheme="majorBidi"/>
-      </w:rPr>
-      <w:tblPr/>
-      <w:tcPr>
-        <w:tcBorders>
-          <w:top w:val="nil"/>
-          <w:bottom w:val="single" w:sz="8" w:space="0" w:color="9BBB59" w:themeColor="accent3"/>
+        <w:rFonts w:asciiTheme="majorHAnsi" w:hAnsiTheme="majorHAnsi" w:eastAsiaTheme="majorEastAsia" w:cstheme="majorBidi"/>
+      </w:rPr>
+      <w:tblPr/>
+      <w:tcPr>
+        <w:tcBorders>
+          <w:top w:val="nil"/>
+          <w:bottom w:val="single" w:color="9BBB59" w:themeColor="accent3" w:sz="8" w:space="0"/>
         </w:tcBorders>
       </w:tcPr>
     </w:tblStylePr>
@@ -7740,8 +7631,8 @@
       <w:tblPr/>
       <w:tcPr>
         <w:tcBorders>
-          <w:top w:val="single" w:sz="8" w:space="0" w:color="9BBB59" w:themeColor="accent3"/>
-          <w:bottom w:val="single" w:sz="8" w:space="0" w:color="9BBB59" w:themeColor="accent3"/>
+          <w:top w:val="single" w:color="9BBB59" w:themeColor="accent3" w:sz="8" w:space="0"/>
+          <w:bottom w:val="single" w:color="9BBB59" w:themeColor="accent3" w:sz="8" w:space="0"/>
         </w:tcBorders>
       </w:tcPr>
     </w:tblStylePr>
@@ -7759,8 +7650,8 @@
       <w:tblPr/>
       <w:tcPr>
         <w:tcBorders>
-          <w:top w:val="single" w:sz="8" w:space="0" w:color="9BBB59" w:themeColor="accent3"/>
-          <w:bottom w:val="single" w:sz="8" w:space="0" w:color="9BBB59" w:themeColor="accent3"/>
+          <w:top w:val="single" w:color="9BBB59" w:themeColor="accent3" w:sz="8" w:space="0"/>
+          <w:bottom w:val="single" w:color="9BBB59" w:themeColor="accent3" w:sz="8" w:space="0"/>
         </w:tcBorders>
       </w:tcPr>
     </w:tblStylePr>
@@ -7793,8 +7684,8 @@
       <w:tblStyleColBandSize w:val="1"/>
       <w:tblInd w:w="0" w:type="dxa"/>
       <w:tblBorders>
-        <w:top w:val="single" w:sz="8" w:space="0" w:color="8064A2" w:themeColor="accent4"/>
-        <w:bottom w:val="single" w:sz="8" w:space="0" w:color="8064A2" w:themeColor="accent4"/>
+        <w:top w:val="single" w:color="8064A2" w:themeColor="accent4" w:sz="8" w:space="0"/>
+        <w:bottom w:val="single" w:color="8064A2" w:themeColor="accent4" w:sz="8" w:space="0"/>
       </w:tblBorders>
       <w:tblCellMar>
         <w:top w:w="0" w:type="dxa"/>
@@ -7805,13 +7696,13 @@
     </w:tblPr>
     <w:tblStylePr w:type="firstRow">
       <w:rPr>
-        <w:rFonts w:asciiTheme="majorHAnsi" w:eastAsiaTheme="majorEastAsia" w:hAnsiTheme="majorHAnsi" w:cstheme="majorBidi"/>
-      </w:rPr>
-      <w:tblPr/>
-      <w:tcPr>
-        <w:tcBorders>
-          <w:top w:val="nil"/>
-          <w:bottom w:val="single" w:sz="8" w:space="0" w:color="8064A2" w:themeColor="accent4"/>
+        <w:rFonts w:asciiTheme="majorHAnsi" w:hAnsiTheme="majorHAnsi" w:eastAsiaTheme="majorEastAsia" w:cstheme="majorBidi"/>
+      </w:rPr>
+      <w:tblPr/>
+      <w:tcPr>
+        <w:tcBorders>
+          <w:top w:val="nil"/>
+          <w:bottom w:val="single" w:color="8064A2" w:themeColor="accent4" w:sz="8" w:space="0"/>
         </w:tcBorders>
       </w:tcPr>
     </w:tblStylePr>
@@ -7824,8 +7715,8 @@
       <w:tblPr/>
       <w:tcPr>
         <w:tcBorders>
-          <w:top w:val="single" w:sz="8" w:space="0" w:color="8064A2" w:themeColor="accent4"/>
-          <w:bottom w:val="single" w:sz="8" w:space="0" w:color="8064A2" w:themeColor="accent4"/>
+          <w:top w:val="single" w:color="8064A2" w:themeColor="accent4" w:sz="8" w:space="0"/>
+          <w:bottom w:val="single" w:color="8064A2" w:themeColor="accent4" w:sz="8" w:space="0"/>
         </w:tcBorders>
       </w:tcPr>
     </w:tblStylePr>
@@ -7843,8 +7734,8 @@
       <w:tblPr/>
       <w:tcPr>
         <w:tcBorders>
-          <w:top w:val="single" w:sz="8" w:space="0" w:color="8064A2" w:themeColor="accent4"/>
-          <w:bottom w:val="single" w:sz="8" w:space="0" w:color="8064A2" w:themeColor="accent4"/>
+          <w:top w:val="single" w:color="8064A2" w:themeColor="accent4" w:sz="8" w:space="0"/>
+          <w:bottom w:val="single" w:color="8064A2" w:themeColor="accent4" w:sz="8" w:space="0"/>
         </w:tcBorders>
       </w:tcPr>
     </w:tblStylePr>
@@ -7877,8 +7768,8 @@
       <w:tblStyleColBandSize w:val="1"/>
       <w:tblInd w:w="0" w:type="dxa"/>
       <w:tblBorders>
-        <w:top w:val="single" w:sz="8" w:space="0" w:color="4BACC6" w:themeColor="accent5"/>
-        <w:bottom w:val="single" w:sz="8" w:space="0" w:color="4BACC6" w:themeColor="accent5"/>
+        <w:top w:val="single" w:color="4BACC6" w:themeColor="accent5" w:sz="8" w:space="0"/>
+        <w:bottom w:val="single" w:color="4BACC6" w:themeColor="accent5" w:sz="8" w:space="0"/>
       </w:tblBorders>
       <w:tblCellMar>
         <w:top w:w="0" w:type="dxa"/>
@@ -7889,13 +7780,13 @@
     </w:tblPr>
     <w:tblStylePr w:type="firstRow">
       <w:rPr>
-        <w:rFonts w:asciiTheme="majorHAnsi" w:eastAsiaTheme="majorEastAsia" w:hAnsiTheme="majorHAnsi" w:cstheme="majorBidi"/>
-      </w:rPr>
-      <w:tblPr/>
-      <w:tcPr>
-        <w:tcBorders>
-          <w:top w:val="nil"/>
-          <w:bottom w:val="single" w:sz="8" w:space="0" w:color="4BACC6" w:themeColor="accent5"/>
+        <w:rFonts w:asciiTheme="majorHAnsi" w:hAnsiTheme="majorHAnsi" w:eastAsiaTheme="majorEastAsia" w:cstheme="majorBidi"/>
+      </w:rPr>
+      <w:tblPr/>
+      <w:tcPr>
+        <w:tcBorders>
+          <w:top w:val="nil"/>
+          <w:bottom w:val="single" w:color="4BACC6" w:themeColor="accent5" w:sz="8" w:space="0"/>
         </w:tcBorders>
       </w:tcPr>
     </w:tblStylePr>
@@ -7908,8 +7799,8 @@
       <w:tblPr/>
       <w:tcPr>
         <w:tcBorders>
-          <w:top w:val="single" w:sz="8" w:space="0" w:color="4BACC6" w:themeColor="accent5"/>
-          <w:bottom w:val="single" w:sz="8" w:space="0" w:color="4BACC6" w:themeColor="accent5"/>
+          <w:top w:val="single" w:color="4BACC6" w:themeColor="accent5" w:sz="8" w:space="0"/>
+          <w:bottom w:val="single" w:color="4BACC6" w:themeColor="accent5" w:sz="8" w:space="0"/>
         </w:tcBorders>
       </w:tcPr>
     </w:tblStylePr>
@@ -7927,8 +7818,8 @@
       <w:tblPr/>
       <w:tcPr>
         <w:tcBorders>
-          <w:top w:val="single" w:sz="8" w:space="0" w:color="4BACC6" w:themeColor="accent5"/>
-          <w:bottom w:val="single" w:sz="8" w:space="0" w:color="4BACC6" w:themeColor="accent5"/>
+          <w:top w:val="single" w:color="4BACC6" w:themeColor="accent5" w:sz="8" w:space="0"/>
+          <w:bottom w:val="single" w:color="4BACC6" w:themeColor="accent5" w:sz="8" w:space="0"/>
         </w:tcBorders>
       </w:tcPr>
     </w:tblStylePr>
@@ -7961,8 +7852,8 @@
       <w:tblStyleColBandSize w:val="1"/>
       <w:tblInd w:w="0" w:type="dxa"/>
       <w:tblBorders>
-        <w:top w:val="single" w:sz="8" w:space="0" w:color="F79646" w:themeColor="accent6"/>
-        <w:bottom w:val="single" w:sz="8" w:space="0" w:color="F79646" w:themeColor="accent6"/>
+        <w:top w:val="single" w:color="F79646" w:themeColor="accent6" w:sz="8" w:space="0"/>
+        <w:bottom w:val="single" w:color="F79646" w:themeColor="accent6" w:sz="8" w:space="0"/>
       </w:tblBorders>
       <w:tblCellMar>
         <w:top w:w="0" w:type="dxa"/>
@@ -7973,13 +7864,13 @@
     </w:tblPr>
     <w:tblStylePr w:type="firstRow">
       <w:rPr>
-        <w:rFonts w:asciiTheme="majorHAnsi" w:eastAsiaTheme="majorEastAsia" w:hAnsiTheme="majorHAnsi" w:cstheme="majorBidi"/>
-      </w:rPr>
-      <w:tblPr/>
-      <w:tcPr>
-        <w:tcBorders>
-          <w:top w:val="nil"/>
-          <w:bottom w:val="single" w:sz="8" w:space="0" w:color="F79646" w:themeColor="accent6"/>
+        <w:rFonts w:asciiTheme="majorHAnsi" w:hAnsiTheme="majorHAnsi" w:eastAsiaTheme="majorEastAsia" w:cstheme="majorBidi"/>
+      </w:rPr>
+      <w:tblPr/>
+      <w:tcPr>
+        <w:tcBorders>
+          <w:top w:val="nil"/>
+          <w:bottom w:val="single" w:color="F79646" w:themeColor="accent6" w:sz="8" w:space="0"/>
         </w:tcBorders>
       </w:tcPr>
     </w:tblStylePr>
@@ -7992,8 +7883,8 @@
       <w:tblPr/>
       <w:tcPr>
         <w:tcBorders>
-          <w:top w:val="single" w:sz="8" w:space="0" w:color="F79646" w:themeColor="accent6"/>
-          <w:bottom w:val="single" w:sz="8" w:space="0" w:color="F79646" w:themeColor="accent6"/>
+          <w:top w:val="single" w:color="F79646" w:themeColor="accent6" w:sz="8" w:space="0"/>
+          <w:bottom w:val="single" w:color="F79646" w:themeColor="accent6" w:sz="8" w:space="0"/>
         </w:tcBorders>
       </w:tcPr>
     </w:tblStylePr>
@@ -8011,8 +7902,8 @@
       <w:tblPr/>
       <w:tcPr>
         <w:tcBorders>
-          <w:top w:val="single" w:sz="8" w:space="0" w:color="F79646" w:themeColor="accent6"/>
-          <w:bottom w:val="single" w:sz="8" w:space="0" w:color="F79646" w:themeColor="accent6"/>
+          <w:top w:val="single" w:color="F79646" w:themeColor="accent6" w:sz="8" w:space="0"/>
+          <w:bottom w:val="single" w:color="F79646" w:themeColor="accent6" w:sz="8" w:space="0"/>
         </w:tcBorders>
       </w:tcPr>
     </w:tblStylePr>
@@ -8038,7 +7929,7 @@
       <w:spacing w:after="0" w:line="240" w:lineRule="auto"/>
     </w:pPr>
     <w:rPr>
-      <w:rFonts w:asciiTheme="majorHAnsi" w:eastAsiaTheme="majorEastAsia" w:hAnsiTheme="majorHAnsi" w:cstheme="majorBidi"/>
+      <w:rFonts w:asciiTheme="majorHAnsi" w:hAnsiTheme="majorHAnsi" w:eastAsiaTheme="majorEastAsia" w:cstheme="majorBidi"/>
       <w:color w:val="000000" w:themeColor="text1"/>
     </w:rPr>
     <w:tblPr>
@@ -8046,10 +7937,10 @@
       <w:tblStyleColBandSize w:val="1"/>
       <w:tblInd w:w="0" w:type="dxa"/>
       <w:tblBorders>
-        <w:top w:val="single" w:sz="8" w:space="0" w:color="000000" w:themeColor="text1"/>
-        <w:left w:val="single" w:sz="8" w:space="0" w:color="000000" w:themeColor="text1"/>
-        <w:bottom w:val="single" w:sz="8" w:space="0" w:color="000000" w:themeColor="text1"/>
-        <w:right w:val="single" w:sz="8" w:space="0" w:color="000000" w:themeColor="text1"/>
+        <w:top w:val="single" w:color="000000" w:themeColor="text1" w:sz="8" w:space="0"/>
+        <w:left w:val="single" w:color="000000" w:themeColor="text1" w:sz="8" w:space="0"/>
+        <w:bottom w:val="single" w:color="000000" w:themeColor="text1" w:sz="8" w:space="0"/>
+        <w:right w:val="single" w:color="000000" w:themeColor="text1" w:sz="8" w:space="0"/>
       </w:tblBorders>
       <w:tblCellMar>
         <w:top w:w="0" w:type="dxa"/>
@@ -8068,7 +7959,7 @@
         <w:tcBorders>
           <w:top w:val="nil"/>
           <w:left w:val="nil"/>
-          <w:bottom w:val="single" w:sz="24" w:space="0" w:color="000000" w:themeColor="text1"/>
+          <w:bottom w:val="single" w:color="000000" w:themeColor="text1" w:sz="24" w:space="0"/>
           <w:right w:val="nil"/>
           <w:insideH w:val="nil"/>
           <w:insideV w:val="nil"/>
@@ -8080,7 +7971,7 @@
       <w:tblPr/>
       <w:tcPr>
         <w:tcBorders>
-          <w:top w:val="single" w:sz="8" w:space="0" w:color="000000" w:themeColor="text1"/>
+          <w:top w:val="single" w:color="000000" w:themeColor="text1" w:sz="8" w:space="0"/>
           <w:left w:val="nil"/>
           <w:bottom w:val="nil"/>
           <w:right w:val="nil"/>
@@ -8097,7 +7988,7 @@
           <w:top w:val="nil"/>
           <w:left w:val="nil"/>
           <w:bottom w:val="nil"/>
-          <w:right w:val="single" w:sz="8" w:space="0" w:color="000000" w:themeColor="text1"/>
+          <w:right w:val="single" w:color="000000" w:themeColor="text1" w:sz="8" w:space="0"/>
           <w:insideH w:val="nil"/>
           <w:insideV w:val="nil"/>
         </w:tcBorders>
@@ -8109,7 +8000,7 @@
       <w:tcPr>
         <w:tcBorders>
           <w:top w:val="nil"/>
-          <w:left w:val="single" w:sz="8" w:space="0" w:color="000000" w:themeColor="text1"/>
+          <w:left w:val="single" w:color="000000" w:themeColor="text1" w:sz="8" w:space="0"/>
           <w:bottom w:val="nil"/>
           <w:right w:val="nil"/>
           <w:insideH w:val="nil"/>
@@ -8166,7 +8057,7 @@
       <w:spacing w:after="0" w:line="240" w:lineRule="auto"/>
     </w:pPr>
     <w:rPr>
-      <w:rFonts w:asciiTheme="majorHAnsi" w:eastAsiaTheme="majorEastAsia" w:hAnsiTheme="majorHAnsi" w:cstheme="majorBidi"/>
+      <w:rFonts w:asciiTheme="majorHAnsi" w:hAnsiTheme="majorHAnsi" w:eastAsiaTheme="majorEastAsia" w:cstheme="majorBidi"/>
       <w:color w:val="000000" w:themeColor="text1"/>
     </w:rPr>
     <w:tblPr>
@@ -8174,10 +8065,10 @@
       <w:tblStyleColBandSize w:val="1"/>
       <w:tblInd w:w="0" w:type="dxa"/>
       <w:tblBorders>
-        <w:top w:val="single" w:sz="8" w:space="0" w:color="4F81BD" w:themeColor="accent1"/>
-        <w:left w:val="single" w:sz="8" w:space="0" w:color="4F81BD" w:themeColor="accent1"/>
-        <w:bottom w:val="single" w:sz="8" w:space="0" w:color="4F81BD" w:themeColor="accent1"/>
-        <w:right w:val="single" w:sz="8" w:space="0" w:color="4F81BD" w:themeColor="accent1"/>
+        <w:top w:val="single" w:color="4F81BD" w:themeColor="accent1" w:sz="8" w:space="0"/>
+        <w:left w:val="single" w:color="4F81BD" w:themeColor="accent1" w:sz="8" w:space="0"/>
+        <w:bottom w:val="single" w:color="4F81BD" w:themeColor="accent1" w:sz="8" w:space="0"/>
+        <w:right w:val="single" w:color="4F81BD" w:themeColor="accent1" w:sz="8" w:space="0"/>
       </w:tblBorders>
       <w:tblCellMar>
         <w:top w:w="0" w:type="dxa"/>
@@ -8196,7 +8087,7 @@
         <w:tcBorders>
           <w:top w:val="nil"/>
           <w:left w:val="nil"/>
-          <w:bottom w:val="single" w:sz="24" w:space="0" w:color="4F81BD" w:themeColor="accent1"/>
+          <w:bottom w:val="single" w:color="4F81BD" w:themeColor="accent1" w:sz="24" w:space="0"/>
           <w:right w:val="nil"/>
           <w:insideH w:val="nil"/>
           <w:insideV w:val="nil"/>
@@ -8208,7 +8099,7 @@
       <w:tblPr/>
       <w:tcPr>
         <w:tcBorders>
-          <w:top w:val="single" w:sz="8" w:space="0" w:color="4F81BD" w:themeColor="accent1"/>
+          <w:top w:val="single" w:color="4F81BD" w:themeColor="accent1" w:sz="8" w:space="0"/>
           <w:left w:val="nil"/>
           <w:bottom w:val="nil"/>
           <w:right w:val="nil"/>
@@ -8225,7 +8116,7 @@
           <w:top w:val="nil"/>
           <w:left w:val="nil"/>
           <w:bottom w:val="nil"/>
-          <w:right w:val="single" w:sz="8" w:space="0" w:color="4F81BD" w:themeColor="accent1"/>
+          <w:right w:val="single" w:color="4F81BD" w:themeColor="accent1" w:sz="8" w:space="0"/>
           <w:insideH w:val="nil"/>
           <w:insideV w:val="nil"/>
         </w:tcBorders>
@@ -8237,7 +8128,7 @@
       <w:tcPr>
         <w:tcBorders>
           <w:top w:val="nil"/>
-          <w:left w:val="single" w:sz="8" w:space="0" w:color="4F81BD" w:themeColor="accent1"/>
+          <w:left w:val="single" w:color="4F81BD" w:themeColor="accent1" w:sz="8" w:space="0"/>
           <w:bottom w:val="nil"/>
           <w:right w:val="nil"/>
           <w:insideH w:val="nil"/>
@@ -8294,7 +8185,7 @@
       <w:spacing w:after="0" w:line="240" w:lineRule="auto"/>
     </w:pPr>
     <w:rPr>
-      <w:rFonts w:asciiTheme="majorHAnsi" w:eastAsiaTheme="majorEastAsia" w:hAnsiTheme="majorHAnsi" w:cstheme="majorBidi"/>
+      <w:rFonts w:asciiTheme="majorHAnsi" w:hAnsiTheme="majorHAnsi" w:eastAsiaTheme="majorEastAsia" w:cstheme="majorBidi"/>
       <w:color w:val="000000" w:themeColor="text1"/>
     </w:rPr>
     <w:tblPr>
@@ -8302,10 +8193,10 @@
       <w:tblStyleColBandSize w:val="1"/>
       <w:tblInd w:w="0" w:type="dxa"/>
       <w:tblBorders>
-        <w:top w:val="single" w:sz="8" w:space="0" w:color="C0504D" w:themeColor="accent2"/>
-        <w:left w:val="single" w:sz="8" w:space="0" w:color="C0504D" w:themeColor="accent2"/>
-        <w:bottom w:val="single" w:sz="8" w:space="0" w:color="C0504D" w:themeColor="accent2"/>
-        <w:right w:val="single" w:sz="8" w:space="0" w:color="C0504D" w:themeColor="accent2"/>
+        <w:top w:val="single" w:color="C0504D" w:themeColor="accent2" w:sz="8" w:space="0"/>
+        <w:left w:val="single" w:color="C0504D" w:themeColor="accent2" w:sz="8" w:space="0"/>
+        <w:bottom w:val="single" w:color="C0504D" w:themeColor="accent2" w:sz="8" w:space="0"/>
+        <w:right w:val="single" w:color="C0504D" w:themeColor="accent2" w:sz="8" w:space="0"/>
       </w:tblBorders>
       <w:tblCellMar>
         <w:top w:w="0" w:type="dxa"/>
@@ -8324,7 +8215,7 @@
         <w:tcBorders>
           <w:top w:val="nil"/>
           <w:left w:val="nil"/>
-          <w:bottom w:val="single" w:sz="24" w:space="0" w:color="C0504D" w:themeColor="accent2"/>
+          <w:bottom w:val="single" w:color="C0504D" w:themeColor="accent2" w:sz="24" w:space="0"/>
           <w:right w:val="nil"/>
           <w:insideH w:val="nil"/>
           <w:insideV w:val="nil"/>
@@ -8336,7 +8227,7 @@
       <w:tblPr/>
       <w:tcPr>
         <w:tcBorders>
-          <w:top w:val="single" w:sz="8" w:space="0" w:color="C0504D" w:themeColor="accent2"/>
+          <w:top w:val="single" w:color="C0504D" w:themeColor="accent2" w:sz="8" w:space="0"/>
           <w:left w:val="nil"/>
           <w:bottom w:val="nil"/>
           <w:right w:val="nil"/>
@@ -8353,7 +8244,7 @@
           <w:top w:val="nil"/>
           <w:left w:val="nil"/>
           <w:bottom w:val="nil"/>
-          <w:right w:val="single" w:sz="8" w:space="0" w:color="C0504D" w:themeColor="accent2"/>
+          <w:right w:val="single" w:color="C0504D" w:themeColor="accent2" w:sz="8" w:space="0"/>
           <w:insideH w:val="nil"/>
           <w:insideV w:val="nil"/>
         </w:tcBorders>
@@ -8365,7 +8256,7 @@
       <w:tcPr>
         <w:tcBorders>
           <w:top w:val="nil"/>
-          <w:left w:val="single" w:sz="8" w:space="0" w:color="C0504D" w:themeColor="accent2"/>
+          <w:left w:val="single" w:color="C0504D" w:themeColor="accent2" w:sz="8" w:space="0"/>
           <w:bottom w:val="nil"/>
           <w:right w:val="nil"/>
           <w:insideH w:val="nil"/>
@@ -8422,7 +8313,7 @@
       <w:spacing w:after="0" w:line="240" w:lineRule="auto"/>
     </w:pPr>
     <w:rPr>
-      <w:rFonts w:asciiTheme="majorHAnsi" w:eastAsiaTheme="majorEastAsia" w:hAnsiTheme="majorHAnsi" w:cstheme="majorBidi"/>
+      <w:rFonts w:asciiTheme="majorHAnsi" w:hAnsiTheme="majorHAnsi" w:eastAsiaTheme="majorEastAsia" w:cstheme="majorBidi"/>
       <w:color w:val="000000" w:themeColor="text1"/>
     </w:rPr>
     <w:tblPr>
@@ -8430,10 +8321,10 @@
       <w:tblStyleColBandSize w:val="1"/>
       <w:tblInd w:w="0" w:type="dxa"/>
       <w:tblBorders>
-        <w:top w:val="single" w:sz="8" w:space="0" w:color="9BBB59" w:themeColor="accent3"/>
-        <w:left w:val="single" w:sz="8" w:space="0" w:color="9BBB59" w:themeColor="accent3"/>
-        <w:bottom w:val="single" w:sz="8" w:space="0" w:color="9BBB59" w:themeColor="accent3"/>
-        <w:right w:val="single" w:sz="8" w:space="0" w:color="9BBB59" w:themeColor="accent3"/>
+        <w:top w:val="single" w:color="9BBB59" w:themeColor="accent3" w:sz="8" w:space="0"/>
+        <w:left w:val="single" w:color="9BBB59" w:themeColor="accent3" w:sz="8" w:space="0"/>
+        <w:bottom w:val="single" w:color="9BBB59" w:themeColor="accent3" w:sz="8" w:space="0"/>
+        <w:right w:val="single" w:color="9BBB59" w:themeColor="accent3" w:sz="8" w:space="0"/>
       </w:tblBorders>
       <w:tblCellMar>
         <w:top w:w="0" w:type="dxa"/>
@@ -8452,7 +8343,7 @@
         <w:tcBorders>
           <w:top w:val="nil"/>
           <w:left w:val="nil"/>
-          <w:bottom w:val="single" w:sz="24" w:space="0" w:color="9BBB59" w:themeColor="accent3"/>
+          <w:bottom w:val="single" w:color="9BBB59" w:themeColor="accent3" w:sz="24" w:space="0"/>
           <w:right w:val="nil"/>
           <w:insideH w:val="nil"/>
           <w:insideV w:val="nil"/>
@@ -8464,7 +8355,7 @@
       <w:tblPr/>
       <w:tcPr>
         <w:tcBorders>
-          <w:top w:val="single" w:sz="8" w:space="0" w:color="9BBB59" w:themeColor="accent3"/>
+          <w:top w:val="single" w:color="9BBB59" w:themeColor="accent3" w:sz="8" w:space="0"/>
           <w:left w:val="nil"/>
           <w:bottom w:val="nil"/>
           <w:right w:val="nil"/>
@@ -8481,7 +8372,7 @@
           <w:top w:val="nil"/>
           <w:left w:val="nil"/>
           <w:bottom w:val="nil"/>
-          <w:right w:val="single" w:sz="8" w:space="0" w:color="9BBB59" w:themeColor="accent3"/>
+          <w:right w:val="single" w:color="9BBB59" w:themeColor="accent3" w:sz="8" w:space="0"/>
           <w:insideH w:val="nil"/>
           <w:insideV w:val="nil"/>
         </w:tcBorders>
@@ -8493,7 +8384,7 @@
       <w:tcPr>
         <w:tcBorders>
           <w:top w:val="nil"/>
-          <w:left w:val="single" w:sz="8" w:space="0" w:color="9BBB59" w:themeColor="accent3"/>
+          <w:left w:val="single" w:color="9BBB59" w:themeColor="accent3" w:sz="8" w:space="0"/>
           <w:bottom w:val="nil"/>
           <w:right w:val="nil"/>
           <w:insideH w:val="nil"/>
@@ -8550,7 +8441,7 @@
       <w:spacing w:after="0" w:line="240" w:lineRule="auto"/>
     </w:pPr>
     <w:rPr>
-      <w:rFonts w:asciiTheme="majorHAnsi" w:eastAsiaTheme="majorEastAsia" w:hAnsiTheme="majorHAnsi" w:cstheme="majorBidi"/>
+      <w:rFonts w:asciiTheme="majorHAnsi" w:hAnsiTheme="majorHAnsi" w:eastAsiaTheme="majorEastAsia" w:cstheme="majorBidi"/>
       <w:color w:val="000000" w:themeColor="text1"/>
     </w:rPr>
     <w:tblPr>
@@ -8558,10 +8449,10 @@
       <w:tblStyleColBandSize w:val="1"/>
       <w:tblInd w:w="0" w:type="dxa"/>
       <w:tblBorders>
-        <w:top w:val="single" w:sz="8" w:space="0" w:color="8064A2" w:themeColor="accent4"/>
-        <w:left w:val="single" w:sz="8" w:space="0" w:color="8064A2" w:themeColor="accent4"/>
-        <w:bottom w:val="single" w:sz="8" w:space="0" w:color="8064A2" w:themeColor="accent4"/>
-        <w:right w:val="single" w:sz="8" w:space="0" w:color="8064A2" w:themeColor="accent4"/>
+        <w:top w:val="single" w:color="8064A2" w:themeColor="accent4" w:sz="8" w:space="0"/>
+        <w:left w:val="single" w:color="8064A2" w:themeColor="accent4" w:sz="8" w:space="0"/>
+        <w:bottom w:val="single" w:color="8064A2" w:themeColor="accent4" w:sz="8" w:space="0"/>
+        <w:right w:val="single" w:color="8064A2" w:themeColor="accent4" w:sz="8" w:space="0"/>
       </w:tblBorders>
       <w:tblCellMar>
         <w:top w:w="0" w:type="dxa"/>
@@ -8580,7 +8471,7 @@
         <w:tcBorders>
           <w:top w:val="nil"/>
           <w:left w:val="nil"/>
-          <w:bottom w:val="single" w:sz="24" w:space="0" w:color="8064A2" w:themeColor="accent4"/>
+          <w:bottom w:val="single" w:color="8064A2" w:themeColor="accent4" w:sz="24" w:space="0"/>
           <w:right w:val="nil"/>
           <w:insideH w:val="nil"/>
           <w:insideV w:val="nil"/>
@@ -8592,7 +8483,7 @@
       <w:tblPr/>
       <w:tcPr>
         <w:tcBorders>
-          <w:top w:val="single" w:sz="8" w:space="0" w:color="8064A2" w:themeColor="accent4"/>
+          <w:top w:val="single" w:color="8064A2" w:themeColor="accent4" w:sz="8" w:space="0"/>
           <w:left w:val="nil"/>
           <w:bottom w:val="nil"/>
           <w:right w:val="nil"/>
@@ -8609,7 +8500,7 @@
           <w:top w:val="nil"/>
           <w:left w:val="nil"/>
           <w:bottom w:val="nil"/>
-          <w:right w:val="single" w:sz="8" w:space="0" w:color="8064A2" w:themeColor="accent4"/>
+          <w:right w:val="single" w:color="8064A2" w:themeColor="accent4" w:sz="8" w:space="0"/>
           <w:insideH w:val="nil"/>
           <w:insideV w:val="nil"/>
         </w:tcBorders>
@@ -8621,7 +8512,7 @@
       <w:tcPr>
         <w:tcBorders>
           <w:top w:val="nil"/>
-          <w:left w:val="single" w:sz="8" w:space="0" w:color="8064A2" w:themeColor="accent4"/>
+          <w:left w:val="single" w:color="8064A2" w:themeColor="accent4" w:sz="8" w:space="0"/>
           <w:bottom w:val="nil"/>
           <w:right w:val="nil"/>
           <w:insideH w:val="nil"/>
@@ -8678,7 +8569,7 @@
       <w:spacing w:after="0" w:line="240" w:lineRule="auto"/>
     </w:pPr>
     <w:rPr>
-      <w:rFonts w:asciiTheme="majorHAnsi" w:eastAsiaTheme="majorEastAsia" w:hAnsiTheme="majorHAnsi" w:cstheme="majorBidi"/>
+      <w:rFonts w:asciiTheme="majorHAnsi" w:hAnsiTheme="majorHAnsi" w:eastAsiaTheme="majorEastAsia" w:cstheme="majorBidi"/>
       <w:color w:val="000000" w:themeColor="text1"/>
     </w:rPr>
     <w:tblPr>
@@ -8686,10 +8577,10 @@
       <w:tblStyleColBandSize w:val="1"/>
       <w:tblInd w:w="0" w:type="dxa"/>
       <w:tblBorders>
-        <w:top w:val="single" w:sz="8" w:space="0" w:color="4BACC6" w:themeColor="accent5"/>
-        <w:left w:val="single" w:sz="8" w:space="0" w:color="4BACC6" w:themeColor="accent5"/>
-        <w:bottom w:val="single" w:sz="8" w:space="0" w:color="4BACC6" w:themeColor="accent5"/>
-        <w:right w:val="single" w:sz="8" w:space="0" w:color="4BACC6" w:themeColor="accent5"/>
+        <w:top w:val="single" w:color="4BACC6" w:themeColor="accent5" w:sz="8" w:space="0"/>
+        <w:left w:val="single" w:color="4BACC6" w:themeColor="accent5" w:sz="8" w:space="0"/>
+        <w:bottom w:val="single" w:color="4BACC6" w:themeColor="accent5" w:sz="8" w:space="0"/>
+        <w:right w:val="single" w:color="4BACC6" w:themeColor="accent5" w:sz="8" w:space="0"/>
       </w:tblBorders>
       <w:tblCellMar>
         <w:top w:w="0" w:type="dxa"/>
@@ -8708,7 +8599,7 @@
         <w:tcBorders>
           <w:top w:val="nil"/>
           <w:left w:val="nil"/>
-          <w:bottom w:val="single" w:sz="24" w:space="0" w:color="4BACC6" w:themeColor="accent5"/>
+          <w:bottom w:val="single" w:color="4BACC6" w:themeColor="accent5" w:sz="24" w:space="0"/>
           <w:right w:val="nil"/>
           <w:insideH w:val="nil"/>
           <w:insideV w:val="nil"/>
@@ -8720,7 +8611,7 @@
       <w:tblPr/>
       <w:tcPr>
         <w:tcBorders>
-          <w:top w:val="single" w:sz="8" w:space="0" w:color="4BACC6" w:themeColor="accent5"/>
+          <w:top w:val="single" w:color="4BACC6" w:themeColor="accent5" w:sz="8" w:space="0"/>
           <w:left w:val="nil"/>
           <w:bottom w:val="nil"/>
           <w:right w:val="nil"/>
@@ -8737,7 +8628,7 @@
           <w:top w:val="nil"/>
           <w:left w:val="nil"/>
           <w:bottom w:val="nil"/>
-          <w:right w:val="single" w:sz="8" w:space="0" w:color="4BACC6" w:themeColor="accent5"/>
+          <w:right w:val="single" w:color="4BACC6" w:themeColor="accent5" w:sz="8" w:space="0"/>
           <w:insideH w:val="nil"/>
           <w:insideV w:val="nil"/>
         </w:tcBorders>
@@ -8749,7 +8640,7 @@
       <w:tcPr>
         <w:tcBorders>
           <w:top w:val="nil"/>
-          <w:left w:val="single" w:sz="8" w:space="0" w:color="4BACC6" w:themeColor="accent5"/>
+          <w:left w:val="single" w:color="4BACC6" w:themeColor="accent5" w:sz="8" w:space="0"/>
           <w:bottom w:val="nil"/>
           <w:right w:val="nil"/>
           <w:insideH w:val="nil"/>
@@ -8806,7 +8697,7 @@
       <w:spacing w:after="0" w:line="240" w:lineRule="auto"/>
     </w:pPr>
     <w:rPr>
-      <w:rFonts w:asciiTheme="majorHAnsi" w:eastAsiaTheme="majorEastAsia" w:hAnsiTheme="majorHAnsi" w:cstheme="majorBidi"/>
+      <w:rFonts w:asciiTheme="majorHAnsi" w:hAnsiTheme="majorHAnsi" w:eastAsiaTheme="majorEastAsia" w:cstheme="majorBidi"/>
       <w:color w:val="000000" w:themeColor="text1"/>
     </w:rPr>
     <w:tblPr>
@@ -8814,10 +8705,10 @@
       <w:tblStyleColBandSize w:val="1"/>
       <w:tblInd w:w="0" w:type="dxa"/>
       <w:tblBorders>
-        <w:top w:val="single" w:sz="8" w:space="0" w:color="F79646" w:themeColor="accent6"/>
-        <w:left w:val="single" w:sz="8" w:space="0" w:color="F79646" w:themeColor="accent6"/>
-        <w:bottom w:val="single" w:sz="8" w:space="0" w:color="F79646" w:themeColor="accent6"/>
-        <w:right w:val="single" w:sz="8" w:space="0" w:color="F79646" w:themeColor="accent6"/>
+        <w:top w:val="single" w:color="F79646" w:themeColor="accent6" w:sz="8" w:space="0"/>
+        <w:left w:val="single" w:color="F79646" w:themeColor="accent6" w:sz="8" w:space="0"/>
+        <w:bottom w:val="single" w:color="F79646" w:themeColor="accent6" w:sz="8" w:space="0"/>
+        <w:right w:val="single" w:color="F79646" w:themeColor="accent6" w:sz="8" w:space="0"/>
       </w:tblBorders>
       <w:tblCellMar>
         <w:top w:w="0" w:type="dxa"/>
@@ -8836,7 +8727,7 @@
         <w:tcBorders>
           <w:top w:val="nil"/>
           <w:left w:val="nil"/>
-          <w:bottom w:val="single" w:sz="24" w:space="0" w:color="F79646" w:themeColor="accent6"/>
+          <w:bottom w:val="single" w:color="F79646" w:themeColor="accent6" w:sz="24" w:space="0"/>
           <w:right w:val="nil"/>
           <w:insideH w:val="nil"/>
           <w:insideV w:val="nil"/>
@@ -8848,7 +8739,7 @@
       <w:tblPr/>
       <w:tcPr>
         <w:tcBorders>
-          <w:top w:val="single" w:sz="8" w:space="0" w:color="F79646" w:themeColor="accent6"/>
+          <w:top w:val="single" w:color="F79646" w:themeColor="accent6" w:sz="8" w:space="0"/>
           <w:left w:val="nil"/>
           <w:bottom w:val="nil"/>
           <w:right w:val="nil"/>
@@ -8865,7 +8756,7 @@
           <w:top w:val="nil"/>
           <w:left w:val="nil"/>
           <w:bottom w:val="nil"/>
-          <w:right w:val="single" w:sz="8" w:space="0" w:color="F79646" w:themeColor="accent6"/>
+          <w:right w:val="single" w:color="F79646" w:themeColor="accent6" w:sz="8" w:space="0"/>
           <w:insideH w:val="nil"/>
           <w:insideV w:val="nil"/>
         </w:tcBorders>
@@ -8877,7 +8768,7 @@
       <w:tcPr>
         <w:tcBorders>
           <w:top w:val="nil"/>
-          <w:left w:val="single" w:sz="8" w:space="0" w:color="F79646" w:themeColor="accent6"/>
+          <w:left w:val="single" w:color="F79646" w:themeColor="accent6" w:sz="8" w:space="0"/>
           <w:bottom w:val="nil"/>
           <w:right w:val="nil"/>
           <w:insideH w:val="nil"/>
@@ -8938,12 +8829,12 @@
       <w:tblStyleColBandSize w:val="1"/>
       <w:tblInd w:w="0" w:type="dxa"/>
       <w:tblBorders>
-        <w:top w:val="single" w:sz="8" w:space="0" w:color="404040" w:themeColor="text1" w:themeTint="BF"/>
-        <w:left w:val="single" w:sz="8" w:space="0" w:color="404040" w:themeColor="text1" w:themeTint="BF"/>
-        <w:bottom w:val="single" w:sz="8" w:space="0" w:color="404040" w:themeColor="text1" w:themeTint="BF"/>
-        <w:right w:val="single" w:sz="8" w:space="0" w:color="404040" w:themeColor="text1" w:themeTint="BF"/>
-        <w:insideH w:val="single" w:sz="8" w:space="0" w:color="404040" w:themeColor="text1" w:themeTint="BF"/>
-        <w:insideV w:val="single" w:sz="8" w:space="0" w:color="404040" w:themeColor="text1" w:themeTint="BF"/>
+        <w:top w:val="single" w:color="404040" w:themeColor="text1" w:themeTint="BF" w:sz="8" w:space="0"/>
+        <w:left w:val="single" w:color="404040" w:themeColor="text1" w:themeTint="BF" w:sz="8" w:space="0"/>
+        <w:bottom w:val="single" w:color="404040" w:themeColor="text1" w:themeTint="BF" w:sz="8" w:space="0"/>
+        <w:right w:val="single" w:color="404040" w:themeColor="text1" w:themeTint="BF" w:sz="8" w:space="0"/>
+        <w:insideH w:val="single" w:color="404040" w:themeColor="text1" w:themeTint="BF" w:sz="8" w:space="0"/>
+        <w:insideV w:val="single" w:color="404040" w:themeColor="text1" w:themeTint="BF" w:sz="8" w:space="0"/>
       </w:tblBorders>
       <w:tblCellMar>
         <w:top w:w="0" w:type="dxa"/>
@@ -8969,7 +8860,7 @@
       <w:tblPr/>
       <w:tcPr>
         <w:tcBorders>
-          <w:top w:val="single" w:sz="18" w:space="0" w:color="404040" w:themeColor="text1" w:themeTint="BF"/>
+          <w:top w:val="single" w:color="404040" w:themeColor="text1" w:themeTint="BF" w:sz="18" w:space="0"/>
         </w:tcBorders>
       </w:tcPr>
     </w:tblStylePr>
@@ -9011,12 +8902,12 @@
       <w:tblStyleColBandSize w:val="1"/>
       <w:tblInd w:w="0" w:type="dxa"/>
       <w:tblBorders>
-        <w:top w:val="single" w:sz="8" w:space="0" w:color="7BA0CD" w:themeColor="accent1" w:themeTint="BF"/>
-        <w:left w:val="single" w:sz="8" w:space="0" w:color="7BA0CD" w:themeColor="accent1" w:themeTint="BF"/>
-        <w:bottom w:val="single" w:sz="8" w:space="0" w:color="7BA0CD" w:themeColor="accent1" w:themeTint="BF"/>
-        <w:right w:val="single" w:sz="8" w:space="0" w:color="7BA0CD" w:themeColor="accent1" w:themeTint="BF"/>
-        <w:insideH w:val="single" w:sz="8" w:space="0" w:color="7BA0CD" w:themeColor="accent1" w:themeTint="BF"/>
-        <w:insideV w:val="single" w:sz="8" w:space="0" w:color="7BA0CD" w:themeColor="accent1" w:themeTint="BF"/>
+        <w:top w:val="single" w:color="7BA0CD" w:themeColor="accent1" w:themeTint="BF" w:sz="8" w:space="0"/>
+        <w:left w:val="single" w:color="7BA0CD" w:themeColor="accent1" w:themeTint="BF" w:sz="8" w:space="0"/>
+        <w:bottom w:val="single" w:color="7BA0CD" w:themeColor="accent1" w:themeTint="BF" w:sz="8" w:space="0"/>
+        <w:right w:val="single" w:color="7BA0CD" w:themeColor="accent1" w:themeTint="BF" w:sz="8" w:space="0"/>
+        <w:insideH w:val="single" w:color="7BA0CD" w:themeColor="accent1" w:themeTint="BF" w:sz="8" w:space="0"/>
+        <w:insideV w:val="single" w:color="7BA0CD" w:themeColor="accent1" w:themeTint="BF" w:sz="8" w:space="0"/>
       </w:tblBorders>
       <w:tblCellMar>
         <w:top w:w="0" w:type="dxa"/>
@@ -9042,7 +8933,7 @@
       <w:tblPr/>
       <w:tcPr>
         <w:tcBorders>
-          <w:top w:val="single" w:sz="18" w:space="0" w:color="7BA0CD" w:themeColor="accent1" w:themeTint="BF"/>
+          <w:top w:val="single" w:color="7BA0CD" w:themeColor="accent1" w:themeTint="BF" w:sz="18" w:space="0"/>
         </w:tcBorders>
       </w:tcPr>
     </w:tblStylePr>
@@ -9084,12 +8975,12 @@
       <w:tblStyleColBandSize w:val="1"/>
       <w:tblInd w:w="0" w:type="dxa"/>
       <w:tblBorders>
-        <w:top w:val="single" w:sz="8" w:space="0" w:color="CF7B79" w:themeColor="accent2" w:themeTint="BF"/>
-        <w:left w:val="single" w:sz="8" w:space="0" w:color="CF7B79" w:themeColor="accent2" w:themeTint="BF"/>
-        <w:bottom w:val="single" w:sz="8" w:space="0" w:color="CF7B79" w:themeColor="accent2" w:themeTint="BF"/>
-        <w:right w:val="single" w:sz="8" w:space="0" w:color="CF7B79" w:themeColor="accent2" w:themeTint="BF"/>
-        <w:insideH w:val="single" w:sz="8" w:space="0" w:color="CF7B79" w:themeColor="accent2" w:themeTint="BF"/>
-        <w:insideV w:val="single" w:sz="8" w:space="0" w:color="CF7B79" w:themeColor="accent2" w:themeTint="BF"/>
+        <w:top w:val="single" w:color="CF7B79" w:themeColor="accent2" w:themeTint="BF" w:sz="8" w:space="0"/>
+        <w:left w:val="single" w:color="CF7B79" w:themeColor="accent2" w:themeTint="BF" w:sz="8" w:space="0"/>
+        <w:bottom w:val="single" w:color="CF7B79" w:themeColor="accent2" w:themeTint="BF" w:sz="8" w:space="0"/>
+        <w:right w:val="single" w:color="CF7B79" w:themeColor="accent2" w:themeTint="BF" w:sz="8" w:space="0"/>
+        <w:insideH w:val="single" w:color="CF7B79" w:themeColor="accent2" w:themeTint="BF" w:sz="8" w:space="0"/>
+        <w:insideV w:val="single" w:color="CF7B79" w:themeColor="accent2" w:themeTint="BF" w:sz="8" w:space="0"/>
       </w:tblBorders>
       <w:tblCellMar>
         <w:top w:w="0" w:type="dxa"/>
@@ -9115,7 +9006,7 @@
       <w:tblPr/>
       <w:tcPr>
         <w:tcBorders>
-          <w:top w:val="single" w:sz="18" w:space="0" w:color="CF7B79" w:themeColor="accent2" w:themeTint="BF"/>
+          <w:top w:val="single" w:color="CF7B79" w:themeColor="accent2" w:themeTint="BF" w:sz="18" w:space="0"/>
         </w:tcBorders>
       </w:tcPr>
     </w:tblStylePr>
@@ -9157,12 +9048,12 @@
       <w:tblStyleColBandSize w:val="1"/>
       <w:tblInd w:w="0" w:type="dxa"/>
       <w:tblBorders>
-        <w:top w:val="single" w:sz="8" w:space="0" w:color="B3CC82" w:themeColor="accent3" w:themeTint="BF"/>
-        <w:left w:val="single" w:sz="8" w:space="0" w:color="B3CC82" w:themeColor="accent3" w:themeTint="BF"/>
-        <w:bottom w:val="single" w:sz="8" w:space="0" w:color="B3CC82" w:themeColor="accent3" w:themeTint="BF"/>
-        <w:right w:val="single" w:sz="8" w:space="0" w:color="B3CC82" w:themeColor="accent3" w:themeTint="BF"/>
-        <w:insideH w:val="single" w:sz="8" w:space="0" w:color="B3CC82" w:themeColor="accent3" w:themeTint="BF"/>
-        <w:insideV w:val="single" w:sz="8" w:space="0" w:color="B3CC82" w:themeColor="accent3" w:themeTint="BF"/>
+        <w:top w:val="single" w:color="B3CC82" w:themeColor="accent3" w:themeTint="BF" w:sz="8" w:space="0"/>
+        <w:left w:val="single" w:color="B3CC82" w:themeColor="accent3" w:themeTint="BF" w:sz="8" w:space="0"/>
+        <w:bottom w:val="single" w:color="B3CC82" w:themeColor="accent3" w:themeTint="BF" w:sz="8" w:space="0"/>
+        <w:right w:val="single" w:color="B3CC82" w:themeColor="accent3" w:themeTint="BF" w:sz="8" w:space="0"/>
+        <w:insideH w:val="single" w:color="B3CC82" w:themeColor="accent3" w:themeTint="BF" w:sz="8" w:space="0"/>
+        <w:insideV w:val="single" w:color="B3CC82" w:themeColor="accent3" w:themeTint="BF" w:sz="8" w:space="0"/>
       </w:tblBorders>
       <w:tblCellMar>
         <w:top w:w="0" w:type="dxa"/>
@@ -9188,7 +9079,7 @@
       <w:tblPr/>
       <w:tcPr>
         <w:tcBorders>
-          <w:top w:val="single" w:sz="18" w:space="0" w:color="B3CC82" w:themeColor="accent3" w:themeTint="BF"/>
+          <w:top w:val="single" w:color="B3CC82" w:themeColor="accent3" w:themeTint="BF" w:sz="18" w:space="0"/>
         </w:tcBorders>
       </w:tcPr>
     </w:tblStylePr>
@@ -9230,12 +9121,12 @@
       <w:tblStyleColBandSize w:val="1"/>
       <w:tblInd w:w="0" w:type="dxa"/>
       <w:tblBorders>
-        <w:top w:val="single" w:sz="8" w:space="0" w:color="9F8AB9" w:themeColor="accent4" w:themeTint="BF"/>
-        <w:left w:val="single" w:sz="8" w:space="0" w:color="9F8AB9" w:themeColor="accent4" w:themeTint="BF"/>
-        <w:bottom w:val="single" w:sz="8" w:space="0" w:color="9F8AB9" w:themeColor="accent4" w:themeTint="BF"/>
-        <w:right w:val="single" w:sz="8" w:space="0" w:color="9F8AB9" w:themeColor="accent4" w:themeTint="BF"/>
-        <w:insideH w:val="single" w:sz="8" w:space="0" w:color="9F8AB9" w:themeColor="accent4" w:themeTint="BF"/>
-        <w:insideV w:val="single" w:sz="8" w:space="0" w:color="9F8AB9" w:themeColor="accent4" w:themeTint="BF"/>
+        <w:top w:val="single" w:color="9F8AB9" w:themeColor="accent4" w:themeTint="BF" w:sz="8" w:space="0"/>
+        <w:left w:val="single" w:color="9F8AB9" w:themeColor="accent4" w:themeTint="BF" w:sz="8" w:space="0"/>
+        <w:bottom w:val="single" w:color="9F8AB9" w:themeColor="accent4" w:themeTint="BF" w:sz="8" w:space="0"/>
+        <w:right w:val="single" w:color="9F8AB9" w:themeColor="accent4" w:themeTint="BF" w:sz="8" w:space="0"/>
+        <w:insideH w:val="single" w:color="9F8AB9" w:themeColor="accent4" w:themeTint="BF" w:sz="8" w:space="0"/>
+        <w:insideV w:val="single" w:color="9F8AB9" w:themeColor="accent4" w:themeTint="BF" w:sz="8" w:space="0"/>
       </w:tblBorders>
       <w:tblCellMar>
         <w:top w:w="0" w:type="dxa"/>
@@ -9261,7 +9152,7 @@
       <w:tblPr/>
       <w:tcPr>
         <w:tcBorders>
-          <w:top w:val="single" w:sz="18" w:space="0" w:color="9F8AB9" w:themeColor="accent4" w:themeTint="BF"/>
+          <w:top w:val="single" w:color="9F8AB9" w:themeColor="accent4" w:themeTint="BF" w:sz="18" w:space="0"/>
         </w:tcBorders>
       </w:tcPr>
     </w:tblStylePr>
@@ -9303,12 +9194,12 @@
       <w:tblStyleColBandSize w:val="1"/>
       <w:tblInd w:w="0" w:type="dxa"/>
       <w:tblBorders>
-        <w:top w:val="single" w:sz="8" w:space="0" w:color="78C0D4" w:themeColor="accent5" w:themeTint="BF"/>
-        <w:left w:val="single" w:sz="8" w:space="0" w:color="78C0D4" w:themeColor="accent5" w:themeTint="BF"/>
-        <w:bottom w:val="single" w:sz="8" w:space="0" w:color="78C0D4" w:themeColor="accent5" w:themeTint="BF"/>
-        <w:right w:val="single" w:sz="8" w:space="0" w:color="78C0D4" w:themeColor="accent5" w:themeTint="BF"/>
-        <w:insideH w:val="single" w:sz="8" w:space="0" w:color="78C0D4" w:themeColor="accent5" w:themeTint="BF"/>
-        <w:insideV w:val="single" w:sz="8" w:space="0" w:color="78C0D4" w:themeColor="accent5" w:themeTint="BF"/>
+        <w:top w:val="single" w:color="78C0D4" w:themeColor="accent5" w:themeTint="BF" w:sz="8" w:space="0"/>
+        <w:left w:val="single" w:color="78C0D4" w:themeColor="accent5" w:themeTint="BF" w:sz="8" w:space="0"/>
+        <w:bottom w:val="single" w:color="78C0D4" w:themeColor="accent5" w:themeTint="BF" w:sz="8" w:space="0"/>
+        <w:right w:val="single" w:color="78C0D4" w:themeColor="accent5" w:themeTint="BF" w:sz="8" w:space="0"/>
+        <w:insideH w:val="single" w:color="78C0D4" w:themeColor="accent5" w:themeTint="BF" w:sz="8" w:space="0"/>
+        <w:insideV w:val="single" w:color="78C0D4" w:themeColor="accent5" w:themeTint="BF" w:sz="8" w:space="0"/>
       </w:tblBorders>
       <w:tblCellMar>
         <w:top w:w="0" w:type="dxa"/>
@@ -9334,7 +9225,7 @@
       <w:tblPr/>
       <w:tcPr>
         <w:tcBorders>
-          <w:top w:val="single" w:sz="18" w:space="0" w:color="78C0D4" w:themeColor="accent5" w:themeTint="BF"/>
+          <w:top w:val="single" w:color="78C0D4" w:themeColor="accent5" w:themeTint="BF" w:sz="18" w:space="0"/>
         </w:tcBorders>
       </w:tcPr>
     </w:tblStylePr>
@@ -9376,12 +9267,12 @@
       <w:tblStyleColBandSize w:val="1"/>
       <w:tblInd w:w="0" w:type="dxa"/>
       <w:tblBorders>
-        <w:top w:val="single" w:sz="8" w:space="0" w:color="F9B074" w:themeColor="accent6" w:themeTint="BF"/>
-        <w:left w:val="single" w:sz="8" w:space="0" w:color="F9B074" w:themeColor="accent6" w:themeTint="BF"/>
-        <w:bottom w:val="single" w:sz="8" w:space="0" w:color="F9B074" w:themeColor="accent6" w:themeTint="BF"/>
-        <w:right w:val="single" w:sz="8" w:space="0" w:color="F9B074" w:themeColor="accent6" w:themeTint="BF"/>
-        <w:insideH w:val="single" w:sz="8" w:space="0" w:color="F9B074" w:themeColor="accent6" w:themeTint="BF"/>
-        <w:insideV w:val="single" w:sz="8" w:space="0" w:color="F9B074" w:themeColor="accent6" w:themeTint="BF"/>
+        <w:top w:val="single" w:color="F9B074" w:themeColor="accent6" w:themeTint="BF" w:sz="8" w:space="0"/>
+        <w:left w:val="single" w:color="F9B074" w:themeColor="accent6" w:themeTint="BF" w:sz="8" w:space="0"/>
+        <w:bottom w:val="single" w:color="F9B074" w:themeColor="accent6" w:themeTint="BF" w:sz="8" w:space="0"/>
+        <w:right w:val="single" w:color="F9B074" w:themeColor="accent6" w:themeTint="BF" w:sz="8" w:space="0"/>
+        <w:insideH w:val="single" w:color="F9B074" w:themeColor="accent6" w:themeTint="BF" w:sz="8" w:space="0"/>
+        <w:insideV w:val="single" w:color="F9B074" w:themeColor="accent6" w:themeTint="BF" w:sz="8" w:space="0"/>
       </w:tblBorders>
       <w:tblCellMar>
         <w:top w:w="0" w:type="dxa"/>
@@ -9407,7 +9298,7 @@
       <w:tblPr/>
       <w:tcPr>
         <w:tcBorders>
-          <w:top w:val="single" w:sz="18" w:space="0" w:color="F9B074" w:themeColor="accent6" w:themeTint="BF"/>
+          <w:top w:val="single" w:color="F9B074" w:themeColor="accent6" w:themeTint="BF" w:sz="18" w:space="0"/>
         </w:tcBorders>
       </w:tcPr>
     </w:tblStylePr>
@@ -9445,7 +9336,7 @@
       <w:spacing w:after="0" w:line="240" w:lineRule="auto"/>
     </w:pPr>
     <w:rPr>
-      <w:rFonts w:asciiTheme="majorHAnsi" w:eastAsiaTheme="majorEastAsia" w:hAnsiTheme="majorHAnsi" w:cstheme="majorBidi"/>
+      <w:rFonts w:asciiTheme="majorHAnsi" w:hAnsiTheme="majorHAnsi" w:eastAsiaTheme="majorEastAsia" w:cstheme="majorBidi"/>
       <w:color w:val="000000" w:themeColor="text1"/>
     </w:rPr>
     <w:tblPr>
@@ -9453,12 +9344,12 @@
       <w:tblStyleColBandSize w:val="1"/>
       <w:tblInd w:w="0" w:type="dxa"/>
       <w:tblBorders>
-        <w:top w:val="single" w:sz="8" w:space="0" w:color="000000" w:themeColor="text1"/>
-        <w:left w:val="single" w:sz="8" w:space="0" w:color="000000" w:themeColor="text1"/>
-        <w:bottom w:val="single" w:sz="8" w:space="0" w:color="000000" w:themeColor="text1"/>
-        <w:right w:val="single" w:sz="8" w:space="0" w:color="000000" w:themeColor="text1"/>
-        <w:insideH w:val="single" w:sz="8" w:space="0" w:color="000000" w:themeColor="text1"/>
-        <w:insideV w:val="single" w:sz="8" w:space="0" w:color="000000" w:themeColor="text1"/>
+        <w:top w:val="single" w:color="000000" w:themeColor="text1" w:sz="8" w:space="0"/>
+        <w:left w:val="single" w:color="000000" w:themeColor="text1" w:sz="8" w:space="0"/>
+        <w:bottom w:val="single" w:color="000000" w:themeColor="text1" w:sz="8" w:space="0"/>
+        <w:right w:val="single" w:color="000000" w:themeColor="text1" w:sz="8" w:space="0"/>
+        <w:insideH w:val="single" w:color="000000" w:themeColor="text1" w:sz="8" w:space="0"/>
+        <w:insideV w:val="single" w:color="000000" w:themeColor="text1" w:sz="8" w:space="0"/>
       </w:tblBorders>
       <w:tblCellMar>
         <w:top w:w="0" w:type="dxa"/>
@@ -9490,7 +9381,7 @@
       <w:tblPr/>
       <w:tcPr>
         <w:tcBorders>
-          <w:top w:val="single" w:sz="12" w:space="0" w:color="000000" w:themeColor="text1"/>
+          <w:top w:val="single" w:color="000000" w:themeColor="text1" w:sz="12" w:space="0"/>
           <w:left w:val="nil"/>
           <w:bottom w:val="nil"/>
           <w:right w:val="nil"/>
@@ -9548,8 +9439,8 @@
       <w:tblPr/>
       <w:tcPr>
         <w:tcBorders>
-          <w:insideH w:val="single" w:sz="6" w:space="0" w:color="000000" w:themeColor="text1"/>
-          <w:insideV w:val="single" w:sz="6" w:space="0" w:color="000000" w:themeColor="text1"/>
+          <w:insideH w:val="single" w:color="000000" w:themeColor="text1" w:sz="6" w:space="0"/>
+          <w:insideV w:val="single" w:color="000000" w:themeColor="text1" w:sz="6" w:space="0"/>
         </w:tcBorders>
         <w:shd w:val="clear" w:color="auto" w:fill="808080" w:themeFill="text1" w:themeFillTint="7F"/>
       </w:tcPr>
@@ -9570,7 +9461,7 @@
       <w:spacing w:after="0" w:line="240" w:lineRule="auto"/>
     </w:pPr>
     <w:rPr>
-      <w:rFonts w:asciiTheme="majorHAnsi" w:eastAsiaTheme="majorEastAsia" w:hAnsiTheme="majorHAnsi" w:cstheme="majorBidi"/>
+      <w:rFonts w:asciiTheme="majorHAnsi" w:hAnsiTheme="majorHAnsi" w:eastAsiaTheme="majorEastAsia" w:cstheme="majorBidi"/>
       <w:color w:val="000000" w:themeColor="text1"/>
     </w:rPr>
     <w:tblPr>
@@ -9578,12 +9469,12 @@
       <w:tblStyleColBandSize w:val="1"/>
       <w:tblInd w:w="0" w:type="dxa"/>
       <w:tblBorders>
-        <w:top w:val="single" w:sz="8" w:space="0" w:color="4F81BD" w:themeColor="accent1"/>
-        <w:left w:val="single" w:sz="8" w:space="0" w:color="4F81BD" w:themeColor="accent1"/>
-        <w:bottom w:val="single" w:sz="8" w:space="0" w:color="4F81BD" w:themeColor="accent1"/>
-        <w:right w:val="single" w:sz="8" w:space="0" w:color="4F81BD" w:themeColor="accent1"/>
-        <w:insideH w:val="single" w:sz="8" w:space="0" w:color="4F81BD" w:themeColor="accent1"/>
-        <w:insideV w:val="single" w:sz="8" w:space="0" w:color="4F81BD" w:themeColor="accent1"/>
+        <w:top w:val="single" w:color="4F81BD" w:themeColor="accent1" w:sz="8" w:space="0"/>
+        <w:left w:val="single" w:color="4F81BD" w:themeColor="accent1" w:sz="8" w:space="0"/>
+        <w:bottom w:val="single" w:color="4F81BD" w:themeColor="accent1" w:sz="8" w:space="0"/>
+        <w:right w:val="single" w:color="4F81BD" w:themeColor="accent1" w:sz="8" w:space="0"/>
+        <w:insideH w:val="single" w:color="4F81BD" w:themeColor="accent1" w:sz="8" w:space="0"/>
+        <w:insideV w:val="single" w:color="4F81BD" w:themeColor="accent1" w:sz="8" w:space="0"/>
       </w:tblBorders>
       <w:tblCellMar>
         <w:top w:w="0" w:type="dxa"/>
@@ -9615,7 +9506,7 @@
       <w:tblPr/>
       <w:tcPr>
         <w:tcBorders>
-          <w:top w:val="single" w:sz="12" w:space="0" w:color="000000" w:themeColor="text1"/>
+          <w:top w:val="single" w:color="000000" w:themeColor="text1" w:sz="12" w:space="0"/>
           <w:left w:val="nil"/>
           <w:bottom w:val="nil"/>
           <w:right w:val="nil"/>
@@ -9673,8 +9564,8 @@
       <w:tblPr/>
       <w:tcPr>
         <w:tcBorders>
-          <w:insideH w:val="single" w:sz="6" w:space="0" w:color="4F81BD" w:themeColor="accent1"/>
-          <w:insideV w:val="single" w:sz="6" w:space="0" w:color="4F81BD" w:themeColor="accent1"/>
+          <w:insideH w:val="single" w:color="4F81BD" w:themeColor="accent1" w:sz="6" w:space="0"/>
+          <w:insideV w:val="single" w:color="4F81BD" w:themeColor="accent1" w:sz="6" w:space="0"/>
         </w:tcBorders>
         <w:shd w:val="clear" w:color="auto" w:fill="A7BFDE" w:themeFill="accent1" w:themeFillTint="7F"/>
       </w:tcPr>
@@ -9695,7 +9586,7 @@
       <w:spacing w:after="0" w:line="240" w:lineRule="auto"/>
     </w:pPr>
     <w:rPr>
-      <w:rFonts w:asciiTheme="majorHAnsi" w:eastAsiaTheme="majorEastAsia" w:hAnsiTheme="majorHAnsi" w:cstheme="majorBidi"/>
+      <w:rFonts w:asciiTheme="majorHAnsi" w:hAnsiTheme="majorHAnsi" w:eastAsiaTheme="majorEastAsia" w:cstheme="majorBidi"/>
       <w:color w:val="000000" w:themeColor="text1"/>
     </w:rPr>
     <w:tblPr>
@@ -9703,12 +9594,12 @@
       <w:tblStyleColBandSize w:val="1"/>
       <w:tblInd w:w="0" w:type="dxa"/>
       <w:tblBorders>
-        <w:top w:val="single" w:sz="8" w:space="0" w:color="C0504D" w:themeColor="accent2"/>
-        <w:left w:val="single" w:sz="8" w:space="0" w:color="C0504D" w:themeColor="accent2"/>
-        <w:bottom w:val="single" w:sz="8" w:space="0" w:color="C0504D" w:themeColor="accent2"/>
-        <w:right w:val="single" w:sz="8" w:space="0" w:color="C0504D" w:themeColor="accent2"/>
-        <w:insideH w:val="single" w:sz="8" w:space="0" w:color="C0504D" w:themeColor="accent2"/>
-        <w:insideV w:val="single" w:sz="8" w:space="0" w:color="C0504D" w:themeColor="accent2"/>
+        <w:top w:val="single" w:color="C0504D" w:themeColor="accent2" w:sz="8" w:space="0"/>
+        <w:left w:val="single" w:color="C0504D" w:themeColor="accent2" w:sz="8" w:space="0"/>
+        <w:bottom w:val="single" w:color="C0504D" w:themeColor="accent2" w:sz="8" w:space="0"/>
+        <w:right w:val="single" w:color="C0504D" w:themeColor="accent2" w:sz="8" w:space="0"/>
+        <w:insideH w:val="single" w:color="C0504D" w:themeColor="accent2" w:sz="8" w:space="0"/>
+        <w:insideV w:val="single" w:color="C0504D" w:themeColor="accent2" w:sz="8" w:space="0"/>
       </w:tblBorders>
       <w:tblCellMar>
         <w:top w:w="0" w:type="dxa"/>
@@ -9740,7 +9631,7 @@
       <w:tblPr/>
       <w:tcPr>
         <w:tcBorders>
-          <w:top w:val="single" w:sz="12" w:space="0" w:color="000000" w:themeColor="text1"/>
+          <w:top w:val="single" w:color="000000" w:themeColor="text1" w:sz="12" w:space="0"/>
           <w:left w:val="nil"/>
           <w:bottom w:val="nil"/>
           <w:right w:val="nil"/>
@@ -9798,8 +9689,8 @@
       <w:tblPr/>
       <w:tcPr>
         <w:tcBorders>
-          <w:insideH w:val="single" w:sz="6" w:space="0" w:color="C0504D" w:themeColor="accent2"/>
-          <w:insideV w:val="single" w:sz="6" w:space="0" w:color="C0504D" w:themeColor="accent2"/>
+          <w:insideH w:val="single" w:color="C0504D" w:themeColor="accent2" w:sz="6" w:space="0"/>
+          <w:insideV w:val="single" w:color="C0504D" w:themeColor="accent2" w:sz="6" w:space="0"/>
         </w:tcBorders>
         <w:shd w:val="clear" w:color="auto" w:fill="DFA7A6" w:themeFill="accent2" w:themeFillTint="7F"/>
       </w:tcPr>
@@ -9820,7 +9711,7 @@
       <w:spacing w:after="0" w:line="240" w:lineRule="auto"/>
     </w:pPr>
     <w:rPr>
-      <w:rFonts w:asciiTheme="majorHAnsi" w:eastAsiaTheme="majorEastAsia" w:hAnsiTheme="majorHAnsi" w:cstheme="majorBidi"/>
+      <w:rFonts w:asciiTheme="majorHAnsi" w:hAnsiTheme="majorHAnsi" w:eastAsiaTheme="majorEastAsia" w:cstheme="majorBidi"/>
       <w:color w:val="000000" w:themeColor="text1"/>
     </w:rPr>
     <w:tblPr>
@@ -9828,12 +9719,12 @@
       <w:tblStyleColBandSize w:val="1"/>
       <w:tblInd w:w="0" w:type="dxa"/>
       <w:tblBorders>
-        <w:top w:val="single" w:sz="8" w:space="0" w:color="9BBB59" w:themeColor="accent3"/>
-        <w:left w:val="single" w:sz="8" w:space="0" w:color="9BBB59" w:themeColor="accent3"/>
-        <w:bottom w:val="single" w:sz="8" w:space="0" w:color="9BBB59" w:themeColor="accent3"/>
-        <w:right w:val="single" w:sz="8" w:space="0" w:color="9BBB59" w:themeColor="accent3"/>
-        <w:insideH w:val="single" w:sz="8" w:space="0" w:color="9BBB59" w:themeColor="accent3"/>
-        <w:insideV w:val="single" w:sz="8" w:space="0" w:color="9BBB59" w:themeColor="accent3"/>
+        <w:top w:val="single" w:color="9BBB59" w:themeColor="accent3" w:sz="8" w:space="0"/>
+        <w:left w:val="single" w:color="9BBB59" w:themeColor="accent3" w:sz="8" w:space="0"/>
+        <w:bottom w:val="single" w:color="9BBB59" w:themeColor="accent3" w:sz="8" w:space="0"/>
+        <w:right w:val="single" w:color="9BBB59" w:themeColor="accent3" w:sz="8" w:space="0"/>
+        <w:insideH w:val="single" w:color="9BBB59" w:themeColor="accent3" w:sz="8" w:space="0"/>
+        <w:insideV w:val="single" w:color="9BBB59" w:themeColor="accent3" w:sz="8" w:space="0"/>
       </w:tblBorders>
       <w:tblCellMar>
         <w:top w:w="0" w:type="dxa"/>
@@ -9865,7 +9756,7 @@
       <w:tblPr/>
       <w:tcPr>
         <w:tcBorders>
-          <w:top w:val="single" w:sz="12" w:space="0" w:color="000000" w:themeColor="text1"/>
+          <w:top w:val="single" w:color="000000" w:themeColor="text1" w:sz="12" w:space="0"/>
           <w:left w:val="nil"/>
           <w:bottom w:val="nil"/>
           <w:right w:val="nil"/>
@@ -9923,8 +9814,8 @@
       <w:tblPr/>
       <w:tcPr>
         <w:tcBorders>
-          <w:insideH w:val="single" w:sz="6" w:space="0" w:color="9BBB59" w:themeColor="accent3"/>
-          <w:insideV w:val="single" w:sz="6" w:space="0" w:color="9BBB59" w:themeColor="accent3"/>
+          <w:insideH w:val="single" w:color="9BBB59" w:themeColor="accent3" w:sz="6" w:space="0"/>
+          <w:insideV w:val="single" w:color="9BBB59" w:themeColor="accent3" w:sz="6" w:space="0"/>
         </w:tcBorders>
         <w:shd w:val="clear" w:color="auto" w:fill="CDDDAC" w:themeFill="accent3" w:themeFillTint="7F"/>
       </w:tcPr>
@@ -9945,7 +9836,7 @@
       <w:spacing w:after="0" w:line="240" w:lineRule="auto"/>
     </w:pPr>
     <w:rPr>
-      <w:rFonts w:asciiTheme="majorHAnsi" w:eastAsiaTheme="majorEastAsia" w:hAnsiTheme="majorHAnsi" w:cstheme="majorBidi"/>
+      <w:rFonts w:asciiTheme="majorHAnsi" w:hAnsiTheme="majorHAnsi" w:eastAsiaTheme="majorEastAsia" w:cstheme="majorBidi"/>
       <w:color w:val="000000" w:themeColor="text1"/>
     </w:rPr>
     <w:tblPr>
@@ -9953,12 +9844,12 @@
       <w:tblStyleColBandSize w:val="1"/>
       <w:tblInd w:w="0" w:type="dxa"/>
       <w:tblBorders>
-        <w:top w:val="single" w:sz="8" w:space="0" w:color="8064A2" w:themeColor="accent4"/>
-        <w:left w:val="single" w:sz="8" w:space="0" w:color="8064A2" w:themeColor="accent4"/>
-        <w:bottom w:val="single" w:sz="8" w:space="0" w:color="8064A2" w:themeColor="accent4"/>
-        <w:right w:val="single" w:sz="8" w:space="0" w:color="8064A2" w:themeColor="accent4"/>
-        <w:insideH w:val="single" w:sz="8" w:space="0" w:color="8064A2" w:themeColor="accent4"/>
-        <w:insideV w:val="single" w:sz="8" w:space="0" w:color="8064A2" w:themeColor="accent4"/>
+        <w:top w:val="single" w:color="8064A2" w:themeColor="accent4" w:sz="8" w:space="0"/>
+        <w:left w:val="single" w:color="8064A2" w:themeColor="accent4" w:sz="8" w:space="0"/>
+        <w:bottom w:val="single" w:color="8064A2" w:themeColor="accent4" w:sz="8" w:space="0"/>
+        <w:right w:val="single" w:color="8064A2" w:themeColor="accent4" w:sz="8" w:space="0"/>
+        <w:insideH w:val="single" w:color="8064A2" w:themeColor="accent4" w:sz="8" w:space="0"/>
+        <w:insideV w:val="single" w:color="8064A2" w:themeColor="accent4" w:sz="8" w:space="0"/>
       </w:tblBorders>
       <w:tblCellMar>
         <w:top w:w="0" w:type="dxa"/>
@@ -9990,7 +9881,7 @@
       <w:tblPr/>
       <w:tcPr>
         <w:tcBorders>
-          <w:top w:val="single" w:sz="12" w:space="0" w:color="000000" w:themeColor="text1"/>
+          <w:top w:val="single" w:color="000000" w:themeColor="text1" w:sz="12" w:space="0"/>
           <w:left w:val="nil"/>
           <w:bottom w:val="nil"/>
           <w:right w:val="nil"/>
@@ -10048,8 +9939,8 @@
       <w:tblPr/>
       <w:tcPr>
         <w:tcBorders>
-          <w:insideH w:val="single" w:sz="6" w:space="0" w:color="8064A2" w:themeColor="accent4"/>
-          <w:insideV w:val="single" w:sz="6" w:space="0" w:color="8064A2" w:themeColor="accent4"/>
+          <w:insideH w:val="single" w:color="8064A2" w:themeColor="accent4" w:sz="6" w:space="0"/>
+          <w:insideV w:val="single" w:color="8064A2" w:themeColor="accent4" w:sz="6" w:space="0"/>
         </w:tcBorders>
         <w:shd w:val="clear" w:color="auto" w:fill="BFB1D0" w:themeFill="accent4" w:themeFillTint="7F"/>
       </w:tcPr>
@@ -10070,7 +9961,7 @@
       <w:spacing w:after="0" w:line="240" w:lineRule="auto"/>
     </w:pPr>
     <w:rPr>
-      <w:rFonts w:asciiTheme="majorHAnsi" w:eastAsiaTheme="majorEastAsia" w:hAnsiTheme="majorHAnsi" w:cstheme="majorBidi"/>
+      <w:rFonts w:asciiTheme="majorHAnsi" w:hAnsiTheme="majorHAnsi" w:eastAsiaTheme="majorEastAsia" w:cstheme="majorBidi"/>
       <w:color w:val="000000" w:themeColor="text1"/>
     </w:rPr>
     <w:tblPr>
@@ -10078,12 +9969,12 @@
       <w:tblStyleColBandSize w:val="1"/>
       <w:tblInd w:w="0" w:type="dxa"/>
       <w:tblBorders>
-        <w:top w:val="single" w:sz="8" w:space="0" w:color="4BACC6" w:themeColor="accent5"/>
-        <w:left w:val="single" w:sz="8" w:space="0" w:color="4BACC6" w:themeColor="accent5"/>
-        <w:bottom w:val="single" w:sz="8" w:space="0" w:color="4BACC6" w:themeColor="accent5"/>
-        <w:right w:val="single" w:sz="8" w:space="0" w:color="4BACC6" w:themeColor="accent5"/>
-        <w:insideH w:val="single" w:sz="8" w:space="0" w:color="4BACC6" w:themeColor="accent5"/>
-        <w:insideV w:val="single" w:sz="8" w:space="0" w:color="4BACC6" w:themeColor="accent5"/>
+        <w:top w:val="single" w:color="4BACC6" w:themeColor="accent5" w:sz="8" w:space="0"/>
+        <w:left w:val="single" w:color="4BACC6" w:themeColor="accent5" w:sz="8" w:space="0"/>
+        <w:bottom w:val="single" w:color="4BACC6" w:themeColor="accent5" w:sz="8" w:space="0"/>
+        <w:right w:val="single" w:color="4BACC6" w:themeColor="accent5" w:sz="8" w:space="0"/>
+        <w:insideH w:val="single" w:color="4BACC6" w:themeColor="accent5" w:sz="8" w:space="0"/>
+        <w:insideV w:val="single" w:color="4BACC6" w:themeColor="accent5" w:sz="8" w:space="0"/>
       </w:tblBorders>
       <w:tblCellMar>
         <w:top w:w="0" w:type="dxa"/>
@@ -10115,7 +10006,7 @@
       <w:tblPr/>
       <w:tcPr>
         <w:tcBorders>
-          <w:top w:val="single" w:sz="12" w:space="0" w:color="000000" w:themeColor="text1"/>
+          <w:top w:val="single" w:color="000000" w:themeColor="text1" w:sz="12" w:space="0"/>
           <w:left w:val="nil"/>
           <w:bottom w:val="nil"/>
           <w:right w:val="nil"/>
@@ -10173,8 +10064,8 @@
       <w:tblPr/>
       <w:tcPr>
         <w:tcBorders>
-          <w:insideH w:val="single" w:sz="6" w:space="0" w:color="4BACC6" w:themeColor="accent5"/>
-          <w:insideV w:val="single" w:sz="6" w:space="0" w:color="4BACC6" w:themeColor="accent5"/>
+          <w:insideH w:val="single" w:color="4BACC6" w:themeColor="accent5" w:sz="6" w:space="0"/>
+          <w:insideV w:val="single" w:color="4BACC6" w:themeColor="accent5" w:sz="6" w:space="0"/>
         </w:tcBorders>
         <w:shd w:val="clear" w:color="auto" w:fill="A5D5E2" w:themeFill="accent5" w:themeFillTint="7F"/>
       </w:tcPr>
@@ -10195,7 +10086,7 @@
       <w:spacing w:after="0" w:line="240" w:lineRule="auto"/>
     </w:pPr>
     <w:rPr>
-      <w:rFonts w:asciiTheme="majorHAnsi" w:eastAsiaTheme="majorEastAsia" w:hAnsiTheme="majorHAnsi" w:cstheme="majorBidi"/>
+      <w:rFonts w:asciiTheme="majorHAnsi" w:hAnsiTheme="majorHAnsi" w:eastAsiaTheme="majorEastAsia" w:cstheme="majorBidi"/>
       <w:color w:val="000000" w:themeColor="text1"/>
     </w:rPr>
     <w:tblPr>
@@ -10203,12 +10094,12 @@
       <w:tblStyleColBandSize w:val="1"/>
       <w:tblInd w:w="0" w:type="dxa"/>
       <w:tblBorders>
-        <w:top w:val="single" w:sz="8" w:space="0" w:color="F79646" w:themeColor="accent6"/>
-        <w:left w:val="single" w:sz="8" w:space="0" w:color="F79646" w:themeColor="accent6"/>
-        <w:bottom w:val="single" w:sz="8" w:space="0" w:color="F79646" w:themeColor="accent6"/>
-        <w:right w:val="single" w:sz="8" w:space="0" w:color="F79646" w:themeColor="accent6"/>
-        <w:insideH w:val="single" w:sz="8" w:space="0" w:color="F79646" w:themeColor="accent6"/>
-        <w:insideV w:val="single" w:sz="8" w:space="0" w:color="F79646" w:themeColor="accent6"/>
+        <w:top w:val="single" w:color="F79646" w:themeColor="accent6" w:sz="8" w:space="0"/>
+        <w:left w:val="single" w:color="F79646" w:themeColor="accent6" w:sz="8" w:space="0"/>
+        <w:bottom w:val="single" w:color="F79646" w:themeColor="accent6" w:sz="8" w:space="0"/>
+        <w:right w:val="single" w:color="F79646" w:themeColor="accent6" w:sz="8" w:space="0"/>
+        <w:insideH w:val="single" w:color="F79646" w:themeColor="accent6" w:sz="8" w:space="0"/>
+        <w:insideV w:val="single" w:color="F79646" w:themeColor="accent6" w:sz="8" w:space="0"/>
       </w:tblBorders>
       <w:tblCellMar>
         <w:top w:w="0" w:type="dxa"/>
@@ -10240,7 +10131,7 @@
       <w:tblPr/>
       <w:tcPr>
         <w:tcBorders>
-          <w:top w:val="single" w:sz="12" w:space="0" w:color="000000" w:themeColor="text1"/>
+          <w:top w:val="single" w:color="000000" w:themeColor="text1" w:sz="12" w:space="0"/>
           <w:left w:val="nil"/>
           <w:bottom w:val="nil"/>
           <w:right w:val="nil"/>
@@ -10298,8 +10189,8 @@
       <w:tblPr/>
       <w:tcPr>
         <w:tcBorders>
-          <w:insideH w:val="single" w:sz="6" w:space="0" w:color="F79646" w:themeColor="accent6"/>
-          <w:insideV w:val="single" w:sz="6" w:space="0" w:color="F79646" w:themeColor="accent6"/>
+          <w:insideH w:val="single" w:color="F79646" w:themeColor="accent6" w:sz="6" w:space="0"/>
+          <w:insideV w:val="single" w:color="F79646" w:themeColor="accent6" w:sz="6" w:space="0"/>
         </w:tcBorders>
         <w:shd w:val="clear" w:color="auto" w:fill="FBCAA2" w:themeFill="accent6" w:themeFillTint="7F"/>
       </w:tcPr>
@@ -10324,12 +10215,12 @@
       <w:tblStyleColBandSize w:val="1"/>
       <w:tblInd w:w="0" w:type="dxa"/>
       <w:tblBorders>
-        <w:top w:val="single" w:sz="8" w:space="0" w:color="FFFFFF" w:themeColor="background1"/>
-        <w:left w:val="single" w:sz="8" w:space="0" w:color="FFFFFF" w:themeColor="background1"/>
-        <w:bottom w:val="single" w:sz="8" w:space="0" w:color="FFFFFF" w:themeColor="background1"/>
-        <w:right w:val="single" w:sz="8" w:space="0" w:color="FFFFFF" w:themeColor="background1"/>
-        <w:insideH w:val="single" w:sz="6" w:space="0" w:color="FFFFFF" w:themeColor="background1"/>
-        <w:insideV w:val="single" w:sz="6" w:space="0" w:color="FFFFFF" w:themeColor="background1"/>
+        <w:top w:val="single" w:color="FFFFFF" w:themeColor="background1" w:sz="8" w:space="0"/>
+        <w:left w:val="single" w:color="FFFFFF" w:themeColor="background1" w:sz="8" w:space="0"/>
+        <w:bottom w:val="single" w:color="FFFFFF" w:themeColor="background1" w:sz="8" w:space="0"/>
+        <w:right w:val="single" w:color="FFFFFF" w:themeColor="background1" w:sz="8" w:space="0"/>
+        <w:insideH w:val="single" w:color="FFFFFF" w:themeColor="background1" w:sz="6" w:space="0"/>
+        <w:insideV w:val="single" w:color="FFFFFF" w:themeColor="background1" w:sz="6" w:space="0"/>
       </w:tblBorders>
       <w:tblCellMar>
         <w:top w:w="0" w:type="dxa"/>
@@ -10352,12 +10243,12 @@
       <w:tblPr/>
       <w:tcPr>
         <w:tcBorders>
-          <w:top w:val="single" w:sz="8" w:space="0" w:color="FFFFFF" w:themeColor="background1"/>
-          <w:left w:val="single" w:sz="8" w:space="0" w:color="FFFFFF" w:themeColor="background1"/>
-          <w:bottom w:val="single" w:sz="24" w:space="0" w:color="FFFFFF" w:themeColor="background1"/>
-          <w:right w:val="single" w:sz="8" w:space="0" w:color="FFFFFF" w:themeColor="background1"/>
-          <w:insideH w:val="nil"/>
-          <w:insideV w:val="single" w:sz="8" w:space="0" w:color="FFFFFF" w:themeColor="background1"/>
+          <w:top w:val="single" w:color="FFFFFF" w:themeColor="background1" w:sz="8" w:space="0"/>
+          <w:left w:val="single" w:color="FFFFFF" w:themeColor="background1" w:sz="8" w:space="0"/>
+          <w:bottom w:val="single" w:color="FFFFFF" w:themeColor="background1" w:sz="24" w:space="0"/>
+          <w:right w:val="single" w:color="FFFFFF" w:themeColor="background1" w:sz="8" w:space="0"/>
+          <w:insideH w:val="nil"/>
+          <w:insideV w:val="single" w:color="FFFFFF" w:themeColor="background1" w:sz="8" w:space="0"/>
         </w:tcBorders>
         <w:shd w:val="clear" w:color="auto" w:fill="000000" w:themeFill="text1"/>
       </w:tcPr>
@@ -10373,12 +10264,12 @@
       <w:tblPr/>
       <w:tcPr>
         <w:tcBorders>
-          <w:top w:val="single" w:sz="24" w:space="0" w:color="FFFFFF" w:themeColor="background1"/>
-          <w:left w:val="single" w:sz="8" w:space="0" w:color="FFFFFF" w:themeColor="background1"/>
-          <w:bottom w:val="single" w:sz="8" w:space="0" w:color="FFFFFF" w:themeColor="background1"/>
-          <w:right w:val="single" w:sz="8" w:space="0" w:color="FFFFFF" w:themeColor="background1"/>
-          <w:insideH w:val="nil"/>
-          <w:insideV w:val="single" w:sz="8" w:space="0" w:color="FFFFFF" w:themeColor="background1"/>
+          <w:top w:val="single" w:color="FFFFFF" w:themeColor="background1" w:sz="24" w:space="0"/>
+          <w:left w:val="single" w:color="FFFFFF" w:themeColor="background1" w:sz="8" w:space="0"/>
+          <w:bottom w:val="single" w:color="FFFFFF" w:themeColor="background1" w:sz="8" w:space="0"/>
+          <w:right w:val="single" w:color="FFFFFF" w:themeColor="background1" w:sz="8" w:space="0"/>
+          <w:insideH w:val="nil"/>
+          <w:insideV w:val="single" w:color="FFFFFF" w:themeColor="background1" w:sz="8" w:space="0"/>
         </w:tcBorders>
         <w:shd w:val="clear" w:color="auto" w:fill="000000" w:themeFill="text1"/>
       </w:tcPr>
@@ -10394,8 +10285,8 @@
       <w:tblPr/>
       <w:tcPr>
         <w:tcBorders>
-          <w:left w:val="single" w:sz="8" w:space="0" w:color="FFFFFF" w:themeColor="background1"/>
-          <w:right w:val="single" w:sz="24" w:space="0" w:color="FFFFFF" w:themeColor="background1"/>
+          <w:left w:val="single" w:color="FFFFFF" w:themeColor="background1" w:sz="8" w:space="0"/>
+          <w:right w:val="single" w:color="FFFFFF" w:themeColor="background1" w:sz="24" w:space="0"/>
           <w:insideH w:val="nil"/>
           <w:insideV w:val="nil"/>
         </w:tcBorders>
@@ -10414,7 +10305,7 @@
       <w:tcPr>
         <w:tcBorders>
           <w:top w:val="nil"/>
-          <w:left w:val="single" w:sz="24" w:space="0" w:color="FFFFFF" w:themeColor="background1"/>
+          <w:left w:val="single" w:color="FFFFFF" w:themeColor="background1" w:sz="24" w:space="0"/>
           <w:bottom w:val="nil"/>
           <w:right w:val="nil"/>
           <w:insideH w:val="nil"/>
@@ -10427,10 +10318,10 @@
       <w:tblPr/>
       <w:tcPr>
         <w:tcBorders>
-          <w:top w:val="single" w:sz="8" w:space="0" w:color="FFFFFF" w:themeColor="background1"/>
-          <w:left w:val="single" w:sz="8" w:space="0" w:color="FFFFFF" w:themeColor="background1"/>
-          <w:bottom w:val="single" w:sz="8" w:space="0" w:color="FFFFFF" w:themeColor="background1"/>
-          <w:right w:val="single" w:sz="8" w:space="0" w:color="FFFFFF" w:themeColor="background1"/>
+          <w:top w:val="single" w:color="FFFFFF" w:themeColor="background1" w:sz="8" w:space="0"/>
+          <w:left w:val="single" w:color="FFFFFF" w:themeColor="background1" w:sz="8" w:space="0"/>
+          <w:bottom w:val="single" w:color="FFFFFF" w:themeColor="background1" w:sz="8" w:space="0"/>
+          <w:right w:val="single" w:color="FFFFFF" w:themeColor="background1" w:sz="8" w:space="0"/>
           <w:insideH w:val="nil"/>
           <w:insideV w:val="nil"/>
         </w:tcBorders>
@@ -10441,12 +10332,12 @@
       <w:tblPr/>
       <w:tcPr>
         <w:tcBorders>
-          <w:top w:val="single" w:sz="8" w:space="0" w:color="FFFFFF" w:themeColor="background1"/>
-          <w:left w:val="single" w:sz="8" w:space="0" w:color="FFFFFF" w:themeColor="background1"/>
-          <w:bottom w:val="single" w:sz="8" w:space="0" w:color="FFFFFF" w:themeColor="background1"/>
-          <w:right w:val="single" w:sz="8" w:space="0" w:color="FFFFFF" w:themeColor="background1"/>
-          <w:insideH w:val="single" w:sz="8" w:space="0" w:color="FFFFFF" w:themeColor="background1"/>
-          <w:insideV w:val="single" w:sz="8" w:space="0" w:color="FFFFFF" w:themeColor="background1"/>
+          <w:top w:val="single" w:color="FFFFFF" w:themeColor="background1" w:sz="8" w:space="0"/>
+          <w:left w:val="single" w:color="FFFFFF" w:themeColor="background1" w:sz="8" w:space="0"/>
+          <w:bottom w:val="single" w:color="FFFFFF" w:themeColor="background1" w:sz="8" w:space="0"/>
+          <w:right w:val="single" w:color="FFFFFF" w:themeColor="background1" w:sz="8" w:space="0"/>
+          <w:insideH w:val="single" w:color="FFFFFF" w:themeColor="background1" w:sz="8" w:space="0"/>
+          <w:insideV w:val="single" w:color="FFFFFF" w:themeColor="background1" w:sz="8" w:space="0"/>
         </w:tcBorders>
         <w:shd w:val="clear" w:color="auto" w:fill="808080" w:themeFill="text1" w:themeFillTint="7F"/>
       </w:tcPr>
@@ -10465,12 +10356,12 @@
       <w:tblStyleColBandSize w:val="1"/>
       <w:tblInd w:w="0" w:type="dxa"/>
       <w:tblBorders>
-        <w:top w:val="single" w:sz="8" w:space="0" w:color="FFFFFF" w:themeColor="background1"/>
-        <w:left w:val="single" w:sz="8" w:space="0" w:color="FFFFFF" w:themeColor="background1"/>
-        <w:bottom w:val="single" w:sz="8" w:space="0" w:color="FFFFFF" w:themeColor="background1"/>
-        <w:right w:val="single" w:sz="8" w:space="0" w:color="FFFFFF" w:themeColor="background1"/>
-        <w:insideH w:val="single" w:sz="6" w:space="0" w:color="FFFFFF" w:themeColor="background1"/>
-        <w:insideV w:val="single" w:sz="6" w:space="0" w:color="FFFFFF" w:themeColor="background1"/>
+        <w:top w:val="single" w:color="FFFFFF" w:themeColor="background1" w:sz="8" w:space="0"/>
+        <w:left w:val="single" w:color="FFFFFF" w:themeColor="background1" w:sz="8" w:space="0"/>
+        <w:bottom w:val="single" w:color="FFFFFF" w:themeColor="background1" w:sz="8" w:space="0"/>
+        <w:right w:val="single" w:color="FFFFFF" w:themeColor="background1" w:sz="8" w:space="0"/>
+        <w:insideH w:val="single" w:color="FFFFFF" w:themeColor="background1" w:sz="6" w:space="0"/>
+        <w:insideV w:val="single" w:color="FFFFFF" w:themeColor="background1" w:sz="6" w:space="0"/>
       </w:tblBorders>
       <w:tblCellMar>
         <w:top w:w="0" w:type="dxa"/>
@@ -10493,12 +10384,12 @@
       <w:tblPr/>
       <w:tcPr>
         <w:tcBorders>
-          <w:top w:val="single" w:sz="8" w:space="0" w:color="FFFFFF" w:themeColor="background1"/>
-          <w:left w:val="single" w:sz="8" w:space="0" w:color="FFFFFF" w:themeColor="background1"/>
-          <w:bottom w:val="single" w:sz="24" w:space="0" w:color="FFFFFF" w:themeColor="background1"/>
-          <w:right w:val="single" w:sz="8" w:space="0" w:color="FFFFFF" w:themeColor="background1"/>
-          <w:insideH w:val="nil"/>
-          <w:insideV w:val="single" w:sz="8" w:space="0" w:color="FFFFFF" w:themeColor="background1"/>
+          <w:top w:val="single" w:color="FFFFFF" w:themeColor="background1" w:sz="8" w:space="0"/>
+          <w:left w:val="single" w:color="FFFFFF" w:themeColor="background1" w:sz="8" w:space="0"/>
+          <w:bottom w:val="single" w:color="FFFFFF" w:themeColor="background1" w:sz="24" w:space="0"/>
+          <w:right w:val="single" w:color="FFFFFF" w:themeColor="background1" w:sz="8" w:space="0"/>
+          <w:insideH w:val="nil"/>
+          <w:insideV w:val="single" w:color="FFFFFF" w:themeColor="background1" w:sz="8" w:space="0"/>
         </w:tcBorders>
         <w:shd w:val="clear" w:color="auto" w:fill="4F81BD" w:themeFill="accent1"/>
       </w:tcPr>
@@ -10514,12 +10405,12 @@
       <w:tblPr/>
       <w:tcPr>
         <w:tcBorders>
-          <w:top w:val="single" w:sz="24" w:space="0" w:color="FFFFFF" w:themeColor="background1"/>
-          <w:left w:val="single" w:sz="8" w:space="0" w:color="FFFFFF" w:themeColor="background1"/>
-          <w:bottom w:val="single" w:sz="8" w:space="0" w:color="FFFFFF" w:themeColor="background1"/>
-          <w:right w:val="single" w:sz="8" w:space="0" w:color="FFFFFF" w:themeColor="background1"/>
-          <w:insideH w:val="nil"/>
-          <w:insideV w:val="single" w:sz="8" w:space="0" w:color="FFFFFF" w:themeColor="background1"/>
+          <w:top w:val="single" w:color="FFFFFF" w:themeColor="background1" w:sz="24" w:space="0"/>
+          <w:left w:val="single" w:color="FFFFFF" w:themeColor="background1" w:sz="8" w:space="0"/>
+          <w:bottom w:val="single" w:color="FFFFFF" w:themeColor="background1" w:sz="8" w:space="0"/>
+          <w:right w:val="single" w:color="FFFFFF" w:themeColor="background1" w:sz="8" w:space="0"/>
+          <w:insideH w:val="nil"/>
+          <w:insideV w:val="single" w:color="FFFFFF" w:themeColor="background1" w:sz="8" w:space="0"/>
         </w:tcBorders>
         <w:shd w:val="clear" w:color="auto" w:fill="4F81BD" w:themeFill="accent1"/>
       </w:tcPr>
@@ -10535,8 +10426,8 @@
       <w:tblPr/>
       <w:tcPr>
         <w:tcBorders>
-          <w:left w:val="single" w:sz="8" w:space="0" w:color="FFFFFF" w:themeColor="background1"/>
-          <w:right w:val="single" w:sz="24" w:space="0" w:color="FFFFFF" w:themeColor="background1"/>
+          <w:left w:val="single" w:color="FFFFFF" w:themeColor="background1" w:sz="8" w:space="0"/>
+          <w:right w:val="single" w:color="FFFFFF" w:themeColor="background1" w:sz="24" w:space="0"/>
           <w:insideH w:val="nil"/>
           <w:insideV w:val="nil"/>
         </w:tcBorders>
@@ -10555,7 +10446,7 @@
       <w:tcPr>
         <w:tcBorders>
           <w:top w:val="nil"/>
-          <w:left w:val="single" w:sz="24" w:space="0" w:color="FFFFFF" w:themeColor="background1"/>
+          <w:left w:val="single" w:color="FFFFFF" w:themeColor="background1" w:sz="24" w:space="0"/>
           <w:bottom w:val="nil"/>
           <w:right w:val="nil"/>
           <w:insideH w:val="nil"/>
@@ -10568,10 +10459,10 @@
       <w:tblPr/>
       <w:tcPr>
         <w:tcBorders>
-          <w:top w:val="single" w:sz="8" w:space="0" w:color="FFFFFF" w:themeColor="background1"/>
-          <w:left w:val="single" w:sz="8" w:space="0" w:color="FFFFFF" w:themeColor="background1"/>
-          <w:bottom w:val="single" w:sz="8" w:space="0" w:color="FFFFFF" w:themeColor="background1"/>
-          <w:right w:val="single" w:sz="8" w:space="0" w:color="FFFFFF" w:themeColor="background1"/>
+          <w:top w:val="single" w:color="FFFFFF" w:themeColor="background1" w:sz="8" w:space="0"/>
+          <w:left w:val="single" w:color="FFFFFF" w:themeColor="background1" w:sz="8" w:space="0"/>
+          <w:bottom w:val="single" w:color="FFFFFF" w:themeColor="background1" w:sz="8" w:space="0"/>
+          <w:right w:val="single" w:color="FFFFFF" w:themeColor="background1" w:sz="8" w:space="0"/>
           <w:insideH w:val="nil"/>
           <w:insideV w:val="nil"/>
         </w:tcBorders>
@@ -10582,12 +10473,12 @@
       <w:tblPr/>
       <w:tcPr>
         <w:tcBorders>
-          <w:top w:val="single" w:sz="8" w:space="0" w:color="FFFFFF" w:themeColor="background1"/>
-          <w:left w:val="single" w:sz="8" w:space="0" w:color="FFFFFF" w:themeColor="background1"/>
-          <w:bottom w:val="single" w:sz="8" w:space="0" w:color="FFFFFF" w:themeColor="background1"/>
-          <w:right w:val="single" w:sz="8" w:space="0" w:color="FFFFFF" w:themeColor="background1"/>
-          <w:insideH w:val="single" w:sz="8" w:space="0" w:color="FFFFFF" w:themeColor="background1"/>
-          <w:insideV w:val="single" w:sz="8" w:space="0" w:color="FFFFFF" w:themeColor="background1"/>
+          <w:top w:val="single" w:color="FFFFFF" w:themeColor="background1" w:sz="8" w:space="0"/>
+          <w:left w:val="single" w:color="FFFFFF" w:themeColor="background1" w:sz="8" w:space="0"/>
+          <w:bottom w:val="single" w:color="FFFFFF" w:themeColor="background1" w:sz="8" w:space="0"/>
+          <w:right w:val="single" w:color="FFFFFF" w:themeColor="background1" w:sz="8" w:space="0"/>
+          <w:insideH w:val="single" w:color="FFFFFF" w:themeColor="background1" w:sz="8" w:space="0"/>
+          <w:insideV w:val="single" w:color="FFFFFF" w:themeColor="background1" w:sz="8" w:space="0"/>
         </w:tcBorders>
         <w:shd w:val="clear" w:color="auto" w:fill="A7BFDE" w:themeFill="accent1" w:themeFillTint="7F"/>
       </w:tcPr>
@@ -10606,12 +10497,12 @@
       <w:tblStyleColBandSize w:val="1"/>
       <w:tblInd w:w="0" w:type="dxa"/>
       <w:tblBorders>
-        <w:top w:val="single" w:sz="8" w:space="0" w:color="FFFFFF" w:themeColor="background1"/>
-        <w:left w:val="single" w:sz="8" w:space="0" w:color="FFFFFF" w:themeColor="background1"/>
-        <w:bottom w:val="single" w:sz="8" w:space="0" w:color="FFFFFF" w:themeColor="background1"/>
-        <w:right w:val="single" w:sz="8" w:space="0" w:color="FFFFFF" w:themeColor="background1"/>
-        <w:insideH w:val="single" w:sz="6" w:space="0" w:color="FFFFFF" w:themeColor="background1"/>
-        <w:insideV w:val="single" w:sz="6" w:space="0" w:color="FFFFFF" w:themeColor="background1"/>
+        <w:top w:val="single" w:color="FFFFFF" w:themeColor="background1" w:sz="8" w:space="0"/>
+        <w:left w:val="single" w:color="FFFFFF" w:themeColor="background1" w:sz="8" w:space="0"/>
+        <w:bottom w:val="single" w:color="FFFFFF" w:themeColor="background1" w:sz="8" w:space="0"/>
+        <w:right w:val="single" w:color="FFFFFF" w:themeColor="background1" w:sz="8" w:space="0"/>
+        <w:insideH w:val="single" w:color="FFFFFF" w:themeColor="background1" w:sz="6" w:space="0"/>
+        <w:insideV w:val="single" w:color="FFFFFF" w:themeColor="background1" w:sz="6" w:space="0"/>
       </w:tblBorders>
       <w:tblCellMar>
         <w:top w:w="0" w:type="dxa"/>
@@ -10634,12 +10525,12 @@
       <w:tblPr/>
       <w:tcPr>
         <w:tcBorders>
-          <w:top w:val="single" w:sz="8" w:space="0" w:color="FFFFFF" w:themeColor="background1"/>
-          <w:left w:val="single" w:sz="8" w:space="0" w:color="FFFFFF" w:themeColor="background1"/>
-          <w:bottom w:val="single" w:sz="24" w:space="0" w:color="FFFFFF" w:themeColor="background1"/>
-          <w:right w:val="single" w:sz="8" w:space="0" w:color="FFFFFF" w:themeColor="background1"/>
-          <w:insideH w:val="nil"/>
-          <w:insideV w:val="single" w:sz="8" w:space="0" w:color="FFFFFF" w:themeColor="background1"/>
+          <w:top w:val="single" w:color="FFFFFF" w:themeColor="background1" w:sz="8" w:space="0"/>
+          <w:left w:val="single" w:color="FFFFFF" w:themeColor="background1" w:sz="8" w:space="0"/>
+          <w:bottom w:val="single" w:color="FFFFFF" w:themeColor="background1" w:sz="24" w:space="0"/>
+          <w:right w:val="single" w:color="FFFFFF" w:themeColor="background1" w:sz="8" w:space="0"/>
+          <w:insideH w:val="nil"/>
+          <w:insideV w:val="single" w:color="FFFFFF" w:themeColor="background1" w:sz="8" w:space="0"/>
         </w:tcBorders>
         <w:shd w:val="clear" w:color="auto" w:fill="C0504D" w:themeFill="accent2"/>
       </w:tcPr>
@@ -10655,12 +10546,12 @@
       <w:tblPr/>
       <w:tcPr>
         <w:tcBorders>
-          <w:top w:val="single" w:sz="24" w:space="0" w:color="FFFFFF" w:themeColor="background1"/>
-          <w:left w:val="single" w:sz="8" w:space="0" w:color="FFFFFF" w:themeColor="background1"/>
-          <w:bottom w:val="single" w:sz="8" w:space="0" w:color="FFFFFF" w:themeColor="background1"/>
-          <w:right w:val="single" w:sz="8" w:space="0" w:color="FFFFFF" w:themeColor="background1"/>
-          <w:insideH w:val="nil"/>
-          <w:insideV w:val="single" w:sz="8" w:space="0" w:color="FFFFFF" w:themeColor="background1"/>
+          <w:top w:val="single" w:color="FFFFFF" w:themeColor="background1" w:sz="24" w:space="0"/>
+          <w:left w:val="single" w:color="FFFFFF" w:themeColor="background1" w:sz="8" w:space="0"/>
+          <w:bottom w:val="single" w:color="FFFFFF" w:themeColor="background1" w:sz="8" w:space="0"/>
+          <w:right w:val="single" w:color="FFFFFF" w:themeColor="background1" w:sz="8" w:space="0"/>
+          <w:insideH w:val="nil"/>
+          <w:insideV w:val="single" w:color="FFFFFF" w:themeColor="background1" w:sz="8" w:space="0"/>
         </w:tcBorders>
         <w:shd w:val="clear" w:color="auto" w:fill="C0504D" w:themeFill="accent2"/>
       </w:tcPr>
@@ -10676,8 +10567,8 @@
       <w:tblPr/>
       <w:tcPr>
         <w:tcBorders>
-          <w:left w:val="single" w:sz="8" w:space="0" w:color="FFFFFF" w:themeColor="background1"/>
-          <w:right w:val="single" w:sz="24" w:space="0" w:color="FFFFFF" w:themeColor="background1"/>
+          <w:left w:val="single" w:color="FFFFFF" w:themeColor="background1" w:sz="8" w:space="0"/>
+          <w:right w:val="single" w:color="FFFFFF" w:themeColor="background1" w:sz="24" w:space="0"/>
           <w:insideH w:val="nil"/>
           <w:insideV w:val="nil"/>
         </w:tcBorders>
@@ -10696,7 +10587,7 @@
       <w:tcPr>
         <w:tcBorders>
           <w:top w:val="nil"/>
-          <w:left w:val="single" w:sz="24" w:space="0" w:color="FFFFFF" w:themeColor="background1"/>
+          <w:left w:val="single" w:color="FFFFFF" w:themeColor="background1" w:sz="24" w:space="0"/>
           <w:bottom w:val="nil"/>
           <w:right w:val="nil"/>
           <w:insideH w:val="nil"/>
@@ -10709,10 +10600,10 @@
       <w:tblPr/>
       <w:tcPr>
         <w:tcBorders>
-          <w:top w:val="single" w:sz="8" w:space="0" w:color="FFFFFF" w:themeColor="background1"/>
-          <w:left w:val="single" w:sz="8" w:space="0" w:color="FFFFFF" w:themeColor="background1"/>
-          <w:bottom w:val="single" w:sz="8" w:space="0" w:color="FFFFFF" w:themeColor="background1"/>
-          <w:right w:val="single" w:sz="8" w:space="0" w:color="FFFFFF" w:themeColor="background1"/>
+          <w:top w:val="single" w:color="FFFFFF" w:themeColor="background1" w:sz="8" w:space="0"/>
+          <w:left w:val="single" w:color="FFFFFF" w:themeColor="background1" w:sz="8" w:space="0"/>
+          <w:bottom w:val="single" w:color="FFFFFF" w:themeColor="background1" w:sz="8" w:space="0"/>
+          <w:right w:val="single" w:color="FFFFFF" w:themeColor="background1" w:sz="8" w:space="0"/>
           <w:insideH w:val="nil"/>
           <w:insideV w:val="nil"/>
         </w:tcBorders>
@@ -10723,12 +10614,12 @@
       <w:tblPr/>
       <w:tcPr>
         <w:tcBorders>
-          <w:top w:val="single" w:sz="8" w:space="0" w:color="FFFFFF" w:themeColor="background1"/>
-          <w:left w:val="single" w:sz="8" w:space="0" w:color="FFFFFF" w:themeColor="background1"/>
-          <w:bottom w:val="single" w:sz="8" w:space="0" w:color="FFFFFF" w:themeColor="background1"/>
-          <w:right w:val="single" w:sz="8" w:space="0" w:color="FFFFFF" w:themeColor="background1"/>
-          <w:insideH w:val="single" w:sz="8" w:space="0" w:color="FFFFFF" w:themeColor="background1"/>
-          <w:insideV w:val="single" w:sz="8" w:space="0" w:color="FFFFFF" w:themeColor="background1"/>
+          <w:top w:val="single" w:color="FFFFFF" w:themeColor="background1" w:sz="8" w:space="0"/>
+          <w:left w:val="single" w:color="FFFFFF" w:themeColor="background1" w:sz="8" w:space="0"/>
+          <w:bottom w:val="single" w:color="FFFFFF" w:themeColor="background1" w:sz="8" w:space="0"/>
+          <w:right w:val="single" w:color="FFFFFF" w:themeColor="background1" w:sz="8" w:space="0"/>
+          <w:insideH w:val="single" w:color="FFFFFF" w:themeColor="background1" w:sz="8" w:space="0"/>
+          <w:insideV w:val="single" w:color="FFFFFF" w:themeColor="background1" w:sz="8" w:space="0"/>
         </w:tcBorders>
         <w:shd w:val="clear" w:color="auto" w:fill="DFA7A6" w:themeFill="accent2" w:themeFillTint="7F"/>
       </w:tcPr>
@@ -10747,12 +10638,12 @@
       <w:tblStyleColBandSize w:val="1"/>
       <w:tblInd w:w="0" w:type="dxa"/>
       <w:tblBorders>
-        <w:top w:val="single" w:sz="8" w:space="0" w:color="FFFFFF" w:themeColor="background1"/>
-        <w:left w:val="single" w:sz="8" w:space="0" w:color="FFFFFF" w:themeColor="background1"/>
-        <w:bottom w:val="single" w:sz="8" w:space="0" w:color="FFFFFF" w:themeColor="background1"/>
-        <w:right w:val="single" w:sz="8" w:space="0" w:color="FFFFFF" w:themeColor="background1"/>
-        <w:insideH w:val="single" w:sz="6" w:space="0" w:color="FFFFFF" w:themeColor="background1"/>
-        <w:insideV w:val="single" w:sz="6" w:space="0" w:color="FFFFFF" w:themeColor="background1"/>
+        <w:top w:val="single" w:color="FFFFFF" w:themeColor="background1" w:sz="8" w:space="0"/>
+        <w:left w:val="single" w:color="FFFFFF" w:themeColor="background1" w:sz="8" w:space="0"/>
+        <w:bottom w:val="single" w:color="FFFFFF" w:themeColor="background1" w:sz="8" w:space="0"/>
+        <w:right w:val="single" w:color="FFFFFF" w:themeColor="background1" w:sz="8" w:space="0"/>
+        <w:insideH w:val="single" w:color="FFFFFF" w:themeColor="background1" w:sz="6" w:space="0"/>
+        <w:insideV w:val="single" w:color="FFFFFF" w:themeColor="background1" w:sz="6" w:space="0"/>
       </w:tblBorders>
       <w:tblCellMar>
         <w:top w:w="0" w:type="dxa"/>
@@ -10775,12 +10666,12 @@
       <w:tblPr/>
       <w:tcPr>
         <w:tcBorders>
-          <w:top w:val="single" w:sz="8" w:space="0" w:color="FFFFFF" w:themeColor="background1"/>
-          <w:left w:val="single" w:sz="8" w:space="0" w:color="FFFFFF" w:themeColor="background1"/>
-          <w:bottom w:val="single" w:sz="24" w:space="0" w:color="FFFFFF" w:themeColor="background1"/>
-          <w:right w:val="single" w:sz="8" w:space="0" w:color="FFFFFF" w:themeColor="background1"/>
-          <w:insideH w:val="nil"/>
-          <w:insideV w:val="single" w:sz="8" w:space="0" w:color="FFFFFF" w:themeColor="background1"/>
+          <w:top w:val="single" w:color="FFFFFF" w:themeColor="background1" w:sz="8" w:space="0"/>
+          <w:left w:val="single" w:color="FFFFFF" w:themeColor="background1" w:sz="8" w:space="0"/>
+          <w:bottom w:val="single" w:color="FFFFFF" w:themeColor="background1" w:sz="24" w:space="0"/>
+          <w:right w:val="single" w:color="FFFFFF" w:themeColor="background1" w:sz="8" w:space="0"/>
+          <w:insideH w:val="nil"/>
+          <w:insideV w:val="single" w:color="FFFFFF" w:themeColor="background1" w:sz="8" w:space="0"/>
         </w:tcBorders>
         <w:shd w:val="clear" w:color="auto" w:fill="9BBB59" w:themeFill="accent3"/>
       </w:tcPr>
@@ -10796,12 +10687,12 @@
       <w:tblPr/>
       <w:tcPr>
         <w:tcBorders>
-          <w:top w:val="single" w:sz="24" w:space="0" w:color="FFFFFF" w:themeColor="background1"/>
-          <w:left w:val="single" w:sz="8" w:space="0" w:color="FFFFFF" w:themeColor="background1"/>
-          <w:bottom w:val="single" w:sz="8" w:space="0" w:color="FFFFFF" w:themeColor="background1"/>
-          <w:right w:val="single" w:sz="8" w:space="0" w:color="FFFFFF" w:themeColor="background1"/>
-          <w:insideH w:val="nil"/>
-          <w:insideV w:val="single" w:sz="8" w:space="0" w:color="FFFFFF" w:themeColor="background1"/>
+          <w:top w:val="single" w:color="FFFFFF" w:themeColor="background1" w:sz="24" w:space="0"/>
+          <w:left w:val="single" w:color="FFFFFF" w:themeColor="background1" w:sz="8" w:space="0"/>
+          <w:bottom w:val="single" w:color="FFFFFF" w:themeColor="background1" w:sz="8" w:space="0"/>
+          <w:right w:val="single" w:color="FFFFFF" w:themeColor="background1" w:sz="8" w:space="0"/>
+          <w:insideH w:val="nil"/>
+          <w:insideV w:val="single" w:color="FFFFFF" w:themeColor="background1" w:sz="8" w:space="0"/>
         </w:tcBorders>
         <w:shd w:val="clear" w:color="auto" w:fill="9BBB59" w:themeFill="accent3"/>
       </w:tcPr>
@@ -10817,8 +10708,8 @@
       <w:tblPr/>
       <w:tcPr>
         <w:tcBorders>
-          <w:left w:val="single" w:sz="8" w:space="0" w:color="FFFFFF" w:themeColor="background1"/>
-          <w:right w:val="single" w:sz="24" w:space="0" w:color="FFFFFF" w:themeColor="background1"/>
+          <w:left w:val="single" w:color="FFFFFF" w:themeColor="background1" w:sz="8" w:space="0"/>
+          <w:right w:val="single" w:color="FFFFFF" w:themeColor="background1" w:sz="24" w:space="0"/>
           <w:insideH w:val="nil"/>
           <w:insideV w:val="nil"/>
         </w:tcBorders>
@@ -10837,7 +10728,7 @@
       <w:tcPr>
         <w:tcBorders>
           <w:top w:val="nil"/>
-          <w:left w:val="single" w:sz="24" w:space="0" w:color="FFFFFF" w:themeColor="background1"/>
+          <w:left w:val="single" w:color="FFFFFF" w:themeColor="background1" w:sz="24" w:space="0"/>
           <w:bottom w:val="nil"/>
           <w:right w:val="nil"/>
           <w:insideH w:val="nil"/>
@@ -10850,10 +10741,10 @@
       <w:tblPr/>
       <w:tcPr>
         <w:tcBorders>
-          <w:top w:val="single" w:sz="8" w:space="0" w:color="FFFFFF" w:themeColor="background1"/>
-          <w:left w:val="single" w:sz="8" w:space="0" w:color="FFFFFF" w:themeColor="background1"/>
-          <w:bottom w:val="single" w:sz="8" w:space="0" w:color="FFFFFF" w:themeColor="background1"/>
-          <w:right w:val="single" w:sz="8" w:space="0" w:color="FFFFFF" w:themeColor="background1"/>
+          <w:top w:val="single" w:color="FFFFFF" w:themeColor="background1" w:sz="8" w:space="0"/>
+          <w:left w:val="single" w:color="FFFFFF" w:themeColor="background1" w:sz="8" w:space="0"/>
+          <w:bottom w:val="single" w:color="FFFFFF" w:themeColor="background1" w:sz="8" w:space="0"/>
+          <w:right w:val="single" w:color="FFFFFF" w:themeColor="background1" w:sz="8" w:space="0"/>
           <w:insideH w:val="nil"/>
           <w:insideV w:val="nil"/>
         </w:tcBorders>
@@ -10864,12 +10755,12 @@
       <w:tblPr/>
       <w:tcPr>
         <w:tcBorders>
-          <w:top w:val="single" w:sz="8" w:space="0" w:color="FFFFFF" w:themeColor="background1"/>
-          <w:left w:val="single" w:sz="8" w:space="0" w:color="FFFFFF" w:themeColor="background1"/>
-          <w:bottom w:val="single" w:sz="8" w:space="0" w:color="FFFFFF" w:themeColor="background1"/>
-          <w:right w:val="single" w:sz="8" w:space="0" w:color="FFFFFF" w:themeColor="background1"/>
-          <w:insideH w:val="single" w:sz="8" w:space="0" w:color="FFFFFF" w:themeColor="background1"/>
-          <w:insideV w:val="single" w:sz="8" w:space="0" w:color="FFFFFF" w:themeColor="background1"/>
+          <w:top w:val="single" w:color="FFFFFF" w:themeColor="background1" w:sz="8" w:space="0"/>
+          <w:left w:val="single" w:color="FFFFFF" w:themeColor="background1" w:sz="8" w:space="0"/>
+          <w:bottom w:val="single" w:color="FFFFFF" w:themeColor="background1" w:sz="8" w:space="0"/>
+          <w:right w:val="single" w:color="FFFFFF" w:themeColor="background1" w:sz="8" w:space="0"/>
+          <w:insideH w:val="single" w:color="FFFFFF" w:themeColor="background1" w:sz="8" w:space="0"/>
+          <w:insideV w:val="single" w:color="FFFFFF" w:themeColor="background1" w:sz="8" w:space="0"/>
         </w:tcBorders>
         <w:shd w:val="clear" w:color="auto" w:fill="CDDDAC" w:themeFill="accent3" w:themeFillTint="7F"/>
       </w:tcPr>
@@ -10888,12 +10779,12 @@
       <w:tblStyleColBandSize w:val="1"/>
       <w:tblInd w:w="0" w:type="dxa"/>
       <w:tblBorders>
-        <w:top w:val="single" w:sz="8" w:space="0" w:color="FFFFFF" w:themeColor="background1"/>
-        <w:left w:val="single" w:sz="8" w:space="0" w:color="FFFFFF" w:themeColor="background1"/>
-        <w:bottom w:val="single" w:sz="8" w:space="0" w:color="FFFFFF" w:themeColor="background1"/>
-        <w:right w:val="single" w:sz="8" w:space="0" w:color="FFFFFF" w:themeColor="background1"/>
-        <w:insideH w:val="single" w:sz="6" w:space="0" w:color="FFFFFF" w:themeColor="background1"/>
-        <w:insideV w:val="single" w:sz="6" w:space="0" w:color="FFFFFF" w:themeColor="background1"/>
+        <w:top w:val="single" w:color="FFFFFF" w:themeColor="background1" w:sz="8" w:space="0"/>
+        <w:left w:val="single" w:color="FFFFFF" w:themeColor="background1" w:sz="8" w:space="0"/>
+        <w:bottom w:val="single" w:color="FFFFFF" w:themeColor="background1" w:sz="8" w:space="0"/>
+        <w:right w:val="single" w:color="FFFFFF" w:themeColor="background1" w:sz="8" w:space="0"/>
+        <w:insideH w:val="single" w:color="FFFFFF" w:themeColor="background1" w:sz="6" w:space="0"/>
+        <w:insideV w:val="single" w:color="FFFFFF" w:themeColor="background1" w:sz="6" w:space="0"/>
       </w:tblBorders>
       <w:tblCellMar>
         <w:top w:w="0" w:type="dxa"/>
@@ -10916,12 +10807,12 @@
       <w:tblPr/>
       <w:tcPr>
         <w:tcBorders>
-          <w:top w:val="single" w:sz="8" w:space="0" w:color="FFFFFF" w:themeColor="background1"/>
-          <w:left w:val="single" w:sz="8" w:space="0" w:color="FFFFFF" w:themeColor="background1"/>
-          <w:bottom w:val="single" w:sz="24" w:space="0" w:color="FFFFFF" w:themeColor="background1"/>
-          <w:right w:val="single" w:sz="8" w:space="0" w:color="FFFFFF" w:themeColor="background1"/>
-          <w:insideH w:val="nil"/>
-          <w:insideV w:val="single" w:sz="8" w:space="0" w:color="FFFFFF" w:themeColor="background1"/>
+          <w:top w:val="single" w:color="FFFFFF" w:themeColor="background1" w:sz="8" w:space="0"/>
+          <w:left w:val="single" w:color="FFFFFF" w:themeColor="background1" w:sz="8" w:space="0"/>
+          <w:bottom w:val="single" w:color="FFFFFF" w:themeColor="background1" w:sz="24" w:space="0"/>
+          <w:right w:val="single" w:color="FFFFFF" w:themeColor="background1" w:sz="8" w:space="0"/>
+          <w:insideH w:val="nil"/>
+          <w:insideV w:val="single" w:color="FFFFFF" w:themeColor="background1" w:sz="8" w:space="0"/>
         </w:tcBorders>
         <w:shd w:val="clear" w:color="auto" w:fill="8064A2" w:themeFill="accent4"/>
       </w:tcPr>
@@ -10937,12 +10828,12 @@
       <w:tblPr/>
       <w:tcPr>
         <w:tcBorders>
-          <w:top w:val="single" w:sz="24" w:space="0" w:color="FFFFFF" w:themeColor="background1"/>
-          <w:left w:val="single" w:sz="8" w:space="0" w:color="FFFFFF" w:themeColor="background1"/>
-          <w:bottom w:val="single" w:sz="8" w:space="0" w:color="FFFFFF" w:themeColor="background1"/>
-          <w:right w:val="single" w:sz="8" w:space="0" w:color="FFFFFF" w:themeColor="background1"/>
-          <w:insideH w:val="nil"/>
-          <w:insideV w:val="single" w:sz="8" w:space="0" w:color="FFFFFF" w:themeColor="background1"/>
+          <w:top w:val="single" w:color="FFFFFF" w:themeColor="background1" w:sz="24" w:space="0"/>
+          <w:left w:val="single" w:color="FFFFFF" w:themeColor="background1" w:sz="8" w:space="0"/>
+          <w:bottom w:val="single" w:color="FFFFFF" w:themeColor="background1" w:sz="8" w:space="0"/>
+          <w:right w:val="single" w:color="FFFFFF" w:themeColor="background1" w:sz="8" w:space="0"/>
+          <w:insideH w:val="nil"/>
+          <w:insideV w:val="single" w:color="FFFFFF" w:themeColor="background1" w:sz="8" w:space="0"/>
         </w:tcBorders>
         <w:shd w:val="clear" w:color="auto" w:fill="8064A2" w:themeFill="accent4"/>
       </w:tcPr>
@@ -10958,8 +10849,8 @@
       <w:tblPr/>
       <w:tcPr>
         <w:tcBorders>
-          <w:left w:val="single" w:sz="8" w:space="0" w:color="FFFFFF" w:themeColor="background1"/>
-          <w:right w:val="single" w:sz="24" w:space="0" w:color="FFFFFF" w:themeColor="background1"/>
+          <w:left w:val="single" w:color="FFFFFF" w:themeColor="background1" w:sz="8" w:space="0"/>
+          <w:right w:val="single" w:color="FFFFFF" w:themeColor="background1" w:sz="24" w:space="0"/>
           <w:insideH w:val="nil"/>
           <w:insideV w:val="nil"/>
         </w:tcBorders>
@@ -10978,7 +10869,7 @@
       <w:tcPr>
         <w:tcBorders>
           <w:top w:val="nil"/>
-          <w:left w:val="single" w:sz="24" w:space="0" w:color="FFFFFF" w:themeColor="background1"/>
+          <w:left w:val="single" w:color="FFFFFF" w:themeColor="background1" w:sz="24" w:space="0"/>
           <w:bottom w:val="nil"/>
           <w:right w:val="nil"/>
           <w:insideH w:val="nil"/>
@@ -10991,10 +10882,10 @@
       <w:tblPr/>
       <w:tcPr>
         <w:tcBorders>
-          <w:top w:val="single" w:sz="8" w:space="0" w:color="FFFFFF" w:themeColor="background1"/>
-          <w:left w:val="single" w:sz="8" w:space="0" w:color="FFFFFF" w:themeColor="background1"/>
-          <w:bottom w:val="single" w:sz="8" w:space="0" w:color="FFFFFF" w:themeColor="background1"/>
-          <w:right w:val="single" w:sz="8" w:space="0" w:color="FFFFFF" w:themeColor="background1"/>
+          <w:top w:val="single" w:color="FFFFFF" w:themeColor="background1" w:sz="8" w:space="0"/>
+          <w:left w:val="single" w:color="FFFFFF" w:themeColor="background1" w:sz="8" w:space="0"/>
+          <w:bottom w:val="single" w:color="FFFFFF" w:themeColor="background1" w:sz="8" w:space="0"/>
+          <w:right w:val="single" w:color="FFFFFF" w:themeColor="background1" w:sz="8" w:space="0"/>
           <w:insideH w:val="nil"/>
           <w:insideV w:val="nil"/>
         </w:tcBorders>
@@ -11005,12 +10896,12 @@
       <w:tblPr/>
       <w:tcPr>
         <w:tcBorders>
-          <w:top w:val="single" w:sz="8" w:space="0" w:color="FFFFFF" w:themeColor="background1"/>
-          <w:left w:val="single" w:sz="8" w:space="0" w:color="FFFFFF" w:themeColor="background1"/>
-          <w:bottom w:val="single" w:sz="8" w:space="0" w:color="FFFFFF" w:themeColor="background1"/>
-          <w:right w:val="single" w:sz="8" w:space="0" w:color="FFFFFF" w:themeColor="background1"/>
-          <w:insideH w:val="single" w:sz="8" w:space="0" w:color="FFFFFF" w:themeColor="background1"/>
-          <w:insideV w:val="single" w:sz="8" w:space="0" w:color="FFFFFF" w:themeColor="background1"/>
+          <w:top w:val="single" w:color="FFFFFF" w:themeColor="background1" w:sz="8" w:space="0"/>
+          <w:left w:val="single" w:color="FFFFFF" w:themeColor="background1" w:sz="8" w:space="0"/>
+          <w:bottom w:val="single" w:color="FFFFFF" w:themeColor="background1" w:sz="8" w:space="0"/>
+          <w:right w:val="single" w:color="FFFFFF" w:themeColor="background1" w:sz="8" w:space="0"/>
+          <w:insideH w:val="single" w:color="FFFFFF" w:themeColor="background1" w:sz="8" w:space="0"/>
+          <w:insideV w:val="single" w:color="FFFFFF" w:themeColor="background1" w:sz="8" w:space="0"/>
         </w:tcBorders>
         <w:shd w:val="clear" w:color="auto" w:fill="BFB1D0" w:themeFill="accent4" w:themeFillTint="7F"/>
       </w:tcPr>
@@ -11029,12 +10920,12 @@
       <w:tblStyleColBandSize w:val="1"/>
       <w:tblInd w:w="0" w:type="dxa"/>
       <w:tblBorders>
-        <w:top w:val="single" w:sz="8" w:space="0" w:color="FFFFFF" w:themeColor="background1"/>
-        <w:left w:val="single" w:sz="8" w:space="0" w:color="FFFFFF" w:themeColor="background1"/>
-        <w:bottom w:val="single" w:sz="8" w:space="0" w:color="FFFFFF" w:themeColor="background1"/>
-        <w:right w:val="single" w:sz="8" w:space="0" w:color="FFFFFF" w:themeColor="background1"/>
-        <w:insideH w:val="single" w:sz="6" w:space="0" w:color="FFFFFF" w:themeColor="background1"/>
-        <w:insideV w:val="single" w:sz="6" w:space="0" w:color="FFFFFF" w:themeColor="background1"/>
+        <w:top w:val="single" w:color="FFFFFF" w:themeColor="background1" w:sz="8" w:space="0"/>
+        <w:left w:val="single" w:color="FFFFFF" w:themeColor="background1" w:sz="8" w:space="0"/>
+        <w:bottom w:val="single" w:color="FFFFFF" w:themeColor="background1" w:sz="8" w:space="0"/>
+        <w:right w:val="single" w:color="FFFFFF" w:themeColor="background1" w:sz="8" w:space="0"/>
+        <w:insideH w:val="single" w:color="FFFFFF" w:themeColor="background1" w:sz="6" w:space="0"/>
+        <w:insideV w:val="single" w:color="FFFFFF" w:themeColor="background1" w:sz="6" w:space="0"/>
       </w:tblBorders>
       <w:tblCellMar>
         <w:top w:w="0" w:type="dxa"/>
@@ -11057,12 +10948,12 @@
       <w:tblPr/>
       <w:tcPr>
         <w:tcBorders>
-          <w:top w:val="single" w:sz="8" w:space="0" w:color="FFFFFF" w:themeColor="background1"/>
-          <w:left w:val="single" w:sz="8" w:space="0" w:color="FFFFFF" w:themeColor="background1"/>
-          <w:bottom w:val="single" w:sz="24" w:space="0" w:color="FFFFFF" w:themeColor="background1"/>
-          <w:right w:val="single" w:sz="8" w:space="0" w:color="FFFFFF" w:themeColor="background1"/>
-          <w:insideH w:val="nil"/>
-          <w:insideV w:val="single" w:sz="8" w:space="0" w:color="FFFFFF" w:themeColor="background1"/>
+          <w:top w:val="single" w:color="FFFFFF" w:themeColor="background1" w:sz="8" w:space="0"/>
+          <w:left w:val="single" w:color="FFFFFF" w:themeColor="background1" w:sz="8" w:space="0"/>
+          <w:bottom w:val="single" w:color="FFFFFF" w:themeColor="background1" w:sz="24" w:space="0"/>
+          <w:right w:val="single" w:color="FFFFFF" w:themeColor="background1" w:sz="8" w:space="0"/>
+          <w:insideH w:val="nil"/>
+          <w:insideV w:val="single" w:color="FFFFFF" w:themeColor="background1" w:sz="8" w:space="0"/>
         </w:tcBorders>
         <w:shd w:val="clear" w:color="auto" w:fill="4BACC6" w:themeFill="accent5"/>
       </w:tcPr>
@@ -11078,12 +10969,12 @@
       <w:tblPr/>
       <w:tcPr>
         <w:tcBorders>
-          <w:top w:val="single" w:sz="24" w:space="0" w:color="FFFFFF" w:themeColor="background1"/>
-          <w:left w:val="single" w:sz="8" w:space="0" w:color="FFFFFF" w:themeColor="background1"/>
-          <w:bottom w:val="single" w:sz="8" w:space="0" w:color="FFFFFF" w:themeColor="background1"/>
-          <w:right w:val="single" w:sz="8" w:space="0" w:color="FFFFFF" w:themeColor="background1"/>
-          <w:insideH w:val="nil"/>
-          <w:insideV w:val="single" w:sz="8" w:space="0" w:color="FFFFFF" w:themeColor="background1"/>
+          <w:top w:val="single" w:color="FFFFFF" w:themeColor="background1" w:sz="24" w:space="0"/>
+          <w:left w:val="single" w:color="FFFFFF" w:themeColor="background1" w:sz="8" w:space="0"/>
+          <w:bottom w:val="single" w:color="FFFFFF" w:themeColor="background1" w:sz="8" w:space="0"/>
+          <w:right w:val="single" w:color="FFFFFF" w:themeColor="background1" w:sz="8" w:space="0"/>
+          <w:insideH w:val="nil"/>
+          <w:insideV w:val="single" w:color="FFFFFF" w:themeColor="background1" w:sz="8" w:space="0"/>
         </w:tcBorders>
         <w:shd w:val="clear" w:color="auto" w:fill="4BACC6" w:themeFill="accent5"/>
       </w:tcPr>
@@ -11099,8 +10990,8 @@
       <w:tblPr/>
       <w:tcPr>
         <w:tcBorders>
-          <w:left w:val="single" w:sz="8" w:space="0" w:color="FFFFFF" w:themeColor="background1"/>
-          <w:right w:val="single" w:sz="24" w:space="0" w:color="FFFFFF" w:themeColor="background1"/>
+          <w:left w:val="single" w:color="FFFFFF" w:themeColor="background1" w:sz="8" w:space="0"/>
+          <w:right w:val="single" w:color="FFFFFF" w:themeColor="background1" w:sz="24" w:space="0"/>
           <w:insideH w:val="nil"/>
           <w:insideV w:val="nil"/>
         </w:tcBorders>
@@ -11119,7 +11010,7 @@
       <w:tcPr>
         <w:tcBorders>
           <w:top w:val="nil"/>
-          <w:left w:val="single" w:sz="24" w:space="0" w:color="FFFFFF" w:themeColor="background1"/>
+          <w:left w:val="single" w:color="FFFFFF" w:themeColor="background1" w:sz="24" w:space="0"/>
           <w:bottom w:val="nil"/>
           <w:right w:val="nil"/>
           <w:insideH w:val="nil"/>
@@ -11132,10 +11023,10 @@
       <w:tblPr/>
       <w:tcPr>
         <w:tcBorders>
-          <w:top w:val="single" w:sz="8" w:space="0" w:color="FFFFFF" w:themeColor="background1"/>
-          <w:left w:val="single" w:sz="8" w:space="0" w:color="FFFFFF" w:themeColor="background1"/>
-          <w:bottom w:val="single" w:sz="8" w:space="0" w:color="FFFFFF" w:themeColor="background1"/>
-          <w:right w:val="single" w:sz="8" w:space="0" w:color="FFFFFF" w:themeColor="background1"/>
+          <w:top w:val="single" w:color="FFFFFF" w:themeColor="background1" w:sz="8" w:space="0"/>
+          <w:left w:val="single" w:color="FFFFFF" w:themeColor="background1" w:sz="8" w:space="0"/>
+          <w:bottom w:val="single" w:color="FFFFFF" w:themeColor="background1" w:sz="8" w:space="0"/>
+          <w:right w:val="single" w:color="FFFFFF" w:themeColor="background1" w:sz="8" w:space="0"/>
           <w:insideH w:val="nil"/>
           <w:insideV w:val="nil"/>
         </w:tcBorders>
@@ -11146,12 +11037,12 @@
       <w:tblPr/>
       <w:tcPr>
         <w:tcBorders>
-          <w:top w:val="single" w:sz="8" w:space="0" w:color="FFFFFF" w:themeColor="background1"/>
-          <w:left w:val="single" w:sz="8" w:space="0" w:color="FFFFFF" w:themeColor="background1"/>
-          <w:bottom w:val="single" w:sz="8" w:space="0" w:color="FFFFFF" w:themeColor="background1"/>
-          <w:right w:val="single" w:sz="8" w:space="0" w:color="FFFFFF" w:themeColor="background1"/>
-          <w:insideH w:val="single" w:sz="8" w:space="0" w:color="FFFFFF" w:themeColor="background1"/>
-          <w:insideV w:val="single" w:sz="8" w:space="0" w:color="FFFFFF" w:themeColor="background1"/>
+          <w:top w:val="single" w:color="FFFFFF" w:themeColor="background1" w:sz="8" w:space="0"/>
+          <w:left w:val="single" w:color="FFFFFF" w:themeColor="background1" w:sz="8" w:space="0"/>
+          <w:bottom w:val="single" w:color="FFFFFF" w:themeColor="background1" w:sz="8" w:space="0"/>
+          <w:right w:val="single" w:color="FFFFFF" w:themeColor="background1" w:sz="8" w:space="0"/>
+          <w:insideH w:val="single" w:color="FFFFFF" w:themeColor="background1" w:sz="8" w:space="0"/>
+          <w:insideV w:val="single" w:color="FFFFFF" w:themeColor="background1" w:sz="8" w:space="0"/>
         </w:tcBorders>
         <w:shd w:val="clear" w:color="auto" w:fill="A5D5E2" w:themeFill="accent5" w:themeFillTint="7F"/>
       </w:tcPr>
@@ -11170,12 +11061,12 @@
       <w:tblStyleColBandSize w:val="1"/>
       <w:tblInd w:w="0" w:type="dxa"/>
       <w:tblBorders>
-        <w:top w:val="single" w:sz="8" w:space="0" w:color="FFFFFF" w:themeColor="background1"/>
-        <w:left w:val="single" w:sz="8" w:space="0" w:color="FFFFFF" w:themeColor="background1"/>
-        <w:bottom w:val="single" w:sz="8" w:space="0" w:color="FFFFFF" w:themeColor="background1"/>
-        <w:right w:val="single" w:sz="8" w:space="0" w:color="FFFFFF" w:themeColor="background1"/>
-        <w:insideH w:val="single" w:sz="6" w:space="0" w:color="FFFFFF" w:themeColor="background1"/>
-        <w:insideV w:val="single" w:sz="6" w:space="0" w:color="FFFFFF" w:themeColor="background1"/>
+        <w:top w:val="single" w:color="FFFFFF" w:themeColor="background1" w:sz="8" w:space="0"/>
+        <w:left w:val="single" w:color="FFFFFF" w:themeColor="background1" w:sz="8" w:space="0"/>
+        <w:bottom w:val="single" w:color="FFFFFF" w:themeColor="background1" w:sz="8" w:space="0"/>
+        <w:right w:val="single" w:color="FFFFFF" w:themeColor="background1" w:sz="8" w:space="0"/>
+        <w:insideH w:val="single" w:color="FFFFFF" w:themeColor="background1" w:sz="6" w:space="0"/>
+        <w:insideV w:val="single" w:color="FFFFFF" w:themeColor="background1" w:sz="6" w:space="0"/>
       </w:tblBorders>
       <w:tblCellMar>
         <w:top w:w="0" w:type="dxa"/>
@@ -11198,12 +11089,12 @@
       <w:tblPr/>
       <w:tcPr>
         <w:tcBorders>
-          <w:top w:val="single" w:sz="8" w:space="0" w:color="FFFFFF" w:themeColor="background1"/>
-          <w:left w:val="single" w:sz="8" w:space="0" w:color="FFFFFF" w:themeColor="background1"/>
-          <w:bottom w:val="single" w:sz="24" w:space="0" w:color="FFFFFF" w:themeColor="background1"/>
-          <w:right w:val="single" w:sz="8" w:space="0" w:color="FFFFFF" w:themeColor="background1"/>
-          <w:insideH w:val="nil"/>
-          <w:insideV w:val="single" w:sz="8" w:space="0" w:color="FFFFFF" w:themeColor="background1"/>
+          <w:top w:val="single" w:color="FFFFFF" w:themeColor="background1" w:sz="8" w:space="0"/>
+          <w:left w:val="single" w:color="FFFFFF" w:themeColor="background1" w:sz="8" w:space="0"/>
+          <w:bottom w:val="single" w:color="FFFFFF" w:themeColor="background1" w:sz="24" w:space="0"/>
+          <w:right w:val="single" w:color="FFFFFF" w:themeColor="background1" w:sz="8" w:space="0"/>
+          <w:insideH w:val="nil"/>
+          <w:insideV w:val="single" w:color="FFFFFF" w:themeColor="background1" w:sz="8" w:space="0"/>
         </w:tcBorders>
         <w:shd w:val="clear" w:color="auto" w:fill="F79646" w:themeFill="accent6"/>
       </w:tcPr>
@@ -11219,12 +11110,12 @@
       <w:tblPr/>
       <w:tcPr>
         <w:tcBorders>
-          <w:top w:val="single" w:sz="24" w:space="0" w:color="FFFFFF" w:themeColor="background1"/>
-          <w:left w:val="single" w:sz="8" w:space="0" w:color="FFFFFF" w:themeColor="background1"/>
-          <w:bottom w:val="single" w:sz="8" w:space="0" w:color="FFFFFF" w:themeColor="background1"/>
-          <w:right w:val="single" w:sz="8" w:space="0" w:color="FFFFFF" w:themeColor="background1"/>
-          <w:insideH w:val="nil"/>
-          <w:insideV w:val="single" w:sz="8" w:space="0" w:color="FFFFFF" w:themeColor="background1"/>
+          <w:top w:val="single" w:color="FFFFFF" w:themeColor="background1" w:sz="24" w:space="0"/>
+          <w:left w:val="single" w:color="FFFFFF" w:themeColor="background1" w:sz="8" w:space="0"/>
+          <w:bottom w:val="single" w:color="FFFFFF" w:themeColor="background1" w:sz="8" w:space="0"/>
+          <w:right w:val="single" w:color="FFFFFF" w:themeColor="background1" w:sz="8" w:space="0"/>
+          <w:insideH w:val="nil"/>
+          <w:insideV w:val="single" w:color="FFFFFF" w:themeColor="background1" w:sz="8" w:space="0"/>
         </w:tcBorders>
         <w:shd w:val="clear" w:color="auto" w:fill="F79646" w:themeFill="accent6"/>
       </w:tcPr>
@@ -11240,8 +11131,8 @@
       <w:tblPr/>
       <w:tcPr>
         <w:tcBorders>
-          <w:left w:val="single" w:sz="8" w:space="0" w:color="FFFFFF" w:themeColor="background1"/>
-          <w:right w:val="single" w:sz="24" w:space="0" w:color="FFFFFF" w:themeColor="background1"/>
+          <w:left w:val="single" w:color="FFFFFF" w:themeColor="background1" w:sz="8" w:space="0"/>
+          <w:right w:val="single" w:color="FFFFFF" w:themeColor="background1" w:sz="24" w:space="0"/>
           <w:insideH w:val="nil"/>
           <w:insideV w:val="nil"/>
         </w:tcBorders>
@@ -11260,7 +11151,7 @@
       <w:tcPr>
         <w:tcBorders>
           <w:top w:val="nil"/>
-          <w:left w:val="single" w:sz="24" w:space="0" w:color="FFFFFF" w:themeColor="background1"/>
+          <w:left w:val="single" w:color="FFFFFF" w:themeColor="background1" w:sz="24" w:space="0"/>
           <w:bottom w:val="nil"/>
           <w:right w:val="nil"/>
           <w:insideH w:val="nil"/>
@@ -11273,10 +11164,10 @@
       <w:tblPr/>
       <w:tcPr>
         <w:tcBorders>
-          <w:top w:val="single" w:sz="8" w:space="0" w:color="FFFFFF" w:themeColor="background1"/>
-          <w:left w:val="single" w:sz="8" w:space="0" w:color="FFFFFF" w:themeColor="background1"/>
-          <w:bottom w:val="single" w:sz="8" w:space="0" w:color="FFFFFF" w:themeColor="background1"/>
-          <w:right w:val="single" w:sz="8" w:space="0" w:color="FFFFFF" w:themeColor="background1"/>
+          <w:top w:val="single" w:color="FFFFFF" w:themeColor="background1" w:sz="8" w:space="0"/>
+          <w:left w:val="single" w:color="FFFFFF" w:themeColor="background1" w:sz="8" w:space="0"/>
+          <w:bottom w:val="single" w:color="FFFFFF" w:themeColor="background1" w:sz="8" w:space="0"/>
+          <w:right w:val="single" w:color="FFFFFF" w:themeColor="background1" w:sz="8" w:space="0"/>
           <w:insideH w:val="nil"/>
           <w:insideV w:val="nil"/>
         </w:tcBorders>
@@ -11287,12 +11178,12 @@
       <w:tblPr/>
       <w:tcPr>
         <w:tcBorders>
-          <w:top w:val="single" w:sz="8" w:space="0" w:color="FFFFFF" w:themeColor="background1"/>
-          <w:left w:val="single" w:sz="8" w:space="0" w:color="FFFFFF" w:themeColor="background1"/>
-          <w:bottom w:val="single" w:sz="8" w:space="0" w:color="FFFFFF" w:themeColor="background1"/>
-          <w:right w:val="single" w:sz="8" w:space="0" w:color="FFFFFF" w:themeColor="background1"/>
-          <w:insideH w:val="single" w:sz="8" w:space="0" w:color="FFFFFF" w:themeColor="background1"/>
-          <w:insideV w:val="single" w:sz="8" w:space="0" w:color="FFFFFF" w:themeColor="background1"/>
+          <w:top w:val="single" w:color="FFFFFF" w:themeColor="background1" w:sz="8" w:space="0"/>
+          <w:left w:val="single" w:color="FFFFFF" w:themeColor="background1" w:sz="8" w:space="0"/>
+          <w:bottom w:val="single" w:color="FFFFFF" w:themeColor="background1" w:sz="8" w:space="0"/>
+          <w:right w:val="single" w:color="FFFFFF" w:themeColor="background1" w:sz="8" w:space="0"/>
+          <w:insideH w:val="single" w:color="FFFFFF" w:themeColor="background1" w:sz="8" w:space="0"/>
+          <w:insideV w:val="single" w:color="FFFFFF" w:themeColor="background1" w:sz="8" w:space="0"/>
         </w:tcBorders>
         <w:shd w:val="clear" w:color="auto" w:fill="FBCAA2" w:themeFill="accent6" w:themeFillTint="7F"/>
       </w:tcPr>
@@ -11333,7 +11224,7 @@
         <w:tcBorders>
           <w:top w:val="nil"/>
           <w:left w:val="nil"/>
-          <w:bottom w:val="single" w:sz="18" w:space="0" w:color="FFFFFF" w:themeColor="background1"/>
+          <w:bottom w:val="single" w:color="FFFFFF" w:themeColor="background1" w:sz="18" w:space="0"/>
           <w:right w:val="nil"/>
           <w:insideH w:val="nil"/>
           <w:insideV w:val="nil"/>
@@ -11345,7 +11236,7 @@
       <w:tblPr/>
       <w:tcPr>
         <w:tcBorders>
-          <w:top w:val="single" w:sz="18" w:space="0" w:color="FFFFFF" w:themeColor="background1"/>
+          <w:top w:val="single" w:color="FFFFFF" w:themeColor="background1" w:sz="18" w:space="0"/>
           <w:left w:val="nil"/>
           <w:bottom w:val="nil"/>
           <w:right w:val="nil"/>
@@ -11362,7 +11253,7 @@
           <w:top w:val="nil"/>
           <w:left w:val="nil"/>
           <w:bottom w:val="nil"/>
-          <w:right w:val="single" w:sz="18" w:space="0" w:color="FFFFFF" w:themeColor="background1"/>
+          <w:right w:val="single" w:color="FFFFFF" w:themeColor="background1" w:sz="18" w:space="0"/>
           <w:insideH w:val="nil"/>
           <w:insideV w:val="nil"/>
         </w:tcBorders>
@@ -11374,7 +11265,7 @@
       <w:tcPr>
         <w:tcBorders>
           <w:top w:val="nil"/>
-          <w:left w:val="single" w:sz="18" w:space="0" w:color="FFFFFF" w:themeColor="background1"/>
+          <w:left w:val="single" w:color="FFFFFF" w:themeColor="background1" w:sz="18" w:space="0"/>
           <w:bottom w:val="nil"/>
           <w:right w:val="nil"/>
           <w:insideH w:val="nil"/>
@@ -11447,7 +11338,7 @@
         <w:tcBorders>
           <w:top w:val="nil"/>
           <w:left w:val="nil"/>
-          <w:bottom w:val="single" w:sz="18" w:space="0" w:color="FFFFFF" w:themeColor="background1"/>
+          <w:bottom w:val="single" w:color="FFFFFF" w:themeColor="background1" w:sz="18" w:space="0"/>
           <w:right w:val="nil"/>
           <w:insideH w:val="nil"/>
           <w:insideV w:val="nil"/>
@@ -11459,7 +11350,7 @@
       <w:tblPr/>
       <w:tcPr>
         <w:tcBorders>
-          <w:top w:val="single" w:sz="18" w:space="0" w:color="FFFFFF" w:themeColor="background1"/>
+          <w:top w:val="single" w:color="FFFFFF" w:themeColor="background1" w:sz="18" w:space="0"/>
           <w:left w:val="nil"/>
           <w:bottom w:val="nil"/>
           <w:right w:val="nil"/>
@@ -11476,7 +11367,7 @@
           <w:top w:val="nil"/>
           <w:left w:val="nil"/>
           <w:bottom w:val="nil"/>
-          <w:right w:val="single" w:sz="18" w:space="0" w:color="FFFFFF" w:themeColor="background1"/>
+          <w:right w:val="single" w:color="FFFFFF" w:themeColor="background1" w:sz="18" w:space="0"/>
           <w:insideH w:val="nil"/>
           <w:insideV w:val="nil"/>
         </w:tcBorders>
@@ -11488,7 +11379,7 @@
       <w:tcPr>
         <w:tcBorders>
           <w:top w:val="nil"/>
-          <w:left w:val="single" w:sz="18" w:space="0" w:color="FFFFFF" w:themeColor="background1"/>
+          <w:left w:val="single" w:color="FFFFFF" w:themeColor="background1" w:sz="18" w:space="0"/>
           <w:bottom w:val="nil"/>
           <w:right w:val="nil"/>
           <w:insideH w:val="nil"/>
@@ -11561,7 +11452,7 @@
         <w:tcBorders>
           <w:top w:val="nil"/>
           <w:left w:val="nil"/>
-          <w:bottom w:val="single" w:sz="18" w:space="0" w:color="FFFFFF" w:themeColor="background1"/>
+          <w:bottom w:val="single" w:color="FFFFFF" w:themeColor="background1" w:sz="18" w:space="0"/>
           <w:right w:val="nil"/>
           <w:insideH w:val="nil"/>
           <w:insideV w:val="nil"/>
@@ -11573,7 +11464,7 @@
       <w:tblPr/>
       <w:tcPr>
         <w:tcBorders>
-          <w:top w:val="single" w:sz="18" w:space="0" w:color="FFFFFF" w:themeColor="background1"/>
+          <w:top w:val="single" w:color="FFFFFF" w:themeColor="background1" w:sz="18" w:space="0"/>
           <w:left w:val="nil"/>
           <w:bottom w:val="nil"/>
           <w:right w:val="nil"/>
@@ -11590,7 +11481,7 @@
           <w:top w:val="nil"/>
           <w:left w:val="nil"/>
           <w:bottom w:val="nil"/>
-          <w:right w:val="single" w:sz="18" w:space="0" w:color="FFFFFF" w:themeColor="background1"/>
+          <w:right w:val="single" w:color="FFFFFF" w:themeColor="background1" w:sz="18" w:space="0"/>
           <w:insideH w:val="nil"/>
           <w:insideV w:val="nil"/>
         </w:tcBorders>
@@ -11602,7 +11493,7 @@
       <w:tcPr>
         <w:tcBorders>
           <w:top w:val="nil"/>
-          <w:left w:val="single" w:sz="18" w:space="0" w:color="FFFFFF" w:themeColor="background1"/>
+          <w:left w:val="single" w:color="FFFFFF" w:themeColor="background1" w:sz="18" w:space="0"/>
           <w:bottom w:val="nil"/>
           <w:right w:val="nil"/>
           <w:insideH w:val="nil"/>
@@ -11675,7 +11566,7 @@
         <w:tcBorders>
           <w:top w:val="nil"/>
           <w:left w:val="nil"/>
-          <w:bottom w:val="single" w:sz="18" w:space="0" w:color="FFFFFF" w:themeColor="background1"/>
+          <w:bottom w:val="single" w:color="FFFFFF" w:themeColor="background1" w:sz="18" w:space="0"/>
           <w:right w:val="nil"/>
           <w:insideH w:val="nil"/>
           <w:insideV w:val="nil"/>
@@ -11687,7 +11578,7 @@
       <w:tblPr/>
       <w:tcPr>
         <w:tcBorders>
-          <w:top w:val="single" w:sz="18" w:space="0" w:color="FFFFFF" w:themeColor="background1"/>
+          <w:top w:val="single" w:color="FFFFFF" w:themeColor="background1" w:sz="18" w:space="0"/>
           <w:left w:val="nil"/>
           <w:bottom w:val="nil"/>
           <w:right w:val="nil"/>
@@ -11704,7 +11595,7 @@
           <w:top w:val="nil"/>
           <w:left w:val="nil"/>
           <w:bottom w:val="nil"/>
-          <w:right w:val="single" w:sz="18" w:space="0" w:color="FFFFFF" w:themeColor="background1"/>
+          <w:right w:val="single" w:color="FFFFFF" w:themeColor="background1" w:sz="18" w:space="0"/>
           <w:insideH w:val="nil"/>
           <w:insideV w:val="nil"/>
         </w:tcBorders>
@@ -11716,7 +11607,7 @@
       <w:tcPr>
         <w:tcBorders>
           <w:top w:val="nil"/>
-          <w:left w:val="single" w:sz="18" w:space="0" w:color="FFFFFF" w:themeColor="background1"/>
+          <w:left w:val="single" w:color="FFFFFF" w:themeColor="background1" w:sz="18" w:space="0"/>
           <w:bottom w:val="nil"/>
           <w:right w:val="nil"/>
           <w:insideH w:val="nil"/>
@@ -11789,7 +11680,7 @@
         <w:tcBorders>
           <w:top w:val="nil"/>
           <w:left w:val="nil"/>
-          <w:bottom w:val="single" w:sz="18" w:space="0" w:color="FFFFFF" w:themeColor="background1"/>
+          <w:bottom w:val="single" w:color="FFFFFF" w:themeColor="background1" w:sz="18" w:space="0"/>
           <w:right w:val="nil"/>
           <w:insideH w:val="nil"/>
           <w:insideV w:val="nil"/>
@@ -11801,7 +11692,7 @@
       <w:tblPr/>
       <w:tcPr>
         <w:tcBorders>
-          <w:top w:val="single" w:sz="18" w:space="0" w:color="FFFFFF" w:themeColor="background1"/>
+          <w:top w:val="single" w:color="FFFFFF" w:themeColor="background1" w:sz="18" w:space="0"/>
           <w:left w:val="nil"/>
           <w:bottom w:val="nil"/>
           <w:right w:val="nil"/>
@@ -11818,7 +11709,7 @@
           <w:top w:val="nil"/>
           <w:left w:val="nil"/>
           <w:bottom w:val="nil"/>
-          <w:right w:val="single" w:sz="18" w:space="0" w:color="FFFFFF" w:themeColor="background1"/>
+          <w:right w:val="single" w:color="FFFFFF" w:themeColor="background1" w:sz="18" w:space="0"/>
           <w:insideH w:val="nil"/>
           <w:insideV w:val="nil"/>
         </w:tcBorders>
@@ -11830,7 +11721,7 @@
       <w:tcPr>
         <w:tcBorders>
           <w:top w:val="nil"/>
-          <w:left w:val="single" w:sz="18" w:space="0" w:color="FFFFFF" w:themeColor="background1"/>
+          <w:left w:val="single" w:color="FFFFFF" w:themeColor="background1" w:sz="18" w:space="0"/>
           <w:bottom w:val="nil"/>
           <w:right w:val="nil"/>
           <w:insideH w:val="nil"/>
@@ -11903,7 +11794,7 @@
         <w:tcBorders>
           <w:top w:val="nil"/>
           <w:left w:val="nil"/>
-          <w:bottom w:val="single" w:sz="18" w:space="0" w:color="FFFFFF" w:themeColor="background1"/>
+          <w:bottom w:val="single" w:color="FFFFFF" w:themeColor="background1" w:sz="18" w:space="0"/>
           <w:right w:val="nil"/>
           <w:insideH w:val="nil"/>
           <w:insideV w:val="nil"/>
@@ -11915,7 +11806,7 @@
       <w:tblPr/>
       <w:tcPr>
         <w:tcBorders>
-          <w:top w:val="single" w:sz="18" w:space="0" w:color="FFFFFF" w:themeColor="background1"/>
+          <w:top w:val="single" w:color="FFFFFF" w:themeColor="background1" w:sz="18" w:space="0"/>
           <w:left w:val="nil"/>
           <w:bottom w:val="nil"/>
           <w:right w:val="nil"/>
@@ -11932,7 +11823,7 @@
           <w:top w:val="nil"/>
           <w:left w:val="nil"/>
           <w:bottom w:val="nil"/>
-          <w:right w:val="single" w:sz="18" w:space="0" w:color="FFFFFF" w:themeColor="background1"/>
+          <w:right w:val="single" w:color="FFFFFF" w:themeColor="background1" w:sz="18" w:space="0"/>
           <w:insideH w:val="nil"/>
           <w:insideV w:val="nil"/>
         </w:tcBorders>
@@ -11944,7 +11835,7 @@
       <w:tcPr>
         <w:tcBorders>
           <w:top w:val="nil"/>
-          <w:left w:val="single" w:sz="18" w:space="0" w:color="FFFFFF" w:themeColor="background1"/>
+          <w:left w:val="single" w:color="FFFFFF" w:themeColor="background1" w:sz="18" w:space="0"/>
           <w:bottom w:val="nil"/>
           <w:right w:val="nil"/>
           <w:insideH w:val="nil"/>
@@ -12017,7 +11908,7 @@
         <w:tcBorders>
           <w:top w:val="nil"/>
           <w:left w:val="nil"/>
-          <w:bottom w:val="single" w:sz="18" w:space="0" w:color="FFFFFF" w:themeColor="background1"/>
+          <w:bottom w:val="single" w:color="FFFFFF" w:themeColor="background1" w:sz="18" w:space="0"/>
           <w:right w:val="nil"/>
           <w:insideH w:val="nil"/>
           <w:insideV w:val="nil"/>
@@ -12029,7 +11920,7 @@
       <w:tblPr/>
       <w:tcPr>
         <w:tcBorders>
-          <w:top w:val="single" w:sz="18" w:space="0" w:color="FFFFFF" w:themeColor="background1"/>
+          <w:top w:val="single" w:color="FFFFFF" w:themeColor="background1" w:sz="18" w:space="0"/>
           <w:left w:val="nil"/>
           <w:bottom w:val="nil"/>
           <w:right w:val="nil"/>
@@ -12046,7 +11937,7 @@
           <w:top w:val="nil"/>
           <w:left w:val="nil"/>
           <w:bottom w:val="nil"/>
-          <w:right w:val="single" w:sz="18" w:space="0" w:color="FFFFFF" w:themeColor="background1"/>
+          <w:right w:val="single" w:color="FFFFFF" w:themeColor="background1" w:sz="18" w:space="0"/>
           <w:insideH w:val="nil"/>
           <w:insideV w:val="nil"/>
         </w:tcBorders>
@@ -12058,7 +11949,7 @@
       <w:tcPr>
         <w:tcBorders>
           <w:top w:val="nil"/>
-          <w:left w:val="single" w:sz="18" w:space="0" w:color="FFFFFF" w:themeColor="background1"/>
+          <w:left w:val="single" w:color="FFFFFF" w:themeColor="background1" w:sz="18" w:space="0"/>
           <w:bottom w:val="nil"/>
           <w:right w:val="nil"/>
           <w:insideH w:val="nil"/>
@@ -12112,12 +12003,12 @@
       <w:tblStyleColBandSize w:val="1"/>
       <w:tblInd w:w="0" w:type="dxa"/>
       <w:tblBorders>
-        <w:top w:val="single" w:sz="24" w:space="0" w:color="C0504D" w:themeColor="accent2"/>
-        <w:left w:val="single" w:sz="4" w:space="0" w:color="000000" w:themeColor="text1"/>
-        <w:bottom w:val="single" w:sz="4" w:space="0" w:color="000000" w:themeColor="text1"/>
-        <w:right w:val="single" w:sz="4" w:space="0" w:color="000000" w:themeColor="text1"/>
-        <w:insideH w:val="single" w:sz="4" w:space="0" w:color="FFFFFF" w:themeColor="background1"/>
-        <w:insideV w:val="single" w:sz="4" w:space="0" w:color="FFFFFF" w:themeColor="background1"/>
+        <w:top w:val="single" w:color="C0504D" w:themeColor="accent2" w:sz="24" w:space="0"/>
+        <w:left w:val="single" w:color="000000" w:themeColor="text1" w:sz="4" w:space="0"/>
+        <w:bottom w:val="single" w:color="000000" w:themeColor="text1" w:sz="4" w:space="0"/>
+        <w:right w:val="single" w:color="000000" w:themeColor="text1" w:sz="4" w:space="0"/>
+        <w:insideH w:val="single" w:color="FFFFFF" w:themeColor="background1" w:sz="4" w:space="0"/>
+        <w:insideV w:val="single" w:color="FFFFFF" w:themeColor="background1" w:sz="4" w:space="0"/>
       </w:tblBorders>
       <w:tblCellMar>
         <w:top w:w="0" w:type="dxa"/>
@@ -12139,7 +12030,7 @@
         <w:tcBorders>
           <w:top w:val="nil"/>
           <w:left w:val="nil"/>
-          <w:bottom w:val="single" w:sz="24" w:space="0" w:color="C0504D" w:themeColor="accent2"/>
+          <w:bottom w:val="single" w:color="C0504D" w:themeColor="accent2" w:sz="24" w:space="0"/>
           <w:right w:val="nil"/>
           <w:insideH w:val="nil"/>
           <w:insideV w:val="nil"/>
@@ -12156,7 +12047,7 @@
       <w:tblPr/>
       <w:tcPr>
         <w:tcBorders>
-          <w:top w:val="single" w:sz="6" w:space="0" w:color="FFFFFF" w:themeColor="background1"/>
+          <w:top w:val="single" w:color="FFFFFF" w:themeColor="background1" w:sz="6" w:space="0"/>
         </w:tcBorders>
         <w:shd w:val="clear" w:color="auto" w:fill="000000" w:themeFill="text1" w:themeFillShade="99"/>
       </w:tcPr>
@@ -12172,7 +12063,7 @@
           <w:left w:val="nil"/>
           <w:bottom w:val="nil"/>
           <w:right w:val="nil"/>
-          <w:insideH w:val="single" w:sz="4" w:space="0" w:color="000000" w:themeColor="text1" w:themeShade="99"/>
+          <w:insideH w:val="single" w:color="000000" w:themeColor="text1" w:themeShade="99" w:sz="4" w:space="0"/>
           <w:insideV w:val="nil"/>
         </w:tcBorders>
         <w:shd w:val="clear" w:color="auto" w:fill="000000" w:themeFill="text1" w:themeFillShade="99"/>
@@ -12234,12 +12125,12 @@
       <w:tblStyleColBandSize w:val="1"/>
       <w:tblInd w:w="0" w:type="dxa"/>
       <w:tblBorders>
-        <w:top w:val="single" w:sz="24" w:space="0" w:color="C0504D" w:themeColor="accent2"/>
-        <w:left w:val="single" w:sz="4" w:space="0" w:color="4F81BD" w:themeColor="accent1"/>
-        <w:bottom w:val="single" w:sz="4" w:space="0" w:color="4F81BD" w:themeColor="accent1"/>
-        <w:right w:val="single" w:sz="4" w:space="0" w:color="4F81BD" w:themeColor="accent1"/>
-        <w:insideH w:val="single" w:sz="4" w:space="0" w:color="FFFFFF" w:themeColor="background1"/>
-        <w:insideV w:val="single" w:sz="4" w:space="0" w:color="FFFFFF" w:themeColor="background1"/>
+        <w:top w:val="single" w:color="C0504D" w:themeColor="accent2" w:sz="24" w:space="0"/>
+        <w:left w:val="single" w:color="4F81BD" w:themeColor="accent1" w:sz="4" w:space="0"/>
+        <w:bottom w:val="single" w:color="4F81BD" w:themeColor="accent1" w:sz="4" w:space="0"/>
+        <w:right w:val="single" w:color="4F81BD" w:themeColor="accent1" w:sz="4" w:space="0"/>
+        <w:insideH w:val="single" w:color="FFFFFF" w:themeColor="background1" w:sz="4" w:space="0"/>
+        <w:insideV w:val="single" w:color="FFFFFF" w:themeColor="background1" w:sz="4" w:space="0"/>
       </w:tblBorders>
       <w:tblCellMar>
         <w:top w:w="0" w:type="dxa"/>
@@ -12261,7 +12152,7 @@
         <w:tcBorders>
           <w:top w:val="nil"/>
           <w:left w:val="nil"/>
-          <w:bottom w:val="single" w:sz="24" w:space="0" w:color="C0504D" w:themeColor="accent2"/>
+          <w:bottom w:val="single" w:color="C0504D" w:themeColor="accent2" w:sz="24" w:space="0"/>
           <w:right w:val="nil"/>
           <w:insideH w:val="nil"/>
           <w:insideV w:val="nil"/>
@@ -12278,7 +12169,7 @@
       <w:tblPr/>
       <w:tcPr>
         <w:tcBorders>
-          <w:top w:val="single" w:sz="6" w:space="0" w:color="FFFFFF" w:themeColor="background1"/>
+          <w:top w:val="single" w:color="FFFFFF" w:themeColor="background1" w:sz="6" w:space="0"/>
         </w:tcBorders>
         <w:shd w:val="clear" w:color="auto" w:fill="2C4C74" w:themeFill="accent1" w:themeFillShade="99"/>
       </w:tcPr>
@@ -12294,7 +12185,7 @@
           <w:left w:val="nil"/>
           <w:bottom w:val="nil"/>
           <w:right w:val="nil"/>
-          <w:insideH w:val="single" w:sz="4" w:space="0" w:color="2C4C74" w:themeColor="accent1" w:themeShade="99"/>
+          <w:insideH w:val="single" w:color="2C4C74" w:themeColor="accent1" w:themeShade="99" w:sz="4" w:space="0"/>
           <w:insideV w:val="nil"/>
         </w:tcBorders>
         <w:shd w:val="clear" w:color="auto" w:fill="2C4C74" w:themeFill="accent1" w:themeFillShade="99"/>
@@ -12356,12 +12247,12 @@
       <w:tblStyleColBandSize w:val="1"/>
       <w:tblInd w:w="0" w:type="dxa"/>
       <w:tblBorders>
-        <w:top w:val="single" w:sz="24" w:space="0" w:color="C0504D" w:themeColor="accent2"/>
-        <w:left w:val="single" w:sz="4" w:space="0" w:color="C0504D" w:themeColor="accent2"/>
-        <w:bottom w:val="single" w:sz="4" w:space="0" w:color="C0504D" w:themeColor="accent2"/>
-        <w:right w:val="single" w:sz="4" w:space="0" w:color="C0504D" w:themeColor="accent2"/>
-        <w:insideH w:val="single" w:sz="4" w:space="0" w:color="FFFFFF" w:themeColor="background1"/>
-        <w:insideV w:val="single" w:sz="4" w:space="0" w:color="FFFFFF" w:themeColor="background1"/>
+        <w:top w:val="single" w:color="C0504D" w:themeColor="accent2" w:sz="24" w:space="0"/>
+        <w:left w:val="single" w:color="C0504D" w:themeColor="accent2" w:sz="4" w:space="0"/>
+        <w:bottom w:val="single" w:color="C0504D" w:themeColor="accent2" w:sz="4" w:space="0"/>
+        <w:right w:val="single" w:color="C0504D" w:themeColor="accent2" w:sz="4" w:space="0"/>
+        <w:insideH w:val="single" w:color="FFFFFF" w:themeColor="background1" w:sz="4" w:space="0"/>
+        <w:insideV w:val="single" w:color="FFFFFF" w:themeColor="background1" w:sz="4" w:space="0"/>
       </w:tblBorders>
       <w:tblCellMar>
         <w:top w:w="0" w:type="dxa"/>
@@ -12383,7 +12274,7 @@
         <w:tcBorders>
           <w:top w:val="nil"/>
           <w:left w:val="nil"/>
-          <w:bottom w:val="single" w:sz="24" w:space="0" w:color="C0504D" w:themeColor="accent2"/>
+          <w:bottom w:val="single" w:color="C0504D" w:themeColor="accent2" w:sz="24" w:space="0"/>
           <w:right w:val="nil"/>
           <w:insideH w:val="nil"/>
           <w:insideV w:val="nil"/>
@@ -12400,7 +12291,7 @@
       <w:tblPr/>
       <w:tcPr>
         <w:tcBorders>
-          <w:top w:val="single" w:sz="6" w:space="0" w:color="FFFFFF" w:themeColor="background1"/>
+          <w:top w:val="single" w:color="FFFFFF" w:themeColor="background1" w:sz="6" w:space="0"/>
         </w:tcBorders>
         <w:shd w:val="clear" w:color="auto" w:fill="772C2A" w:themeFill="accent2" w:themeFillShade="99"/>
       </w:tcPr>
@@ -12416,7 +12307,7 @@
           <w:left w:val="nil"/>
           <w:bottom w:val="nil"/>
           <w:right w:val="nil"/>
-          <w:insideH w:val="single" w:sz="4" w:space="0" w:color="772C2A" w:themeColor="accent2" w:themeShade="99"/>
+          <w:insideH w:val="single" w:color="772C2A" w:themeColor="accent2" w:themeShade="99" w:sz="4" w:space="0"/>
           <w:insideV w:val="nil"/>
         </w:tcBorders>
         <w:shd w:val="clear" w:color="auto" w:fill="772C2A" w:themeFill="accent2" w:themeFillShade="99"/>
@@ -12478,12 +12369,12 @@
       <w:tblStyleColBandSize w:val="1"/>
       <w:tblInd w:w="0" w:type="dxa"/>
       <w:tblBorders>
-        <w:top w:val="single" w:sz="24" w:space="0" w:color="8064A2" w:themeColor="accent4"/>
-        <w:left w:val="single" w:sz="4" w:space="0" w:color="9BBB59" w:themeColor="accent3"/>
-        <w:bottom w:val="single" w:sz="4" w:space="0" w:color="9BBB59" w:themeColor="accent3"/>
-        <w:right w:val="single" w:sz="4" w:space="0" w:color="9BBB59" w:themeColor="accent3"/>
-        <w:insideH w:val="single" w:sz="4" w:space="0" w:color="FFFFFF" w:themeColor="background1"/>
-        <w:insideV w:val="single" w:sz="4" w:space="0" w:color="FFFFFF" w:themeColor="background1"/>
+        <w:top w:val="single" w:color="8064A2" w:themeColor="accent4" w:sz="24" w:space="0"/>
+        <w:left w:val="single" w:color="9BBB59" w:themeColor="accent3" w:sz="4" w:space="0"/>
+        <w:bottom w:val="single" w:color="9BBB59" w:themeColor="accent3" w:sz="4" w:space="0"/>
+        <w:right w:val="single" w:color="9BBB59" w:themeColor="accent3" w:sz="4" w:space="0"/>
+        <w:insideH w:val="single" w:color="FFFFFF" w:themeColor="background1" w:sz="4" w:space="0"/>
+        <w:insideV w:val="single" w:color="FFFFFF" w:themeColor="background1" w:sz="4" w:space="0"/>
       </w:tblBorders>
       <w:tblCellMar>
         <w:top w:w="0" w:type="dxa"/>
@@ -12505,7 +12396,7 @@
         <w:tcBorders>
           <w:top w:val="nil"/>
           <w:left w:val="nil"/>
-          <w:bottom w:val="single" w:sz="24" w:space="0" w:color="8064A2" w:themeColor="accent4"/>
+          <w:bottom w:val="single" w:color="8064A2" w:themeColor="accent4" w:sz="24" w:space="0"/>
           <w:right w:val="nil"/>
           <w:insideH w:val="nil"/>
           <w:insideV w:val="nil"/>
@@ -12522,7 +12413,7 @@
       <w:tblPr/>
       <w:tcPr>
         <w:tcBorders>
-          <w:top w:val="single" w:sz="6" w:space="0" w:color="FFFFFF" w:themeColor="background1"/>
+          <w:top w:val="single" w:color="FFFFFF" w:themeColor="background1" w:sz="6" w:space="0"/>
         </w:tcBorders>
         <w:shd w:val="clear" w:color="auto" w:fill="5E7530" w:themeFill="accent3" w:themeFillShade="99"/>
       </w:tcPr>
@@ -12538,7 +12429,7 @@
           <w:left w:val="nil"/>
           <w:bottom w:val="nil"/>
           <w:right w:val="nil"/>
-          <w:insideH w:val="single" w:sz="4" w:space="0" w:color="5E7530" w:themeColor="accent3" w:themeShade="99"/>
+          <w:insideH w:val="single" w:color="5E7530" w:themeColor="accent3" w:themeShade="99" w:sz="4" w:space="0"/>
           <w:insideV w:val="nil"/>
         </w:tcBorders>
         <w:shd w:val="clear" w:color="auto" w:fill="5E7530" w:themeFill="accent3" w:themeFillShade="99"/>
@@ -12590,12 +12481,12 @@
       <w:tblStyleColBandSize w:val="1"/>
       <w:tblInd w:w="0" w:type="dxa"/>
       <w:tblBorders>
-        <w:top w:val="single" w:sz="24" w:space="0" w:color="9BBB59" w:themeColor="accent3"/>
-        <w:left w:val="single" w:sz="4" w:space="0" w:color="8064A2" w:themeColor="accent4"/>
-        <w:bottom w:val="single" w:sz="4" w:space="0" w:color="8064A2" w:themeColor="accent4"/>
-        <w:right w:val="single" w:sz="4" w:space="0" w:color="8064A2" w:themeColor="accent4"/>
-        <w:insideH w:val="single" w:sz="4" w:space="0" w:color="FFFFFF" w:themeColor="background1"/>
-        <w:insideV w:val="single" w:sz="4" w:space="0" w:color="FFFFFF" w:themeColor="background1"/>
+        <w:top w:val="single" w:color="9BBB59" w:themeColor="accent3" w:sz="24" w:space="0"/>
+        <w:left w:val="single" w:color="8064A2" w:themeColor="accent4" w:sz="4" w:space="0"/>
+        <w:bottom w:val="single" w:color="8064A2" w:themeColor="accent4" w:sz="4" w:space="0"/>
+        <w:right w:val="single" w:color="8064A2" w:themeColor="accent4" w:sz="4" w:space="0"/>
+        <w:insideH w:val="single" w:color="FFFFFF" w:themeColor="background1" w:sz="4" w:space="0"/>
+        <w:insideV w:val="single" w:color="FFFFFF" w:themeColor="background1" w:sz="4" w:space="0"/>
       </w:tblBorders>
       <w:tblCellMar>
         <w:top w:w="0" w:type="dxa"/>
@@ -12617,7 +12508,7 @@
         <w:tcBorders>
           <w:top w:val="nil"/>
           <w:left w:val="nil"/>
-          <w:bottom w:val="single" w:sz="24" w:space="0" w:color="9BBB59" w:themeColor="accent3"/>
+          <w:bottom w:val="single" w:color="9BBB59" w:themeColor="accent3" w:sz="24" w:space="0"/>
           <w:right w:val="nil"/>
           <w:insideH w:val="nil"/>
           <w:insideV w:val="nil"/>
@@ -12634,7 +12525,7 @@
       <w:tblPr/>
       <w:tcPr>
         <w:tcBorders>
-          <w:top w:val="single" w:sz="6" w:space="0" w:color="FFFFFF" w:themeColor="background1"/>
+          <w:top w:val="single" w:color="FFFFFF" w:themeColor="background1" w:sz="6" w:space="0"/>
         </w:tcBorders>
         <w:shd w:val="clear" w:color="auto" w:fill="4C3B62" w:themeFill="accent4" w:themeFillShade="99"/>
       </w:tcPr>
@@ -12650,7 +12541,7 @@
           <w:left w:val="nil"/>
           <w:bottom w:val="nil"/>
           <w:right w:val="nil"/>
-          <w:insideH w:val="single" w:sz="4" w:space="0" w:color="4C3B62" w:themeColor="accent4" w:themeShade="99"/>
+          <w:insideH w:val="single" w:color="4C3B62" w:themeColor="accent4" w:themeShade="99" w:sz="4" w:space="0"/>
           <w:insideV w:val="nil"/>
         </w:tcBorders>
         <w:shd w:val="clear" w:color="auto" w:fill="4C3B62" w:themeFill="accent4" w:themeFillShade="99"/>
@@ -12712,12 +12603,12 @@
       <w:tblStyleColBandSize w:val="1"/>
       <w:tblInd w:w="0" w:type="dxa"/>
       <w:tblBorders>
-        <w:top w:val="single" w:sz="24" w:space="0" w:color="F79646" w:themeColor="accent6"/>
-        <w:left w:val="single" w:sz="4" w:space="0" w:color="4BACC6" w:themeColor="accent5"/>
-        <w:bottom w:val="single" w:sz="4" w:space="0" w:color="4BACC6" w:themeColor="accent5"/>
-        <w:right w:val="single" w:sz="4" w:space="0" w:color="4BACC6" w:themeColor="accent5"/>
-        <w:insideH w:val="single" w:sz="4" w:space="0" w:color="FFFFFF" w:themeColor="background1"/>
-        <w:insideV w:val="single" w:sz="4" w:space="0" w:color="FFFFFF" w:themeColor="background1"/>
+        <w:top w:val="single" w:color="F79646" w:themeColor="accent6" w:sz="24" w:space="0"/>
+        <w:left w:val="single" w:color="4BACC6" w:themeColor="accent5" w:sz="4" w:space="0"/>
+        <w:bottom w:val="single" w:color="4BACC6" w:themeColor="accent5" w:sz="4" w:space="0"/>
+        <w:right w:val="single" w:color="4BACC6" w:themeColor="accent5" w:sz="4" w:space="0"/>
+        <w:insideH w:val="single" w:color="FFFFFF" w:themeColor="background1" w:sz="4" w:space="0"/>
+        <w:insideV w:val="single" w:color="FFFFFF" w:themeColor="background1" w:sz="4" w:space="0"/>
       </w:tblBorders>
       <w:tblCellMar>
         <w:top w:w="0" w:type="dxa"/>
@@ -12739,7 +12630,7 @@
         <w:tcBorders>
           <w:top w:val="nil"/>
           <w:left w:val="nil"/>
-          <w:bottom w:val="single" w:sz="24" w:space="0" w:color="F79646" w:themeColor="accent6"/>
+          <w:bottom w:val="single" w:color="F79646" w:themeColor="accent6" w:sz="24" w:space="0"/>
           <w:right w:val="nil"/>
           <w:insideH w:val="nil"/>
           <w:insideV w:val="nil"/>
@@ -12756,7 +12647,7 @@
       <w:tblPr/>
       <w:tcPr>
         <w:tcBorders>
-          <w:top w:val="single" w:sz="6" w:space="0" w:color="FFFFFF" w:themeColor="background1"/>
+          <w:top w:val="single" w:color="FFFFFF" w:themeColor="background1" w:sz="6" w:space="0"/>
         </w:tcBorders>
         <w:shd w:val="clear" w:color="auto" w:fill="276A7C" w:themeFill="accent5" w:themeFillShade="99"/>
       </w:tcPr>
@@ -12772,7 +12663,7 @@
           <w:left w:val="nil"/>
           <w:bottom w:val="nil"/>
           <w:right w:val="nil"/>
-          <w:insideH w:val="single" w:sz="4" w:space="0" w:color="276A7C" w:themeColor="accent5" w:themeShade="99"/>
+          <w:insideH w:val="single" w:color="276A7C" w:themeColor="accent5" w:themeShade="99" w:sz="4" w:space="0"/>
           <w:insideV w:val="nil"/>
         </w:tcBorders>
         <w:shd w:val="clear" w:color="auto" w:fill="276A7C" w:themeFill="accent5" w:themeFillShade="99"/>
@@ -12834,12 +12725,12 @@
       <w:tblStyleColBandSize w:val="1"/>
       <w:tblInd w:w="0" w:type="dxa"/>
       <w:tblBorders>
-        <w:top w:val="single" w:sz="24" w:space="0" w:color="4BACC6" w:themeColor="accent5"/>
-        <w:left w:val="single" w:sz="4" w:space="0" w:color="F79646" w:themeColor="accent6"/>
-        <w:bottom w:val="single" w:sz="4" w:space="0" w:color="F79646" w:themeColor="accent6"/>
-        <w:right w:val="single" w:sz="4" w:space="0" w:color="F79646" w:themeColor="accent6"/>
-        <w:insideH w:val="single" w:sz="4" w:space="0" w:color="FFFFFF" w:themeColor="background1"/>
-        <w:insideV w:val="single" w:sz="4" w:space="0" w:color="FFFFFF" w:themeColor="background1"/>
+        <w:top w:val="single" w:color="4BACC6" w:themeColor="accent5" w:sz="24" w:space="0"/>
+        <w:left w:val="single" w:color="F79646" w:themeColor="accent6" w:sz="4" w:space="0"/>
+        <w:bottom w:val="single" w:color="F79646" w:themeColor="accent6" w:sz="4" w:space="0"/>
+        <w:right w:val="single" w:color="F79646" w:themeColor="accent6" w:sz="4" w:space="0"/>
+        <w:insideH w:val="single" w:color="FFFFFF" w:themeColor="background1" w:sz="4" w:space="0"/>
+        <w:insideV w:val="single" w:color="FFFFFF" w:themeColor="background1" w:sz="4" w:space="0"/>
       </w:tblBorders>
       <w:tblCellMar>
         <w:top w:w="0" w:type="dxa"/>
@@ -12861,7 +12752,7 @@
         <w:tcBorders>
           <w:top w:val="nil"/>
           <w:left w:val="nil"/>
-          <w:bottom w:val="single" w:sz="24" w:space="0" w:color="4BACC6" w:themeColor="accent5"/>
+          <w:bottom w:val="single" w:color="4BACC6" w:themeColor="accent5" w:sz="24" w:space="0"/>
           <w:right w:val="nil"/>
           <w:insideH w:val="nil"/>
           <w:insideV w:val="nil"/>
@@ -12878,7 +12769,7 @@
       <w:tblPr/>
       <w:tcPr>
         <w:tcBorders>
-          <w:top w:val="single" w:sz="6" w:space="0" w:color="FFFFFF" w:themeColor="background1"/>
+          <w:top w:val="single" w:color="FFFFFF" w:themeColor="background1" w:sz="6" w:space="0"/>
         </w:tcBorders>
         <w:shd w:val="clear" w:color="auto" w:fill="B65608" w:themeFill="accent6" w:themeFillShade="99"/>
       </w:tcPr>
@@ -12894,7 +12785,7 @@
           <w:left w:val="nil"/>
           <w:bottom w:val="nil"/>
           <w:right w:val="nil"/>
-          <w:insideH w:val="single" w:sz="4" w:space="0" w:color="B65608" w:themeColor="accent6" w:themeShade="99"/>
+          <w:insideH w:val="single" w:color="B65608" w:themeColor="accent6" w:themeShade="99" w:sz="4" w:space="0"/>
           <w:insideV w:val="nil"/>
         </w:tcBorders>
         <w:shd w:val="clear" w:color="auto" w:fill="B65608" w:themeFill="accent6" w:themeFillShade="99"/>
@@ -12974,7 +12865,7 @@
       <w:tblPr/>
       <w:tcPr>
         <w:tcBorders>
-          <w:bottom w:val="single" w:sz="12" w:space="0" w:color="FFFFFF" w:themeColor="background1"/>
+          <w:bottom w:val="single" w:color="FFFFFF" w:themeColor="background1" w:sz="12" w:space="0"/>
         </w:tcBorders>
         <w:shd w:val="clear" w:color="auto" w:fill="9E3A38" w:themeFill="accent2" w:themeFillShade="CC"/>
       </w:tcPr>
@@ -12988,7 +12879,7 @@
       <w:tblPr/>
       <w:tcPr>
         <w:tcBorders>
-          <w:top w:val="single" w:sz="12" w:space="0" w:color="000000" w:themeColor="text1"/>
+          <w:top w:val="single" w:color="000000" w:themeColor="text1" w:sz="12" w:space="0"/>
         </w:tcBorders>
         <w:shd w:val="clear" w:color="auto" w:fill="FFFFFF" w:themeFill="background1"/>
       </w:tcPr>
@@ -13060,7 +12951,7 @@
       <w:tblPr/>
       <w:tcPr>
         <w:tcBorders>
-          <w:bottom w:val="single" w:sz="12" w:space="0" w:color="FFFFFF" w:themeColor="background1"/>
+          <w:bottom w:val="single" w:color="FFFFFF" w:themeColor="background1" w:sz="12" w:space="0"/>
         </w:tcBorders>
         <w:shd w:val="clear" w:color="auto" w:fill="9E3A38" w:themeFill="accent2" w:themeFillShade="CC"/>
       </w:tcPr>
@@ -13074,7 +12965,7 @@
       <w:tblPr/>
       <w:tcPr>
         <w:tcBorders>
-          <w:top w:val="single" w:sz="12" w:space="0" w:color="000000" w:themeColor="text1"/>
+          <w:top w:val="single" w:color="000000" w:themeColor="text1" w:sz="12" w:space="0"/>
         </w:tcBorders>
         <w:shd w:val="clear" w:color="auto" w:fill="FFFFFF" w:themeFill="background1"/>
       </w:tcPr>
@@ -13146,7 +13037,7 @@
       <w:tblPr/>
       <w:tcPr>
         <w:tcBorders>
-          <w:bottom w:val="single" w:sz="12" w:space="0" w:color="FFFFFF" w:themeColor="background1"/>
+          <w:bottom w:val="single" w:color="FFFFFF" w:themeColor="background1" w:sz="12" w:space="0"/>
         </w:tcBorders>
         <w:shd w:val="clear" w:color="auto" w:fill="9E3A38" w:themeFill="accent2" w:themeFillShade="CC"/>
       </w:tcPr>
@@ -13160,7 +13051,7 @@
       <w:tblPr/>
       <w:tcPr>
         <w:tcBorders>
-          <w:top w:val="single" w:sz="12" w:space="0" w:color="000000" w:themeColor="text1"/>
+          <w:top w:val="single" w:color="000000" w:themeColor="text1" w:sz="12" w:space="0"/>
         </w:tcBorders>
         <w:shd w:val="clear" w:color="auto" w:fill="FFFFFF" w:themeFill="background1"/>
       </w:tcPr>
@@ -13232,7 +13123,7 @@
       <w:tblPr/>
       <w:tcPr>
         <w:tcBorders>
-          <w:bottom w:val="single" w:sz="12" w:space="0" w:color="FFFFFF" w:themeColor="background1"/>
+          <w:bottom w:val="single" w:color="FFFFFF" w:themeColor="background1" w:sz="12" w:space="0"/>
         </w:tcBorders>
         <w:shd w:val="clear" w:color="auto" w:fill="664E82" w:themeFill="accent4" w:themeFillShade="CC"/>
       </w:tcPr>
@@ -13246,7 +13137,7 @@
       <w:tblPr/>
       <w:tcPr>
         <w:tcBorders>
-          <w:top w:val="single" w:sz="12" w:space="0" w:color="000000" w:themeColor="text1"/>
+          <w:top w:val="single" w:color="000000" w:themeColor="text1" w:sz="12" w:space="0"/>
         </w:tcBorders>
         <w:shd w:val="clear" w:color="auto" w:fill="FFFFFF" w:themeFill="background1"/>
       </w:tcPr>
@@ -13318,7 +13209,7 @@
       <w:tblPr/>
       <w:tcPr>
         <w:tcBorders>
-          <w:bottom w:val="single" w:sz="12" w:space="0" w:color="FFFFFF" w:themeColor="background1"/>
+          <w:bottom w:val="single" w:color="FFFFFF" w:themeColor="background1" w:sz="12" w:space="0"/>
         </w:tcBorders>
         <w:shd w:val="clear" w:color="auto" w:fill="7E9C40" w:themeFill="accent3" w:themeFillShade="CC"/>
       </w:tcPr>
@@ -13332,7 +13223,7 @@
       <w:tblPr/>
       <w:tcPr>
         <w:tcBorders>
-          <w:top w:val="single" w:sz="12" w:space="0" w:color="000000" w:themeColor="text1"/>
+          <w:top w:val="single" w:color="000000" w:themeColor="text1" w:sz="12" w:space="0"/>
         </w:tcBorders>
         <w:shd w:val="clear" w:color="auto" w:fill="FFFFFF" w:themeFill="background1"/>
       </w:tcPr>
@@ -13404,7 +13295,7 @@
       <w:tblPr/>
       <w:tcPr>
         <w:tcBorders>
-          <w:bottom w:val="single" w:sz="12" w:space="0" w:color="FFFFFF" w:themeColor="background1"/>
+          <w:bottom w:val="single" w:color="FFFFFF" w:themeColor="background1" w:sz="12" w:space="0"/>
         </w:tcBorders>
         <w:shd w:val="clear" w:color="auto" w:fill="F2730A" w:themeFill="accent6" w:themeFillShade="CC"/>
       </w:tcPr>
@@ -13418,7 +13309,7 @@
       <w:tblPr/>
       <w:tcPr>
         <w:tcBorders>
-          <w:top w:val="single" w:sz="12" w:space="0" w:color="000000" w:themeColor="text1"/>
+          <w:top w:val="single" w:color="000000" w:themeColor="text1" w:sz="12" w:space="0"/>
         </w:tcBorders>
         <w:shd w:val="clear" w:color="auto" w:fill="FFFFFF" w:themeFill="background1"/>
       </w:tcPr>
@@ -13490,7 +13381,7 @@
       <w:tblPr/>
       <w:tcPr>
         <w:tcBorders>
-          <w:bottom w:val="single" w:sz="12" w:space="0" w:color="FFFFFF" w:themeColor="background1"/>
+          <w:bottom w:val="single" w:color="FFFFFF" w:themeColor="background1" w:sz="12" w:space="0"/>
         </w:tcBorders>
         <w:shd w:val="clear" w:color="auto" w:fill="348DA5" w:themeFill="accent5" w:themeFillShade="CC"/>
       </w:tcPr>
@@ -13504,7 +13395,7 @@
       <w:tblPr/>
       <w:tcPr>
         <w:tcBorders>
-          <w:top w:val="single" w:sz="12" w:space="0" w:color="000000" w:themeColor="text1"/>
+          <w:top w:val="single" w:color="000000" w:themeColor="text1" w:sz="12" w:space="0"/>
         </w:tcBorders>
         <w:shd w:val="clear" w:color="auto" w:fill="FFFFFF" w:themeFill="background1"/>
       </w:tcPr>
@@ -13558,7 +13449,7 @@
       <w:tblStyleColBandSize w:val="1"/>
       <w:tblInd w:w="0" w:type="dxa"/>
       <w:tblBorders>
-        <w:insideH w:val="single" w:sz="4" w:space="0" w:color="FFFFFF" w:themeColor="background1"/>
+        <w:insideH w:val="single" w:color="FFFFFF" w:themeColor="background1" w:sz="4" w:space="0"/>
       </w:tblBorders>
       <w:tblCellMar>
         <w:top w:w="0" w:type="dxa"/>
@@ -13638,7 +13529,7 @@
       <w:tblStyleColBandSize w:val="1"/>
       <w:tblInd w:w="0" w:type="dxa"/>
       <w:tblBorders>
-        <w:insideH w:val="single" w:sz="4" w:space="0" w:color="FFFFFF" w:themeColor="background1"/>
+        <w:insideH w:val="single" w:color="FFFFFF" w:themeColor="background1" w:sz="4" w:space="0"/>
       </w:tblBorders>
       <w:tblCellMar>
         <w:top w:w="0" w:type="dxa"/>
@@ -13718,7 +13609,7 @@
       <w:tblStyleColBandSize w:val="1"/>
       <w:tblInd w:w="0" w:type="dxa"/>
       <w:tblBorders>
-        <w:insideH w:val="single" w:sz="4" w:space="0" w:color="FFFFFF" w:themeColor="background1"/>
+        <w:insideH w:val="single" w:color="FFFFFF" w:themeColor="background1" w:sz="4" w:space="0"/>
       </w:tblBorders>
       <w:tblCellMar>
         <w:top w:w="0" w:type="dxa"/>
@@ -13798,7 +13689,7 @@
       <w:tblStyleColBandSize w:val="1"/>
       <w:tblInd w:w="0" w:type="dxa"/>
       <w:tblBorders>
-        <w:insideH w:val="single" w:sz="4" w:space="0" w:color="FFFFFF" w:themeColor="background1"/>
+        <w:insideH w:val="single" w:color="FFFFFF" w:themeColor="background1" w:sz="4" w:space="0"/>
       </w:tblBorders>
       <w:tblCellMar>
         <w:top w:w="0" w:type="dxa"/>
@@ -13878,7 +13769,7 @@
       <w:tblStyleColBandSize w:val="1"/>
       <w:tblInd w:w="0" w:type="dxa"/>
       <w:tblBorders>
-        <w:insideH w:val="single" w:sz="4" w:space="0" w:color="FFFFFF" w:themeColor="background1"/>
+        <w:insideH w:val="single" w:color="FFFFFF" w:themeColor="background1" w:sz="4" w:space="0"/>
       </w:tblBorders>
       <w:tblCellMar>
         <w:top w:w="0" w:type="dxa"/>
@@ -13958,7 +13849,7 @@
       <w:tblStyleColBandSize w:val="1"/>
       <w:tblInd w:w="0" w:type="dxa"/>
       <w:tblBorders>
-        <w:insideH w:val="single" w:sz="4" w:space="0" w:color="FFFFFF" w:themeColor="background1"/>
+        <w:insideH w:val="single" w:color="FFFFFF" w:themeColor="background1" w:sz="4" w:space="0"/>
       </w:tblBorders>
       <w:tblCellMar>
         <w:top w:w="0" w:type="dxa"/>
@@ -14038,7 +13929,7 @@
       <w:tblStyleColBandSize w:val="1"/>
       <w:tblInd w:w="0" w:type="dxa"/>
       <w:tblBorders>
-        <w:insideH w:val="single" w:sz="4" w:space="0" w:color="FFFFFF" w:themeColor="background1"/>
+        <w:insideH w:val="single" w:color="FFFFFF" w:themeColor="background1" w:sz="4" w:space="0"/>
       </w:tblBorders>
       <w:tblCellMar>
         <w:top w:w="0" w:type="dxa"/>
